--- a/paper/selphi2_paper.docx
+++ b/paper/selphi2_paper.docx
@@ -5211,7 +5211,79 @@
         <w:t xml:space="preserve"> </w:t>
       </w:r>
       <w:r>
-        <w:t xml:space="preserve">0.964, matching (and slightly exceeding) its own pre-computed-likelihood path (0.960) and comparable to an equivalent GLIMPSE2 pileup (0.967), confirming the native genotype-likelihood computation reproduces the established pipeline. Imputation proceeds by Gibbs alternation between haplotype selection and a GL-weighted forward-backward pass: each iteration selects a conditioning set of reference haplotypes by sparse PBWT from the current sampled haplotypes, then runs a Li-Stephens forward-backward in which each haplotype’s per-site emission is built conditional on the partner haplotype’s currently sampled allele, decoupling the two haplotypes of a diploid sample into independent copying problems, and samples a fresh allele per site from the resulting posterior. Posterior dosages from the post-burn-in iterations are averaged for the output, written as VCF.gz with</w:t>
+        <w:t xml:space="preserve">0.964, matching (and slightly exceeding) its own pre-computed-likelihood path (0.960) and comparable to an equivalent GLIMPSE2 pileup (0.967), confirming the native genotype-likelihood computation reproduces the established pipeline. Imputation proceeds by Gibbs alternation between haplotype selection and a GL-weighted forward-backward pass: each iteration selects a conditioning set of reference haplotypes by sparse PBWT from the current sampled haplotypes, then runs a Li-Stephens forward-backward in which each haplotype’s per-site emission is built conditional on the partner haplotype’s currently sampled allele, decoupling the two haplotypes of a diploid sample into independent copying problems, and samples a fresh allele per site from the resulting posterior. The selected set is capped at 2,000 haplotypes per sample (</w:t>
+      </w:r>
+      <w:r>
+        <w:rPr>
+          <w:rStyle w:val="VerbatimChar"/>
+        </w:rPr>
+        <w:t xml:space="preserve">LCWGS_KPBWT</w:t>
+      </w:r>
+      <w:r>
+        <w:t xml:space="preserve">). With the default storage-site spacing of 0.002 cM the union of PBWT neighbours across a 16 cM chunk covers nearly the whole panel (5,708 to 6,332 of the 6,332 haplotypes of the coverage-sweep panel; 3,956 to 4,796 of the 4,796 of the capture-library panel), and the cap, applied in haplotype-index order, retains an almost fixed low-index subset, exactly haplotypes 0 to 1,999 in several measured chunks. The target-specific part of the conditioning set is therefore the per-haplotype rare-carrier augmentation described below, not the PBWT ranking itself. A cap in PBWT match-rank order (</w:t>
+      </w:r>
+      <w:r>
+        <w:rPr>
+          <w:rStyle w:val="VerbatimChar"/>
+        </w:rPr>
+        <w:t xml:space="preserve">LCWGS_QUAL_TRUNC</w:t>
+      </w:r>
+      <w:r>
+        <w:t xml:space="preserve">;</w:t>
+      </w:r>
+      <w:r>
+        <w:t xml:space="preserve"> </w:t>
+      </w:r>
+      <w:r>
+        <w:rPr>
+          <w:rStyle w:val="VerbatimChar"/>
+        </w:rPr>
+        <w:t xml:space="preserve">g2</w:t>
+      </w:r>
+      <w:r>
+        <w:t xml:space="preserve"> </w:t>
+      </w:r>
+      <w:r>
+        <w:t xml:space="preserve">reproduces GLIMPSE2’s order) raises the 0.5</w:t>
+      </w:r>
+      <m:oMath>
+        <m:r>
+          <m:rPr>
+            <m:sty m:val="p"/>
+          </m:rPr>
+          <m:t>×</m:t>
+        </m:r>
+      </m:oMath>
+      <w:r>
+        <w:t xml:space="preserve"> </w:t>
+      </w:r>
+      <w:r>
+        <w:t xml:space="preserve">ultra-rare bin of Table 2b from 0.8994 to 0.9059, above GLIMPSE2’s 0.9023, on each of three seeds, but lowers the 5-10% bin at 0.5</w:t>
+      </w:r>
+      <m:oMath>
+        <m:r>
+          <m:rPr>
+            <m:sty m:val="p"/>
+          </m:rPr>
+          <m:t>×</m:t>
+        </m:r>
+      </m:oMath>
+      <w:r>
+        <w:t xml:space="preserve"> </w:t>
+      </w:r>
+      <w:r>
+        <w:t xml:space="preserve">and the ultra-rare and 1-2% bins at 1</w:t>
+      </w:r>
+      <m:oMath>
+        <m:r>
+          <m:rPr>
+            <m:sty m:val="p"/>
+          </m:rPr>
+          <m:t>×</m:t>
+        </m:r>
+      </m:oMath>
+      <w:r>
+        <w:t xml:space="preserve">, where the default already leads, so the index-order cap remains the default. Posterior dosages from the post-burn-in iterations are averaged for the output, written as VCF.gz with</w:t>
       </w:r>
       <w:r>
         <w:t xml:space="preserve"> </w:t>
@@ -5331,7 +5403,7 @@
         <w:t xml:space="preserve"> </w:t>
       </w:r>
       <w:r>
-        <w:t xml:space="preserve">The engine imputes each target sample independently against the reference panel with a genotype-likelihood-aware Li-Stephens forward-backward: sparse-PBWT conditioning-set selection, an eight-founder phasing HMM re-committed at each Gibbs iteration (opt-out</w:t>
+        <w:t xml:space="preserve">The engine imputes each target sample independently against the reference panel with a genotype-likelihood-aware Li-Stephens forward-backward: sparse-PBWT conditioning-set selection (capped as described above), an eight-founder phasing HMM re-committed at each Gibbs iteration (opt-out</w:t>
       </w:r>
       <w:r>
         <w:t xml:space="preserve"> </w:t>
@@ -22116,7 +22188,21 @@
         <w:t xml:space="preserve"> </w:t>
       </w:r>
       <w:r>
-        <w:t xml:space="preserve">VCF that carries genotype-only indel records loses accuracy (chromosome 20, HG004: 92.49% against 98.07% non-reference concordance with those records removed); likelihood files should be restricted to records carrying likelihoods, as here, or the BAM path used. Sixth, heterozygote precision on chromosome 10 is lower than GLIMPSE2’s in both Selphi 2 arms (native -0.48 pp, three of six samples), the one metric on one chromosome in Table 1d where Selphi 2 does not lead. Seventh, QUILT2 was not run on the capture libraries. Finally, a seventh capture library (NA12878) was excluded for the reason given in Methods.</w:t>
+        <w:t xml:space="preserve">VCF that carries genotype-only indel records loses accuracy (chromosome 20, HG004: 92.49% against 98.07% non-reference concordance with those records removed); likelihood files should be restricted to records carrying likelihoods, as here, or the BAM path used. Sixth, heterozygote precision on chromosome 10 is lower than GLIMPSE2’s in both Selphi 2 arms (native -0.48 pp, three of six samples), the one metric on one chromosome in Table 1d where Selphi 2 does not lead. Seventh, QUILT2 was not run on the capture libraries. Eighth, the conditioning set of the low-coverage engine is largely target-independent under the default settings: the PBWT-selected union is capped in haplotype-index order and, because the union covers nearly the whole panel, the cap keeps an almost fixed low-index subset, so the per-haplotype rare-carrier augmentation carries the target-specific information (Methods). A rank-order cap that recovers the ultra-rare bin at 0.5</w:t>
+      </w:r>
+      <m:oMath>
+        <m:r>
+          <m:rPr>
+            <m:sty m:val="p"/>
+          </m:rPr>
+          <m:t>×</m:t>
+        </m:r>
+      </m:oMath>
+      <w:r>
+        <w:t xml:space="preserve"> </w:t>
+      </w:r>
+      <w:r>
+        <w:t xml:space="preserve">lowers other bins, and a cap that preserves both the panel-wide diversity of the fixed subset and the local specificity of the PBWT ranking remains to be designed and measured. Finally, a seventh capture library (NA12878) was excluded for the reason given in Methods.</w:t>
       </w:r>
     </w:p>
     <w:p>

--- a/paper/selphi2_paper.docx
+++ b/paper/selphi2_paper.docx
@@ -231,7 +231,7 @@
         <w:t xml:space="preserve"> </w:t>
       </w:r>
       <w:r>
-        <w:t xml:space="preserve">at every depth. The same binary phases and imputes genotyping arrays, matching or exceeding Beagle 5.5 at equal phasing and exceeding Beagle’s full pipeline with its own phasing on six consumer arrays against a 75,552-haplotype panel, with lower trio switch-error than SHAPEIT5 and up to 58% less memory than Beagle. It ships as one self-contained x86-64 and ARM64 binary writing five output formats from a single pass.</w:t>
+        <w:t xml:space="preserve">at every depth. The same binary phases and imputes genotyping arrays, matching or exceeding Beagle 5.5 at equal phasing and exceeding Beagle’s full pipeline with its own phasing on six consumer arrays against a 75,552-haplotype panel, with lower trio switch-error than SHAPEIT5, and completes the consumer-array genome in half Beagle’s wall time at a fifth of its peak memory. It ships as one self-contained x86-64 and ARM64 binary writing five output formats from a single pass.</w:t>
       </w:r>
     </w:p>
     <w:bookmarkEnd w:id="10"/>
@@ -5322,7 +5322,7 @@
         <w:rPr>
           <w:vertAlign w:val="superscript"/>
         </w:rPr>
-        <w:t xml:space="preserve">30</w:t>
+        <w:t xml:space="preserve">26</w:t>
       </w:r>
       <w:r>
         <w:t xml:space="preserve"> </w:t>
@@ -5781,7 +5781,7 @@
         <w:rPr>
           <w:vertAlign w:val="superscript"/>
         </w:rPr>
-        <w:t xml:space="preserve">26</w:t>
+        <w:t xml:space="preserve">27</w:t>
       </w:r>
       <w:r>
         <w:t xml:space="preserve">. Empirical switch rates between consecutive variant pairs in the reference panel are computed via XOR-and-popcount operations on the bitmatrix. These switch rates are normalized by expected heterozygosity, median-filtered to remove noise, and used to adjust the genetic map distances while preserving the total genetic length. This prevents inflation of the effective population size estimate in regions of strong LD.</w:t>
@@ -15020,7 +15020,7 @@
         <w:rPr>
           <w:vertAlign w:val="superscript"/>
         </w:rPr>
-        <w:t xml:space="preserve">27</w:t>
+        <w:t xml:space="preserve">28</w:t>
       </w:r>
       <w:r>
         <w:t xml:space="preserve"> </w:t>
@@ -16778,7 +16778,7 @@
         <w:rPr>
           <w:vertAlign w:val="superscript"/>
         </w:rPr>
-        <w:t xml:space="preserve">28</w:t>
+        <w:t xml:space="preserve">29</w:t>
       </w:r>
       <w:r>
         <w:t xml:space="preserve">: the 3,166 1000 Genomes samples (6,332 haplotypes, spanning African, admixed-American, East-Asian, European and Central/South-Asian ancestries) served as the reference panel, and the 925 HGDP individuals as held-out targets, masked to a common-SNP array (common variants thinned to approximately one per 5 kb genome-wide) and imputed back to full sequence density, scored against their full-sequence genotypes. The HGDP cohort includes two continental groups with no representation in the 1000 Genomes panel, Oceanian (n = 30) and Middle-Eastern (n = 157), giving a strict out-of-panel test, alongside groups whose continent is represented but whose specific populations are not (for example Central/South-Asian, n = 183).</w:t>
@@ -21432,7 +21432,7 @@
         <w:rPr>
           <w:vertAlign w:val="superscript"/>
         </w:rPr>
-        <w:t xml:space="preserve">31</w:t>
+        <w:t xml:space="preserve">30</w:t>
       </w:r>
       <w:r>
         <w:t xml:space="preserve"> </w:t>
@@ -22226,7 +22226,7 @@
         <w:rPr>
           <w:vertAlign w:val="superscript"/>
         </w:rPr>
-        <w:t xml:space="preserve">29</w:t>
+        <w:t xml:space="preserve">31</w:t>
       </w:r>
       <w:r>
         <w:t xml:space="preserve">. Two aspects of Selphi 2’s design bear on this. Unlike Selphi 1’s single whole-chromosome PBWT pass, Selphi 2 confines haplotype matching to large overlapping windows (80 cM by default), which bounds the longest contiguous reference segment any single query can expose, the quantity that segment-linking reconstruction attacks exploit. For deployments serving sensitive panels, the panel can additionally be held under controlled access (as the TOPMed and MESA data used here are) and per-query output aggregated or rate-limited. We did not perform a formal privacy analysis; quantifying the reconstruction risk of windowed matching relative to a whole-chromosome scan is a direction for server deployments.</w:t>
@@ -22309,7 +22309,7 @@
         <w:rPr>
           <w:vertAlign w:val="superscript"/>
         </w:rPr>
-        <w:t xml:space="preserve">28</w:t>
+        <w:t xml:space="preserve">29</w:t>
       </w:r>
       <w:r>
         <w:t xml:space="preserve"> </w:t>
@@ -23052,7 +23052,7 @@
         </w:numPr>
       </w:pPr>
       <w:r>
-        <w:t xml:space="preserve">Myers S, Bottolo L, Freeman C, McVean G, Donnelly P. A fine-scale map of recombination rates and hotspots across the human genome.</w:t>
+        <w:t xml:space="preserve">Li H. Improving SNP discovery by base alignment quality.</w:t>
       </w:r>
       <w:r>
         <w:t xml:space="preserve"> </w:t>
@@ -23062,10 +23062,10 @@
           <w:i/>
           <w:iCs/>
         </w:rPr>
-        <w:t xml:space="preserve">Science</w:t>
-      </w:r>
-      <w:r>
-        <w:t xml:space="preserve">. 2005;310(5746):321-324.</w:t>
+        <w:t xml:space="preserve">Bioinformatics</w:t>
+      </w:r>
+      <w:r>
+        <w:t xml:space="preserve">. 2011;27(8):1157-1158.</w:t>
       </w:r>
     </w:p>
     <w:p>
@@ -23077,7 +23077,7 @@
         </w:numPr>
       </w:pPr>
       <w:r>
-        <w:t xml:space="preserve">Bild DE, Bluemke DA, Burke GL, et al. Multi-Ethnic Study of Atherosclerosis: objectives and design.</w:t>
+        <w:t xml:space="preserve">Myers S, Bottolo L, Freeman C, McVean G, Donnelly P. A fine-scale map of recombination rates and hotspots across the human genome.</w:t>
       </w:r>
       <w:r>
         <w:t xml:space="preserve"> </w:t>
@@ -23087,10 +23087,10 @@
           <w:i/>
           <w:iCs/>
         </w:rPr>
-        <w:t xml:space="preserve">Am J Epidemiol</w:t>
-      </w:r>
-      <w:r>
-        <w:t xml:space="preserve">. 2002;156(9):871-881.</w:t>
+        <w:t xml:space="preserve">Science</w:t>
+      </w:r>
+      <w:r>
+        <w:t xml:space="preserve">. 2005;310(5746):321-324.</w:t>
       </w:r>
     </w:p>
     <w:p>
@@ -23102,7 +23102,7 @@
         </w:numPr>
       </w:pPr>
       <w:r>
-        <w:t xml:space="preserve">Koenig Z, Yohannes MT, Nkambule LL, et al. A harmonized public resource of deeply sequenced diverse human genomes.</w:t>
+        <w:t xml:space="preserve">Bild DE, Bluemke DA, Burke GL, et al. Multi-Ethnic Study of Atherosclerosis: objectives and design.</w:t>
       </w:r>
       <w:r>
         <w:t xml:space="preserve"> </w:t>
@@ -23112,10 +23112,10 @@
           <w:i/>
           <w:iCs/>
         </w:rPr>
-        <w:t xml:space="preserve">Genome Res</w:t>
-      </w:r>
-      <w:r>
-        <w:t xml:space="preserve">. 2024;34(5):796-809. doi:10.1101/gr.278378.123.</w:t>
+        <w:t xml:space="preserve">Am J Epidemiol</w:t>
+      </w:r>
+      <w:r>
+        <w:t xml:space="preserve">. 2002;156(9):871-881.</w:t>
       </w:r>
     </w:p>
     <w:p>
@@ -23127,7 +23127,7 @@
         </w:numPr>
       </w:pPr>
       <w:r>
-        <w:t xml:space="preserve">Mosca MJ, Cho H. Reconstruction of private genomes through reference-based genotype imputation.</w:t>
+        <w:t xml:space="preserve">Koenig Z, Yohannes MT, Nkambule LL, et al. A harmonized public resource of deeply sequenced diverse human genomes.</w:t>
       </w:r>
       <w:r>
         <w:t xml:space="preserve"> </w:t>
@@ -23137,10 +23137,10 @@
           <w:i/>
           <w:iCs/>
         </w:rPr>
-        <w:t xml:space="preserve">Genome Biol</w:t>
-      </w:r>
-      <w:r>
-        <w:t xml:space="preserve">. 2023;24(1):271. doi:10.1186/s13059-023-03105-6.</w:t>
+        <w:t xml:space="preserve">Genome Res</w:t>
+      </w:r>
+      <w:r>
+        <w:t xml:space="preserve">. 2024;34(5):796-809. doi:10.1101/gr.278378.123.</w:t>
       </w:r>
     </w:p>
     <w:p>
@@ -23152,7 +23152,7 @@
         </w:numPr>
       </w:pPr>
       <w:r>
-        <w:t xml:space="preserve">Li H. Improving SNP discovery by base alignment quality.</w:t>
+        <w:t xml:space="preserve">Browning BL, Browning SR. Genotype imputation with millions of reference samples.</w:t>
       </w:r>
       <w:r>
         <w:t xml:space="preserve"> </w:t>
@@ -23162,10 +23162,10 @@
           <w:i/>
           <w:iCs/>
         </w:rPr>
-        <w:t xml:space="preserve">Bioinformatics</w:t>
-      </w:r>
-      <w:r>
-        <w:t xml:space="preserve">. 2011;27(8):1157-1158.</w:t>
+        <w:t xml:space="preserve">Am J Hum Genet</w:t>
+      </w:r>
+      <w:r>
+        <w:t xml:space="preserve">. 2016;98(1):116-126.</w:t>
       </w:r>
     </w:p>
     <w:p>
@@ -23177,7 +23177,7 @@
         </w:numPr>
       </w:pPr>
       <w:r>
-        <w:t xml:space="preserve">Browning BL, Browning SR. Genotype imputation with millions of reference samples.</w:t>
+        <w:t xml:space="preserve">Mosca MJ, Cho H. Reconstruction of private genomes through reference-based genotype imputation.</w:t>
       </w:r>
       <w:r>
         <w:t xml:space="preserve"> </w:t>
@@ -23187,10 +23187,10 @@
           <w:i/>
           <w:iCs/>
         </w:rPr>
-        <w:t xml:space="preserve">Am J Hum Genet</w:t>
-      </w:r>
-      <w:r>
-        <w:t xml:space="preserve">. 2016;98(1):116-126.</w:t>
+        <w:t xml:space="preserve">Genome Biol</w:t>
+      </w:r>
+      <w:r>
+        <w:t xml:space="preserve">. 2023;24(1):271. doi:10.1186/s13059-023-03105-6.</w:t>
       </w:r>
     </w:p>
     <w:bookmarkEnd w:id="57"/>

--- a/paper/selphi2_paper.docx
+++ b/paper/selphi2_paper.docx
@@ -299,7 +299,7 @@
         <w:t xml:space="preserve"> </w:t>
       </w:r>
       <w:r>
-        <w:t xml:space="preserve">for haplotype matching. The current landscape of imputation software is anchored by three widely used tools: IMPUTE5</w:t>
+        <w:t xml:space="preserve">for haplotype matching. Three widely used tools anchor imputation software: IMPUTE5</w:t>
       </w:r>
       <w:r>
         <w:rPr>
@@ -1128,7 +1128,7 @@
         <w:t xml:space="preserve"> </w:t>
       </w:r>
       <w:r>
-        <w:t xml:space="preserve">on the chromosome-22 benchmark. Crucially the members share one phasing chain, so the cost is one phasing plus N imputation passes (the reference-panel read and interpolation are shared), rather than the N independent phasings of a conventional ensemble; on the consumer-array benchmark N = 2 adds ≈25-30 % wall time and raises the diploid engine’s genome-wide SNP</w:t>
+        <w:t xml:space="preserve">on the chromosome-22 benchmark. The members share one phasing chain, so the cost is one phasing plus N imputation passes (the reference-panel read and interpolation are shared), rather than the N independent phasings of a conventional ensemble; on the consumer-array benchmark N = 2 adds ≈25-30 % wall time and raises the diploid engine’s genome-wide SNP</w:t>
       </w:r>
       <w:r>
         <w:t xml:space="preserve"> </w:t>
@@ -13751,7 +13751,7 @@
         <w:t xml:space="preserve"> </w:t>
       </w:r>
       <w:r>
-        <w:t xml:space="preserve">metric (Table 3 reports their per-MAF detail on chromosome 22). In deployment as a full phase-and-impute pipeline from the unphased chip, the mode in which it is actually run, Selphi 2’s own internal phasing lifts its genome-wide overall</w:t>
+        <w:t xml:space="preserve">metric (Table 3 reports their per-MAF detail on chromosome 22). In deployment as a full phase-and-impute pipeline from the unphased chip, as it is deployed, Selphi 2’s own internal phasing lifts its genome-wide overall</w:t>
       </w:r>
       <w:r>
         <w:t xml:space="preserve"> </w:t>
@@ -19231,7 +19231,7 @@
         <w:t xml:space="preserve"> </w:t>
       </w:r>
       <w:r>
-        <w:t xml:space="preserve">mode does here (0.000%). Selphi 2 and Beagle 5.5 instead treat the pedigree as a soft scaffold that still admits HMM-driven phasing where the trio is uninformative (both parents heterozygous), so their residual switch-error rates remain meaningful. The parent-free comparison (Table 6) is therefore the unconfounded measure of phasing quality. There the three tools are close: on chromosome 22 Selphi 2’s diploid engine is statistically indistinguishable from Beagle 5.5 (paired Δ = -0.019 pp, 95% CI [-0.049, +0.009] from 20,000 paired bootstrap resamples, lower in 30 of 54 trios) and significantly lower than SHAPEIT5 (Δ = -0.078 pp, [-0.107, -0.050], 40 of 54 trios), while on chromosome 1 Beagle 5.5 is marginally lowest but again not significantly different from Selphi 2 (Δ = +0.014 pp, [-0.001, +0.027]), and Selphi 2 again leads SHAPEIT5 (Δ = -0.050 pp, [-0.062, -0.038], 47 of 54 trios).</w:t>
+        <w:t xml:space="preserve">mode does here (0.000%). Selphi 2 and Beagle 5.5 instead treat the pedigree as a soft scaffold that still admits HMM-driven phasing where the trio is uninformative (both parents heterozygous), so their residual switch-error rates remain meaningful. The parent-free comparison (Table 6) is therefore the unconfounded measure of phasing quality. There the three tools are close: on chromosome 22 Selphi 2’s diploid engine is statistically indistinguishable from Beagle 5.5 (paired Δ = -0.019 pp, 95% CI [-0.049, +0.009] from 20,000 paired bootstrap resamples, lower in 30 of 54 trios) and lower than SHAPEIT5, with the interval excluding zero (Δ = -0.078 pp, [-0.107, -0.050], 40 of 54 trios), while on chromosome 1 Beagle 5.5 is marginally lowest but again not significantly different from Selphi 2 (Δ = +0.014 pp, [-0.001, +0.027]), and Selphi 2 again leads SHAPEIT5 (Δ = -0.050 pp, [-0.062, -0.038], 47 of 54 trios).</w:t>
       </w:r>
     </w:p>
     <w:p>
@@ -19262,7 +19262,7 @@
         <w:t xml:space="preserve"> </w:t>
       </w:r>
       <w:r>
-        <w:t xml:space="preserve">+0.016 to +0.022 on chromosome 22 and +0.013 to +0.018 on chromosome 1; Table 6c). The paired per-sample gains are significant for all three phasers: on chromosome 22 +0.0048 for Selphi 2 (95% CI [+0.0032, +0.0063], 46 of 54 samples), +0.0079 for Beagle and +0.0079 for SHAPEIT5, and on chromosome 1 +0.0035, +0.0046 and +0.0036 respectively (all 54 of 54 samples; every CI excludes zero). Because the truth is the child’s own genome rather than the parents, this is an out-of-sample confirmation that the pedigree yields genuinely better haplotypes for downstream imputation; without it the three phasers are practically interchangeable as imputation input (per-sample</w:t>
+        <w:t xml:space="preserve">+0.016 to +0.022 on chromosome 22 and +0.013 to +0.018 on chromosome 1; Table 6c). The paired per-sample gains are significant for all three phasers: on chromosome 22 +0.0048 for Selphi 2 (95% CI [+0.0032, +0.0063], 46 of 54 samples), +0.0079 for Beagle and +0.0079 for SHAPEIT5, and on chromosome 1 +0.0035, +0.0046 and +0.0036 respectively (all 54 of 54 samples; every CI excludes zero). Because the truth is the child’s own genome rather than the parents, this is an out-of-sample confirmation that the pedigree yields better haplotypes for downstream imputation; without it the three phasers are practically interchangeable as imputation input (per-sample</w:t>
       </w:r>
       <w:r>
         <w:t xml:space="preserve"> </w:t>
@@ -21259,7 +21259,7 @@
         <w:pStyle w:val="BodyText"/>
       </w:pPr>
       <w:r>
-        <w:t xml:space="preserve">Selphi 2 occupies a different position in the imputation landscape from the four main existing tools. Beagle 5.5</w:t>
+        <w:t xml:space="preserve">Selphi 2 differs in scope from the four main existing tools. Beagle 5.5</w:t>
       </w:r>
       <w:r>
         <w:rPr>
@@ -21739,7 +21739,7 @@
         <w:t xml:space="preserve"> </w:t>
       </w:r>
       <w:r>
-        <w:t xml:space="preserve">by +0.007 to +0.011 in favour of Selphi 2 regardless of which tool produced the phasing (Supplementary Table S7). This is consistent with the near-tied switch-error rates on common variants (Table 6): array sites are predominantly common, where modern phasers agree closely, so phasing quality is not the limiting factor for array-based imputation, and Selphi 2’s consistent imputation advantage is a property of its imputer rather than its phasing. Re-deriving the phase of an already-well-phased reference panel with Selphi 2 was likewise net-neutral-to-negative on this benchmark (a small gain on common variants offset by a loss at the rarest bin), so a panel’s published phasing is best retained (Supplementary Table S8). The pedigree result (Table 6c) is the informative exception: where phasing draws on genuinely new information (parental genotypes), it improves downstream imputation against an independent truth (+0.016 to +0.022</w:t>
+        <w:t xml:space="preserve">by +0.007 to +0.011 in favour of Selphi 2 regardless of which tool produced the phasing (Supplementary Table S7). This is consistent with the near-tied switch-error rates on common variants (Table 6): array sites are predominantly common, where modern phasers agree closely, so phasing quality is not the limiting factor for array-based imputation, and Selphi 2’s consistent imputation advantage is a property of its imputer rather than its phasing. Re-deriving the phase of an already-well-phased reference panel with Selphi 2 was likewise net-neutral-to-negative on this benchmark (a small gain on common variants offset by a loss at the rarest bin), so a panel’s published phasing is best retained (Supplementary Table S8). The pedigree result (Table 6c) is the informative exception: where phasing draws on new information (parental genotypes), it improves downstream imputation against an independent truth (+0.016 to +0.022</w:t>
       </w:r>
       <w:r>
         <w:t xml:space="preserve"> </w:t>
@@ -21832,7 +21832,7 @@
         </m:sSup>
       </m:oMath>
       <w:r>
-        <w:t xml:space="preserve">; Supplementary Tables S1 and S9); the chromosome-wide PBWT statistic underlying Selphi’s candidate selection is, by construction, biased toward longer-range matches and may underweight single-carrier haplotypes whose informative segment is short. In full-pipeline mode, the mode in which Selphi 2 is actually run, it leads at this bin as well (Table 3). Second, the diploid engine, Selphi 2’s default, dominates the haploid engine across the benchmarks: it matches or exceeds it on SNP</w:t>
+        <w:t xml:space="preserve">; Supplementary Tables S1 and S9); the chromosome-wide PBWT statistic underlying Selphi’s candidate selection is, by construction, biased toward longer-range matches and may underweight single-carrier haplotypes whose informative segment is short. In full-pipeline mode, as Selphi 2 is deployed, it leads at this bin as well (Table 3). Second, the diploid engine, Selphi 2’s default, dominates the haploid engine across the benchmarks: it matches or exceeds it on SNP</w:t>
       </w:r>
       <w:r>
         <w:t xml:space="preserve"> </w:t>

--- a/paper/selphi2_paper.docx
+++ b/paper/selphi2_paper.docx
@@ -253,7 +253,7 @@
         <w:pStyle w:val="FirstParagraph"/>
       </w:pPr>
       <w:r>
-        <w:t xml:space="preserve">Genotype imputation, the statistical inference of ungenotyped variants from reference panels of sequenced haplotypes, has become foundational to modern human genetics. By expanding the variant coverage of array-genotyped and low-coverage sequenced cohorts, imputation enables genome-wide association studies (GWAS), polygenic risk score (PRS) estimation, and fine-mapping of causal variants at a fraction of the cost of deep whole-genome sequencing (WGS)</w:t>
+        <w:t xml:space="preserve">Genotype imputation infers ungenotyped variants from reference panels of sequenced haplotypes. It extends the variant coverage of array-genotyped and low-coverage sequenced cohorts at a fraction of the cost of deep whole-genome sequencing (WGS), and so underpins genome-wide association studies (GWAS), polygenic risk scores (PRS) and fine-mapping</w:t>
       </w:r>
       <w:r>
         <w:rPr>
@@ -262,7 +262,7 @@
         <w:t xml:space="preserve">1</w:t>
       </w:r>
       <w:r>
-        <w:t xml:space="preserve">. As reference panels have grown from thousands to hundreds of thousands of sequenced individuals, and as the clinical relevance of rare and low-frequency variants has become increasingly apparent, the demands on imputation algorithms have evolved accordingly. Two kinds of input now dominate: genotyping arrays, which deliver confident calls at a fixed set of typed sites, and low-coverage or targeted sequencing, which delivers a thin, uneven read layer over every site.</w:t>
+        <w:t xml:space="preserve">. Reference panels have grown from thousands to hundreds of thousands of sequenced individuals, and rare and low-frequency variants have gained clinical weight. Two kinds of input now dominate: genotyping arrays, which give confident calls at a fixed set of typed sites, and low-coverage or targeted sequencing, which gives a thin, uneven layer of reads over every site.</w:t>
       </w:r>
     </w:p>
     <w:p>
@@ -270,7 +270,7 @@
         <w:pStyle w:val="BodyText"/>
       </w:pPr>
       <w:r>
-        <w:t xml:space="preserve">At one or two reads per site a sequenced genome does not yield a genotype but a genotype likelihood: the reads are consistent with more than one genotype, and their relative support for each is all the data can say. Calling a genotype first, and imputing from the calls as if they were array genotypes, discards that uncertainty and, at the many sites where no call can be made, discards the site altogether. A likelihood-aware Li and Stephens model instead integrates the read evidence at every site with the haplotype prior supplied by the reference panel, so that a single read shifts the posterior without committing it. Hybridization-capture libraries that pair deep coverage at the typed sites with a thin off-target background pose the same problem at mixed depth: the array-equivalent route, which calls the typed sites and imputes them as a chip, throws the background away, whereas a likelihood-aware model uses both layers through one emission model.</w:t>
+        <w:t xml:space="preserve">At one or two reads per site, sequencing yields a genotype likelihood rather than a genotype: the reads fit more than one genotype, and their relative support is all the data contain. Calling genotypes first and imputing them as array calls discards that uncertainty, and discards outright the many sites where no call can be made. A likelihood-aware Li and Stephens model instead combines the read evidence at each site with the haplotype prior from the panel, so a single read shifts the posterior without fixing it. Hybridization-capture libraries, which pair deep coverage at the typed sites with a thin off-target background, raise the same problem at mixed depth. The array-equivalent route calls the typed sites, imputes them as a chip and discards the background; a likelihood-aware model uses both layers through one emission model.</w:t>
       </w:r>
     </w:p>
     <w:p>
@@ -278,7 +278,7 @@
         <w:pStyle w:val="BodyText"/>
       </w:pPr>
       <w:r>
-        <w:t xml:space="preserve">The dominant computational framework for genotype imputation is the Li and Stephens hidden Markov model (HMM)</w:t>
+        <w:t xml:space="preserve">Most imputation methods build on the Li and Stephens hidden Markov model (HMM)</w:t>
       </w:r>
       <w:r>
         <w:rPr>
@@ -287,7 +287,7 @@
         <w:t xml:space="preserve">2</w:t>
       </w:r>
       <w:r>
-        <w:t xml:space="preserve">, which reconstructs each target haplotype as a series of segments copied from panel haplotypes, with switches between the copied haplotypes standing in for historical recombination. To efficiently identify the most informative reference haplotypes from panels containing tens of thousands of individuals, modern tools employ the Positional Burrows-Wheeler Transform (PBWT)</w:t>
+        <w:t xml:space="preserve">, which reconstructs each target haplotype as a mosaic of segments copied from panel haplotypes, with switches between them standing in for historical recombination. To find the informative panel haplotypes among tens of thousands, current tools use the positional Burrows-Wheeler transform (PBWT)</w:t>
       </w:r>
       <w:r>
         <w:rPr>
@@ -296,10 +296,7 @@
         <w:t xml:space="preserve">3</w:t>
       </w:r>
       <w:r>
-        <w:t xml:space="preserve"> </w:t>
-      </w:r>
-      <w:r>
-        <w:t xml:space="preserve">for haplotype matching. Three widely used tools anchor imputation software: IMPUTE5</w:t>
+        <w:t xml:space="preserve">. Three tools are in wide use. IMPUTE5</w:t>
       </w:r>
       <w:r>
         <w:rPr>
@@ -311,7 +308,7 @@
         <w:t xml:space="preserve"> </w:t>
       </w:r>
       <w:r>
-        <w:t xml:space="preserve">uses PBWT-based haplotype selection to achieve sub-linear scaling with panel size; Beagle</w:t>
+        <w:t xml:space="preserve">selects haplotypes with the PBWT and scales sub-linearly with panel size. Beagle</w:t>
       </w:r>
       <w:r>
         <w:rPr>
@@ -323,7 +320,7 @@
         <w:t xml:space="preserve"> </w:t>
       </w:r>
       <w:r>
-        <w:t xml:space="preserve">(used here at version 5.5) combines integrated phasing</w:t>
+        <w:t xml:space="preserve">(here version 5.5) combines integrated phasing</w:t>
       </w:r>
       <w:r>
         <w:rPr>
@@ -335,7 +332,7 @@
         <w:t xml:space="preserve"> </w:t>
       </w:r>
       <w:r>
-        <w:t xml:space="preserve">with haplotype clustering for computational efficiency; and Minimac4</w:t>
+        <w:t xml:space="preserve">with haplotype clustering. Minimac4</w:t>
       </w:r>
       <w:r>
         <w:rPr>
@@ -347,7 +344,7 @@
         <w:t xml:space="preserve"> </w:t>
       </w:r>
       <w:r>
-        <w:t xml:space="preserve">powers the Michigan and TOPMed imputation servers with low memory requirements. All three tools produce accurate imputation for common variants, though they differ in their handling of rare variants, memory consumption, and integration with upstream phasing.</w:t>
+        <w:t xml:space="preserve">runs the Michigan and TOPMed imputation servers with low memory. All three impute common variants accurately; they differ in rare-variant handling, memory use and integration with phasing.</w:t>
       </w:r>
     </w:p>
     <w:p>
@@ -355,7 +352,7 @@
         <w:pStyle w:val="BodyText"/>
       </w:pPr>
       <w:r>
-        <w:t xml:space="preserve">The array-imputation ecosystem, meanwhile, is fragmented across multiple specialized tools. A standard end-to-end workflow phases the target with a dedicated phaser such as Eagle2</w:t>
+        <w:t xml:space="preserve">The array workflow is spread across several tools. A typical pipeline phases the target with Eagle2</w:t>
       </w:r>
       <w:r>
         <w:rPr>
@@ -373,7 +370,10 @@
         <w:t xml:space="preserve">9</w:t>
       </w:r>
       <w:r>
-        <w:t xml:space="preserve">, or an earlier biobank-scale haplotype estimator</w:t>
+        <w:t xml:space="preserve"> </w:t>
+      </w:r>
+      <w:r>
+        <w:t xml:space="preserve">or an earlier biobank-scale phaser</w:t>
       </w:r>
       <w:r>
         <w:rPr>
@@ -382,7 +382,7 @@
         <w:t xml:space="preserve">10</w:t>
       </w:r>
       <w:r>
-        <w:t xml:space="preserve">, imputes the phased target with Beagle 5.5</w:t>
+        <w:t xml:space="preserve">, and imputes it with Beagle 5.5</w:t>
       </w:r>
       <w:r>
         <w:rPr>
@@ -400,7 +400,10 @@
         <w:t xml:space="preserve">4</w:t>
       </w:r>
       <w:r>
-        <w:t xml:space="preserve">, or Minimac4</w:t>
+        <w:t xml:space="preserve"> </w:t>
+      </w:r>
+      <w:r>
+        <w:t xml:space="preserve">or Minimac4</w:t>
       </w:r>
       <w:r>
         <w:rPr>
@@ -409,7 +412,7 @@
         <w:t xml:space="preserve">7</w:t>
       </w:r>
       <w:r>
-        <w:t xml:space="preserve">, converts the reference panel between project-specific binary formats with dedicated converters (bref3 for Beagle, xcf for IMPUTE5, msav for Minimac4), splits the genome into per-chromosome files for parallel execution, indexes outputs with bcftools, and re-encodes results into downstream formats (BCF, Apache Parquet, PLINK2 PGEN</w:t>
+        <w:t xml:space="preserve">. The panel is converted between tool-specific formats (bref3 for Beagle, xcf for IMPUTE5, msav for Minimac4), the genome is split into per-chromosome files, outputs are indexed with bcftools, and results are re-encoded into BCF, Apache Parquet or PLINK2 PGEN</w:t>
       </w:r>
       <w:r>
         <w:rPr>
@@ -418,7 +421,10 @@
         <w:t xml:space="preserve">11</w:t>
       </w:r>
       <w:r>
-        <w:t xml:space="preserve">) with external writers. Each handoff requires intermediate files, shell glue, and per-chromosome bookkeeping. Beagle 5.5</w:t>
+        <w:t xml:space="preserve"> </w:t>
+      </w:r>
+      <w:r>
+        <w:t xml:space="preserve">by external writers. Each handoff adds intermediate files, shell scripts and per-chromosome bookkeeping. Beagle 5.5</w:t>
       </w:r>
       <w:r>
         <w:rPr>
@@ -430,7 +436,7 @@
         <w:t xml:space="preserve"> </w:t>
       </w:r>
       <w:r>
-        <w:t xml:space="preserve">integrates phasing and imputation in a single Java process, mitigating some of this fragmentation, but the genome is still processed one chromosome at a time and the output is restricted to VCF.</w:t>
+        <w:t xml:space="preserve">runs phasing and imputation in one Java process, but still one chromosome at a time and with VCF output only.</w:t>
       </w:r>
     </w:p>
     <w:p>
@@ -450,7 +456,7 @@
         <w:t xml:space="preserve"> </w:t>
       </w:r>
       <w:r>
-        <w:t xml:space="preserve">targeted a different limitation: the short matching range of the sliding-window and chunked PBWT scans used by other tools. Instead of restarting the PBWT within local windows, Selphi 1 ran it across the entire chromosome and summed match evidence along the whole scan, which raised rare-variant accuracy above Beagle 5.4, IMPUTE5, and Minimac4 on both the 1000 Genomes Project</w:t>
+        <w:t xml:space="preserve">addressed a different limitation: the short matching range of the windowed and chunked PBWT scans used by other tools. Selphi 1 ran the PBWT along the whole chromosome and summed match evidence over the full scan, which raised rare-variant accuracy above Beagle 5.4, IMPUTE5 and Minimac4 on the 1000 Genomes Project</w:t>
       </w:r>
       <w:r>
         <w:rPr>
@@ -474,7 +480,7 @@
         <w:t xml:space="preserve"> </w:t>
       </w:r>
       <w:r>
-        <w:t xml:space="preserve">panels. However, Selphi 1 was implemented in Python with Numba-JIT-compiled inner loops, required pre-phased input, processed one chromosome at a time, and selected its conditioning haplotypes with fixed per-variant match caps that do not scale with reference panel size.</w:t>
+        <w:t xml:space="preserve">panels. It was, however, written in Python with Numba-compiled inner loops, required pre-phased input, processed one chromosome at a time, and capped candidate haplotypes per variant at fixed values that do not scale with panel size.</w:t>
       </w:r>
     </w:p>
     <w:p>
@@ -482,7 +488,7 @@
         <w:pStyle w:val="BodyText"/>
       </w:pPr>
       <w:r>
-        <w:t xml:space="preserve">Recent methodological advances have addressed some of these challenges in isolation. SHAPEIT5</w:t>
+        <w:t xml:space="preserve">Other recent methods address parts of the problem. SHAPEIT5</w:t>
       </w:r>
       <w:r>
         <w:rPr>
@@ -494,7 +500,7 @@
         <w:t xml:space="preserve"> </w:t>
       </w:r>
       <w:r>
-        <w:t xml:space="preserve">cut low-frequency switch-error rates in large cohorts by splitting phasing into two passes: a confident backbone built from common variants, onto which rare alleles are then placed one at a time. GLIMPSE2</w:t>
+        <w:t xml:space="preserve">reduced rare-variant switch error in large cohorts by phasing in two passes: a backbone of common variants, onto which rare alleles are then placed one at a time. GLIMPSE2</w:t>
       </w:r>
       <w:r>
         <w:rPr>
@@ -506,7 +512,7 @@
         <w:t xml:space="preserve"> </w:t>
       </w:r>
       <w:r>
-        <w:t xml:space="preserve">made whole-genome low-coverage imputation tractable by storing the panel compactly, using dense bitmaps for frequent alleles and per-site carrier lists for the rare ones. QUILT2</w:t>
+        <w:t xml:space="preserve">made whole-genome low-coverage imputation tractable with a compact panel representation: dense bitmaps for frequent alleles and carrier lists for rare ones. QUILT2</w:t>
       </w:r>
       <w:r>
         <w:rPr>
@@ -518,7 +524,7 @@
         <w:t xml:space="preserve"> </w:t>
       </w:r>
       <w:r>
-        <w:t xml:space="preserve">extended the PBWT with multi-symbol matching for application to diverse sequencing technologies. Both are designed for whole genomes sequenced at uniformly low depth. None of these tools, however, integrate phasing, imputation, panel preparation, indexing, and multi-format output in a single executable, nor do they perform whole-genome imputation in a single process against a single reference panel file.</w:t>
+        <w:t xml:space="preserve">extended the PBWT to multi-symbol matching for diverse sequencing technologies. GLIMPSE2 and QUILT2 both target genomes sequenced at uniformly low depth. None of these tools combines phasing, imputation, panel preparation, indexing and multi-format output in one executable, and none imputes a whole genome in one process against one panel file.</w:t>
       </w:r>
     </w:p>
     <w:p>
@@ -526,7 +532,7 @@
         <w:pStyle w:val="BodyText"/>
       </w:pPr>
       <w:r>
-        <w:t xml:space="preserve">Here we present Selphi 2, a Rust tool built around a genotype-likelihood-aware Li-Stephens engine that imputes directly from Phred-scaled likelihoods or from aligned reads with a native pileup (</w:t>
+        <w:t xml:space="preserve">Here we present Selphi 2, a Rust tool built around a genotype-likelihood-aware Li-Stephens engine (</w:t>
       </w:r>
       <w:r>
         <w:rPr>
@@ -535,7 +541,7 @@
         <w:t xml:space="preserve">--lcwgs</w:t>
       </w:r>
       <w:r>
-        <w:t xml:space="preserve">), and that integrates in the same binary the array pipeline: a complete reimplementation of the Selphi algorithm that keeps Selphi 1’s long-range, match-accumulating PBWT selection but now runs it within large overlapping windows (default 80 cM) instead of one whole-chromosome pass, which removes the dominant runtime bottleneck of Selphi 1, while resolving the workflow limitations above. Phasing is integrated through two engines: a diploid genotype-graph engine with MCMC sampling, used by default for all inputs, and a haploid composite-HMM engine selectable for chip arrays; pre-phased input is no longer required. Whole-genome imputation is performed in a single command against a single multi-chromosome reference panel file, with the next chromosome’s data prefetched during the current chromosome’s HMM computation, eliminating per-chromosome file splitting and output concatenation. The number of reference haplotypes retained per target is set by a panel-adaptive sizing formula derived from the reference panel size and the haplotype-pattern diversity of the panel; on admixed cohorts imputed against biobank-scale panels this preserves rare-variant accuracy that a fixed candidate-set size loses by retaining too few rare-allele-carrying haplotypes from minority ancestries. The Rust reimplementation, with a streaming sparse panel format that bounds peak memory below 500 MB during panel construction independently of panel size, reduces both wall time and peak memory relative to Selphi 1 (Results). Output is written to one or more of five formats from a single interpolation pass: VCF.gz, BCF 2.2, Apache Parquet, PLINK2 PGEN with dosage, and SelfDecode per-sample Parquet archives. Figure 1 gives an overview of the full pipeline.</w:t>
+        <w:t xml:space="preserve">) that imputes from Phred-scaled likelihoods or directly from aligned reads with a native pileup. The same binary contains a reimplementation of the Selphi array pipeline. It keeps Selphi 1’s long-range, match-accumulating PBWT selection but runs it in large overlapping windows (default 80 cM) rather than one whole-chromosome pass, which removes Selphi 1’s main runtime bottleneck. Two phasing engines are built in: a diploid genotype-graph engine with MCMC sampling, the default for all inputs, and a haploid composite-HMM engine for chip arrays; pre-phased input is no longer needed. A whole genome is imputed with one command against one multi-chromosome panel file, and the next chromosome is prefetched while the current one is in the HMM, so no per-chromosome splitting or concatenation is needed. The number of panel haplotypes kept per target follows from panel size and haplotype diversity; on admixed cohorts imputed against biobank-scale panels this retains rare-allele carriers from minority ancestries that a fixed candidate-set size drops. A streaming sparse panel format keeps peak memory below 500 MB during panel construction regardless of panel size, and the Rust code reduces wall time and peak memory relative to Selphi 1 (Results). One interpolation pass writes any of five formats: VCF.gz, BCF 2.2, Apache Parquet, PLINK2 PGEN with dosage, and SelfDecode per-sample Parquet archives. Figure 1 summarises the pipeline.</w:t>
       </w:r>
     </w:p>
     <w:p>
@@ -543,7 +549,7 @@
         <w:pStyle w:val="BodyText"/>
       </w:pPr>
       <w:r>
-        <w:t xml:space="preserve">In this paper, we describe the algorithmic components of Selphi 2 (Methods), benchmark the likelihood engine on real capture-plus-low-pass Genome in a Bottle libraries</w:t>
+        <w:t xml:space="preserve">We describe the algorithms (Methods) and then benchmark the likelihood engine on capture-plus-low-pass Genome in a Bottle libraries</w:t>
       </w:r>
       <w:r>
         <w:rPr>
@@ -552,10 +558,7 @@
         <w:t xml:space="preserve">17</w:t>
       </w:r>
       <w:r>
-        <w:t xml:space="preserve"> </w:t>
-      </w:r>
-      <w:r>
-        <w:t xml:space="preserve">against the array-equivalent route and against GLIMPSE2</w:t>
+        <w:t xml:space="preserve">, against the array-equivalent route and against GLIMPSE2</w:t>
       </w:r>
       <w:r>
         <w:rPr>
@@ -573,7 +576,7 @@
         <w:t xml:space="preserve">16</w:t>
       </w:r>
       <w:r>
-        <w:t xml:space="preserve">; then benchmark the array pipeline’s imputation accuracy and resource consumption against Selphi 1</w:t>
+        <w:t xml:space="preserve">. We then compare the array pipeline’s accuracy and resource use with Selphi 1</w:t>
       </w:r>
       <w:r>
         <w:rPr>
@@ -621,7 +624,7 @@
         <w:t xml:space="preserve"> </w:t>
       </w:r>
       <w:r>
-        <w:t xml:space="preserve">reference panels, and its phasing accuracy against SHAPEIT5</w:t>
+        <w:t xml:space="preserve">panels, and its phasing accuracy with SHAPEIT5</w:t>
       </w:r>
       <w:r>
         <w:rPr>
@@ -633,7 +636,7 @@
         <w:t xml:space="preserve"> </w:t>
       </w:r>
       <w:r>
-        <w:t xml:space="preserve">on the 1000 Genomes trio dataset (Results).</w:t>
+        <w:t xml:space="preserve">on 1000 Genomes trios (Results).</w:t>
       </w:r>
     </w:p>
     <w:p>
@@ -856,7 +859,7 @@
         <w:pStyle w:val="FirstParagraph"/>
       </w:pPr>
       <w:r>
-        <w:t xml:space="preserve">Selphi 2 is implemented in Rust as a single self-contained binary. All compression libraries, file format encoders (VCF, BCF, Parquet, PGEN), and index builders (TBI, CSI) are integrated into the binary; no external tools are invoked at runtime. Parallelism is provided by the rayon library</w:t>
+        <w:t xml:space="preserve">Selphi 2 is a single self-contained Rust binary. Compression libraries, format encoders (VCF, BCF, Parquet, PGEN) and index builders (TBI, CSI) are built in, and no external tool is called at run time. Parallelism uses the rayon library</w:t>
       </w:r>
       <w:r>
         <w:rPr>
@@ -865,7 +868,10 @@
         <w:t xml:space="preserve">18</w:t>
       </w:r>
       <w:r>
-        <w:t xml:space="preserve">, with fixed-seed iteration orders that guarantee bit-identical output across runs on the same hardware. The inner loops of the haploid and diploid HMMs are SIMD-vectorized for x86-64 and ARM, with a runtime CPU check selecting the appropriate kernel on each host.</w:t>
+        <w:t xml:space="preserve"> </w:t>
+      </w:r>
+      <w:r>
+        <w:t xml:space="preserve">with fixed-seed iteration orders, so output is bit-identical across runs on the same hardware. The inner loops of the haploid and diploid HMMs are SIMD-vectorised for x86-64 and ARM, and a run-time CPU check selects the kernel.</w:t>
       </w:r>
     </w:p>
     <w:p>
@@ -873,7 +879,7 @@
         <w:pStyle w:val="BodyText"/>
       </w:pPr>
       <w:r>
-        <w:t xml:space="preserve">The pipeline accepts unphased or phased VCF/BCF input, phases the target if necessary, imputes against the reference panel, and writes output in one or more formats simultaneously. No intermediate files are written between stages; phased haplotypes are passed in memory to the imputation engine. Memory usage is estimated at startup from panel dimensions and thread count, with a warning if the estimate exceeds available system RAM.</w:t>
+        <w:t xml:space="preserve">The pipeline accepts unphased or phased VCF/BCF input, phases the target if needed, imputes against the panel and writes one or more output formats at once. Phased haplotypes pass to the imputation engine in memory, with no intermediate files. Memory use is estimated at startup from the panel dimensions and thread count, with a warning if it exceeds available RAM.</w:t>
       </w:r>
     </w:p>
     <w:bookmarkEnd w:id="15"/>
@@ -895,21 +901,7 @@
         <w:pStyle w:val="FirstParagraph"/>
       </w:pPr>
       <w:r>
-        <w:t xml:space="preserve">Selphi 2 includes two phasing engines. By default the diploid engine is used for all inputs: across our benchmarks it matches or exceeds the haploid engine on SNP accuracy at every variant density, attains lower phasing switch-error, and runs roughly 2.5</w:t>
-      </w:r>
-      <m:oMath>
-        <m:r>
-          <m:rPr>
-            <m:sty m:val="p"/>
-          </m:rPr>
-          <m:t>×</m:t>
-        </m:r>
-      </m:oMath>
-      <w:r>
-        <w:t xml:space="preserve"> </w:t>
-      </w:r>
-      <w:r>
-        <w:t xml:space="preserve">faster (Discussion). The haploid composite-HMM engine, the regime for which it was originally designed (chip arrays), remains available through a command-line option. Missing (no-call) target genotypes, a routine occurrence on genotyping arrays, where typically 1-2% of sites are no-calls per sample, are carried through both phasing engines as missing and imputed from the surrounding haplotypes by a local copying consensus (the majority allele over the nearest neighbours in a positional-BWT sweep of the target haplotypes and the reference panel), rather than being set to the reference allele; conditioning the phasing scaffold on a falsely homozygous-reference call at such sites measurably degrades downstream imputation accuracy, both directly and by biasing the imputer’s reference-haplotype selection toward the reference allele at exactly those sites (Results, Table 5; Discussion).</w:t>
+        <w:t xml:space="preserve">Selphi 2 has two phasing engines. The diploid engine is the default for all inputs: across our benchmarks it matches or exceeds the haploid engine on SNP accuracy, has equal or lower switch error, and phases the trio benchmark several times faster (Discussion). The haploid composite-HMM engine, designed for chip arrays, remains available as an option. Missing target genotypes, typically 1-2% of sites per sample on an array, are carried through both engines as missing and imputed from the surrounding haplotypes by a local copying consensus: the majority allele among the nearest neighbours in a positional-BWT sweep over the target and panel haplotypes. Setting them to the reference allele instead conditions the phasing scaffold on false homozygous-reference calls, which lowers downstream accuracy directly and by biasing the imputer’s choice of panel haplotypes toward the reference allele at those sites (Results, Table 5; Discussion).</w:t>
       </w:r>
     </w:p>
     <w:p>
@@ -929,7 +921,7 @@
         <w:pStyle w:val="BodyText"/>
       </w:pPr>
       <w:r>
-        <w:t xml:space="preserve">The haploid phasing engine models each haplotype independently through a composite HMM with a greedy swap criterion, following the approach of Browning and Browning</w:t>
+        <w:t xml:space="preserve">The haploid engine models each haplotype separately through a composite HMM with a greedy swap criterion, following Browning and Browning</w:t>
       </w:r>
       <w:r>
         <w:rPr>
@@ -938,7 +930,7 @@
         <w:t xml:space="preserve">19</w:t>
       </w:r>
       <w:r>
-        <w:t xml:space="preserve">. The algorithm operates in 15 iterations (3 burn-in with fixed phase, 12 phasing iterations with decreasing likelihood-ratio thresholds from 100,000 to 1.0).</w:t>
+        <w:t xml:space="preserve">. It runs 15 iterations: 3 burn-in iterations with fixed phase, then 12 phasing iterations whose likelihood-ratio threshold falls from 100,000 to 1.0.</w:t>
       </w:r>
     </w:p>
     <w:p>
@@ -946,7 +938,7 @@
         <w:pStyle w:val="BodyText"/>
       </w:pPr>
       <w:r>
-        <w:t xml:space="preserve">At each iteration, a coded-step PBWT</w:t>
+        <w:t xml:space="preserve">Each iteration builds a coded-step PBWT</w:t>
       </w:r>
       <w:r>
         <w:rPr>
@@ -958,7 +950,7 @@
         <w:t xml:space="preserve"> </w:t>
       </w:r>
       <w:r>
-        <w:t xml:space="preserve">is constructed on the combined reference and target haplotypes, restricted to the set of shared variants. Steps are defined at fixed genetic-distance intervals, with an adaptive step scale: fine steps (scale 1.0, approximately 10 SNPs per step) in early iterations when phasing is uncertain, and coarse steps (scale 3.0, approximately 30 SNPs per step) in later iterations when the phase scaffold is established. This two-resolution strategy is analogous to the common-then-rare phasing approach used in SHAPEIT5</w:t>
+        <w:t xml:space="preserve">on the combined panel and target haplotypes at the shared variants. Steps are fixed genetic-distance intervals on an adaptive scale: fine (scale 1.0, about 10 SNPs per step) in early iterations, when phase is uncertain, and coarse (scale 3.0, about 30 SNPs per step) later, once the scaffold is established. This resembles SHAPEIT5’s common-then-rare strategy</w:t>
       </w:r>
       <w:r>
         <w:rPr>
@@ -967,7 +959,10 @@
         <w:t xml:space="preserve">9</w:t>
       </w:r>
       <w:r>
-        <w:t xml:space="preserve">, but operates within a single iterative framework rather than as separate stages.</w:t>
+        <w:t xml:space="preserve"> </w:t>
+      </w:r>
+      <w:r>
+        <w:t xml:space="preserve">but within one iterative scheme rather than separate stages.</w:t>
       </w:r>
     </w:p>
     <w:p>
@@ -975,7 +970,7 @@
         <w:pStyle w:val="BodyText"/>
       </w:pPr>
       <w:r>
-        <w:t xml:space="preserve">Within each iteration, a composite HMM is constructed with three parallel channels. The channels correspond to alternative haplotype configurations, and phase is resolved through a greedy swap that compares the forward-backward posteriors across channels at each heterozygous site. The swap decision is accepted if the likelihood ratio exceeds a threshold that decreases across iterations, implementing a simulated-annealing-like convergence.</w:t>
+        <w:t xml:space="preserve">Within each iteration a composite HMM runs three parallel channels for alternative haplotype configurations. At each heterozygous site a greedy swap compares the forward-backward posteriors of the channels and is accepted if the likelihood ratio exceeds the current threshold, which falls across iterations in the manner of simulated annealing.</w:t>
       </w:r>
     </w:p>
     <w:p>
@@ -983,7 +978,7 @@
         <w:pStyle w:val="BodyText"/>
       </w:pPr>
       <w:r>
-        <w:t xml:space="preserve">For rare variants, a carrier injection mechanism ensures that haplotypes carrying rare alleles are represented in the matching: when the best IBS match at a position does not carry the target’s rare allele, it is replaced by the carrier that best matches the target by identity-by-state over the 30 flanking variants on either side. This prevents rare alleles from being systematically lost during the matching step.</w:t>
+        <w:t xml:space="preserve">For rare variants, carrier injection keeps rare-allele carriers in the matching: when the best identity-by-state (IBS) match at a position lacks the target’s rare allele, it is replaced by the carrier that best matches the target by IBS over 30 flanking variants on each side. This prevents rare alleles from being lost at the matching step.</w:t>
       </w:r>
     </w:p>
     <w:p>
@@ -1023,7 +1018,7 @@
         <w:pStyle w:val="BodyText"/>
       </w:pPr>
       <w:r>
-        <w:t xml:space="preserve">The diploid engine models the pair of haplotypes jointly through a genotype graph, following the approach of SHAPEIT4</w:t>
+        <w:t xml:space="preserve">The diploid engine models the two haplotypes jointly through a genotype graph, following SHAPEIT4</w:t>
       </w:r>
       <w:r>
         <w:rPr>
@@ -1044,7 +1039,7 @@
         <w:t xml:space="preserve">9</w:t>
       </w:r>
       <w:r>
-        <w:t xml:space="preserve">. At each heterozygous site, the graph encodes all possible local diplotype configurations using 64-bit bitmasks. A segment-based Li-Stephens HMM computes diplotype transition probabilities across conditioning haplotypes selected by positional PBWT. The number of conditioning haplotypes can be capped for computational efficiency (default: unlimited).</w:t>
+        <w:t xml:space="preserve">. At each heterozygous site the graph encodes all local diplotype configurations as 64-bit bitmasks. A segment-based Li-Stephens HMM computes diplotype transitions across conditioning haplotypes chosen by positional PBWT; their number can be capped for speed (default: unlimited).</w:t>
       </w:r>
     </w:p>
     <w:p>
@@ -1052,7 +1047,7 @@
         <w:pStyle w:val="BodyText"/>
       </w:pPr>
       <w:r>
-        <w:t xml:space="preserve">Phase is resolved via MCMC sampling on the genotype graph with 15 iterations following the scheme 5b,1p,1b,1p,1b,1p,5m (5 initial burn-in, 3 interleaved prune/burn-in cycles, 5 main iterations), followed by a final Viterbi solve. The HMM forward pass is SIMD-vectorized. The diploid engine operates only on common variants (MAF ≥ 0.1%); rare variants are phased in a separate pass (Rare variant phasing, below).</w:t>
+        <w:t xml:space="preserve">Phase is sampled by MCMC on the genotype graph over 15 iterations in the scheme 5b,1p,1b,1p,1b,1p,5m (5 burn-in, 3 interleaved prune and burn-in cycles, 5 main), followed by a final Viterbi solve. The forward pass is SIMD-vectorised. This engine phases common variants only (MAF ≥ 0.1%); rare variants are phased in a separate pass (Rare variant phasing, below).</w:t>
       </w:r>
     </w:p>
     <w:p>
@@ -1073,10 +1068,7 @@
         <w:t xml:space="preserve">intra-run phase ensemble</w:t>
       </w:r>
       <w:r>
-        <w:t xml:space="preserve"> </w:t>
-      </w:r>
-      <w:r>
-        <w:t xml:space="preserve">to marginalise phase uncertainty for the cost of one extra imputation pass, with no extra phasing. Each main MCMC iteration already draws a complete diplotype configuration, a sample from the phase posterior, that the chain otherwise discards in favour of the final Viterbi solve. Instead, the Viterbi solve and a thinned subset of these post-burn-in samples are kept as N phase members (default N = 2) from the single phasing chain; each is carried through rare-variant phasing and imputed, and the per-haplotype Li-Stephens copying weights are averaged across the members before interpolation. Because the imputed dosage is linear in those weights (dosage = Σ w · panel allele, normalised by Σ w), the averaged weights yield the members’ mean dosage, marginalising phase uncertainty in dosage space rather than committing to one phasing; the identity is exact up to the per-row sparsity threshold applied to the weights, whose effect we measure at</w:t>
+        <w:t xml:space="preserve">, which integrates over phase uncertainty for one extra imputation pass and no extra phasing. Each main MCMC iteration draws a complete diplotype configuration, a sample from the phase posterior that the chain would otherwise discard in favour of the final Viterbi solve. The Viterbi solve and a thinned subset of these samples are kept as N phase members (default N = 2) from the one chain. Each member is carried through rare-variant phasing and imputation, and the per-haplotype Li-Stephens copying weights are averaged across members before interpolation. Because the dosage is linear in those weights (dosage = Σ w · panel allele, normalised by Σ w), the averaged weights give the members’ mean dosage. The identity is exact up to the per-row sparsity threshold on the weights, whose effect we measured at</w:t>
       </w:r>
       <w:r>
         <w:t xml:space="preserve"> </w:t>
@@ -1128,7 +1120,7 @@
         <w:t xml:space="preserve"> </w:t>
       </w:r>
       <w:r>
-        <w:t xml:space="preserve">on the chromosome-22 benchmark. The members share one phasing chain, so the cost is one phasing plus N imputation passes (the reference-panel read and interpolation are shared), rather than the N independent phasings of a conventional ensemble; on the consumer-array benchmark N = 2 adds ≈25-30 % wall time and raises the diploid engine’s genome-wide SNP</w:t>
+        <w:t xml:space="preserve">on chromosome 22. The cost is one phasing plus N imputation passes, with the panel read and interpolation shared, rather than the N phasings of a conventional ensemble. On the consumer-array benchmark N = 2 adds ≈25-30 % wall time and raises the diploid engine’s genome-wide SNP</w:t>
       </w:r>
       <w:r>
         <w:t xml:space="preserve"> </w:t>
@@ -1151,7 +1143,7 @@
         <w:t xml:space="preserve"> </w:t>
       </w:r>
       <w:r>
-        <w:t xml:space="preserve">from 0.9588 to 0.9605 (the ensemble step on top of the no-call-imputation fix; the current release measures 0.9609; Results, Table 5). The ensemble is disabled (N = 1, a single Viterbi solve) under</w:t>
+        <w:t xml:space="preserve">from 0.9588 to 0.9605 on top of the no-call fix (0.9609 in the current release; Results, Table 5). The ensemble is off (N = 1) under</w:t>
       </w:r>
       <w:r>
         <w:t xml:space="preserve"> </w:t>
@@ -1178,7 +1170,7 @@
         <w:t xml:space="preserve">--phase-only</w:t>
       </w:r>
       <w:r>
-        <w:t xml:space="preserve">; the haploid engine does not use it, as its greedy-swap phasing converges to a single solution rather than sampling a posterior.</w:t>
+        <w:t xml:space="preserve">. The haploid engine does not use it, because its greedy swap converges to one solution rather than sampling a posterior.</w:t>
       </w:r>
     </w:p>
     <w:p>
@@ -1186,7 +1178,7 @@
         <w:pStyle w:val="BodyText"/>
       </w:pPr>
       <w:r>
-        <w:t xml:space="preserve">During burn-in iterations the effective population size (</w:t>
+        <w:t xml:space="preserve">During burn-in the effective population size (</w:t>
       </w:r>
       <m:oMath>
         <m:sSub>
@@ -1203,7 +1195,7 @@
         </m:sSub>
       </m:oMath>
       <w:r>
-        <w:t xml:space="preserve">) is re-estimated from the genotype graphs, inverting the Li-Stephens relation</w:t>
+        <w:t xml:space="preserve">) is re-estimated from the genotype graphs by inverting the Li-Stephens relation</w:t>
       </w:r>
       <w:r>
         <w:rPr>
@@ -1313,27 +1305,7 @@
         <w:t xml:space="preserve"> </w:t>
       </w:r>
       <w:r>
-        <w:t xml:space="preserve">is the mean inter-marker distance in cM. The rate used is the number of diplotype-graph transitions per variant, an edge count rather than a fraction of sites, so the estimate systematically overshoots and in practice settles at its upper bound. That bound therefore sets the phasing</w:t>
-      </w:r>
-      <w:r>
-        <w:t xml:space="preserve"> </w:t>
-      </w:r>
-      <m:oMath>
-        <m:sSub>
-          <m:e>
-            <m:r>
-              <m:t>N</m:t>
-            </m:r>
-          </m:e>
-          <m:sub>
-            <m:r>
-              <m:t>e</m:t>
-            </m:r>
-          </m:sub>
-        </m:sSub>
-      </m:oMath>
-      <w:r>
-        <w:t xml:space="preserve">: it is</w:t>
+        <w:t xml:space="preserve">is the mean inter-marker distance in cM. The rate used is the number of diplotype-graph transitions per variant, an edge count rather than a fraction of sites, so the estimate overshoots and settles at its upper bound. That bound,</w:t>
       </w:r>
       <w:r>
         <w:t xml:space="preserve"> </w:t>
@@ -1405,7 +1377,27 @@
         <w:t xml:space="preserve"> </w:t>
       </w:r>
       <w:r>
-        <w:t xml:space="preserve">with a floor of 1,000, so the per-cM switch rate is held constant for panels below 12,904 haplotypes and decays as</w:t>
+        <w:t xml:space="preserve">with a floor of 1,000, therefore sets the phasing</w:t>
+      </w:r>
+      <w:r>
+        <w:t xml:space="preserve"> </w:t>
+      </w:r>
+      <m:oMath>
+        <m:sSub>
+          <m:e>
+            <m:r>
+              <m:t>N</m:t>
+            </m:r>
+          </m:e>
+          <m:sub>
+            <m:r>
+              <m:t>e</m:t>
+            </m:r>
+          </m:sub>
+        </m:sSub>
+      </m:oMath>
+      <w:r>
+        <w:t xml:space="preserve">: the per-cM switch rate is constant below 12,904 haplotypes and decays as</w:t>
       </w:r>
       <w:r>
         <w:t xml:space="preserve"> </w:t>
@@ -1441,7 +1433,7 @@
         <w:t xml:space="preserve"> </w:t>
       </w:r>
       <w:r>
-        <w:t xml:space="preserve">above. An update is applied only when it moves</w:t>
+        <w:t xml:space="preserve">above. An update is applied only if it changes</w:t>
       </w:r>
       <w:r>
         <w:t xml:space="preserve"> </w:t>
@@ -1484,7 +1476,7 @@
         <w:pStyle w:val="BodyText"/>
       </w:pPr>
       <w:r>
-        <w:t xml:space="preserve">Rare variants (those not in the common-variant scaffold) are phased in a dedicated PBWT-based pass over the target haplotypes together with the reference panel, when one is supplied; panel phasing, which has no external reference, uses the cohort alone. This two-stage common-then-rare strategy parallels the approach introduced in SHAPEIT5</w:t>
+        <w:t xml:space="preserve">Rare variants, those outside the common-variant scaffold, are phased in a PBWT-based pass over the target haplotypes and, when supplied, the reference panel; panel phasing, with no external panel, uses the cohort alone. This common-then-rare split follows SHAPEIT5</w:t>
       </w:r>
       <w:r>
         <w:rPr>
@@ -1493,7 +1485,7 @@
         <w:t xml:space="preserve">9</w:t>
       </w:r>
       <w:r>
-        <w:t xml:space="preserve">, whose rare pass conditions on the cohort only.</w:t>
+        <w:t xml:space="preserve">, whose rare pass uses the cohort only.</w:t>
       </w:r>
     </w:p>
     <w:p>
@@ -1501,7 +1493,7 @@
         <w:pStyle w:val="BodyText"/>
       </w:pPr>
       <w:r>
-        <w:t xml:space="preserve">The algorithm proceeds in three steps. First, an IBD2 scan identifies sample pairs sharing both haplotypes identical-by-descent across scaffold sites</w:t>
+        <w:t xml:space="preserve">The pass has three steps. First, an IBD2 scan finds sample pairs that share both haplotypes identical by descent across scaffold sites</w:t>
       </w:r>
       <w:r>
         <w:rPr>
@@ -1510,7 +1502,7 @@
         <w:t xml:space="preserve">22</w:t>
       </w:r>
       <w:r>
-        <w:t xml:space="preserve">. Pairs are detected using a diploid PBWT on genotype sums (0/1/2), with IBD2 segments required to span at least 2.5 cM, 1 Mb, and 100 scaffold sites. IBD2 pairs are excluded from PBWT neighbor selection during rare variant phasing, as their haplotypes are uninformative for resolving phase at heterozygous sites shared between both individuals.</w:t>
+        <w:t xml:space="preserve">, using a diploid PBWT on genotype sums (0/1/2) and requiring segments of at least 2.5 cM, 1 Mb and 100 scaffold sites. These pairs are excluded as each other’s PBWT neighbours, since their haplotypes cannot resolve phase at heterozygous sites they share.</w:t>
       </w:r>
     </w:p>
     <w:p>
@@ -1518,7 +1510,7 @@
         <w:pStyle w:val="BodyText"/>
       </w:pPr>
       <w:r>
-        <w:t xml:space="preserve">Second, a scaffold bitmatrix is constructed at scaffold sites from the target haplotypes and, when present, the reference haplotypes, filtering out sites with a missing data rate (MDR) above 10%. A forward PBWT sweep processes all variants in physical order: at scaffold sites, the PBWT arrays (permutation A, divergence C, reverse-lookup R) are updated; at rare heterozygous sites, phasing is performed using a two-pass threshold-then-distance voting scheme. In the threshold pass, the two PBWT neighbors of each of the target’s haplotypes vote on the phase assignment. If the net vote exceeds a threshold (starting at 2.5 and decreasing to 1.0), the phase is assigned and the carrier contributes to subsequent decisions. In the distance pass, remaining unphased sites use distance-weighted votes, where the weight is the genetic distance from the PBWT divergence point to the current position.</w:t>
+        <w:t xml:space="preserve">Second, a scaffold bitmatrix is built at scaffold sites from the target and, when present, the panel haplotypes, excluding sites with more than 10% missing data. A forward PBWT sweep visits all variants in physical order. At scaffold sites it updates the PBWT arrays (permutation A, divergence C, reverse lookup R); at rare heterozygous sites it phases by a two-pass vote. In the threshold pass the two PBWT neighbours of each target haplotype vote on the phase; if the net vote exceeds a threshold that falls from 2.5 to 1.0, the phase is assigned and the carrier joins later decisions. In the distance pass, sites still unphased are decided by votes weighted by the genetic distance from the PBWT divergence point to the current position.</w:t>
       </w:r>
     </w:p>
     <w:p>
@@ -1534,7 +1526,7 @@
         <w:pStyle w:val="BodyText"/>
       </w:pPr>
       <w:r>
-        <w:t xml:space="preserve">Singletons (MAC = 1 among the targets) receive no separate treatment. At such a site no PBWT neighbour carries the allele, so the threshold pass casts no vote and the decision falls to the distance pass, which places the allele on the haplotype whose PBWT match to its neighbours is shorter. This is the direction of the coalescent argument used for singletons in SHAPEIT5</w:t>
+        <w:t xml:space="preserve">Singletons (MAC = 1 among the targets) need no special rule. No PBWT neighbour carries the allele, so the threshold pass casts no vote and the distance pass places the allele on the haplotype with the shorter PBWT match to its neighbours. This is the direction of SHAPEIT5’s coalescent argument for singletons</w:t>
       </w:r>
       <w:r>
         <w:rPr>
@@ -1543,7 +1535,7 @@
         <w:t xml:space="preserve">9</w:t>
       </w:r>
       <w:r>
-        <w:t xml:space="preserve">, a recent allele sits on the more recently diverged haplotype, obtained here from PBWT divergence rather than from a coalescent HMM.</w:t>
+        <w:t xml:space="preserve">, that a recent allele sits on the more recently diverged haplotype, here derived from PBWT divergence rather than a coalescent HMM.</w:t>
       </w:r>
     </w:p>
     <w:p>
@@ -1563,7 +1555,7 @@
         <w:pStyle w:val="BodyText"/>
       </w:pPr>
       <w:r>
-        <w:t xml:space="preserve">When pedigree information is available (PLINK PED format), Mendelian logic from parent-child relationships is applied to the genotypes before phasing. For each trio or duo, the algorithm considers all nine combinations of parental genotype sums (homozygous reference, heterozygous, homozygous alternate) at each variant. When the child has missing genotype data and both parents are homozygous, the child’s genotype is imputed. When the child is heterozygous and at least one parent is homozygous, the Mendelian phase is determined and written to the input; by default the HMM then re-derives every heterozygous site’s phase, so this resolved orientation initialises rather than constrains the sampler. Fixing those sites as a scaffold, the SHAPEIT5 treatment</w:t>
+        <w:t xml:space="preserve">With a pedigree (PLINK PED format), Mendelian logic is applied to the genotypes before phasing. For each trio or duo the algorithm considers the nine combinations of parental genotype sums at each variant. A missing child genotype is filled when both parents are homozygous. When the child is heterozygous and at least one parent homozygous, the Mendelian phase is written to the input; by default the HMM then re-derives the phase at every heterozygous site, so this orientation initialises the sampler rather than constraining it. Fixing those sites as a scaffold, as SHAPEIT5 does</w:t>
       </w:r>
       <w:r>
         <w:rPr>
@@ -1572,7 +1564,7 @@
         <w:t xml:space="preserve">9</w:t>
       </w:r>
       <w:r>
-        <w:t xml:space="preserve">, is available as an option but is not the default: on 54 trios genotyped at 9,283 array sites it lowered imputation R² despite the fixed phase agreeing with the children’s sequenced haplotypes at 99.95% of sites, because fixing four heterozygous sites in five lets genotype-graph segments grow to their length limit and removes the segment boundaries at which the copying model may switch haplotype. Mendelian inconsistencies (e.g., child heterozygous with both parents homozygous for the same allele) are counted but not corrected.</w:t>
+        <w:t xml:space="preserve">, is available but not the default. On 54 trios genotyped at 9,283 array sites it lowered imputation R², even though the fixed phase agreed with the children’s sequenced haplotypes at 99.95% of sites: fixing four heterozygous sites in five lets genotype-graph segments grow to their length limit and removes the segment boundaries where the copying model can switch haplotype. Mendelian inconsistencies (for example a heterozygous child of two parents homozygous for the same allele) are counted but not corrected.</w:t>
       </w:r>
     </w:p>
     <w:p>
@@ -1600,7 +1592,7 @@
         <w:pStyle w:val="BodyText"/>
       </w:pPr>
       <w:r>
-        <w:t xml:space="preserve">When no external reference panel is available, the same two phasing engines can phase a cohort against itself in a single command. The cohort haplotypes are used both as the target and as the conditioning set; the diploid engine is used unless the haploid engine is requested explicitly. Output is written as a phased VCF/BCF and, optionally, as a Selphi SRP file or a BREF3</w:t>
+        <w:t xml:space="preserve">Without an external panel, the same engines can phase a cohort against itself in one command. The cohort haplotypes serve as both target and conditioning set, with the diploid engine unless the haploid one is requested. Output is a phased VCF/BCF and, optionally, an SRP or BREF3</w:t>
       </w:r>
       <w:r>
         <w:rPr>
@@ -1612,7 +1604,7 @@
         <w:t xml:space="preserve"> </w:t>
       </w:r>
       <w:r>
-        <w:t xml:space="preserve">file for direct reuse as a reference panel in subsequent imputation runs. For cohorts whose memory footprint exceeds available system RAM, the genome is automatically chunked along the genetic map and the chunks are ligated at the boundary haplotype assignment.</w:t>
+        <w:t xml:space="preserve">file for direct use as a reference panel. If the cohort does not fit in RAM, the genome is chunked along the genetic map and the chunks are ligated at the boundary haplotype assignment.</w:t>
       </w:r>
     </w:p>
     <w:bookmarkEnd w:id="16"/>
@@ -1634,7 +1626,7 @@
         <w:pStyle w:val="FirstParagraph"/>
       </w:pPr>
       <w:r>
-        <w:t xml:space="preserve">The imputation component uses a coded-step PBWT</w:t>
+        <w:t xml:space="preserve">Imputation uses a coded-step PBWT</w:t>
       </w:r>
       <w:r>
         <w:rPr>
@@ -1646,7 +1638,7 @@
         <w:t xml:space="preserve"> </w:t>
       </w:r>
       <w:r>
-        <w:t xml:space="preserve">operating directly on the reference panel bitmatrix (1 bit per allele, packed as 64-bit words). At each step boundary (defined by genetic map positions at approximately 0.05 cM intervals), haplotypes are grouped by their allele sequence within the step using word-level extraction: 64 haplotypes are processed per 64-bit operation, steps spanning at most 40 SNPs are coded exactly, as a 64-bit shift register over the step’s alleles, and longer steps are coded by FNV-1a hashing. The result is a set of coded-step partitions from which candidate reference haplotypes can be selected.</w:t>
+        <w:t xml:space="preserve">that works directly on the panel bitmatrix (1 bit per allele, packed in 64-bit words). At each step boundary, set from genetic-map positions about 0.05 cM apart, haplotypes are grouped by their allele sequence within the step, 64 haplotypes per word operation. Steps of at most 40 SNPs are coded exactly as a 64-bit shift register over their alleles; longer steps are coded by FNV-1a hashing. The resulting coded-step partitions are the basis for selecting candidate haplotypes.</w:t>
       </w:r>
     </w:p>
     <w:p>
@@ -1654,7 +1646,7 @@
         <w:pStyle w:val="BodyText"/>
       </w:pPr>
       <w:r>
-        <w:t xml:space="preserve">For each target haplotype, candidate reference haplotypes are selected based on their co-occurrence with the target in coded-step partitions. The number retained per target (</w:t>
+        <w:t xml:space="preserve">For each target haplotype, candidates are chosen by how often they share the target’s coded-step partition. The number kept per target (</w:t>
       </w:r>
       <w:r>
         <w:rPr>
@@ -1683,7 +1675,7 @@
         </m:sSub>
       </m:oMath>
       <w:r>
-        <w:t xml:space="preserve">) is set automatically as a function of the reference panel size and diversity, as described in the next section. Thread-local workspace buffers (permutation arrays, divergence arrays) are pre-allocated and reused across all targets within a rayon thread, eliminating per-target allocation overhead.</w:t>
+        <w:t xml:space="preserve">) is set from panel size and diversity, as described next. Per-thread workspaces (permutation and divergence arrays) are allocated once and reused for every target on that thread.</w:t>
       </w:r>
     </w:p>
     <w:bookmarkEnd w:id="17"/>
@@ -1705,7 +1697,7 @@
         <w:pStyle w:val="FirstParagraph"/>
       </w:pPr>
       <w:r>
-        <w:t xml:space="preserve">The selected candidates undergo two filtering steps before entering the HMM. First, candidates appearing below the 10th percentile of occurrence frequency across all step partitions are removed. Second, candidates with greater than 95% position coverage have their gaps filled to prevent artificial truncation of otherwise consistent matches. Identical reference haplotypes at the shared variant positions are then grouped (haplotype deduplication), reducing the number of HMM hidden states by 10-50% depending on the reference panel and target region.</w:t>
+        <w:t xml:space="preserve">Candidates are filtered twice before the HMM. Those below the 10th percentile of occurrence across step partitions are removed, and those covering more than 95% of positions have their gaps filled, so that otherwise consistent matches are not truncated. Panel haplotypes identical at the shared positions are then merged (haplotype deduplication), which removes 10-50% of HMM states depending on the panel and region.</w:t>
       </w:r>
     </w:p>
     <w:p>
@@ -1713,7 +1705,7 @@
         <w:pStyle w:val="BodyText"/>
       </w:pPr>
       <w:r>
-        <w:t xml:space="preserve">A reduced array is constructed containing only the candidate haplotypes plus the target, and a PBWT forward-backward pass is run on this reduced array. Both passes carry the hidden-state vectors in 32-bit floating point, for 2x cache density and SIMD throughput, while the per-site recombination probabilities and the per-row normalization sums are computed and accumulated in 64-bit to maintain numerical stability. The backward pass is streamed rather than materialized: each backward row is computed and immediately multiplied into the stored forward row, so only two backward rows are resident at any time instead of a full site-by-state matrix. The per-site recombination probability follows the standard Li-Stephens formulation</w:t>
+        <w:t xml:space="preserve">A reduced array of the candidates plus the target is built, and a forward-backward pass is run on it. Hidden-state vectors are 32-bit floats, for twice the cache density and SIMD throughput; per-site recombination probabilities and per-row normalisation sums are computed in 64-bit for numerical stability. The backward pass is streamed: each backward row is multiplied into the stored forward row as soon as it is computed, so only two backward rows are held at a time instead of a full site-by-state matrix. The per-site recombination probability follows the standard Li-Stephens form</w:t>
       </w:r>
       <w:r>
         <w:rPr>
@@ -1917,7 +1909,7 @@
         <w:t xml:space="preserve"> </w:t>
       </w:r>
       <w:r>
-        <w:t xml:space="preserve">is the genetic distance between consecutive markers in centiMorgans,</w:t>
+        <w:t xml:space="preserve">is the genetic distance between consecutive markers in cM,</w:t>
       </w:r>
       <w:r>
         <w:t xml:space="preserve"> </w:t>
@@ -1940,7 +1932,7 @@
         <w:t xml:space="preserve"> </w:t>
       </w:r>
       <w:r>
-        <w:t xml:space="preserve">is the effective population size, and</w:t>
+        <w:t xml:space="preserve">the effective population size and</w:t>
       </w:r>
       <w:r>
         <w:t xml:space="preserve"> </w:t>
@@ -1967,7 +1959,7 @@
         <w:t xml:space="preserve"> </w:t>
       </w:r>
       <w:r>
-        <w:t xml:space="preserve">is the number of candidate haplotypes. In existing imputation tools,</w:t>
+        <w:t xml:space="preserve">the number of candidate haplotypes. Existing tools use one</w:t>
       </w:r>
       <w:r>
         <w:t xml:space="preserve"> </w:t>
@@ -1990,7 +1982,7 @@
         <w:t xml:space="preserve"> </w:t>
       </w:r>
       <w:r>
-        <w:t xml:space="preserve">is a single value that does not scale with reference panel size (Beagle, for example, uses a default</w:t>
+        <w:t xml:space="preserve">that does not scale with panel size; Beagle, for example, defaults to</w:t>
       </w:r>
       <w:r>
         <w:t xml:space="preserve"> </w:t>
@@ -2013,7 +2005,7 @@
         <w:t xml:space="preserve"> </w:t>
       </w:r>
       <w:r>
-        <w:t xml:space="preserve">= 100,000 for both its phasing and imputation HMMs, optionally re-estimated once per run by EM</w:t>
+        <w:t xml:space="preserve">= 100,000 in both its phasing and imputation HMMs, optionally re-estimated once per run by EM</w:t>
       </w:r>
       <w:r>
         <w:rPr>
@@ -2022,7 +2014,7 @@
         <w:t xml:space="preserve">5</w:t>
       </w:r>
       <w:r>
-        <w:t xml:space="preserve">). However, the optimal</w:t>
+        <w:t xml:space="preserve">. The best</w:t>
       </w:r>
       <w:r>
         <w:t xml:space="preserve"> </w:t>
@@ -2042,10 +2034,7 @@
         </m:sSub>
       </m:oMath>
       <w:r>
-        <w:t xml:space="preserve"> </w:t>
-      </w:r>
-      <w:r>
-        <w:t xml:space="preserve">depends on the reference panel size: as panels grow, PBWT-selected candidates represent increasingly close matches to the target, sharing shorter identity-by-descent segments. To capture the mosaic structure at finer resolution, the HMM must switch between candidates more frequently, requiring a proportionally larger</w:t>
+        <w:t xml:space="preserve">, however, grows with the panel. In a larger panel, PBWT-selected candidates match the target more closely and share shorter identity-by-descent segments with it, so the HMM must switch between candidates more often to follow the mosaic, which needs a proportionally larger</w:t>
       </w:r>
       <w:r>
         <w:t xml:space="preserve"> </w:t>
@@ -2073,7 +2062,7 @@
         <w:pStyle w:val="BodyText"/>
       </w:pPr>
       <w:r>
-        <w:t xml:space="preserve">Selphi 2 sets</w:t>
+        <w:t xml:space="preserve">Selphi 2 therefore sets</w:t>
       </w:r>
       <w:r>
         <w:t xml:space="preserve"> </w:t>
@@ -2096,7 +2085,7 @@
         <w:t xml:space="preserve"> </w:t>
       </w:r>
       <w:r>
-        <w:t xml:space="preserve">automatically as a linear function of the total number of reference haplotypes:</w:t>
+        <w:t xml:space="preserve">as a linear function of the total number of panel haplotypes:</w:t>
       </w:r>
     </w:p>
     <w:p>
@@ -2225,7 +2214,7 @@
         <w:t xml:space="preserve"> </w:t>
       </w:r>
       <w:r>
-        <w:t xml:space="preserve">is the total number of haplotypes in the reference panel (not the number of candidates selected for the HMM). This scaling was derived empirically by optimizing imputation</w:t>
+        <w:t xml:space="preserve">is the total number of panel haplotypes, not the number of candidates. The slope was fitted by maximising imputation</w:t>
       </w:r>
       <w:r>
         <w:t xml:space="preserve"> </w:t>
@@ -2248,7 +2237,7 @@
         <w:t xml:space="preserve"> </w:t>
       </w:r>
       <w:r>
-        <w:t xml:space="preserve">across three reference panels spanning two orders of magnitude in size: the 1000 Genomes Phase 3 panel (4,802 haplotypes; optimal</w:t>
+        <w:t xml:space="preserve">on three panels spanning two orders of magnitude: 1000 Genomes Phase 3 (4,802 haplotypes; best</w:t>
       </w:r>
       <w:r>
         <w:t xml:space="preserve"> </w:t>
@@ -2283,53 +2272,7 @@
         <w:t xml:space="preserve"> </w:t>
       </w:r>
       <w:r>
-        <w:t xml:space="preserve">and 1000 Genomes composite (75,552 haplotypes; optimal</w:t>
-      </w:r>
-      <w:r>
-        <w:t xml:space="preserve"> </w:t>
-      </w:r>
-      <m:oMath>
-        <m:sSub>
-          <m:e>
-            <m:r>
-              <m:t>N</m:t>
-            </m:r>
-          </m:e>
-          <m:sub>
-            <m:r>
-              <m:t>e</m:t>
-            </m:r>
-          </m:sub>
-        </m:sSub>
-      </m:oMath>
-      <w:r>
-        <w:t xml:space="preserve"> </w:t>
-      </w:r>
-      <w:r>
-        <w:t xml:space="preserve">≈ 2,750,000), and the TOPMed panel (171,054 haplotypes; optimal</w:t>
-      </w:r>
-      <w:r>
-        <w:t xml:space="preserve"> </w:t>
-      </w:r>
-      <m:oMath>
-        <m:sSub>
-          <m:e>
-            <m:r>
-              <m:t>N</m:t>
-            </m:r>
-          </m:e>
-          <m:sub>
-            <m:r>
-              <m:t>e</m:t>
-            </m:r>
-          </m:sub>
-        </m:sSub>
-      </m:oMath>
-      <w:r>
-        <w:t xml:space="preserve"> </w:t>
-      </w:r>
-      <w:r>
-        <w:t xml:space="preserve">≈ 6,200,000). The constant ratio</w:t>
+        <w:t xml:space="preserve">and 1000 Genomes composite (75,552 haplotypes; ≈2,750,000) and TOPMed (171,054 haplotypes; ≈6,200,000). The ratio</w:t>
       </w:r>
       <w:r>
         <w:t xml:space="preserve"> </w:t>
@@ -2383,7 +2326,7 @@
         <w:t xml:space="preserve"> </w:t>
       </w:r>
       <w:r>
-        <w:t xml:space="preserve">was consistent across panels despite substantial differences in population composition (a multi-ethnic global panel, a UK Biobank and 1000 Genomes composite, and a multi-ethnic clinical cohort, respectively). A per-MAF sweep on the current implementation confirms both the optimum and its structure (Supplementary Table S13): on the 1000 Genomes panel overall</w:t>
+        <w:t xml:space="preserve">held across these panels despite their different composition (a global multi-ethnic panel, a UK Biobank composite and a multi-ethnic clinical cohort). A per-MAF sweep on the current implementation (Supplementary Table S13) confirms the optimum and shows its structure: on the 1000 Genomes panel overall</w:t>
       </w:r>
       <w:r>
         <w:t xml:space="preserve"> </w:t>
@@ -2406,7 +2349,7 @@
         <w:t xml:space="preserve"> </w:t>
       </w:r>
       <w:r>
-        <w:t xml:space="preserve">is maximised at the formula’s</w:t>
+        <w:t xml:space="preserve">peaks at the formula’s</w:t>
       </w:r>
       <w:r>
         <w:t xml:space="preserve"> </w:t>
@@ -2444,11 +2387,13 @@
         </m:r>
       </m:oMath>
       <w:r>
-        <w:t xml:space="preserve">, while rare variants favour a lower</w:t>
-      </w:r>
-      <w:r>
-        <w:t xml:space="preserve"> </w:t>
-      </w:r>
+        <w:t xml:space="preserve">, while rare variants prefer a lower value (≈50,000) and common variants a higher one (≈350,000). The formula balances a real trade-off between rare and common variants.</w:t>
+      </w:r>
+    </w:p>
+    <w:p>
+      <w:pPr>
+        <w:pStyle w:val="BodyText"/>
+      </w:pPr>
       <m:oMath>
         <m:sSub>
           <m:e>
@@ -2467,38 +2412,7 @@
         <w:t xml:space="preserve"> </w:t>
       </w:r>
       <w:r>
-        <w:t xml:space="preserve">(≈50,000) and common variants a higher one (≈350,000), so the single formula value balances a genuine rare-versus-common tradeoff rather than sitting at either extreme.</w:t>
-      </w:r>
-    </w:p>
-    <w:p>
-      <w:pPr>
-        <w:pStyle w:val="BodyText"/>
-      </w:pPr>
-      <w:r>
-        <w:t xml:space="preserve">The effective population size is further calibrated per site using a MAF-adaptive scheme:</w:t>
-      </w:r>
-      <w:r>
-        <w:t xml:space="preserve"> </w:t>
-      </w:r>
-      <m:oMath>
-        <m:sSub>
-          <m:e>
-            <m:r>
-              <m:t>N</m:t>
-            </m:r>
-          </m:e>
-          <m:sub>
-            <m:r>
-              <m:t>e</m:t>
-            </m:r>
-          </m:sub>
-        </m:sSub>
-      </m:oMath>
-      <w:r>
-        <w:t xml:space="preserve"> </w:t>
-      </w:r>
-      <w:r>
-        <w:t xml:space="preserve">is set to</w:t>
+        <w:t xml:space="preserve">is further adjusted per site by MAF: it is</w:t>
       </w:r>
       <w:r>
         <w:t xml:space="preserve"> </w:t>
@@ -2543,7 +2457,7 @@
         <w:t xml:space="preserve"> </w:t>
       </w:r>
       <w:r>
-        <w:t xml:space="preserve">for rare variants (MAF &lt; 0.5%) and</w:t>
+        <w:t xml:space="preserve">for rare variants (MAF &lt; 0.5%),</w:t>
       </w:r>
       <w:r>
         <w:t xml:space="preserve"> </w:t>
@@ -2588,7 +2502,7 @@
         <w:t xml:space="preserve"> </w:t>
       </w:r>
       <w:r>
-        <w:t xml:space="preserve">for common variants (MAF &gt; 2%), with a linear ramp in MAF between the two thresholds. When the haploid phasing engine is used, the per-window</w:t>
+        <w:t xml:space="preserve">for common variants (MAF &gt; 2%), and ramps linearly in between. With the haploid phasing engine, the per-window</w:t>
       </w:r>
       <w:r>
         <w:t xml:space="preserve"> </w:t>
@@ -2611,7 +2525,7 @@
         <w:t xml:space="preserve"> </w:t>
       </w:r>
       <w:r>
-        <w:t xml:space="preserve">it estimates during phasing replaces this scheme in the imputation HMM unless disabled; with the default diploid engine the MAF-adaptive scheme applies as written. Users may override the automatic</w:t>
+        <w:t xml:space="preserve">estimated during phasing replaces this scheme in the imputation HMM unless disabled; with the default diploid engine the scheme applies as written. A fixed</w:t>
       </w:r>
       <w:r>
         <w:t xml:space="preserve"> </w:t>
@@ -2634,7 +2548,7 @@
         <w:t xml:space="preserve"> </w:t>
       </w:r>
       <w:r>
-        <w:t xml:space="preserve">with a fixed value for reproducibility with prior results.</w:t>
+        <w:t xml:space="preserve">can be set to reproduce earlier results.</w:t>
       </w:r>
     </w:p>
     <w:p>
@@ -2652,7 +2566,7 @@
         <w:t xml:space="preserve"> </w:t>
       </w:r>
       <w:r>
-        <w:t xml:space="preserve">Selphi 1 retained conditioning haplotypes with fixed per-variant match caps, independent of reference panel size: a forward top-</w:t>
+        <w:t xml:space="preserve">Selphi 1 kept conditioning haplotypes with fixed per-variant match caps that did not depend on panel size: a forward top-</w:t>
       </w:r>
       <m:oMath>
         <m:sSub>
@@ -2715,10 +2629,7 @@
         <w:t xml:space="preserve"> </w:t>
       </w:r>
       <w:r>
-        <w:t xml:space="preserve">= 50 filter. Selphi 2 instead sizes the per-target candidate set adaptively. The maximum number of reference haplotypes retained per target, denoted</w:t>
-      </w:r>
-      <w:r>
-        <w:t xml:space="preserve"> </w:t>
+        <w:t xml:space="preserve">= 50 filter. Selphi 2 sizes the per-target candidate set (</w:t>
       </w:r>
       <m:oMath>
         <m:sSub>
@@ -2735,7 +2646,7 @@
         </m:sSub>
       </m:oMath>
       <w:r>
-        <w:t xml:space="preserve">, henceforth, is set automatically as a function of reference panel size and panel diversity. A fixed</w:t>
+        <w:t xml:space="preserve">) from panel size and diversity instead. A fixed</w:t>
       </w:r>
       <w:r>
         <w:t xml:space="preserve"> </w:t>
@@ -2758,7 +2669,7 @@
         <w:t xml:space="preserve"> </w:t>
       </w:r>
       <w:r>
-        <w:t xml:space="preserve">(for example</w:t>
+        <w:t xml:space="preserve">truncates panels at rates that differ by two orders of magnitude:</w:t>
       </w:r>
       <w:r>
         <w:t xml:space="preserve"> </w:t>
@@ -2796,48 +2707,10 @@
         </m:r>
       </m:oMath>
       <w:r>
-        <w:t xml:space="preserve">) generates a panel-relative truncation rate that varies by two orders of magnitude across panels:</w:t>
-      </w:r>
-      <w:r>
-        <w:t xml:space="preserve"> </w:t>
-      </w:r>
-      <m:oMath>
-        <m:sSub>
-          <m:e>
-            <m:r>
-              <m:t>m</m:t>
-            </m:r>
-          </m:e>
-          <m:sub>
-            <m:r>
-              <m:t>c</m:t>
-            </m:r>
-          </m:sub>
-        </m:sSub>
-        <m:r>
-          <m:rPr>
-            <m:sty m:val="p"/>
-          </m:rPr>
-          <m:t>=</m:t>
-        </m:r>
-        <m:r>
-          <m:t>2</m:t>
-        </m:r>
-        <m:r>
-          <m:rPr>
-            <m:sty m:val="p"/>
-          </m:rPr>
-          <m:t>,</m:t>
-        </m:r>
-        <m:r>
-          <m:t>500</m:t>
-        </m:r>
-      </m:oMath>
-      <w:r>
-        <w:t xml:space="preserve"> </w:t>
-      </w:r>
-      <w:r>
-        <w:t xml:space="preserve">retains 50% of a 5,000-haplotype panel but only 1.5% of a 171,054-haplotype panel. The latter regime systematically excludes rare-variant carriers from minority sub-populations when the per-target top-K is dominated by haplotypes of the panel’s majority ancestry, producing</w:t>
+        <w:t xml:space="preserve"> </w:t>
+      </w:r>
+      <w:r>
+        <w:t xml:space="preserve">keeps 50% of a 5,000-haplotype panel but 1.5% of a 171,054-haplotype panel. In the second case the top candidates are dominated by the panel’s majority ancestry, rare-variant carriers from minority sub-populations are excluded, and admixed cohorts lose</w:t>
       </w:r>
       <w:r>
         <w:t xml:space="preserve"> </w:t>
@@ -2860,7 +2733,7 @@
         <w:t xml:space="preserve"> </w:t>
       </w:r>
       <w:r>
-        <w:t xml:space="preserve">losses concentrated on low-frequency variants in admixed cohorts.</w:t>
+        <w:t xml:space="preserve">at low frequencies.</w:t>
       </w:r>
     </w:p>
     <w:p>
@@ -3130,7 +3003,7 @@
         <w:t xml:space="preserve"> </w:t>
       </w:r>
       <w:r>
-        <w:t xml:space="preserve">is the total number of reference haplotypes,</w:t>
+        <w:t xml:space="preserve">is the total number of panel haplotypes,</w:t>
       </w:r>
       <w:r>
         <w:t xml:space="preserve"> </w:t>
@@ -3144,7 +3017,7 @@
         <w:t xml:space="preserve"> </w:t>
       </w:r>
       <w:r>
-        <w:t xml:space="preserve">is a base fraction,</w:t>
+        <w:t xml:space="preserve">a base fraction,</w:t>
       </w:r>
       <w:r>
         <w:t xml:space="preserve"> </w:t>
@@ -3158,7 +3031,7 @@
         <w:t xml:space="preserve"> </w:t>
       </w:r>
       <w:r>
-        <w:t xml:space="preserve">is a diversity-coupled fraction, and</w:t>
+        <w:t xml:space="preserve">a diversity-coupled fraction, and</w:t>
       </w:r>
       <w:r>
         <w:t xml:space="preserve"> </w:t>
@@ -3224,7 +3097,7 @@
         <w:t xml:space="preserve"> </w:t>
       </w:r>
       <w:r>
-        <w:t xml:space="preserve">is the coefficient of variation of compressed tile sizes in the SRP, computed once at panel load.</w:t>
+        <w:t xml:space="preserve">the coefficient of variation of compressed tile sizes in the SRP, computed once when the panel is loaded.</w:t>
       </w:r>
       <w:r>
         <w:t xml:space="preserve"> </w:t>
@@ -3260,7 +3133,7 @@
         <w:t xml:space="preserve"> </w:t>
       </w:r>
       <w:r>
-        <w:t xml:space="preserve">is a proxy for haplotype-pattern diversity: panels containing multiple distinct mosaic structures (multiple ancestries, divergent sub-populations) compress less uniformly than ancestrally homogeneous panels, yielding higher CV.</w:t>
+        <w:t xml:space="preserve">stands in for haplotype diversity: panels with several distinct mosaic structures (multiple ancestries, divergent sub-populations) compress less uniformly than homogeneous ones and give a higher CV.</w:t>
       </w:r>
     </w:p>
     <w:p>
@@ -3316,7 +3189,7 @@
         <w:t xml:space="preserve"> </w:t>
       </w:r>
       <w:r>
-        <w:t xml:space="preserve">Subsetting the conditioning set is a speed and memory optimization that benefits only biobank-scale panels; on a small panel it discards rare-allele-carrying haplotypes for no compute benefit, and the diversity-coupled fraction can return only a fraction of a small panel (on a low-CV panel it falls to the floor). We therefore retain the</w:t>
+        <w:t xml:space="preserve">Subsetting the conditioning set saves time and memory only on biobank-scale panels. On a small panel it discards rare-allele carriers for no computational gain, and the diversity-coupled fraction can return only part of the panel (on a low-CV panel it falls to the floor). We therefore keep the</w:t>
       </w:r>
       <w:r>
         <w:t xml:space="preserve"> </w:t>
@@ -3332,7 +3205,7 @@
         <w:t xml:space="preserve"> </w:t>
       </w:r>
       <w:r>
-        <w:t xml:space="preserve">as the conditioning set when it contains at most 16,000 haplotypes (≈8,000 samples), applying the formula</w:t>
+        <w:t xml:space="preserve">as the conditioning set up to 16,000 haplotypes (≈8,000 samples), and apply</w:t>
       </w:r>
       <w:r>
         <w:t xml:space="preserve"> </w:t>
@@ -3556,7 +3429,10 @@
         </m:r>
       </m:oMath>
       <w:r>
-        <w:t xml:space="preserve">, only above that size (the result is additionally capped at</w:t>
+        <w:t xml:space="preserve"> </w:t>
+      </w:r>
+      <w:r>
+        <w:t xml:space="preserve">and a cap at</w:t>
       </w:r>
       <w:r>
         <w:t xml:space="preserve"> </w:t>
@@ -3580,7 +3456,7 @@
         </m:sSub>
       </m:oMath>
       <w:r>
-        <w:t xml:space="preserve">). This threshold sits above 1000-Genomes-scale panels and below biobank panels (HRC ≈ 65,000, TOPMed ≈ 171,000 haplotypes), and near the empirical accuracy-saturation point of the conditioning-set size. The distinction is consequential for ancestries absent from the panel: imputing Human Genome Diversity Project individuals against a 1000 Genomes panel, the formula’s small-panel fraction fell to the 2,500 floor (39% of the 6,332-haplotype panel), dropping the conditioning set’s rare-allele carriers and inverting the rare-variant ranking versus Beagle 5.5; retaining the full panel restored Selphi 2’s advantage at every frequency above the rarest bin (Results, Out-of-panel generalization). On the panels evaluated here the rule yields the full 4,802 haplotypes for the 1000 Genomes Phase 3 panel and</w:t>
+        <w:t xml:space="preserve">, only above that size. The threshold lies above 1000-Genomes-scale panels, below biobank panels (HRC ≈ 65,000, TOPMed ≈ 171,000 haplotypes), and near the size at which accuracy saturates. It matters most for ancestries absent from the panel. Imputing HGDP individuals against a 1000 Genomes panel, the formula returned the 2,500 floor (39% of the 6,332-haplotype panel), dropped rare-allele carriers and inverted the rare-variant ranking against Beagle 5.5; keeping the full panel restored Selphi 2’s lead at every frequency above the rarest bin (Results, Out-of-panel generalization). On the panels evaluated here the rule keeps all 4,802 haplotypes of 1000 Genomes Phase 3 and</w:t>
       </w:r>
       <w:r>
         <w:t xml:space="preserve"> </w:t>
@@ -3621,7 +3497,7 @@
         <w:t xml:space="preserve"> </w:t>
       </w:r>
       <w:r>
-        <w:t xml:space="preserve">for the TOPMed panel (</w:t>
+        <w:t xml:space="preserve">of TOPMed (</w:t>
       </w:r>
       <m:oMath>
         <m:sSub>
@@ -3702,7 +3578,7 @@
         </m:r>
       </m:oMath>
       <w:r>
-        <w:t xml:space="preserve">; 78% of the panel). Users may override the automatic</w:t>
+        <w:t xml:space="preserve">; 78% of the panel). A fixed</w:t>
       </w:r>
       <w:r>
         <w:t xml:space="preserve"> </w:t>
@@ -3725,7 +3601,7 @@
         <w:t xml:space="preserve"> </w:t>
       </w:r>
       <w:r>
-        <w:t xml:space="preserve">with a fixed value for reproducibility with prior results.</w:t>
+        <w:t xml:space="preserve">can be set to reproduce earlier results.</w:t>
       </w:r>
     </w:p>
     <w:p>
@@ -3733,7 +3609,7 @@
         <w:pStyle w:val="BodyText"/>
       </w:pPr>
       <w:r>
-        <w:t xml:space="preserve">The resulting HMM posterior weights are stored as sparse CSR matrices (row-per-chip-variant, column-per-reference-haplotype), with entries below</w:t>
+        <w:t xml:space="preserve">The HMM posterior weights are stored as sparse CSR matrices (one row per chip variant, one column per panel haplotype), with entries below</w:t>
       </w:r>
       <w:r>
         <w:t xml:space="preserve"> </w:t>
@@ -3799,7 +3675,7 @@
         <w:pStyle w:val="FirstParagraph"/>
       </w:pPr>
       <w:r>
-        <w:t xml:space="preserve">Between consecutive shared-variant positions (chip sites), imputed dosages at reference-panel-only positions are computed by linear interpolation of the HMM-derived haplotype weights, following the standard approach</w:t>
+        <w:t xml:space="preserve">Between consecutive shared (chip) positions, dosages at panel-only positions are computed by linear interpolation of the HMM haplotype weights, as is standard</w:t>
       </w:r>
       <w:r>
         <w:rPr>
@@ -4047,7 +3923,7 @@
         <w:t xml:space="preserve"> </w:t>
       </w:r>
       <w:r>
-        <w:t xml:space="preserve">is the interpolated weight of reference haplotype r at position j, and</w:t>
+        <w:t xml:space="preserve">is the interpolated weight of panel haplotype r at position j and</w:t>
       </w:r>
       <w:r>
         <w:t xml:space="preserve"> </w:t>
@@ -4085,7 +3961,7 @@
         <w:t xml:space="preserve"> </w:t>
       </w:r>
       <w:r>
-        <w:t xml:space="preserve">is the allele carried by haplotype r at that position. Reference alleles at imputed positions are read from the tiled SRP format (see Sparse Reference Panel format, below), with pre-loaded stripe batches overlapping I/O with HMM computation.</w:t>
+        <w:t xml:space="preserve">its allele there. Panel alleles at imputed positions are read from the tiled SRP format (below), with preloaded stripe batches overlapping I/O with the HMM.</w:t>
       </w:r>
     </w:p>
     <w:p>
@@ -4093,7 +3969,7 @@
         <w:pStyle w:val="BodyText"/>
       </w:pPr>
       <w:r>
-        <w:t xml:space="preserve">Interpolation operates on tiles of 1,024 variants</w:t>
+        <w:t xml:space="preserve">Interpolation works on tiles of 1,024 variants</w:t>
       </w:r>
       <w:r>
         <w:t xml:space="preserve"> </w:t>
@@ -4110,7 +3986,7 @@
         <w:t xml:space="preserve"> </w:t>
       </w:r>
       <w:r>
-        <w:t xml:space="preserve">4,096 haplotypes, sized to fit in L2 cache per core. Within each tile, the interpolation is fused with output encoding: after a tile’s dosages are computed, they are immediately formatted to all active output formats and the tile memory is freed. This prevents accumulation of interpolated dosages across the entire chromosome.</w:t>
+        <w:t xml:space="preserve">4,096 haplotypes, sized to fit each core’s L2 cache. Each tile’s dosages are formatted to all active output formats as soon as they are computed and the tile is then freed, so interpolated dosages never accumulate over a chromosome.</w:t>
       </w:r>
     </w:p>
     <w:p>
@@ -4130,7 +4006,7 @@
         <w:t xml:space="preserve"> </w:t>
       </w:r>
       <w:r>
-        <w:t xml:space="preserve">is computed using a numerically stable two-pass method:</w:t>
+        <w:t xml:space="preserve">uses a numerically stable two-pass computation:</w:t>
       </w:r>
     </w:p>
     <w:p>
@@ -4386,7 +4262,7 @@
         <w:t xml:space="preserve"> </w:t>
       </w:r>
       <w:r>
-        <w:t xml:space="preserve">is the estimated alternate allele frequency, and var(dosage) is computed as the mean of squared deviations from the mean (avoiding the numerically unstable single-pass</w:t>
+        <w:t xml:space="preserve">is the estimated alternate-allele frequency and var(dosage) the mean squared deviation from the mean, avoiding the unstable single-pass</w:t>
       </w:r>
       <w:r>
         <w:t xml:space="preserve"> </w:t>
@@ -4454,10 +4330,7 @@
         </m:sSup>
       </m:oMath>
       <w:r>
-        <w:t xml:space="preserve"> </w:t>
-      </w:r>
-      <w:r>
-        <w:t xml:space="preserve">formula).</w:t>
+        <w:t xml:space="preserve">.</w:t>
       </w:r>
     </w:p>
     <w:p>
@@ -4465,7 +4338,7 @@
         <w:pStyle w:val="BodyText"/>
       </w:pPr>
       <w:r>
-        <w:t xml:space="preserve">VCF output formatting performs no floating-point-to-string conversion at all. Dosages are quantized to the emitted precision (three decimals for DS, two for AP) and the quantized values index byte-slice lookup tables rendered once at start-up: a 2</w:t>
+        <w:t xml:space="preserve">VCF formatting performs no floating-point-to-string conversion. Dosages are quantised to the emitted precision (three decimals for DS, two for AP), and the quantised values index byte-string lookup tables built once at start-up. A 2</w:t>
       </w:r>
       <w:r>
         <w:t xml:space="preserve"> </w:t>
@@ -4499,7 +4372,7 @@
         <w:t xml:space="preserve"> </w:t>
       </w:r>
       <w:r>
-        <w:t xml:space="preserve">2,001-entry table over (haplotype-1 call, haplotype-2 call, dosage index) emits an entire</w:t>
+        <w:t xml:space="preserve">2,001-entry table over (haplotype-1 call, haplotype-2 call, dosage index) writes a whole</w:t>
       </w:r>
       <w:r>
         <w:t xml:space="preserve"> </w:t>
@@ -4514,7 +4387,7 @@
         <w:t xml:space="preserve"> </w:t>
       </w:r>
       <w:r>
-        <w:t xml:space="preserve">field as a single memory copy, and a 101</w:t>
+        <w:t xml:space="preserve">field with one memory copy, and a 101</w:t>
       </w:r>
       <w:r>
         <w:t xml:space="preserve"> </w:t>
@@ -4531,7 +4404,7 @@
         <w:t xml:space="preserve"> </w:t>
       </w:r>
       <w:r>
-        <w:t xml:space="preserve">101-entry table does the same for the paired</w:t>
+        <w:t xml:space="preserve">101-entry table does the same for</w:t>
       </w:r>
       <w:r>
         <w:t xml:space="preserve"> </w:t>
@@ -4543,10 +4416,7 @@
         <w:t xml:space="preserve">AP1:AP2</w:t>
       </w:r>
       <w:r>
-        <w:t xml:space="preserve"> </w:t>
-      </w:r>
-      <w:r>
-        <w:t xml:space="preserve">field. Every sample at every variant takes this path, so per-sample formatting cost is constant and independent of the dosage value.</w:t>
+        <w:t xml:space="preserve">. Every sample at every variant takes this path, so formatting cost per sample is constant.</w:t>
       </w:r>
     </w:p>
     <w:p>
@@ -4554,7 +4424,7 @@
         <w:pStyle w:val="BodyText"/>
       </w:pPr>
       <w:r>
-        <w:t xml:space="preserve">Selphi 2 supports five output formats from a single interpolation pass: VCF.gz (multi-threaded BGZF compression), native BCF 2.2</w:t>
+        <w:t xml:space="preserve">One interpolation pass writes up to five formats: VCF.gz (multi-threaded BGZF), native BCF 2.2</w:t>
       </w:r>
       <w:r>
         <w:rPr>
@@ -4563,7 +4433,7 @@
         <w:t xml:space="preserve">25</w:t>
       </w:r>
       <w:r>
-        <w:t xml:space="preserve">, Apache Parquet (zstd-compressed, variant-major columnar layout), PLINK2 PGEN</w:t>
+        <w:t xml:space="preserve">, Apache Parquet (zstd-compressed, variant-major columns), PLINK2 PGEN</w:t>
       </w:r>
       <w:r>
         <w:rPr>
@@ -4575,7 +4445,7 @@
         <w:t xml:space="preserve"> </w:t>
       </w:r>
       <w:r>
-        <w:t xml:space="preserve">(mode 0x03 with fixed-width records containing 2-bit hardcalls and 16-bit unphased dosage), and SelfDecode format (per-sample chunked Parquet in a ZIP archive). The VCF/BCF output channel uses a dedicated writer thread with a bounded synchronous channel, decoupling interpolation throughput from I/O throughput; its depth is set from cohort size (16 blocks below 1,000 samples, 4 at or above, because a single block at biobank scale is hundreds of megabytes of encoded text). All output formats use the same two-pass DR2 computation, ensuring consistent quality metrics regardless of format choice.</w:t>
+        <w:t xml:space="preserve">(mode 0x03, fixed-width records with 2-bit hard calls and 16-bit unphased dosage) and SelfDecode format (per-sample chunked Parquet in a ZIP archive). VCF/BCF output goes through a dedicated writer thread on a bounded channel, so interpolation and I/O proceed independently; the channel holds 16 blocks below 1,000 samples and 4 at or above, because one block at biobank scale is hundreds of megabytes of text. All formats use the same two-pass DR2 computation.</w:t>
       </w:r>
     </w:p>
     <w:bookmarkEnd w:id="19"/>
@@ -4597,7 +4467,7 @@
         <w:pStyle w:val="FirstParagraph"/>
       </w:pPr>
       <w:r>
-        <w:t xml:space="preserve">The phasing-and-imputation pipeline above targets array-genotyped data, where the input is a set of confident hard genotype calls at chip sites. Low-coverage whole-genome sequencing (lcWGS) presents a different inference problem: at 0.5-4</w:t>
+        <w:t xml:space="preserve">The pipeline above is built for arrays, whose input is confident hard calls at chip sites. Low-coverage whole-genome sequencing (lcWGS) poses a different problem. At 0.5-4</w:t>
       </w:r>
       <m:oMath>
         <m:r>
@@ -4608,10 +4478,7 @@
         </m:r>
       </m:oMath>
       <w:r>
-        <w:t xml:space="preserve"> </w:t>
-      </w:r>
-      <w:r>
-        <w:t xml:space="preserve">depth, and at the off-target sites of a capture library, most sites carry no confident call but a soft genotype likelihood (GL) derived from one or two reads, while deeply covered sites contribute near-certain likelihoods through the same model with no special handling. Selphi 2 provides a dedicated lcWGS engine, selected with</w:t>
+        <w:t xml:space="preserve">, and at the off-target sites of a capture library, most sites carry a soft genotype likelihood (GL) from one or two reads rather than a confident call, while deeply covered sites give near-certain likelihoods through the same model with no special handling. Selphi 2 has a dedicated engine for this, selected with</w:t>
       </w:r>
       <w:r>
         <w:t xml:space="preserve"> </w:t>
@@ -4623,7 +4490,7 @@
         <w:t xml:space="preserve">--lcwgs</w:t>
       </w:r>
       <w:r>
-        <w:t xml:space="preserve">, that reuses the reference-panel ingestion (SRP), the</w:t>
+        <w:t xml:space="preserve">. It reuses the panel format (SRP), the</w:t>
       </w:r>
       <w:r>
         <w:t xml:space="preserve"> </w:t>
@@ -4635,7 +4502,7 @@
         <w:t xml:space="preserve">HaplotypeBitmatrix</w:t>
       </w:r>
       <w:r>
-        <w:t xml:space="preserve">, the genetic map, and the output writers, but replaces the hard-call HMM with a genotype-likelihood-aware Li-Stephens model. GLIMPSE2</w:t>
+        <w:t xml:space="preserve">, the genetic map and the output writers, and replaces the hard-call HMM with a likelihood-aware Li-Stephens model. GLIMPSE2</w:t>
       </w:r>
       <w:r>
         <w:rPr>
@@ -4647,7 +4514,7 @@
         <w:t xml:space="preserve"> </w:t>
       </w:r>
       <w:r>
-        <w:t xml:space="preserve">established that this regime is best addressed by imputing directly from genotype likelihoods rather than from hard calls; we benchmark against it in Results.</w:t>
+        <w:t xml:space="preserve">showed that this regime is best served by imputing from likelihoods rather than hard calls, and we compare against it in Results.</w:t>
       </w:r>
     </w:p>
     <w:p>
@@ -4655,7 +4522,7 @@
         <w:pStyle w:val="BodyText"/>
       </w:pPr>
       <w:r>
-        <w:t xml:space="preserve">The engine reads per-sample Phred-scaled genotype likelihoods (the</w:t>
+        <w:t xml:space="preserve">The engine reads per-sample Phred-scaled likelihoods (the</w:t>
       </w:r>
       <w:r>
         <w:t xml:space="preserve"> </w:t>
@@ -4670,7 +4537,7 @@
         <w:t xml:space="preserve"> </w:t>
       </w:r>
       <w:r>
-        <w:t xml:space="preserve">field produced by</w:t>
+        <w:t xml:space="preserve">field from</w:t>
       </w:r>
       <w:r>
         <w:t xml:space="preserve"> </w:t>
@@ -4682,7 +4549,7 @@
         <w:t xml:space="preserve">bcftools mpileup | call</w:t>
       </w:r>
       <w:r>
-        <w:t xml:space="preserve">) at the panel’s variant sites and converts them, via a 256-entry lookup table, to per-haplotype likelihoods. The genotype likelihoods may instead be computed natively from aligned reads (BAM or CRAM, one file per sample) in the same process, removing the external pileup step: for each biallelic panel SNP, the overlapping reads are walked through their CIGAR alignment and each read base is folded into the three genotype likelihoods under the standard SAMtools/BCFtools base-quality error model</w:t>
+        <w:t xml:space="preserve">) at the panel sites and converts them to per-haplotype likelihoods through a 256-entry lookup table. Alternatively it computes the likelihoods from aligned reads (BAM or CRAM, one file per sample) in the same process, with no external pileup. For each biallelic panel SNP, the overlapping reads are walked through their CIGAR alignments and each base enters the three genotype likelihoods under the revised MAQ error model of SAMtools/BCFtools</w:t>
       </w:r>
       <w:r>
         <w:rPr>
@@ -4691,291 +4558,7 @@
         <w:t xml:space="preserve">25</w:t>
       </w:r>
       <w:r>
-        <w:t xml:space="preserve"> </w:t>
-      </w:r>
-      <w:r>
-        <w:t xml:space="preserve">(</w:t>
-      </w:r>
-      <m:oMath>
-        <m:r>
-          <m:t>P</m:t>
-        </m:r>
-        <m:r>
-          <m:rPr>
-            <m:sty m:val="p"/>
-          </m:rPr>
-          <m:t>(</m:t>
-        </m:r>
-        <m:r>
-          <m:t>b</m:t>
-        </m:r>
-        <m:r>
-          <m:t> </m:t>
-        </m:r>
-        <m:r>
-          <m:rPr>
-            <m:sty m:val="p"/>
-          </m:rPr>
-          <m:t>|</m:t>
-        </m:r>
-        <m:r>
-          <m:t> </m:t>
-        </m:r>
-        <m:r>
-          <m:rPr>
-            <m:sty m:val="p"/>
-          </m:rPr>
-          <m:t>R</m:t>
-        </m:r>
-        <m:r>
-          <m:rPr>
-            <m:sty m:val="p"/>
-          </m:rPr>
-          <m:t>E</m:t>
-        </m:r>
-        <m:r>
-          <m:rPr>
-            <m:sty m:val="p"/>
-          </m:rPr>
-          <m:t>F</m:t>
-        </m:r>
-        <m:r>
-          <m:rPr>
-            <m:sty m:val="p"/>
-          </m:rPr>
-          <m:t>)</m:t>
-        </m:r>
-        <m:r>
-          <m:rPr>
-            <m:sty m:val="p"/>
-          </m:rPr>
-          <m:t>=</m:t>
-        </m:r>
-        <m:r>
-          <m:t>1</m:t>
-        </m:r>
-        <m:r>
-          <m:rPr>
-            <m:sty m:val="p"/>
-          </m:rPr>
-          <m:t>−</m:t>
-        </m:r>
-        <m:r>
-          <m:t>ε</m:t>
-        </m:r>
-      </m:oMath>
-      <w:r>
-        <w:t xml:space="preserve"> </w:t>
-      </w:r>
-      <w:r>
-        <w:t xml:space="preserve">if the base matches else</w:t>
-      </w:r>
-      <w:r>
-        <w:t xml:space="preserve"> </w:t>
-      </w:r>
-      <m:oMath>
-        <m:r>
-          <m:t>ε</m:t>
-        </m:r>
-        <m:r>
-          <m:rPr>
-            <m:sty m:val="p"/>
-          </m:rPr>
-          <m:t>/</m:t>
-        </m:r>
-        <m:r>
-          <m:t>3</m:t>
-        </m:r>
-      </m:oMath>
-      <w:r>
-        <w:t xml:space="preserve">, with</w:t>
-      </w:r>
-      <w:r>
-        <w:t xml:space="preserve"> </w:t>
-      </w:r>
-      <m:oMath>
-        <m:r>
-          <m:t>ε</m:t>
-        </m:r>
-        <m:r>
-          <m:rPr>
-            <m:sty m:val="p"/>
-          </m:rPr>
-          <m:t>=</m:t>
-        </m:r>
-        <m:sSup>
-          <m:e>
-            <m:r>
-              <m:t>10</m:t>
-            </m:r>
-          </m:e>
-          <m:sup>
-            <m:r>
-              <m:rPr>
-                <m:sty m:val="p"/>
-              </m:rPr>
-              <m:t>−</m:t>
-            </m:r>
-            <m:r>
-              <m:t>Q</m:t>
-            </m:r>
-            <m:r>
-              <m:rPr>
-                <m:sty m:val="p"/>
-              </m:rPr>
-              <m:t>/</m:t>
-            </m:r>
-            <m:r>
-              <m:t>10</m:t>
-            </m:r>
-          </m:sup>
-        </m:sSup>
-      </m:oMath>
-      <w:r>
-        <w:t xml:space="preserve"> </w:t>
-      </w:r>
-      <w:r>
-        <w:t xml:space="preserve">and the heterozygous term</w:t>
-      </w:r>
-      <w:r>
-        <w:t xml:space="preserve"> </w:t>
-      </w:r>
-      <m:oMath>
-        <m:f>
-          <m:fPr>
-            <m:type m:val="lin"/>
-          </m:fPr>
-          <m:num>
-            <m:r>
-              <m:t>1</m:t>
-            </m:r>
-          </m:num>
-          <m:den>
-            <m:r>
-              <m:t>2</m:t>
-            </m:r>
-          </m:den>
-        </m:f>
-        <m:r>
-          <m:t>P</m:t>
-        </m:r>
-        <m:r>
-          <m:rPr>
-            <m:sty m:val="p"/>
-          </m:rPr>
-          <m:t>(</m:t>
-        </m:r>
-        <m:r>
-          <m:t>b</m:t>
-        </m:r>
-        <m:r>
-          <m:t> </m:t>
-        </m:r>
-        <m:r>
-          <m:rPr>
-            <m:sty m:val="p"/>
-          </m:rPr>
-          <m:t>|</m:t>
-        </m:r>
-        <m:r>
-          <m:t> </m:t>
-        </m:r>
-        <m:r>
-          <m:rPr>
-            <m:sty m:val="p"/>
-          </m:rPr>
-          <m:t>R</m:t>
-        </m:r>
-        <m:r>
-          <m:rPr>
-            <m:sty m:val="p"/>
-          </m:rPr>
-          <m:t>E</m:t>
-        </m:r>
-        <m:r>
-          <m:rPr>
-            <m:sty m:val="p"/>
-          </m:rPr>
-          <m:t>F</m:t>
-        </m:r>
-        <m:r>
-          <m:rPr>
-            <m:sty m:val="p"/>
-          </m:rPr>
-          <m:t>)</m:t>
-        </m:r>
-        <m:r>
-          <m:rPr>
-            <m:sty m:val="p"/>
-          </m:rPr>
-          <m:t>+</m:t>
-        </m:r>
-        <m:f>
-          <m:fPr>
-            <m:type m:val="lin"/>
-          </m:fPr>
-          <m:num>
-            <m:r>
-              <m:t>1</m:t>
-            </m:r>
-          </m:num>
-          <m:den>
-            <m:r>
-              <m:t>2</m:t>
-            </m:r>
-          </m:den>
-        </m:f>
-        <m:r>
-          <m:t>P</m:t>
-        </m:r>
-        <m:r>
-          <m:rPr>
-            <m:sty m:val="p"/>
-          </m:rPr>
-          <m:t>(</m:t>
-        </m:r>
-        <m:r>
-          <m:t>b</m:t>
-        </m:r>
-        <m:r>
-          <m:t> </m:t>
-        </m:r>
-        <m:r>
-          <m:rPr>
-            <m:sty m:val="p"/>
-          </m:rPr>
-          <m:t>|</m:t>
-        </m:r>
-        <m:r>
-          <m:t> </m:t>
-        </m:r>
-        <m:r>
-          <m:rPr>
-            <m:sty m:val="p"/>
-          </m:rPr>
-          <m:t>A</m:t>
-        </m:r>
-        <m:r>
-          <m:rPr>
-            <m:sty m:val="p"/>
-          </m:rPr>
-          <m:t>L</m:t>
-        </m:r>
-        <m:r>
-          <m:rPr>
-            <m:sty m:val="p"/>
-          </m:rPr>
-          <m:t>T</m:t>
-        </m:r>
-        <m:r>
-          <m:rPr>
-            <m:sty m:val="p"/>
-          </m:rPr>
-          <m:t>)</m:t>
-        </m:r>
-      </m:oMath>
-      <w:r>
-        <w:t xml:space="preserve">), filtered by mapping and base quality (defaults MAPQ ≥ 20, base quality ≥ 20, at most 250 reads per site;</w:t>
+        <w:t xml:space="preserve">. That model caps base quality by mapping quality and by neighbouring-base quality, and down-weights repeated reads of the same base and strand to account for correlated errors. Reads are filtered by mapping and base quality (defaults MAPQ ≥ 20, base quality ≥ 20, at most 250 reads per site;</w:t>
       </w:r>
       <w:r>
         <w:t xml:space="preserve"> </w:t>
@@ -5011,7 +4594,7 @@
         <w:t xml:space="preserve">LCWGS_MAX_DEPTH</w:t>
       </w:r>
       <w:r>
-        <w:t xml:space="preserve">); the result matches</w:t>
+        <w:t xml:space="preserve">), and the result matches</w:t>
       </w:r>
       <w:r>
         <w:t xml:space="preserve"> </w:t>
@@ -5026,7 +4609,7 @@
         <w:t xml:space="preserve"> </w:t>
       </w:r>
       <w:r>
-        <w:t xml:space="preserve">at the same thresholds. Overlapping paired-end mates, the two mates of one fragment sample the same molecule, are collapsed to a single observation per site (agreeing bases retain the higher base quality, disagreeing bases are down-weighted) so a fragment’s evidence is not double-counted. CRAM read bases are reconstructed against the supplied reference FASTA, and with a region restriction the alignment index (</w:t>
+        <w:t xml:space="preserve">at the same thresholds. The two mates of one fragment sample the same molecule, so overlapping mates are collapsed to one observation per site (agreeing bases keep the higher quality, disagreeing bases are down-weighted). CRAM bases are reconstructed against the supplied reference FASTA, and with a region restriction the index (</w:t>
       </w:r>
       <w:r>
         <w:rPr>
@@ -5044,7 +4627,15 @@
         <w:t xml:space="preserve">.crai</w:t>
       </w:r>
       <w:r>
-        <w:t xml:space="preserve">) is used to decode only the requested span. Non-SNP panel sites, for which the pileup collects no read evidence, are excluded from the native target set and imputed from the haplotype scaffold, as in GLIMPSE2 and as on the likelihood-file path when that file is restricted to SNPs; carrying them as flat-likelihood target sites instead changes the head-to-head result of Table 1b within noise (+0.184 against +0.190 pp non-reference concordance over GLIMPSE2). At low coverage per-read indel likelihoods are miscalibrated and degrade neighbouring-SNP accuracy when fed to the joint model. Optionally (for higher-coverage input) the local REF and ALT haplotypes of each panel indel are built from the reference and every spanning read is scored against both with a pair-hidden-Markov model (forward algorithm, affine gap penalties, per-base-quality emissions, marginalising over alignment uncertainty), folding</w:t>
+        <w:t xml:space="preserve">) limits decoding to that span.</w:t>
+      </w:r>
+    </w:p>
+    <w:p>
+      <w:pPr>
+        <w:pStyle w:val="BodyText"/>
+      </w:pPr>
+      <w:r>
+        <w:t xml:space="preserve">Panel sites other than SNPs, where the pileup collects no evidence, are excluded from the native target set and imputed from the haplotype scaffold, as in GLIMPSE2 and on the likelihood-file path restricted to SNPs. Carrying them as flat-likelihood sites instead changes the Table 1b result within noise (+0.184 against +0.190 pp non-reference concordance over GLIMPSE2). At low coverage, per-read indel likelihoods are miscalibrated and degrade nearby SNPs in the joint model. For higher-coverage input, an option builds the local REF and ALT haplotypes of each panel indel and scores every spanning read against both with a pair hidden Markov model (forward algorithm, affine gaps, base-quality emissions, marginalising over alignment), adding</w:t>
       </w:r>
       <w:r>
         <w:t xml:space="preserve"> </w:t>
@@ -5148,7 +4739,7 @@
         <w:t xml:space="preserve"> </w:t>
       </w:r>
       <w:r>
-        <w:t xml:space="preserve">into the genotype likelihoods as for a SNP. To verify that this in-process pileup is faithful to the external</w:t>
+        <w:t xml:space="preserve">to the likelihoods as for a SNP. To check the native pileup against the external</w:t>
       </w:r>
       <w:r>
         <w:t xml:space="preserve"> </w:t>
@@ -5163,7 +4754,7 @@
         <w:t xml:space="preserve"> </w:t>
       </w:r>
       <w:r>
-        <w:t xml:space="preserve">path, we ran a downsampling check (a 52</w:t>
+        <w:t xml:space="preserve">path, we downsampled a 52</w:t>
       </w:r>
       <m:oMath>
         <m:r>
@@ -5177,7 +4768,7 @@
         <w:t xml:space="preserve"> </w:t>
       </w:r>
       <w:r>
-        <w:t xml:space="preserve">whole-genome sample reduced to 1</w:t>
+        <w:t xml:space="preserve">genome to 1</w:t>
       </w:r>
       <m:oMath>
         <m:r>
@@ -5188,7 +4779,10 @@
         </m:r>
       </m:oMath>
       <w:r>
-        <w:t xml:space="preserve">, with the full-depth calls as truth): Selphi 2’s native pileup attains per-allele-frequency-bin aggregate</w:t>
+        <w:t xml:space="preserve"> </w:t>
+      </w:r>
+      <w:r>
+        <w:t xml:space="preserve">with the full-depth calls as truth: the native pileup reached aggregate</w:t>
       </w:r>
       <w:r>
         <w:t xml:space="preserve"> </w:t>
@@ -5211,7 +4805,15 @@
         <w:t xml:space="preserve"> </w:t>
       </w:r>
       <w:r>
-        <w:t xml:space="preserve">0.964, matching (and slightly exceeding) its own pre-computed-likelihood path (0.960) and comparable to an equivalent GLIMPSE2 pileup (0.967), confirming the native genotype-likelihood computation reproduces the established pipeline. Imputation proceeds by Gibbs alternation between haplotype selection and a GL-weighted forward-backward pass: each iteration selects a conditioning set of reference haplotypes by sparse PBWT from the current sampled haplotypes, then runs a Li-Stephens forward-backward in which each haplotype’s per-site emission is built conditional on the partner haplotype’s currently sampled allele, decoupling the two haplotypes of a diploid sample into independent copying problems, and samples a fresh allele per site from the resulting posterior. The selected set is capped at 2,000 haplotypes per sample (</w:t>
+        <w:t xml:space="preserve">0.964 per allele-frequency bin, against 0.960 from precomputed likelihoods and 0.967 for an equivalent GLIMPSE2 pileup.</w:t>
+      </w:r>
+    </w:p>
+    <w:p>
+      <w:pPr>
+        <w:pStyle w:val="BodyText"/>
+      </w:pPr>
+      <w:r>
+        <w:t xml:space="preserve">Imputation alternates haplotype selection and a GL-weighted forward-backward in a Gibbs sampler. Each iteration selects a conditioning set of panel haplotypes by sparse PBWT from the currently sampled haplotypes. It then runs a Li-Stephens forward-backward in which each haplotype’s emission at a site is conditioned on the partner haplotype’s current allele, which splits a diploid sample into two independent copying problems, and samples a new allele per site from the posterior. The selected set is capped at 2,000 haplotypes per sample (</w:t>
       </w:r>
       <w:r>
         <w:rPr>
@@ -5220,7 +4822,7 @@
         <w:t xml:space="preserve">LCWGS_KPBWT</w:t>
       </w:r>
       <w:r>
-        <w:t xml:space="preserve">). With the default storage-site spacing of 0.002 cM the union of PBWT neighbours across a 16 cM chunk covers nearly the whole panel (5,708 to 6,332 of the 6,332 haplotypes of the coverage-sweep panel; 3,956 to 4,796 of the 4,796 of the capture-library panel), and the cap, applied in haplotype-index order, retains an almost fixed low-index subset, exactly haplotypes 0 to 1,999 in several measured chunks. The target-specific part of the conditioning set is therefore the per-haplotype rare-carrier augmentation described below, not the PBWT ranking itself. A cap in PBWT match-rank order (</w:t>
+        <w:t xml:space="preserve">). With the default storage-site spacing of 0.002 cM the union of PBWT neighbours over a 16 cM chunk covers nearly the whole panel (5,708 to 6,332 of the 6,332 haplotypes of the coverage-sweep panel; 3,956 to 4,796 of the 4,796 of the capture-library panel). The cap, applied in haplotype-index order, therefore keeps an almost fixed low-index subset, exactly haplotypes 0 to 1,999 in several measured chunks, and the target-specific part of the conditioning set is the per-haplotype rare-carrier augmentation described below. A cap in PBWT match-rank order (</w:t>
       </w:r>
       <w:r>
         <w:rPr>
@@ -5258,7 +4860,7 @@
         <w:t xml:space="preserve"> </w:t>
       </w:r>
       <w:r>
-        <w:t xml:space="preserve">ultra-rare bin of Table 2b from 0.8994 to 0.9059, above GLIMPSE2’s 0.9023, on each of three seeds, but lowers the 5-10% bin at 0.5</w:t>
+        <w:t xml:space="preserve">ultra-rare bin of Table 2b from 0.8994 to 0.9059, above GLIMPSE2’s 0.9023, on each of three seeds. It lowers the 5-10% bin at 0.5</w:t>
       </w:r>
       <m:oMath>
         <m:r>
@@ -5283,7 +4885,7 @@
         </m:r>
       </m:oMath>
       <w:r>
-        <w:t xml:space="preserve">, where the default already leads, so the index-order cap remains the default. Posterior dosages from the post-burn-in iterations are averaged for the output, written as VCF.gz with</w:t>
+        <w:t xml:space="preserve">, where the default already leads, so the index-order cap stays the default. Posterior dosages from the post-burn-in iterations are averaged and written as VCF.gz with</w:t>
       </w:r>
       <w:r>
         <w:t xml:space="preserve"> </w:t>
@@ -5295,10 +4897,7 @@
         <w:t xml:space="preserve">GT:DS:GP</w:t>
       </w:r>
       <w:r>
-        <w:t xml:space="preserve"> </w:t>
-      </w:r>
-      <w:r>
-        <w:t xml:space="preserve">fields. The forward-backward applies a leave-one-out emission: the forward emission at each site is divided back out of the hidden-state posterior before the read likelihood and error model are re-applied, so the per-site read is incorporated once rather than twice.</w:t>
+        <w:t xml:space="preserve">. The forward-backward uses a leave-one-out emission: the forward emission at each site is divided out of the posterior before the read likelihood and error model are re-applied, so each site’s reads count once.</w:t>
       </w:r>
     </w:p>
     <w:p>
@@ -5328,7 +4927,7 @@
         <w:t xml:space="preserve"> </w:t>
       </w:r>
       <w:r>
-        <w:t xml:space="preserve">exactly as</w:t>
+        <w:t xml:space="preserve">as</w:t>
       </w:r>
       <w:r>
         <w:t xml:space="preserve"> </w:t>
@@ -5343,7 +4942,7 @@
         <w:t xml:space="preserve"> </w:t>
       </w:r>
       <w:r>
-        <w:t xml:space="preserve">does by default. Extended BAQ is computed by a bit-exact port of the htslib</w:t>
+        <w:t xml:space="preserve">does by default. Extended BAQ is computed by a bit-exact port of htslib’s</w:t>
       </w:r>
       <w:r>
         <w:t xml:space="preserve"> </w:t>
@@ -5373,7 +4972,7 @@
         <w:t xml:space="preserve"> </w:t>
       </w:r>
       <w:r>
-        <w:t xml:space="preserve">routines (on these libraries 28,596 of 28,596 reads receive base qualities identical to</w:t>
+        <w:t xml:space="preserve">(on these libraries all 28,596 tested reads receive base qualities identical to</w:t>
       </w:r>
       <w:r>
         <w:t xml:space="preserve"> </w:t>
@@ -5385,7 +4984,7 @@
         <w:t xml:space="preserve">samtools calmd -r -E</w:t>
       </w:r>
       <w:r>
-        <w:t xml:space="preserve">), applied to the reads that bcftools 1.22’s partial-realignment heuristic selects: a pileup column triggers realignment on indel or soft-clip evidence, and a read is judged once, at its first triggering column. On the capture libraries 7.6% of reads are realigned. Without BAQ the native pileup trailed the bcftools-likelihood arm of the head-to-head (Results, Table 1b: +0.125 against +0.197 pp over GLIMPSE2); with BAQ the two arms are at parity (+0.190 pp). GLIMPSE2’s own pileup applies no BAQ.</w:t>
+        <w:t xml:space="preserve">). It is applied to the reads that bcftools 1.22’s partial-realignment heuristic selects: a column triggers realignment on indel or soft-clip evidence, and each read is judged once, at its first triggering column. On the capture libraries 7.6% of reads are realigned. Without BAQ the native pileup trailed the bcftools arm of the head-to-head (Table 1b: +0.125 against +0.197 pp over GLIMPSE2); with BAQ the two are level (+0.190 pp). GLIMPSE2’s pileup applies no BAQ.</w:t>
       </w:r>
     </w:p>
     <w:p>
@@ -5403,7 +5002,7 @@
         <w:t xml:space="preserve"> </w:t>
       </w:r>
       <w:r>
-        <w:t xml:space="preserve">The engine imputes each target sample independently against the reference panel with a genotype-likelihood-aware Li-Stephens forward-backward: sparse-PBWT conditioning-set selection (capped as described above), an eight-founder phasing HMM re-committed at each Gibbs iteration (opt-out</w:t>
+        <w:t xml:space="preserve">Each target sample is imputed independently. Three components run at every Gibbs iteration besides the capped selection above. An eight-founder phasing HMM re-commits phase (opt-out</w:t>
       </w:r>
       <w:r>
         <w:t xml:space="preserve"> </w:t>
@@ -5415,7 +5014,10 @@
         <w:t xml:space="preserve">LCWGS_NO_FOUNDER_PHASE=1</w:t>
       </w:r>
       <w:r>
-        <w:t xml:space="preserve">, which reverts to a heuristic diplotype-mosaic segment commitment), and a band-mode recombination rate in the imputation forward-backward (default; the phasing HMM keeps the conditioning-set-independent rate at every site): at common sites the rate is independent of the conditioning-set size, giving a sticky copying model that carries a reference haplotype across read-depleted sites, while at rare sites the rate is raised to the reference per-haplotype value (</w:t>
+        <w:t xml:space="preserve"> </w:t>
+      </w:r>
+      <w:r>
+        <w:t xml:space="preserve">reverts to a heuristic diplotype-mosaic segment commitment). The imputation forward-backward uses a band-mode recombination rate (default; the phasing HMM keeps the conditioning-set-independent rate everywhere). At common sites the rate does not depend on the conditioning-set size, which gives a sticky copying model that carries a panel haplotype across sites with no reads. At rare sites the rate is raised to the per-haplotype panel value (</w:t>
       </w:r>
       <m:oMath>
         <m:r>
@@ -5460,7 +5062,7 @@
         </m:sSub>
       </m:oMath>
       <w:r>
-        <w:t xml:space="preserve">) so a copied haplotype can recombine onto a true rare-allele carrier instead of remaining locked to a flanking non-carrier, the single change that lifts the ultra-rare bin to parity with or above GLIMPSE2 (Results, Table 2b), reducible to the prior uniform rate with</w:t>
+        <w:t xml:space="preserve">), so a copied haplotype can switch onto a true rare-allele carrier instead of staying on a flanking non-carrier. This is the change that brings the ultra-rare bin level with or above GLIMPSE2 (Results, Table 2b);</w:t>
       </w:r>
       <w:r>
         <w:t xml:space="preserve"> </w:t>
@@ -5472,7 +5074,10 @@
         <w:t xml:space="preserve">LCWGS_RECOMB_DENOM=max</w:t>
       </w:r>
       <w:r>
-        <w:t xml:space="preserve">. A rare-carrier-aware augmentation is applied at every Gibbs iteration (opt-out</w:t>
+        <w:t xml:space="preserve"> </w:t>
+      </w:r>
+      <w:r>
+        <w:t xml:space="preserve">restores the uniform rate. Finally, a rare-carrier augmentation (opt-out</w:t>
       </w:r>
       <w:r>
         <w:t xml:space="preserve"> </w:t>
@@ -5484,7 +5089,7 @@
         <w:t xml:space="preserve">LCWGS_NO_RARE_CARRIER</w:t>
       </w:r>
       <w:r>
-        <w:t xml:space="preserve">): at each rare site, a target haplotype currently sampled as carrying the minor allele has that site’s panel carriers appended to its own conditioning set, so a true carrier becomes copyable once the sampler has tentatively placed the rare allele on that haplotype. The augmentation is per haplotype rather than global, and when the conditioning set is capped the appended carriers are ranked behind the haplotype’s similarity-selected states, so the common-site copying model is left intact. The forward matrix is stored only at</w:t>
+        <w:t xml:space="preserve">) appends, at each rare site, that site’s panel carriers to the conditioning set of every target haplotype currently sampled with the minor allele, so a true carrier becomes copyable once the sampler has tentatively placed the allele. The augmentation is per haplotype, and under the cap the appended carriers rank behind the haplotype’s selected states, leaving the common-site copying model intact. The forward matrix is stored only at</w:t>
       </w:r>
       <w:r>
         <w:t xml:space="preserve"> </w:t>
@@ -5506,7 +5111,7 @@
         <w:t xml:space="preserve"> </w:t>
       </w:r>
       <w:r>
-        <w:t xml:space="preserve">checkpoint columns and recomputed per block during the backward pass. The Gibbs iteration count and the cM window size are explicit accuracy/speed controls.</w:t>
+        <w:t xml:space="preserve">checkpoint columns and recomputed block by block in the backward pass. The number of Gibbs iterations and the cM window size trade accuracy for speed.</w:t>
       </w:r>
     </w:p>
     <w:p>
@@ -5539,7 +5144,7 @@
         <w:t xml:space="preserve"> </w:t>
       </w:r>
       <w:r>
-        <w:t xml:space="preserve">field (for example the indel records that</w:t>
+        <w:t xml:space="preserve">field, such as the genotype-only indel records that</w:t>
       </w:r>
       <w:r>
         <w:t xml:space="preserve"> </w:t>
@@ -5554,7 +5159,7 @@
         <w:t xml:space="preserve"> </w:t>
       </w:r>
       <w:r>
-        <w:t xml:space="preserve">emits genotype-only when the alleles file contains indels but</w:t>
+        <w:t xml:space="preserve">emits when the alleles file has indels but</w:t>
       </w:r>
       <w:r>
         <w:t xml:space="preserve"> </w:t>
@@ -5581,7 +5186,7 @@
         <w:t xml:space="preserve">-I</w:t>
       </w:r>
       <w:r>
-        <w:t xml:space="preserve">) are currently read as flat-likelihood target sites; a</w:t>
+        <w:t xml:space="preserve">, are read as flat-likelihood sites. A</w:t>
       </w:r>
       <w:r>
         <w:t xml:space="preserve"> </w:t>
@@ -5596,7 +5201,7 @@
         <w:t xml:space="preserve"> </w:t>
       </w:r>
       <w:r>
-        <w:t xml:space="preserve">VCF should therefore be restricted to records carrying likelihoods (</w:t>
+        <w:t xml:space="preserve">VCF should therefore contain only records with likelihoods (</w:t>
       </w:r>
       <w:r>
         <w:rPr>
@@ -5605,7 +5210,7 @@
         <w:t xml:space="preserve">bcftools view -v snps</w:t>
       </w:r>
       <w:r>
-        <w:t xml:space="preserve">), as in every likelihood-file run reported here, or the BAM path used instead (Limitations).</w:t>
+        <w:t xml:space="preserve">), as in every likelihood-file run reported here, or the BAM path should be used (Limitations).</w:t>
       </w:r>
     </w:p>
     <w:p>
@@ -5613,7 +5218,10 @@
         <w:pStyle w:val="BodyText"/>
       </w:pPr>
       <w:r>
-        <w:t xml:space="preserve">To bound memory independently of chromosome length and panel size, the chromosome is processed in overlapping cM chunks: each chunk’s reference bitmatrix is extracted directly from the SRP for that chunk’s variants and discarded after use, so the full-chromosome reference bitmatrix is never materialized. The forward-backward inner loops over the conditioning states are vectorized with AVX-512, AVX2 or NEON selected at runtime (the AVX-512 path loads 16 bit-packed reference alleles directly as a mask register), with a scalar fallback; the selection step accumulates IBS match lengths in a per-target sparse map rather than a dense target</w:t>
+        <w:t xml:space="preserve">To bound memory regardless of chromosome length and panel size, the chromosome is processed in overlapping cM chunks. Each chunk’s panel bitmatrix is extracted from the SRP for that chunk’s variants and discarded after use, so the full-chromosome bitmatrix never exists. The forward-backward loops over conditioning states use AVX-512, AVX2 or NEON selected at run time, with a scalar fallback; the AVX-512 path loads 16 bit-packed panel alleles directly as a mask register. The selection step accumulates IBS match lengths in a sparse per-target map rather than a dense target</w:t>
+      </w:r>
+      <w:r>
+        <w:t xml:space="preserve"> </w:t>
       </w:r>
       <m:oMath>
         <m:r>
@@ -5624,7 +5232,10 @@
         </m:r>
       </m:oMath>
       <w:r>
-        <w:t xml:space="preserve">panel matrix, so its memory is independent of panel haplotype count.</w:t>
+        <w:t xml:space="preserve"> </w:t>
+      </w:r>
+      <w:r>
+        <w:t xml:space="preserve">panel matrix, so its memory does not grow with panel size.</w:t>
       </w:r>
     </w:p>
     <w:bookmarkEnd w:id="20"/>
@@ -5646,7 +5257,7 @@
         <w:pStyle w:val="FirstParagraph"/>
       </w:pPr>
       <w:r>
-        <w:t xml:space="preserve">The SRP format stores reference panel haplotypes as a 2D tiled sparse matrix. Each tile covers 1,024 variants</w:t>
+        <w:t xml:space="preserve">The SRP format stores panel haplotypes as a 2D tiled sparse matrix. Each tile covers 1,024 variants</w:t>
       </w:r>
       <w:r>
         <w:t xml:space="preserve"> </w:t>
@@ -5663,7 +5274,7 @@
         <w:t xml:space="preserve"> </w:t>
       </w:r>
       <w:r>
-        <w:t xml:space="preserve">4,096 haplotypes and is stored as a compressed sparse column (CSC) sub-matrix with u16 row indices and u32 column pointers, compressed with zstd at level 3. Tiles are arranged in row-major order (all bands for stripe 0, then stripe 1, etc.), enabling sequential bulk reads per stripe batch via a single pread() system call.</w:t>
+        <w:t xml:space="preserve">4,096 haplotypes and is stored as a compressed sparse column (CSC) sub-matrix with u16 row indices and u32 column pointers, compressed with zstd at level 3. Tiles are laid out stripe by stripe (all bands of stripe 0, then stripe 1), so a batch of stripes is read with one pread() call.</w:t>
       </w:r>
     </w:p>
     <w:p>
@@ -5671,7 +5282,7 @@
         <w:pStyle w:val="BodyText"/>
       </w:pPr>
       <w:r>
-        <w:t xml:space="preserve">SRP creation is fully streaming: source data (BCF, VCF, or BREF3</w:t>
+        <w:t xml:space="preserve">SRP creation is streaming. Source data (BCF, VCF or BREF3</w:t>
       </w:r>
       <w:r>
         <w:rPr>
@@ -5680,7 +5291,7 @@
         <w:t xml:space="preserve">5</w:t>
       </w:r>
       <w:r>
-        <w:t xml:space="preserve">) is processed chunk-by-chunk, with each source chunk decompressed once and scattered to tile columns in parallel. Completed stripes are flushed to disk immediately, keeping peak memory below 500 MB for any panel size. The parallel BCF reader uses CSI index</w:t>
+        <w:t xml:space="preserve">) is processed chunk by chunk; each chunk is decompressed once and scattered to tile columns in parallel, and finished stripes are written immediately, which keeps peak memory below 500 MB for any panel size. The parallel BCF reader uses the CSI index</w:t>
       </w:r>
       <w:r>
         <w:rPr>
@@ -5692,7 +5303,7 @@
         <w:t xml:space="preserve"> </w:t>
       </w:r>
       <w:r>
-        <w:t xml:space="preserve">seeking to divide the source file into balanced genomic regions across threads. The reverse direction is also provided natively: an SRP or BREF3 panel can be decoded back to phased VCF or BCF in the same binary, as a streaming three-stage pipeline (panel read, per-record formatting, and BGZF compression overlapped across threads) with bounded memory, removing the dependency on Beagle’s</w:t>
+        <w:t xml:space="preserve">to split the file into balanced genomic regions across threads. The reverse conversion is also built in: an SRP or BREF3 panel can be decoded to phased VCF or BCF by a streaming three-stage pipeline (panel read, record formatting and BGZF compression on separate threads) with bounded memory. This removes the need for Beagle’s</w:t>
       </w:r>
       <w:r>
         <w:t xml:space="preserve"> </w:t>
@@ -5707,7 +5318,7 @@
         <w:t xml:space="preserve"> </w:t>
       </w:r>
       <w:r>
-        <w:t xml:space="preserve">and the per-stage intermediate files it requires; the decode is lossless, reproducing the panel genotypes byte-for-byte on an SRP round-trip (Results).</w:t>
+        <w:t xml:space="preserve">and its intermediate files, and the decode is lossless (Results).</w:t>
       </w:r>
     </w:p>
     <w:p>
@@ -5715,7 +5326,7 @@
         <w:pStyle w:val="BodyText"/>
       </w:pPr>
       <w:r>
-        <w:t xml:space="preserve">The SRP format supports both single-chromosome and multi-chromosome panels. A multi-chromosome SRP stores all chromosomes in a single file with a global header containing a chromosome directory and shared sample IDs, followed by independent per-chromosome tile sections. Multi-chromosome panels are automatically detected, enabling whole-genome imputation from a single command with overlapped prefetch of the next chromosome’s data during the current chromosome’s HMM computation.</w:t>
+        <w:t xml:space="preserve">An SRP can hold one chromosome or many. A multi-chromosome SRP has a global header with a chromosome directory and shared sample IDs, followed by independent per-chromosome tile sections; it is detected automatically. It can be built from a multi-contig BCF, from a directory of per-chromosome BCF files, or by merging single-chromosome SRP files.</w:t>
       </w:r>
     </w:p>
     <w:bookmarkEnd w:id="21"/>
@@ -5737,7 +5348,7 @@
         <w:pStyle w:val="FirstParagraph"/>
       </w:pPr>
       <w:r>
-        <w:t xml:space="preserve">Selphi 2 supports whole-genome imputation from a single command using a multi-chromosome SRP file. A multi-chromosome SRP contains a global header with a chromosome directory and shared sample IDs, followed by independent per-chromosome tile sections. Multi-chromosome panels are created from multi-contig BCF files, from directories of per-chromosome BCF files, or by merging existing single-chromosome SRP files.</w:t>
+        <w:t xml:space="preserve">Selphi 2 imputes a whole genome with one command against one multi-chromosome SRP.</w:t>
       </w:r>
     </w:p>
     <w:p>
@@ -5745,7 +5356,7 @@
         <w:pStyle w:val="BodyText"/>
       </w:pPr>
       <w:r>
-        <w:t xml:space="preserve">Target VCF input is read once and partitioned by chromosome in memory. Genetic maps are auto-discovered from a directory by matching chromosome names against common naming patterns (chr1.map, chr_1.map, genetic_map_chr1_*, etc.). Chromosomes are processed sequentially in natural sort order, with the next chromosome’s reference data prefetched in a background thread during the current chromosome’s HMM computation. This prefetch overlap hides I/O latency at no additional memory cost beyond one chromosome’s reference data.</w:t>
+        <w:t xml:space="preserve">The target VCF is read once and split by chromosome in memory. Genetic maps are found in a directory by matching chromosome names against common patterns (chr1.map, chr_1.map, genetic_map_chr1_*, and so on). Chromosomes run in natural sort order, and the next chromosome’s panel data is prefetched on a background thread during the current one’s HMM, which hides I/O latency at the cost of one chromosome’s panel data.</w:t>
       </w:r>
     </w:p>
     <w:p>
@@ -5753,7 +5364,7 @@
         <w:pStyle w:val="BodyText"/>
       </w:pPr>
       <w:r>
-        <w:t xml:space="preserve">Output is written to a single VCF/BCF file across all chromosomes, with per-chromosome BGZF blocks concatenated natively (preserving block alignment for tabix/CSI indexing).</w:t>
+        <w:t xml:space="preserve">Output is one VCF/BCF file across all chromosomes, with the per-chromosome BGZF blocks concatenated natively so that block alignment for tabix/CSI indexing is preserved.</w:t>
       </w:r>
     </w:p>
     <w:bookmarkEnd w:id="22"/>
@@ -5775,7 +5386,7 @@
         <w:pStyle w:val="FirstParagraph"/>
       </w:pPr>
       <w:r>
-        <w:t xml:space="preserve">Genetic map distances used in the HMM transition probabilities are corrected for local linkage disequilibrium (LD) patterns</w:t>
+        <w:t xml:space="preserve">Genetic map distances in the HMM transitions are corrected for local linkage disequilibrium (LD)</w:t>
       </w:r>
       <w:r>
         <w:rPr>
@@ -5784,7 +5395,7 @@
         <w:t xml:space="preserve">27</w:t>
       </w:r>
       <w:r>
-        <w:t xml:space="preserve">. Empirical switch rates between consecutive variant pairs in the reference panel are computed via XOR-and-popcount operations on the bitmatrix. These switch rates are normalized by expected heterozygosity, median-filtered to remove noise, and used to adjust the genetic map distances while preserving the total genetic length. This prevents inflation of the effective population size estimate in regions of strong LD.</w:t>
+        <w:t xml:space="preserve">. Empirical switch rates between consecutive variants in the panel are computed by XOR and popcount on the bitmatrix, normalised by expected heterozygosity, median-filtered, and used to adjust the map distances while preserving total genetic length. This prevents an inflated effective population size in regions of strong LD.</w:t>
       </w:r>
     </w:p>
     <w:bookmarkEnd w:id="23"/>
@@ -5806,7 +5417,7 @@
         <w:pStyle w:val="FirstParagraph"/>
       </w:pPr>
       <w:r>
-        <w:t xml:space="preserve">Six reference panels are used. The</w:t>
+        <w:t xml:space="preserve">We used six reference panels. The</w:t>
       </w:r>
       <w:r>
         <w:t xml:space="preserve"> </w:t>
@@ -5838,7 +5449,7 @@
         <w:t xml:space="preserve"> </w:t>
       </w:r>
       <w:r>
-        <w:t xml:space="preserve">panel (2,239 samples, 4,478 haplotypes), used for the phasing benchmark and the downsampled low-coverage benchmark (Table 2), is the 1000 Genomes cohort with all declared trio offspring and parents removed. The</w:t>
+        <w:t xml:space="preserve">panel (2,239 samples, 4,478 haplotypes) is the 1000 Genomes cohort with all declared trio children and parents removed; it serves the phasing benchmark and the downsampled low-coverage benchmark (Table 2). The</w:t>
       </w:r>
       <w:r>
         <w:t xml:space="preserve"> </w:t>
@@ -5870,7 +5481,7 @@
         <w:t xml:space="preserve"> </w:t>
       </w:r>
       <w:r>
-        <w:t xml:space="preserve">panel (37,776 samples) combines 34,582 UK Biobank whole-genome sequences, ancestry-balanced by down-sampling the majority European-ancestry set, with the full 1000 Genomes cohort (3,194 samples), phased with SHAPEIT5</w:t>
+        <w:t xml:space="preserve">panel (37,776 samples) combines 34,582 UK Biobank genomes, ancestry-balanced by down-sampling the majority European set, with the full 1000 Genomes cohort (3,194 samples), phased with SHAPEIT5</w:t>
       </w:r>
       <w:r>
         <w:rPr>
@@ -5879,7 +5490,7 @@
         <w:t xml:space="preserve">9</w:t>
       </w:r>
       <w:r>
-        <w:t xml:space="preserve">; its ancestry composition is approximately 49% European, 22% South Asian, 19% African, 10% East Asian and 1% admixed-American. The</w:t>
+        <w:t xml:space="preserve">; it is approximately 49% European, 22% South Asian, 19% African, 10% East Asian and 1% admixed-American. The</w:t>
       </w:r>
       <w:r>
         <w:t xml:space="preserve"> </w:t>
@@ -5895,7 +5506,7 @@
         <w:t xml:space="preserve"> </w:t>
       </w:r>
       <w:r>
-        <w:t xml:space="preserve">panel (171,054 haplotypes, 85,527 samples) is a TOPMed Freeze 8 reference panel from which the MESA study samples were removed, so the 5,000 MESA evaluation targets are held out from it. The</w:t>
+        <w:t xml:space="preserve">panel (171,054 haplotypes, 85,527 samples) excludes the MESA study samples, so the 5,000 MESA targets are held out from it. The</w:t>
       </w:r>
       <w:r>
         <w:t xml:space="preserve"> </w:t>
@@ -5911,7 +5522,7 @@
         <w:t xml:space="preserve"> </w:t>
       </w:r>
       <w:r>
-        <w:t xml:space="preserve">panel (2,398 samples, 4,796 haplotypes) is the NYGC 30</w:t>
+        <w:t xml:space="preserve">panel (2,398 samples, 4,796 haplotypes) serves the capture-library benchmark (Tables 1-1d). It is the NYGC 30</w:t>
       </w:r>
       <m:oMath>
         <m:r>
@@ -5925,7 +5536,7 @@
         <w:t xml:space="preserve"> </w:t>
       </w:r>
       <w:r>
-        <w:t xml:space="preserve">GRCh38 call set of the 2,401 samples not among the 801 array targets, with alleles longer than 255 bp removed (1,070,399 chromosome-22 sites: 929,834 SNPs and 140,565 indels, 54,406 of them monomorphic in the retained samples) and NA12878, NA12891 and NA12892 removed; it serves the capture-library benchmark (Tables 1-1d). None of HG002-HG007 is present in any panel. A seventh capture library (NA12878) was sequenced on the same design but is not reported: a possible relative (NA12872) remains in the panel and the version of its truth set is unrecorded. For chromosomes 20, 10 and 1 the panel was additionally restricted, for both tools, to sites polymorphic in the retained samples with alleles ≤ 250 bp (chromosome 20: 1,564,145 sites, 1,357,434 SNPs and 206,711 indels); on chromosome 22 only GLIMPSE2 received the polymorphic-site restriction (1,015,993 sites) that its BAM input path requires (Limitations).</w:t>
+        <w:t xml:space="preserve">GRCh38 call set of the 2,401 samples not among the 801 array targets, with NA12878, NA12891 and NA12892 removed and alleles longer than 255 bp dropped (1,070,399 chromosome-22 sites: 929,834 SNPs and 140,565 indels, 54,406 of them monomorphic in the retained samples). None of HG002-HG007 is in any panel. A seventh capture library (NA12878) was sequenced on the same design but is not reported, because a possible relative (NA12872) remains in the panel and the version of its truth set is unrecorded. For chromosomes 20, 10 and 1 the panel was further restricted for both tools to sites polymorphic in the retained samples with alleles ≤ 250 bp (chromosome 20: 1,564,145 sites, 1,357,434 SNPs and 206,711 indels); on chromosome 22 only GLIMPSE2 received the polymorphic-site restriction (1,015,993 sites) that its BAM input requires (Limitations).</w:t>
       </w:r>
     </w:p>
     <w:p>
@@ -5933,7 +5544,7 @@
         <w:pStyle w:val="BodyText"/>
       </w:pPr>
       <w:r>
-        <w:t xml:space="preserve">Following standard practice for imputation reference panels, related individuals are retained rather than pruned. Unlike a genome-wide association cohort, in which cryptic relatedness inflates association test statistics, an imputation reference panel benefits from related haplotypes: they raise the local minor-allele count available to the copying model and thereby improve rare-variant accuracy, so panels such as 1000 Genomes, HRC and TOPMed are distributed without relatedness pruning. Only exact duplicate samples were removed during construction of the 75,552-haplotype panel. The relatedness that can bias an accuracy benchmark is instead the relatedness between a panel and its</w:t>
+        <w:t xml:space="preserve">As is standard for imputation panels, related individuals were kept. Unlike an association cohort, where cryptic relatedness inflates test statistics, a reference panel gains from related haplotypes: they raise the local minor-allele count available to the copying model and so improve rare-variant accuracy, which is why 1000 Genomes, HRC and TOPMed are distributed without relatedness pruning. Only exact duplicates were removed from the 75,552-haplotype panel. The relatedness that can bias a benchmark is between a panel and its</w:t>
       </w:r>
       <w:r>
         <w:t xml:space="preserve"> </w:t>
@@ -5946,7 +5557,7 @@
         <w:t xml:space="preserve">evaluation targets</w:t>
       </w:r>
       <w:r>
-        <w:t xml:space="preserve">, and this is controlled at the target side: the GIAB and HGDP benchmarks use targets provably absent from their panels (leak-free), whereas the 1000 Genomes benchmark, whose held-out targets share haplotypes with the panel by descent, is reported as such (Results) and is the reason the leak-free GIAB and HGDP results are treated as the decisive accuracy evidence.</w:t>
+        <w:t xml:space="preserve">, and we control it on the target side. The GIAB and HGDP targets are absent from their panels; the 1000 Genomes targets share haplotypes with the panel by descent, which we state with those results (Results), and for this reason the leak-free GIAB and HGDP results are the decisive accuracy evidence.</w:t>
       </w:r>
     </w:p>
     <w:bookmarkEnd w:id="24"/>
@@ -5968,20 +5579,7 @@
         <w:pStyle w:val="FirstParagraph"/>
       </w:pPr>
       <w:r>
-        <w:t xml:space="preserve">For the consumer-array benchmark (Results,</w:t>
-      </w:r>
-      <w:r>
-        <w:t xml:space="preserve"> </w:t>
-      </w:r>
-      <w:r>
-        <w:rPr>
-          <w:i/>
-          <w:iCs/>
-        </w:rPr>
-        <w:t xml:space="preserve">Imputation accuracy on consumer arrays against high-coverage WGS truth</w:t>
-      </w:r>
-      <w:r>
-        <w:t xml:space="preserve">; Table 5), we used six individuals each having both a SelfDecode consumer genotyping array (Illumina Global Screening Array, GRCh38) and an independent high-coverage Illumina whole-genome sequence processed with the DRAGEN germline pipeline (GRCh38; ≈30-60</w:t>
+        <w:t xml:space="preserve">For the consumer-array benchmark (Results; Table 5) we used six individuals with both a SelfDecode consumer genotyping array (Illumina Global Screening Array, GRCh38) and an independent high-coverage Illumina genome processed with the DRAGEN germline pipeline (GRCh38; ≈30-60</w:t>
       </w:r>
       <m:oMath>
         <m:r>
@@ -5992,7 +5590,7 @@
         </m:r>
       </m:oMath>
       <w:r>
-        <w:t xml:space="preserve">). All six were confirmed absent from the reference panel before any analysis.</w:t>
+        <w:t xml:space="preserve">). All six were confirmed absent from the panel before any analysis.</w:t>
       </w:r>
     </w:p>
     <w:p>
@@ -6010,7 +5608,7 @@
         <w:t xml:space="preserve"> </w:t>
       </w:r>
       <w:r>
-        <w:t xml:space="preserve">DRAGEN hard-filtered WGS calls were normalized and decomposed with</w:t>
+        <w:t xml:space="preserve">DRAGEN hard-filtered calls were normalised and decomposed with</w:t>
       </w:r>
       <w:r>
         <w:t xml:space="preserve"> </w:t>
@@ -6025,10 +5623,7 @@
         <w:t xml:space="preserve"> </w:t>
       </w:r>
       <w:r>
-        <w:t xml:space="preserve">against the GRCh38 reference, then restricted to high-confidence genotypes by requiring</w:t>
-      </w:r>
-      <w:r>
-        <w:t xml:space="preserve"> </w:t>
+        <w:t xml:space="preserve">against GRCh38 and restricted to high-confidence genotypes (</w:t>
       </w:r>
       <w:r>
         <w:rPr>
@@ -6037,7 +5632,7 @@
         <w:t xml:space="preserve">FILTER=PASS</w:t>
       </w:r>
       <w:r>
-        <w:t xml:space="preserve">, genotype quality</w:t>
+        <w:t xml:space="preserve">,</w:t>
       </w:r>
       <w:r>
         <w:t xml:space="preserve"> </w:t>
@@ -6049,7 +5644,7 @@
         <w:t xml:space="preserve">GQ ≥ 20</w:t>
       </w:r>
       <w:r>
-        <w:t xml:space="preserve">, and read depth</w:t>
+        <w:t xml:space="preserve">,</w:t>
       </w:r>
       <w:r>
         <w:t xml:space="preserve"> </w:t>
@@ -6061,7 +5656,7 @@
         <w:t xml:space="preserve">DP ≥ 10</w:t>
       </w:r>
       <w:r>
-        <w:t xml:space="preserve">. This removed roughly 13% of raw calls on average across the six samples (9% to 14% per sample; e.g. 4.98M to 4.34M for one sample);</w:t>
+        <w:t xml:space="preserve">). This removed about 13% of raw calls on average (9% to 14% per sample; for example 4.98M to 4.34M in one sample).</w:t>
       </w:r>
       <w:r>
         <w:t xml:space="preserve"> </w:t>
@@ -6076,7 +5671,7 @@
         <w:t xml:space="preserve"> </w:t>
       </w:r>
       <w:r>
-        <w:t xml:space="preserve">alone retained many low-confidence calls (genotypes supported by</w:t>
+        <w:t xml:space="preserve">alone kept many low-confidence calls, with</w:t>
       </w:r>
       <w:r>
         <w:t xml:space="preserve"> </w:t>
@@ -6091,7 +5686,7 @@
         <w:t xml:space="preserve"> </w:t>
       </w:r>
       <w:r>
-        <w:t xml:space="preserve">as low as 5) and was insufficient. Both SNPs and indels were retained and evaluated separately. The high-confidence set defines the truth genotype at every site it contains.</w:t>
+        <w:t xml:space="preserve">as low as 5. SNPs and indels were both kept and evaluated separately. The high-confidence set defines the truth genotype at every site it contains.</w:t>
       </w:r>
     </w:p>
     <w:p>
@@ -6109,7 +5704,7 @@
         <w:t xml:space="preserve"> </w:t>
       </w:r>
       <w:r>
-        <w:t xml:space="preserve">Array genotypes were lifted to the panel’s variant coordinates: REF/ALT and site position were taken from the reference panel, the genotype was assigned from the array alleles (strand-flipping by complement where required), and homozygous-reference calls, which a naïve TSV-to-VCF conversion leaves with an undefined ALT and would otherwise be dropped, were explicitly retained, yielding ≈620,000 autosomal SNPs per sample. The six samples were merged into one cohort and imputed jointly.</w:t>
+        <w:t xml:space="preserve">Array genotypes were mapped to the panel’s variant coordinates: REF, ALT and position were taken from the panel, and the genotype from the array alleles, complementing strands where needed. Homozygous-reference calls, which a naïve TSV-to-VCF conversion leaves with an undefined ALT and drops, were kept explicitly, giving ≈620,000 autosomal SNPs per sample. The six samples were merged and imputed as one cohort.</w:t>
       </w:r>
     </w:p>
     <w:p>
@@ -6127,7 +5722,7 @@
         <w:t xml:space="preserve"> </w:t>
       </w:r>
       <w:r>
-        <w:t xml:space="preserve">The array cohort was imputed against the 75,552-haplotype reference panel with each tool given the same per-chromosome genetic map. For the</w:t>
+        <w:t xml:space="preserve">The cohort was imputed against the 75,552-haplotype panel, with every tool given the same per-chromosome genetic maps. In the</w:t>
       </w:r>
       <w:r>
         <w:t xml:space="preserve"> </w:t>
@@ -6139,7 +5734,7 @@
         <w:t xml:space="preserve"> </w:t>
       </w:r>
       <w:r>
-        <w:t xml:space="preserve">rows, both Selphi 2 and Selphi 1.5.3 were given Beagle’s phase-only output as their phased input, isolating the imputation step from phasing quality; the</w:t>
+        <w:t xml:space="preserve">rows, Selphi 2 and Selphi 1.5.3 received Beagle’s phase-only output as input, which isolates imputation from phasing; the</w:t>
       </w:r>
       <w:r>
         <w:t xml:space="preserve"> </w:t>
@@ -6148,7 +5743,13 @@
         <w:t xml:space="preserve">“haploid”</w:t>
       </w:r>
       <w:r>
-        <w:t xml:space="preserve">/</w:t>
+        <w:t xml:space="preserve"> </w:t>
+      </w:r>
+      <w:r>
+        <w:t xml:space="preserve">and</w:t>
+      </w:r>
+      <w:r>
+        <w:t xml:space="preserve"> </w:t>
       </w:r>
       <w:r>
         <w:t xml:space="preserve">“diploid”</w:t>
@@ -6157,7 +5758,7 @@
         <w:t xml:space="preserve"> </w:t>
       </w:r>
       <w:r>
-        <w:t xml:space="preserve">rows use Selphi 2’s internal phasing engines. Beagle 5.5 (build 03 Oct 2025) was run as a full phase-plus-impute pipeline against the same panel in</w:t>
+        <w:t xml:space="preserve">rows use Selphi 2’s own phasing. Beagle 5.5 (build 03 Oct 2025) ran as a full phase-and-impute pipeline against the same panel in</w:t>
       </w:r>
       <w:r>
         <w:t xml:space="preserve"> </w:t>
@@ -6190,7 +5791,7 @@
         <w:t xml:space="preserve"> </w:t>
       </w:r>
       <w:r>
-        <w:t xml:space="preserve">For each sample, variant class (SNP, indel), and chromosome we computed</w:t>
+        <w:t xml:space="preserve">For each sample, variant class (SNP, indel) and chromosome,</w:t>
       </w:r>
       <w:r>
         <w:t xml:space="preserve"> </w:t>
@@ -6213,7 +5814,7 @@
         <w:t xml:space="preserve"> </w:t>
       </w:r>
       <w:r>
-        <w:t xml:space="preserve">as the squared Pearson correlation between imputed dosage and truth genotype. A truth genotype is the high-confidence call where one exists; sites present in the raw WGS but removed by the confidence filter are excluded from evaluation rather than counted as homozygous reference; sites absent from the WGS are treated as homozygous reference; and the array sites themselves are excluded so that only imputed variants are scored. Reported values are means over the six samples, genome-wide across chromosomes 1-22. Pairwise comparisons between tools are summarized by the mean per-sample difference in</w:t>
+        <w:t xml:space="preserve">is the squared Pearson correlation between imputed dosage and truth genotype. The truth genotype is the high-confidence call where one exists. Sites in the raw genome but removed by the confidence filter are excluded rather than counted as homozygous reference; sites absent from the genome are homozygous reference; and the array sites are excluded so that only imputed variants are scored. Reported values are means over the six samples across chromosomes 1-22. Tools are compared by the mean per-sample difference in</w:t>
       </w:r>
       <w:r>
         <w:t xml:space="preserve"> </w:t>
@@ -6233,7 +5834,7 @@
         </m:sSup>
       </m:oMath>
       <w:r>
-        <w:t xml:space="preserve">, a 95% confidence interval obtained from 20,000 paired bootstrap resamples of the six per-sample differences, and a two-sided exact Wilcoxon signed-rank test; with n = 6 paired samples the smallest attainable two-sided p value is 0.031.</w:t>
+        <w:t xml:space="preserve">, a 95% interval from 20,000 paired bootstrap resamples of the six differences, and a two-sided exact Wilcoxon signed-rank test, whose smallest attainable p at n = 6 is 0.031.</w:t>
       </w:r>
     </w:p>
     <w:bookmarkEnd w:id="25"/>
@@ -6265,7 +5866,7 @@
         <w:t xml:space="preserve"> </w:t>
       </w:r>
       <w:r>
-        <w:t xml:space="preserve">Six GIAB reference samples (HG002-HG007; HG002 = NA24385, HG003 = NA24149, HG004 = NA24143, HG005 = NA24631, HG006 = NA24694, HG007 = NA24695) were sequenced by Gene by Gene, Ltd. (Houston, TX, USA) on an MGI DNBSEQ instrument (2</w:t>
+        <w:t xml:space="preserve">Six GIAB samples (HG002-HG007; HG002 = NA24385, HG003 = NA24149, HG004 = NA24143, HG005 = NA24631, HG006 = NA24694, HG007 = NA24695) were sequenced by Gene by Gene, Ltd. (Houston, TX, USA) on an MGI DNBSEQ instrument (2</w:t>
       </w:r>
       <w:r>
         <w:t xml:space="preserve"> </w:t>
@@ -6282,7 +5883,7 @@
         <w:t xml:space="preserve"> </w:t>
       </w:r>
       <w:r>
-        <w:t xml:space="preserve">150 bp; adapters pre-trimmed; 27-46 M read pairs per sample) from a hybridization-capture library whose baits target the 613,711 autosomal biallelic Global Screening Array (GSA) SNP sites. Reads were aligned with bwa-mem 0.7.19-r1273 (</w:t>
+        <w:t xml:space="preserve">150 bp; adapters pre-trimmed; 27-46 M read pairs per sample) from a hybridization-capture library with baits on the 613,711 autosomal biallelic Global Screening Array (GSA) SNP sites. Reads were aligned with bwa-mem 0.7.19-r1273 (</w:t>
       </w:r>
       <w:r>
         <w:rPr>
@@ -6333,7 +5934,7 @@
         <w:t xml:space="preserve"> </w:t>
       </w:r>
       <w:r>
-        <w:t xml:space="preserve">(duplicates marked, not removed; 4.8% in HG002); coverage was profiled with mosdepth 0.3.10. Between 71% and 73% of reads fall within ±150 bp of an array site; on-target depth is 28.1-52.1</w:t>
+        <w:t xml:space="preserve">(duplicates marked, not removed; 4.8% in HG002); coverage was profiled with mosdepth 0.3.10. Of the reads, 71-73% fall within ±150 bp of an array site. On-target depth is 28.1-52.1</w:t>
       </w:r>
       <m:oMath>
         <m:r>
@@ -6355,7 +5956,7 @@
         </m:r>
       </m:oMath>
       <w:r>
-        <w:t xml:space="preserve">, and the autosome-wide mean 2.68-4.71</w:t>
+        <w:t xml:space="preserve">, and the autosome-wide mean including on-target reads 2.68-4.71</w:t>
       </w:r>
       <m:oMath>
         <m:r>
@@ -6369,7 +5970,7 @@
         <w:t xml:space="preserve"> </w:t>
       </w:r>
       <w:r>
-        <w:t xml:space="preserve">including on-target reads (chromosome 22: 2.38-4.17</w:t>
+        <w:t xml:space="preserve">(chromosome 22: 2.38-4.17</w:t>
       </w:r>
       <m:oMath>
         <m:r>
@@ -6380,7 +5981,7 @@
         </m:r>
       </m:oMath>
       <w:r>
-        <w:t xml:space="preserve">); 43-45% of sequenced bases fall in GSA ±100 bp windows that cover 4.08% of the autosomes. On chromosome 22, 506,862-572,999 of the 929,834 panel SNP sites (54.5-61.6%) carry no read at MAPQ ≥ 20 and base quality ≥ 20. The typed-site list is the 613,711 autosomal biallelic ACGT GSA SNPs (9,144 on chromosome 22).</w:t>
+        <w:t xml:space="preserve">); 43-45% of bases fall in GSA ±100 bp windows covering 4.08% of the autosomes. On chromosome 22, 506,862-572,999 of the 929,834 panel SNP sites (54.5-61.6%) carry no read at MAPQ ≥ 20 and base quality ≥ 20. The typed sites are the 613,711 autosomal biallelic ACGT GSA SNPs (9,144 on chromosome 22).</w:t>
       </w:r>
     </w:p>
     <w:p>
@@ -6410,7 +6011,7 @@
         <w:t xml:space="preserve"> </w:t>
       </w:r>
       <w:r>
-        <w:t xml:space="preserve">restricted to the GSA sites, piped to</w:t>
+        <w:t xml:space="preserve">restricted to those sites, piped to</w:t>
       </w:r>
       <w:r>
         <w:t xml:space="preserve"> </w:t>
@@ -6422,7 +6023,7 @@
         <w:t xml:space="preserve">call -m -A -C alleles</w:t>
       </w:r>
       <w:r>
-        <w:t xml:space="preserve">); no-calls were dropped (8,672-8,721 called chromosome-22 sites per sample) and the genotype VCF was imputed with</w:t>
+        <w:t xml:space="preserve">). No-calls were dropped (8,672-8,721 called chromosome-22 sites per sample), and the genotype VCF was imputed with</w:t>
       </w:r>
       <w:r>
         <w:t xml:space="preserve"> </w:t>
@@ -6437,7 +6038,7 @@
         <w:t xml:space="preserve"> </w:t>
       </w:r>
       <w:r>
-        <w:t xml:space="preserve">at its defaults, which auto-route it to the array (genotype) engine.</w:t>
+        <w:t xml:space="preserve">at its defaults, which route it to the array engine.</w:t>
       </w:r>
     </w:p>
     <w:p>
@@ -6470,7 +6071,7 @@
         <w:t xml:space="preserve"> </w:t>
       </w:r>
       <w:r>
-        <w:t xml:space="preserve">was restricted to the panel SNP sites and piped to</w:t>
+        <w:t xml:space="preserve">at the panel SNP sites was piped to</w:t>
       </w:r>
       <w:r>
         <w:t xml:space="preserve"> </w:t>
@@ -6485,7 +6086,7 @@
         <w:t xml:space="preserve"> </w:t>
       </w:r>
       <w:r>
-        <w:t xml:space="preserve">with a SNP-only alleles file (929,834 rows on chromosome 22); the</w:t>
+        <w:t xml:space="preserve">with a SNP-only alleles file (929,834 rows on chromosome 22), and the</w:t>
       </w:r>
       <w:r>
         <w:t xml:space="preserve"> </w:t>
@@ -6545,7 +6146,7 @@
         <w:t xml:space="preserve"> </w:t>
       </w:r>
       <w:r>
-        <w:t xml:space="preserve">GLIMPSE2 v2.0.0 (commit 2cee597, 6 May 2026) was run from the BAM (</w:t>
+        <w:t xml:space="preserve">GLIMPSE2 v2.0.0 (commit 2cee597, 6 May 2026) ran from the BAM (</w:t>
       </w:r>
       <w:r>
         <w:rPr>
@@ -6577,7 +6178,7 @@
         <w:t xml:space="preserve"> </w:t>
       </w:r>
       <w:r>
-        <w:t xml:space="preserve">= 100,000, Kinit = 1,000, Kpbwt = 2,000, MAPQ ≥ 10, base quality ≥ 10, maximum depth 40) over 16 chromosome-22 chunks run sequentially with</w:t>
+        <w:t xml:space="preserve">= 100,000, Kinit = 1,000, Kpbwt = 2,000, MAPQ ≥ 10, base quality ≥ 10, maximum depth 40) over 16 chromosome-22 chunks run in sequence with</w:t>
       </w:r>
       <w:r>
         <w:t xml:space="preserve"> </w:t>
@@ -6616,7 +6217,7 @@
         <w:t xml:space="preserve"> </w:t>
       </w:r>
       <w:r>
-        <w:t xml:space="preserve">path aborts on panel sites that are monomorphic in the panel (Limitations), so it was given the panel restricted to its 1,015,993 polymorphic sites; on chromosomes 20, 10 and 1 both tools used the polymorphic-only panel (Reference panels and relatedness).</w:t>
+        <w:t xml:space="preserve">path aborts on panel-monomorphic sites (Limitations), so it received the panel restricted to its 1,015,993 polymorphic sites; on chromosomes 20, 10 and 1 both tools used the polymorphic-only panel.</w:t>
       </w:r>
     </w:p>
     <w:p>
@@ -6634,7 +6235,7 @@
         <w:t xml:space="preserve"> </w:t>
       </w:r>
       <w:r>
-        <w:t xml:space="preserve">The GIAB v4.2.1 benchmark VCF and high-confidence BED of each sample (chromosome 22: the per-sample BEDs; chromosomes 20, 10 and 1: the</w:t>
+        <w:t xml:space="preserve">We used each sample’s GIAB v4.2.1 benchmark VCF and high-confidence BED: the per-sample BEDs on chromosome 22, and on chromosomes 20, 10 and 1 the</w:t>
       </w:r>
       <w:r>
         <w:t xml:space="preserve"> </w:t>
@@ -6664,7 +6265,7 @@
         <w:t xml:space="preserve"> </w:t>
       </w:r>
       <w:r>
-        <w:t xml:space="preserve">files for HG005-HG007).</w:t>
+        <w:t xml:space="preserve">files for HG005-HG007.</w:t>
       </w:r>
     </w:p>
     <w:p>
@@ -6682,7 +6283,7 @@
         <w:t xml:space="preserve"> </w:t>
       </w:r>
       <w:r>
-        <w:t xml:space="preserve">Candidate sites are the SNPs emitted by GLIMPSE2 (head-to-head, Tables 1b-1d) or by Selphi 2 (Table 1); typed GSA sites are removed first (9,018 on chromosome 22 in the head-to-head lists); a site is kept if it lies inside the high-confidence BED; a site inside the BED with no truth record is homozygous reference; sites with a multi-allelic truth or call, or with a non-reference truth allele that does not match the panel alleles, are skipped (59-75 sites per sample); no-calls are removed from the denominators. Overall concordance is the fraction of evaluated sites whose called genotype matches the truth exactly. Non-reference concordance is the fraction of truth heterozygous or homozygous-alternate genotypes recovered exactly, a recall of carriers that does not penalise false non-reference calls (those appear in heterozygote precision and in overall concordance). Heterozygote recall is the number of correctly called heterozygotes divided by the number of truth heterozygotes, and heterozygote precision the same numerator divided by the number of called heterozygotes. Between 94.4% and 94.8% of evaluated sites are homozygous reference in truth, so overall concordance is the analogue of the monomorphic-dominated per-sample</w:t>
+        <w:t xml:space="preserve">Candidate sites are the SNPs emitted by GLIMPSE2 (head-to-head, Tables 1b-1d) or by Selphi 2 (Table 1). Typed GSA sites are removed first (9,018 on chromosome 22 in the head-to-head lists), and a site is kept if it lies in the high-confidence BED; a kept site with no truth record is homozygous reference. Sites with a multi-allelic truth or call, or a non-reference truth allele that does not match the panel alleles, are skipped (59-75 per sample), and no-calls are removed from the denominators. Overall concordance is the fraction of sites whose call matches the truth exactly. Non-reference concordance is the fraction of truth heterozygous or homozygous-alternate genotypes recovered exactly; it measures carrier recall and does not penalise false non-reference calls, which appear in heterozygote precision and overall concordance. Heterozygote recall is correct heterozygote calls over truth heterozygotes, and heterozygote precision the same over called heterozygotes. Between 94.4% and 94.8% of sites are homozygous reference in truth, so overall concordance plays the role of the per-sample</w:t>
       </w:r>
       <w:r>
         <w:t xml:space="preserve"> </w:t>
@@ -6705,7 +6306,7 @@
         <w:t xml:space="preserve"> </w:t>
       </w:r>
       <w:r>
-        <w:t xml:space="preserve">of the downsampled benchmark, and per-MAF strata are reported alongside every aggregate. MAF is</w:t>
+        <w:t xml:space="preserve">of the downsampled benchmark, and per-MAF strata accompany every aggregate. MAF is</w:t>
       </w:r>
       <w:r>
         <w:t xml:space="preserve"> </w:t>
@@ -6809,7 +6410,7 @@
         <w:t xml:space="preserve"> </w:t>
       </w:r>
       <w:r>
-        <w:t xml:space="preserve">As for the consumer-array benchmark: mean paired difference in percentage points (pp), 95% CI from 20,000 paired bootstrap resamples of the six per-sample differences (numpy</w:t>
+        <w:t xml:space="preserve">As for the consumer arrays: mean paired difference in percentage points (pp), 95% interval from 20,000 paired bootstrap resamples of the six differences (numpy</w:t>
       </w:r>
       <w:r>
         <w:t xml:space="preserve"> </w:t>
@@ -6821,7 +6422,7 @@
         <w:t xml:space="preserve">default_rng</w:t>
       </w:r>
       <w:r>
-        <w:t xml:space="preserve">, seed 1) and a two-sided exact Wilcoxon signed-rank test (minimum attainable p = 0.031 at n = 6); where only the paired t statistic is reported (Table 1d) it is the mean difference divided by its standard error over the six samples.</w:t>
+        <w:t xml:space="preserve">, seed 1) and a two-sided exact Wilcoxon signed-rank test (minimum p = 0.031 at n = 6). Where only a paired t is given (Table 1d), it is the mean difference over its standard error across the six samples.</w:t>
       </w:r>
     </w:p>
     <w:p>
@@ -6839,7 +6440,7 @@
         <w:t xml:space="preserve"> </w:t>
       </w:r>
       <w:r>
-        <w:t xml:space="preserve">Wall time and peak resident memory were measured with</w:t>
+        <w:t xml:space="preserve">Wall time and peak memory were measured with</w:t>
       </w:r>
       <w:r>
         <w:t xml:space="preserve"> </w:t>
@@ -6854,7 +6455,7 @@
         <w:t xml:space="preserve"> </w:t>
       </w:r>
       <w:r>
-        <w:t xml:space="preserve">on an otherwise idle 16-core host, one job at a time, from the BAM to the imputed VCF for both tools; GLIMPSE2’s time is the sum of its chunk, phase and ligate steps.</w:t>
+        <w:t xml:space="preserve">on an otherwise idle 16-core host, one job at a time, from BAM to imputed VCF for both tools; GLIMPSE2’s time is the sum of its chunk, phase and ligate steps.</w:t>
       </w:r>
     </w:p>
     <w:p>
@@ -6894,7 +6495,7 @@
         <w:pStyle w:val="FirstParagraph"/>
       </w:pPr>
       <w:r>
-        <w:t xml:space="preserve">Comparators were run at their default parameters unless noted, given the same per-chromosome genetic maps and the identical reference panel as Selphi 2 on each benchmark, and imputed variants were scored on the identical site set across the compared tools. Beagle 5.5 (build 03Oct25.f35702) was run as an integrated phase-and-impute pipeline against the panel in</w:t>
+        <w:t xml:space="preserve">Comparators ran at their defaults unless noted, with the same per-chromosome genetic maps and the same reference panel as Selphi 2 in each benchmark, and imputed variants were scored on the same site set for all tools compared. Beagle 5.5 (build 03Oct25.f35702) ran as an integrated phase-and-impute pipeline against the panel in</w:t>
       </w:r>
       <w:r>
         <w:t xml:space="preserve"> </w:t>
@@ -6909,7 +6510,7 @@
         <w:t xml:space="preserve"> </w:t>
       </w:r>
       <w:r>
-        <w:t xml:space="preserve">form. IMPUTE5 v1.1.5 was run after converting the panel with</w:t>
+        <w:t xml:space="preserve">form. IMPUTE5 v1.1.5 ran after converting the panel with</w:t>
       </w:r>
       <w:r>
         <w:t xml:space="preserve"> </w:t>
@@ -6921,7 +6522,7 @@
         <w:t xml:space="preserve">imp5Convert</w:t>
       </w:r>
       <w:r>
-        <w:t xml:space="preserve">, and Minimac4 v4.1.6 after converting the panel to</w:t>
+        <w:t xml:space="preserve">, and Minimac4 v4.1.6 after converting it to</w:t>
       </w:r>
       <w:r>
         <w:t xml:space="preserve"> </w:t>
@@ -6936,7 +6537,7 @@
         <w:t xml:space="preserve"> </w:t>
       </w:r>
       <w:r>
-        <w:t xml:space="preserve">(the current Minimac4 panel format; the deprecated</w:t>
+        <w:t xml:space="preserve">(its current format; the deprecated</w:t>
       </w:r>
       <w:r>
         <w:t xml:space="preserve"> </w:t>
@@ -6951,7 +6552,7 @@
         <w:t xml:space="preserve"> </w:t>
       </w:r>
       <w:r>
-        <w:t xml:space="preserve">was not used). Phasing was compared against SHAPEIT5 v5.1.1 (</w:t>
+        <w:t xml:space="preserve">was not used). Phasing was compared with SHAPEIT5 v5.1.1 (</w:t>
       </w:r>
       <w:r>
         <w:rPr>
@@ -6960,10 +6561,7 @@
         <w:t xml:space="preserve">phase_common</w:t>
       </w:r>
       <w:r>
-        <w:t xml:space="preserve"> </w:t>
-      </w:r>
-      <w:r>
-        <w:t xml:space="preserve">followed by</w:t>
+        <w:t xml:space="preserve">, then</w:t>
       </w:r>
       <w:r>
         <w:t xml:space="preserve"> </w:t>
@@ -6975,7 +6573,7 @@
         <w:t xml:space="preserve">phase_rare</w:t>
       </w:r>
       <w:r>
-        <w:t xml:space="preserve">). Low-coverage imputation was compared against GLIMPSE2 v2.0.0 (commit 2cee597; native</w:t>
+        <w:t xml:space="preserve">), and low-coverage imputation with GLIMPSE2 v2.0.0 (commit 2cee597; native</w:t>
       </w:r>
       <w:r>
         <w:t xml:space="preserve"> </w:t>
@@ -7005,7 +6603,7 @@
         <w:t xml:space="preserve">ligate</w:t>
       </w:r>
       <w:r>
-        <w:t xml:space="preserve">) and QUILT2 v2.0.4. In the downsampled benchmarks (Tables 2, 2b) every tool derived genotype likelihoods from the same BAM files with its own in-process pileup. On the capture libraries (Tables 1b-1d) GLIMPSE2 read the BAM directly and Selphi 2 was run both with its native pileup (like-for-like) and from bcftools likelihoods; QUILT2 was not run on the capture libraries. The original Selphi 1.5.3 was run from its published Docker image with the published</w:t>
+        <w:t xml:space="preserve">) and QUILT2 v2.0.4. In the downsampled benchmarks (Tables 2, 2b) every tool computed likelihoods from the same BAM files with its own pileup. On the capture libraries (Tables 1b-1d) GLIMPSE2 read the BAM directly and Selphi 2 ran with its native pileup (like-for-like) and from bcftools likelihoods; QUILT2 was not run there. Selphi 1.5.3 ran from its published Docker image with the published</w:t>
       </w:r>
       <w:r>
         <w:t xml:space="preserve"> </w:t>
@@ -7020,7 +6618,7 @@
         <w:t xml:space="preserve"> </w:t>
       </w:r>
       <w:r>
-        <w:t xml:space="preserve">configuration. We verified that these defaults do not disadvantage the comparators: on the 1000 Genomes chromosome-22 benchmark, varying Beagle 5.5’s window from 20 to 80 cM changed its overall</w:t>
+        <w:t xml:space="preserve">configuration. These defaults do not disadvantage the comparators. On 1000 Genomes chromosome 22, varying Beagle 5.5’s window from 20 to 80 cM changed its overall</w:t>
       </w:r>
       <w:r>
         <w:t xml:space="preserve"> </w:t>
@@ -7043,7 +6641,7 @@
         <w:t xml:space="preserve"> </w:t>
       </w:r>
       <w:r>
-        <w:t xml:space="preserve">by less than 0.0001, consistent with the near-insensitivity to window size reported by its authors; IMPUTE5’s and Minimac4’s default conditioning-state and blocking parameters are likewise the settings their authors recommend for large reference panels.</w:t>
+        <w:t xml:space="preserve">by less than 0.0001, in line with the insensitivity to window size its authors report, and the default conditioning and blocking parameters of IMPUTE5 and Minimac4 are those their authors recommend for large panels.</w:t>
       </w:r>
     </w:p>
     <w:bookmarkEnd w:id="27"/>
@@ -7067,7 +6665,7 @@
         <w:pStyle w:val="FirstParagraph"/>
       </w:pPr>
       <w:r>
-        <w:t xml:space="preserve">Two low-coverage datasets are used and are deliberately not merged: real capture-plus-low-pass libraries of six GIAB samples, scored by genotype concordance against a 2,398-sample leak-free panel (Tables 1-1d), and 30</w:t>
+        <w:t xml:space="preserve">We used two low-coverage datasets and kept them separate. The first is real capture-plus-low-pass libraries of six GIAB samples, scored by genotype concordance against a 2,398-sample leak-free panel (Tables 1-1d). The second is 30</w:t>
       </w:r>
       <m:oMath>
         <m:r>
@@ -7115,7 +6713,7 @@
         <w:t xml:space="preserve"> </w:t>
       </w:r>
       <w:r>
-        <w:t xml:space="preserve">(Tables 2, 2b); the two use different panels and different site lists, and their statistics are not interchangeable. Genotyping-array imputation is then evaluated against Beagle 5.5 and the original Selphi 1.5.3 on three reference panels spanning two orders of magnitude in size: the 1000 Genomes Phase 3 panel</w:t>
+        <w:t xml:space="preserve">(Tables 2, 2b). The two use different panels and site lists, and their statistics are not interchangeable. We then evaluated genotyping-array imputation against Beagle 5.5 and the original Selphi 1.5.3 on three panels spanning two orders of magnitude: 1000 Genomes Phase 3</w:t>
       </w:r>
       <w:r>
         <w:rPr>
@@ -7127,7 +6725,7 @@
         <w:t xml:space="preserve"> </w:t>
       </w:r>
       <w:r>
-        <w:t xml:space="preserve">(4,802 haplotypes), the TOPMed Freeze 8 panel</w:t>
+        <w:t xml:space="preserve">(4,802 haplotypes), TOPMed Freeze 8</w:t>
       </w:r>
       <w:r>
         <w:rPr>
@@ -7139,7 +6737,7 @@
         <w:t xml:space="preserve"> </w:t>
       </w:r>
       <w:r>
-        <w:t xml:space="preserve">(171,054 haplotypes), and a 75,552-haplotype (37,776-sample) reference panel combining UK Biobank whole-genome sequences (34,582 samples) with the full 1000 Genomes cohort (3,194 samples). All experiments use unphased target genotypes as the realistic input scenario; tools that require pre-phased input (Selphi 1.5.3 in particular) were pre-phased with Selphi 2’s haploid engine to ensure an identical phased starting point. Imputation</w:t>
+        <w:t xml:space="preserve">(171,054 haplotypes), and a 75,552-haplotype (37,776-sample) panel combining 34,582 UK Biobank whole genomes with the full 1000 Genomes cohort (3,194 samples). Targets were unphased in every experiment. Tools that require phased input, Selphi 1.5.3 in particular, received targets phased by Selphi 2’s haploid engine, so all started from the same haplotypes. Imputation</w:t>
       </w:r>
       <w:r>
         <w:t xml:space="preserve"> </w:t>
@@ -7162,7 +6760,7 @@
         <w:t xml:space="preserve"> </w:t>
       </w:r>
       <w:r>
-        <w:t xml:space="preserve">is computed against held-out whole-genome-sequenced truth, stratified by minor allele frequency (MAF) in the reference panel. All benchmarks were run on the same machine with 16 threads.</w:t>
+        <w:t xml:space="preserve">was computed against held-out whole-genome truth and stratified by panel minor allele frequency (MAF). All benchmarks ran on one machine with 16 threads.</w:t>
       </w:r>
     </w:p>
     <w:bookmarkStart w:id="30" w:name="X718eb32e15a244f5ba5c9d34b51236fccd74772"/>
@@ -7183,7 +6781,7 @@
         <w:pStyle w:val="FirstParagraph"/>
       </w:pPr>
       <w:r>
-        <w:t xml:space="preserve">Six GIAB reference samples (HG002-HG007, the Ashkenazi and Han Chinese trios; HG002 = NA24385, HG003 = NA24149, HG004 = NA24143, HG005 = NA24631, HG006 = NA24694, HG007 = NA24695) were sequenced by Gene by Gene on an MGI DNBSEQ instrument (2</w:t>
+        <w:t xml:space="preserve">Six GIAB samples (HG002-HG007, the Ashkenazi and Han Chinese trios; HG002 = NA24385, HG003 = NA24149, HG004 = NA24143, HG005 = NA24631, HG006 = NA24694, HG007 = NA24695) were sequenced by Gene by Gene on an MGI DNBSEQ instrument (2</w:t>
       </w:r>
       <w:r>
         <w:t xml:space="preserve"> </w:t>
@@ -7200,7 +6798,7 @@
         <w:t xml:space="preserve"> </w:t>
       </w:r>
       <w:r>
-        <w:t xml:space="preserve">150 bp) from a hybridization-capture library over the 613,711 autosomal biallelic Global Screening Array (GSA) SNP sites (Methods). The libraries pair deep typed sites with a thin background: 71-73% of reads fall within ±150 bp of an array site, on-target depth is 28.1-52.1</w:t>
+        <w:t xml:space="preserve">150 bp) from a hybridization-capture library over the 613,711 autosomal biallelic Global Screening Array (GSA) SNP sites (Methods). The libraries combine deep typed sites with a thin background. Of the reads, 71-73% fall within ±150 bp of an array site. On-target depth is 28.1-52.1</w:t>
       </w:r>
       <m:oMath>
         <m:r>
@@ -7222,10 +6820,7 @@
         </m:r>
       </m:oMath>
       <w:r>
-        <w:t xml:space="preserve"> </w:t>
-      </w:r>
-      <w:r>
-        <w:t xml:space="preserve">and the autosome-wide mean 2.68-4.71</w:t>
+        <w:t xml:space="preserve">, and the autosome-wide mean 2.68-4.71</w:t>
       </w:r>
       <m:oMath>
         <m:r>
@@ -7239,7 +6834,7 @@
         <w:t xml:space="preserve"> </w:t>
       </w:r>
       <w:r>
-        <w:t xml:space="preserve">including on-target reads (chromosome 22: 2.38-4.17</w:t>
+        <w:t xml:space="preserve">(chromosome 22: 2.38-4.17</w:t>
       </w:r>
       <m:oMath>
         <m:r>
@@ -7250,7 +6845,7 @@
         </m:r>
       </m:oMath>
       <w:r>
-        <w:t xml:space="preserve">); 43-45% of bases fall in GSA ±100 bp windows covering 4.08% of the autosomes, and on chromosome 22, 506,862-572,999 of the 929,834 panel SNP sites (54.5-61.6%) carry no read at MAPQ ≥ 20 and base quality ≥ 20. These are real libraries, not downsampled genomes, and their depth is strongly heterogeneous; we treat them as a test of genotype-likelihood imputation under mixed depth, the regime of array-plus-low-pass products. The reference panel is the 2,398-sample (4,796-haplotype) NYGC 1000 Genomes 30</w:t>
+        <w:t xml:space="preserve">). The GSA ±100 bp windows cover 4.08% of the autosomes but hold 43-45% of the bases. On chromosome 22, 506,862-572,999 of the 929,834 panel SNP sites (54.5-61.6%) carry no read at MAPQ ≥ 20 and base quality ≥ 20. These are real libraries with strongly uneven depth, not downsampled genomes, and we use them to test likelihood imputation at mixed depth, the regime of array-plus-low-pass products. The panel is the 2,398-sample (4,796-haplotype) NYGC 1000 Genomes 30</w:t>
       </w:r>
       <m:oMath>
         <m:r>
@@ -7272,7 +6867,7 @@
         <w:pStyle w:val="BodyText"/>
       </w:pPr>
       <w:r>
-        <w:t xml:space="preserve">We processed each library by two routes through the same binary against the same panel. The array-equivalent route calls genotypes only at the array sites (8,672-8,721 called chromosome-22 sites per sample after dropping no-calls; concordance with the GIAB truth at the typed sites 99.57-99.72%, mean 99.66%, at a call rate of 95.6-96.2% over 8,042-8,320 evaluable typed sites) and imputes them through the standard phase-and-impute path, exactly as a genotyping array would be processed. The likelihood route (</w:t>
+        <w:t xml:space="preserve">Each library was processed by two routes through the same binary and panel. The array-equivalent route calls genotypes only at the array sites and imputes them through the standard phase-and-impute path, as for a genotyping array. After dropping no-calls it keeps 8,672-8,721 chromosome-22 sites per sample; at the 8,042-8,320 evaluable typed sites the call rate is 95.6-96.2% and concordance with the GIAB truth 99.57-99.72% (mean 99.66%). The likelihood route (</w:t>
       </w:r>
       <w:r>
         <w:rPr>
@@ -7281,7 +6876,7 @@
         <w:t xml:space="preserve">--lcwgs</w:t>
       </w:r>
       <w:r>
-        <w:t xml:space="preserve">) imputes from bcftools genotype likelihoods at all 929,834 panel SNP sites. Both are scored on Selphi 2’s own emitted site list (700,109-723,251 evaluated untyped sites per sample) against the GIAB v4.2.1 high-confidence truth.</w:t>
+        <w:t xml:space="preserve">) imputes from bcftools genotype likelihoods at all 929,834 panel SNP sites. Both are scored on Selphi 2’s own site list (700,109-723,251 untyped sites per sample) against the GIAB v4.2.1 high-confidence truth.</w:t>
       </w:r>
     </w:p>
     <w:p>
@@ -7289,7 +6884,7 @@
         <w:pStyle w:val="BodyText"/>
       </w:pPr>
       <w:r>
-        <w:t xml:space="preserve">The difference is a regime change, not an increment (Table 1; Figure 2a,b). Non-reference concordance at untyped sites rises from 72.78% to 97.88% (per sample 68.27-75.38% to 97.32-98.17%; mean +25.09 pp, 95% CI +23.23 to +27.18; six of six samples, p = 0.031), heterozygote recall from 57.95% to 97.12% (+39.17 pp, CI +36.61 to +41.86), heterozygote precision from 92.75% to 97.40% (+4.64 pp, CI +4.00 to +5.30) and overall concordance from 98.50% to 99.83% (+1.33 pp). The gain holds in every panel-MAF stratum: non-reference concordance 74.19% to 98.58% at MAF ≥ 5%, 65.67% to 95.42% at 0.5-5% and 54.65% to 86.76% below 0.5%, with heterozygote recall 60.34% to 98.27%, 44.00% to 93.03% and 30.85% to 79.87% in the same strata. The gap is the information the array route discards (the off-target backbone and deep flanking coverage), not a tuning difference between two imputers. Absolute values of the array route are specific to this 4,796-haplotype panel.</w:t>
+        <w:t xml:space="preserve">Imputing from likelihoods transforms the result (Table 1; Figure 2a,b). Non-reference concordance at untyped sites rises from 72.78% to 97.88% (per sample 68.27-75.38% to 97.32-98.17%; mean +25.09 pp, 95% CI +23.23 to +27.18; six of six samples, p = 0.031). Heterozygote recall rises from 57.95% to 97.12% (+39.17 pp, CI +36.61 to +41.86), heterozygote precision from 92.75% to 97.40% (+4.64 pp, CI +4.00 to +5.30), and overall concordance from 98.50% to 99.83% (+1.33 pp). The gain holds in every panel-MAF stratum. Non-reference concordance rises from 74.19% to 98.58% at MAF ≥ 5%, from 65.67% to 95.42% at 0.5-5% and from 54.65% to 86.76% below 0.5%; heterozygote recall rises from 60.34% to 98.27%, 44.00% to 93.03% and 30.85% to 79.87%. The difference is the information the array route discards, the off-target background and the deep flanking coverage, and not tuning of two imputers. The array route’s absolute values are specific to this 4,796-haplotype panel.</w:t>
       </w:r>
     </w:p>
     <w:p>
@@ -8356,7 +7951,7 @@
         <w:t xml:space="preserve"> </w:t>
       </w:r>
       <w:r>
-        <w:t xml:space="preserve">(v2.0.0) on the same six libraries, both tools imputing from the same BAM files against the same leak-free 2,398-sample panel and scored on identical per-sample site lists: GLIMPSE2’s emitted chromosome-22 SNPs inside the high-confidence regions, with 9,018 typed sites excluded (662,250-684,142 evaluated sites per sample; truth heterozygous/homozygous-alternate genotypes HG002 24,458/12,797, HG003 24,988/12,775, HG004 22,453/12,221, HG005 21,526/14,422, HG006 19,159/16,258, HG007 22,437/14,606). GLIMPSE2 read the BAM directly (</w:t>
+        <w:t xml:space="preserve">(v2.0.0) on the same six libraries. Both tools imputed from the same BAM files against the same leak-free 2,398-sample panel and were scored on identical per-sample site lists: GLIMPSE2’s emitted chromosome-22 SNPs inside the high-confidence regions, with 9,018 typed sites excluded (662,250-684,142 sites per sample; truth heterozygous/homozygous-alternate genotypes HG002 24,458/12,797, HG003 24,988/12,775, HG004 22,453/12,221, HG005 21,526/14,422, HG006 19,159/16,258, HG007 22,437/14,606). GLIMPSE2 read the BAM directly (</w:t>
       </w:r>
       <w:r>
         <w:rPr>
@@ -8365,7 +7960,7 @@
         <w:t xml:space="preserve">--bam-file</w:t>
       </w:r>
       <w:r>
-        <w:t xml:space="preserve">, 16 chunks, ligated) against the panel restricted to its 1,015,993 polymorphic sites (Methods). Selphi 2 was run in two arms: (i) its native pileup (</w:t>
+        <w:t xml:space="preserve">, 16 chunks, ligated) against the panel restricted to its 1,015,993 polymorphic sites (Methods). Selphi 2 ran in two arms: its native pileup (</w:t>
       </w:r>
       <w:r>
         <w:rPr>
@@ -8374,7 +7969,7 @@
         <w:t xml:space="preserve">--bam</w:t>
       </w:r>
       <w:r>
-        <w:t xml:space="preserve">, MAPQ ≥ 20, base quality ≥ 20, base alignment quality applied), the like-for-like arm; and (ii) from bcftools-mpileup likelihoods. The like-for-like arm is the one we take as the engine’s result; the bcftools arm is reported because it is what a deployed pipeline would produce, and because agreement between the two shows that the native pileup reproduces the established likelihood computation.</w:t>
+        <w:t xml:space="preserve">, MAPQ ≥ 20, base quality ≥ 20, base alignment quality applied), which is the like-for-like comparison and the result we report for the engine, and bcftools-mpileup likelihoods, which is what a deployed pipeline would produce. Agreement between the two arms shows that the native pileup reproduces the established likelihood computation.</w:t>
       </w:r>
     </w:p>
     <w:p>
@@ -8382,7 +7977,7 @@
         <w:pStyle w:val="BodyText"/>
       </w:pPr>
       <w:r>
-        <w:t xml:space="preserve">In the like-for-like arm Selphi 2 leads GLIMPSE2 in non-reference concordance in six of six samples (97.74% to 97.93%; mean +0.19 pp, 95% CI +0.10 to +0.31, p = 0.031; per sample +0.07 to +0.46 pp), in heterozygote recall in six of six (96.94% to 97.22%; +0.28 pp, CI +0.16 to +0.45, p = 0.031), in heterozygote precision in five of six (97.27% to 97.40%; +0.13 pp, CI +0.00 to +0.26, p = 0.16) and in overall concordance in five of six with one tie (99.81% to 99.82%; +0.01 pp, CI +0.01 to +0.02, p = 0.0625) (Table 1b; Figure 2c). The bcftools-likelihood arm gives the same picture: non-reference concordance +0.20 pp (97.94%; CI +0.11 to +0.32; six of six; p = 0.031), heterozygote recall +0.28 pp (97.22%; CI +0.16 to +0.46; six of six; p = 0.031), heterozygote precision +0.13 pp (CI -0.06 to +0.34; four of six; p = 0.31) and overall concordance +0.01 pp (CI +0.01 to +0.02; five of six; p = 0.0625). The two arms agree on every mean to within 0.01 pp. Base alignment quality is what brings the native pileup to this parity: in an ablation without BAQ, which reproduces the pileup before BAQ was implemented, the like-for-like arm gave +0.13 pp (five of six; CI +0.02 to +0.25; p = 0.094) against the bcftools arm’s +0.20 pp, and its margin in the rare stratum was +0.01 pp; with BAQ, which</w:t>
+        <w:t xml:space="preserve">In the like-for-like arm Selphi 2 leads GLIMPSE2 in non-reference concordance in six of six samples (97.74% to 97.93%; mean +0.19 pp, 95% CI +0.10 to +0.31, p = 0.031; per sample +0.07 to +0.46 pp) and in heterozygote recall in six of six (96.94% to 97.22%; +0.28 pp, CI +0.16 to +0.45, p = 0.031) (Table 1b; Figure 2c). Heterozygote precision (97.27% to 97.40%; +0.13 pp, CI +0.00 to +0.26) and overall concordance (99.81% to 99.82%; +0.01 pp, CI +0.01 to +0.02) are higher in five of six samples. The bcftools arm gives the same means to within 0.01 pp: non-reference concordance +0.20 pp (97.94%; CI +0.11 to +0.32; six of six), heterozygote recall +0.28 pp (97.22%; six of six) and heterozygote precision +0.13 pp (CI -0.06 to +0.34; four of six). Base alignment quality (BAQ) brings the native pileup to this parity. Without BAQ, as before it was implemented, the like-for-like arm gave +0.13 pp (five of six; CI +0.02 to +0.25; p = 0.094) and +0.01 pp in the rare stratum; with BAQ, which</w:t>
       </w:r>
       <w:r>
         <w:t xml:space="preserve"> </w:t>
@@ -8405,7 +8000,7 @@
         <w:pStyle w:val="BodyText"/>
       </w:pPr>
       <w:r>
-        <w:t xml:space="preserve">By reference-panel MAF the like-for-like advantage is unanimous at common sites and not consistent per sample below 5% (Table 1c; Figure 2d). At MAF ≥ 5% (79,005-81,576 sites per sample) non-reference concordance is 98.39% for GLIMPSE2, 98.58% for the native arm and 98.58% for the bcftools arm (native +0.19 pp, CI +0.10 to +0.30, six of six, p = 0.031; bcftools +0.19 pp, CI +0.10 to +0.31, six of six, p = 0.031). At 0.5-5% (108,535-112,020 sites) the values are 95.15%, 95.33% and 95.42% (native +0.18 pp, CI -0.08 to +0.45, four of six, p = 0.44; bcftools +0.27 pp, CI -0.04 to +0.52, five of six, p = 0.16). Below 0.5% (474,710-490,546 sites, 71.7% of the evaluated sites) they are 87.71%, 87.97% and 87.99% (native +0.26 pp, CI -0.03 to +0.60, three of six, p = 0.31; bcftools +0.29 pp, CI -0.02 to +0.61, four of six, p = 0.22). Heterozygote recall follows the same pattern (98.00%, 98.28% and 98.27% at MAF ≥ 5%, native +0.27 pp, six of six, p = 0.031; 92.57%, 92.89% and 93.03% at 0.5-5%; 81.36%, 81.72% and 81.70% below 0.5%, native +0.37 pp, four of six). On chromosome 22, then, the advantage is unanimous at common sites, while below 5% the mean favours Selphi 2 in both arms but the intervals include zero and the per-sample ordering is not consistent; the larger chromosomes resolve this stratum (Replication across chromosomes, below). Per-sample</w:t>
+        <w:t xml:space="preserve">By panel MAF, the like-for-like advantage is unanimous at common sites but not consistent per sample below 5% (Table 1c; Figure 2d). At MAF ≥ 5% (79,005-81,576 sites per sample) non-reference concordance is 98.39% for GLIMPSE2 and 98.58% for both Selphi 2 arms (+0.19 pp, CI +0.10 to +0.30, six of six). At 0.5-5% (108,535-112,020 sites) it is 95.15% against 95.33% native and 95.42% bcftools (native +0.18 pp, CI -0.08 to +0.45, four of six). Below 0.5% (474,710-490,546 sites, 71.7% of those evaluated) it is 87.71% against 87.97% and 87.99% (native +0.26 pp, CI -0.03 to +0.60, three of six). Heterozygote recall follows the same pattern. On chromosome 22, then, Selphi 2 leads consistently at common sites; below 5% the mean favours it in both arms, but the intervals include zero and the per-sample ordering varies. The larger chromosomes resolve this stratum (next section). Per-sample</w:t>
       </w:r>
       <w:r>
         <w:t xml:space="preserve"> </w:t>
@@ -8428,7 +8023,7 @@
         <w:t xml:space="preserve"> </w:t>
       </w:r>
       <w:r>
-        <w:t xml:space="preserve">on downsampled genomes (Table 2) and per-MAF concordance here therefore tell the same story at chromosome-22 scale: a consistent common-variant edge, and at the rarest frequencies a mean advantage that is not yet consistent per sample.</w:t>
+        <w:t xml:space="preserve">on downsampled genomes (Table 2) gives the same picture at chromosome-22 scale.</w:t>
       </w:r>
     </w:p>
     <w:p>
@@ -8436,7 +8031,7 @@
         <w:pStyle w:val="BodyText"/>
       </w:pPr>
       <w:r>
-        <w:t xml:space="preserve">The engine is also faster from the BAM. On an otherwise idle 16-core host, imputing one chromosome-22 sample end-to-end from the BAM takes 104 s for Selphi 2 (peak resident memory 5.0 GB) against 327 s for GLIMPSE2 (chunking, 16 phased chunks and ligation), 3.1</w:t>
+        <w:t xml:space="preserve">The engine is also faster from the BAM. On an idle 16-core host, one chromosome-22 sample takes 104 s from BAM to imputed output for Selphi 2 (peak memory 5.0 GB) against 327 s for GLIMPSE2 (chunking, 16 phased chunks and ligation), 3.1</w:t>
       </w:r>
       <m:oMath>
         <m:r>
@@ -8447,7 +8042,10 @@
         </m:r>
       </m:oMath>
       <w:r>
-        <w:t xml:space="preserve">. Because each sample is imputed independently, several can share one invocation: the six libraries in one run take 170 s (28 s per sample; 14.5 GB) against 389 s for GLIMPSE2 (65 s per sample; 8.7 GB for its largest chunk), 2.3</w:t>
+        <w:t xml:space="preserve"> </w:t>
+      </w:r>
+      <w:r>
+        <w:t xml:space="preserve">faster. Because each sample is imputed independently, several can share one run. Six libraries take 170 s (28 s per sample; 14.5 GB) against 389 s for GLIMPSE2 (65 s per sample; 8.7 GB for its largest chunk), 2.3</w:t>
       </w:r>
       <m:oMath>
         <m:r>
@@ -8458,7 +8056,7 @@
         </m:r>
       </m:oMath>
       <w:r>
-        <w:t xml:space="preserve">, and twelve samples (the six libraries plus six relabelled duplicates, timing only) 313 s (26 s per sample; 16.5 GB) against 460 s (38 s per sample), 1.5</w:t>
+        <w:t xml:space="preserve">; twelve samples (the six libraries plus six relabelled copies, for timing only) take 313 s (26 s per sample; 16.5 GB) against 460 s (38 s per sample), 1.5</w:t>
       </w:r>
       <m:oMath>
         <m:r>
@@ -8469,7 +8067,7 @@
         </m:r>
       </m:oMath>
       <w:r>
-        <w:t xml:space="preserve">. At GLIMPSE2’s own iteration count (20 Gibbs iterations, 5 burn-in and 15 main) the six-sample run takes 79 s (13 s per sample) with equal accuracy (mean non-reference gain over GLIMPSE2 +0.20 pp against +0.19 pp at the default iteration count); GLIMPSE2’s own accuracy in the six-sample run equals its single-sample accuracy (difference below 0.01 pp in non-reference concordance). The single-sample footprint is higher than in the downsampled benchmark (5.0 GB against ≈3.3 GB; Table 2) because this panel carries 1,070,399 sites including 140,565 indels, against the SNP-only 4,478-haplotype panel used there.</w:t>
+        <w:t xml:space="preserve">. At GLIMPSE2’s iteration count (20 Gibbs iterations, 5 burn-in and 15 main) the six-sample run takes 79 s (13 s per sample) with unchanged accuracy (+0.20 pp over GLIMPSE2, against +0.19 pp at the default). GLIMPSE2’s own accuracy is the same in single- and six-sample runs (difference below 0.01 pp). Memory per sample is higher here than in the downsampled benchmark (5.0 against ≈3.3 GB; Table 2) because this panel has 1,070,399 sites, 140,565 of them indels, while that one is SNP-only with 4,478 haplotypes.</w:t>
       </w:r>
     </w:p>
     <w:p>
@@ -10958,7 +10556,7 @@
         <w:pStyle w:val="FirstParagraph"/>
       </w:pPr>
       <w:r>
-        <w:t xml:space="preserve">To test whether the chromosome-22 result generalises, we repeated the head-to-head on chromosomes 20, 10 and 1 with the same six samples, the same truth and the same scoring, against one shared panel per chromosome restricted to polymorphic sites with alleles ≤ 250 bp for both tools (2,398 samples; chromosome 20: 1,564,145 sites; Methods), GLIMPSE2 at its defaults and Selphi 2 in both arms (Table 1d; Supplementary Figure S1). Selphi 2’s native pileup leads GLIMPSE2 in non-reference concordance in six of six samples on every chromosome: +0.18 pp on chromosome 20 (97.72% to 97.91%; 1,139,422-1,168,950 evaluated sites per sample; paired t = 2.79), +0.21 pp on chromosome 10 (98.21% to 98.42%; 2,555,483-2,586,705 sites; t = 3.90) and +0.26 pp on chromosome 1 (98.20% to 98.46%; 2,216,536-2,263,597 sites; t = 3.20), against +0.19 pp on chromosome 22 (t = 3.15); the bcftools-likelihood arm is six of six on every chromosome as well (+0.21, +0.23 and +0.26 pp). Heterozygote recall rises with it (native +0.20, +0.32 and +0.38 pp; six of six on chromosomes 10 and 1, five of six on chromosome 20). Pooled over the four chromosomes, site-weighted within each sample (6,573,691-6,703,394 evaluated untyped sites per sample), the native arm leads by +0.22 pp in non-reference concordance (t = 3.49; six of six) and +0.31 pp in heterozygote recall (t = 2.61; six of six), and the bcftools arm by +0.23 pp (t = 3.67; six of six).</w:t>
+        <w:t xml:space="preserve">To test whether the chromosome-22 result generalises, we repeated the comparison on chromosomes 20, 10 and 1 with the same samples, truth and scoring. Both tools used one shared panel per chromosome restricted to polymorphic sites with alleles ≤ 250 bp (2,398 samples; chromosome 20: 1,564,145 sites; Methods), GLIMPSE2 at its defaults and Selphi 2 in both arms (Table 1d; Supplementary Figure S1). The native pileup leads GLIMPSE2 in non-reference concordance in six of six samples on every chromosome: +0.18 pp on chromosome 20 (97.72% to 97.91%; 1,139,422-1,168,950 sites per sample; paired t = 2.79), +0.21 pp on chromosome 10 (98.21% to 98.42%; 2,555,483-2,586,705 sites; t = 3.90) and +0.26 pp on chromosome 1 (98.20% to 98.46%; 2,216,536-2,263,597 sites; t = 3.20), against +0.19 pp on chromosome 22 (t = 3.15). The bcftools arm is also six of six on every chromosome (+0.21, +0.23 and +0.26 pp). Heterozygote recall rises with it (native +0.20, +0.32 and +0.38 pp; six of six on chromosomes 10 and 1, five of six on chromosome 20). Pooled over the four chromosomes and site-weighted within each sample (6,573,691-6,703,394 untyped sites per sample), the native arm leads by +0.22 pp in non-reference concordance (t = 3.49; six of six) and +0.31 pp in heterozygote recall (t = 2.61; six of six), and the bcftools arm by +0.23 pp (t = 3.67; six of six).</w:t>
       </w:r>
     </w:p>
     <w:p>
@@ -10966,7 +10564,7 @@
         <w:pStyle w:val="BodyText"/>
       </w:pPr>
       <w:r>
-        <w:t xml:space="preserve">The rare-variant picture sharpens with chromosome size. The chromosome-22 reservation, that the sub-0.5% margin is not consistent across samples, does not generalise: on chromosome 20 the rare stratum gives +0.48 pp (four of six), and on chromosomes 10 and 1 it is the largest of the three strata and unanimous (+0.41 pp and +0.66 pp, six of six, against +0.20 and +0.23 pp at MAF ≥ 5% and +0.24 and +0.37 pp at 0.5-5%), so the advantage grows toward rare variants on the larger chromosomes. Heterozygote precision is within noise on chromosomes 22, 20 and 1 (native +0.13, +0.17 and +0.13 pp) and lower than GLIMPSE2’s on chromosome 10 in both arms (native -0.48 pp; three of six), the one metric on one chromosome where Selphi 2 does not lead. Base alignment quality contributes on every chromosome tested: the pre-BAQ native pileup gave +0.11 pp (five of six) on chromosome 20 and +0.16 pp (six of six) on chromosome 10, against +0.18 and +0.21 pp with BAQ.</w:t>
+        <w:t xml:space="preserve">The rare-variant result sharpens with chromosome size. On chromosome 20 the stratum below 0.5% gives +0.48 pp (four of six). On chromosomes 10 and 1 it is the largest of the three strata and unanimous: +0.41 and +0.66 pp (six of six), against +0.20 and +0.23 pp at MAF ≥ 5% and +0.24 and +0.37 pp at 0.5-5%. The inconsistency seen below 0.5% on chromosome 22 therefore does not generalise; on the larger chromosomes the advantage grows toward rare variants. Heterozygote precision is within noise on chromosomes 22, 20 and 1 (native +0.13, +0.17 and +0.13 pp) and lower than GLIMPSE2’s on chromosome 10 in both arms (native -0.48 pp; three of six), the one metric on one chromosome where Selphi 2 does not lead. BAQ contributes on every chromosome tested: without it the native pileup gave +0.11 pp (five of six) on chromosome 20 and +0.16 pp (six of six) on chromosome 10, against +0.18 and +0.21 pp with it.</w:t>
       </w:r>
     </w:p>
     <w:p>
@@ -11724,7 +11322,7 @@
         <w:pStyle w:val="FirstParagraph"/>
       </w:pPr>
       <w:r>
-        <w:t xml:space="preserve">The capture libraries above are heterogeneous in depth. As a controlled complement we assessed the engine on uniformly downsampled sequencing of the same six Genome in a Bottle (GIAB) reference samples HG002-HG007 (the Ashkenazi and Han Chinese trios), none of which are in the 1000 Genomes Project. This benchmark uses a different panel (the 4,478-haplotype no-trios panel), a different site list and a different metric (per-sample dosage</w:t>
+        <w:t xml:space="preserve">The capture libraries are uneven in depth, so we complemented them with uniformly downsampled sequencing of the same six GIAB samples. This benchmark differs from Tables 1-1d in panel (the 4,478-haplotype no-trios panel), site list and metric (per-sample dosage</w:t>
       </w:r>
       <w:r>
         <w:t xml:space="preserve"> </w:t>
@@ -11744,7 +11342,7 @@
         </m:sSup>
       </m:oMath>
       <w:r>
-        <w:t xml:space="preserve">) from Tables 1-1d, and its values are not comparable with the concordances above. The public NovaSeq PCR-free 30</w:t>
+        <w:t xml:space="preserve">), and its values are not comparable with the concordances above. The public NovaSeq PCR-free 30</w:t>
       </w:r>
       <m:oMath>
         <m:r>
@@ -11758,7 +11356,7 @@
         <w:t xml:space="preserve"> </w:t>
       </w:r>
       <w:r>
-        <w:t xml:space="preserve">whole-genome alignments (brain-genomics-public, GRCh38) were downsampled to ~1.8</w:t>
+        <w:t xml:space="preserve">alignments (brain-genomics-public, GRCh38) were downsampled to ~1.8</w:t>
       </w:r>
       <m:oMath>
         <m:r>
@@ -11772,7 +11370,7 @@
         <w:t xml:space="preserve"> </w:t>
       </w:r>
       <w:r>
-        <w:t xml:space="preserve">over chromosome 22; each sample’s genotype likelihoods were computed from the aligned reads at the reference-panel sites and imputed against the 4,478-haplotype (2,239-sample) no-trios 1000 Genomes panel, the same leak-free panel used for the trio phasing benchmark below, from which these trio individuals were removed. Per-sample dosage</w:t>
+        <w:t xml:space="preserve">over chromosome 22. Genotype likelihoods were computed from the reads at the panel sites and imputed against the 4,478-haplotype (2,239-sample) no-trios 1000 Genomes panel, the leak-free panel also used for trio phasing below. Per-sample dosage</w:t>
       </w:r>
       <w:r>
         <w:t xml:space="preserve"> </w:t>
@@ -11795,7 +11393,7 @@
         <w:t xml:space="preserve"> </w:t>
       </w:r>
       <w:r>
-        <w:t xml:space="preserve">was computed against the GIAB v4.2.1 high-confidence truth over the high-confidence variant sites, on the identical set of sites imputed by both tools, and compared to GLIMPSE2</w:t>
+        <w:t xml:space="preserve">against the GIAB v4.2.1 high-confidence truth was computed over the high-confidence variant sites imputed by both Selphi 2 and GLIMPSE2</w:t>
       </w:r>
       <w:r>
         <w:rPr>
@@ -11804,7 +11402,7 @@
         <w:t xml:space="preserve">15</w:t>
       </w:r>
       <w:r>
-        <w:t xml:space="preserve">. The engine (Methods) imputes each sample independently with band-mode recombination, founder-HMM phasing and rare-carrier augmentation at every Gibbs iteration.</w:t>
+        <w:t xml:space="preserve">. Selphi 2 ran with its defaults: band-mode recombination, founder-HMM phasing and rare-carrier augmentation at every Gibbs iteration (Methods).</w:t>
       </w:r>
     </w:p>
     <w:p>
@@ -11812,7 +11410,7 @@
         <w:pStyle w:val="BodyText"/>
       </w:pPr>
       <w:r>
-        <w:t xml:space="preserve">On the GIAB samples Selphi 2 exceeds GLIMPSE2 in per-sample</w:t>
+        <w:t xml:space="preserve">Selphi 2 exceeds GLIMPSE2 in per-sample</w:t>
       </w:r>
       <w:r>
         <w:t xml:space="preserve"> </w:t>
@@ -11835,7 +11433,7 @@
         <w:t xml:space="preserve"> </w:t>
       </w:r>
       <w:r>
-        <w:t xml:space="preserve">over the high-confidence variant sites on five of the six samples and ties on the sixth: 0.9457 versus 0.9421 (HG002), 0.9515 versus 0.9459 (HG003), 0.9479 versus 0.9435 (HG004), 0.9455 versus 0.9416 (HG005), 0.9547 versus 0.9496 (HG006), and 0.9502 versus 0.9504 (HG007), mean 0.9493 versus 0.9455 (</w:t>
+        <w:t xml:space="preserve">on five of six samples and ties on the sixth: 0.9457 versus 0.9421 (HG002), 0.9515 versus 0.9459 (HG003), 0.9479 versus 0.9435 (HG004), 0.9455 versus 0.9416 (HG005), 0.9547 versus 0.9496 (HG006) and 0.9502 versus 0.9504 (HG007); mean 0.9493 versus 0.9455 (</w:t>
       </w:r>
       <m:oMath>
         <m:r>
@@ -11849,7 +11447,7 @@
         <w:t xml:space="preserve"> </w:t>
       </w:r>
       <w:r>
-        <w:t xml:space="preserve">= +0.0037, on the identical site set for both tools; Table 2). The advantage is consistent across the six samples (95% CI [+0.0021, +0.0050] from 20,000 paired bootstrap resamples of the per-sample differences; Selphi 2 higher in five of six), though with n = 6 the two-sided exact Wilcoxon signed-rank test does not reach significance (p = 0.0625), the single exception (HG007) differing by 0.0002. At the rarest frequencies (MAF 0-0.5%) the two tools are within ≈0.005</w:t>
+        <w:t xml:space="preserve">= +0.0037; Table 2). The 95% interval from 20,000 paired bootstrap resamples is [+0.0021, +0.0050]. With n = 6 the two-sided exact Wilcoxon signed-rank test gives p = 0.0625; the one exception, HG007, differs by 0.0002. Below 0.5% MAF the two tools are within ≈0.005</w:t>
       </w:r>
       <w:r>
         <w:t xml:space="preserve"> </w:t>
@@ -11872,7 +11470,7 @@
         <w:t xml:space="preserve"> </w:t>
       </w:r>
       <w:r>
-        <w:t xml:space="preserve">at this single low coverage (GLIMPSE2 marginally ahead), consistent with the chromosome-22 rare stratum of the like-for-like capture-library arm, where the mean favours Selphi 2 but the per-sample ordering is not consistent (Table 1c); the engine’s default now applies band-mode recombination (Methods), which raises the Li-Stephens recombination rate to GLIMPSE2’s reference value at rare sites only and places Selphi 2 ahead of GLIMPSE2 on the ultra-rare bin from 1</w:t>
+        <w:t xml:space="preserve">at this coverage, with GLIMPSE2 marginally ahead, matching the chromosome-22 rare stratum of the capture libraries (Table 1c). Selphi 2 imputes one chromosome-22 sample in about 2.0 minutes on 16 cores at ≈3.3 GB peak memory, against about 5.4 minutes for GLIMPSE2’s per-sample phasing (2.7</w:t>
       </w:r>
       <m:oMath>
         <m:r>
@@ -11883,64 +11481,7 @@
         </m:r>
       </m:oMath>
       <w:r>
-        <w:t xml:space="preserve"> </w:t>
-      </w:r>
-      <w:r>
-        <w:t xml:space="preserve">upward across the matched coverage sweep (Table 2b, Figure 3d). Because each sample is imputed independently against the panel, the engine’s natural mode is one sample at a time: a single chromosome-22 sample completes in approximately 2.0 minutes on 16 cores at ≈3.3 GB of peak memory, versus approximately 5.4 minutes for GLIMPSE2’s per-sample phasing, about 2.7</w:t>
-      </w:r>
-      <m:oMath>
-        <m:r>
-          <m:rPr>
-            <m:sty m:val="p"/>
-          </m:rPr>
-          <m:t>×</m:t>
-        </m:r>
-      </m:oMath>
-      <w:r>
-        <w:t xml:space="preserve"> </w:t>
-      </w:r>
-      <w:r>
-        <w:t xml:space="preserve">faster, with the full reference panel never resident (GLIMPSE2’s one-time reference-splitting step, analogous to building Selphi 2’s SRP, is excluded from both). A coverage sweep from 0.5</w:t>
-      </w:r>
-      <m:oMath>
-        <m:r>
-          <m:rPr>
-            <m:sty m:val="p"/>
-          </m:rPr>
-          <m:t>×</m:t>
-        </m:r>
-      </m:oMath>
-      <w:r>
-        <w:t xml:space="preserve"> </w:t>
-      </w:r>
-      <w:r>
-        <w:t xml:space="preserve">to 4</w:t>
-      </w:r>
-      <m:oMath>
-        <m:r>
-          <m:rPr>
-            <m:sty m:val="p"/>
-          </m:rPr>
-          <m:t>×</m:t>
-        </m:r>
-      </m:oMath>
-      <w:r>
-        <w:t xml:space="preserve"> </w:t>
-      </w:r>
-      <w:r>
-        <w:t xml:space="preserve">and a three-way comparison that adds QUILT2</w:t>
-      </w:r>
-      <w:r>
-        <w:rPr>
-          <w:vertAlign w:val="superscript"/>
-        </w:rPr>
-        <w:t xml:space="preserve">16</w:t>
-      </w:r>
-      <w:r>
-        <w:t xml:space="preserve"> </w:t>
-      </w:r>
-      <w:r>
-        <w:t xml:space="preserve">as a second low-coverage baseline are reported below (Table 2b; per-sample and coverage-swept detail in Supplementary Table S4).</w:t>
+        <w:t xml:space="preserve">), without holding the full panel in memory; GLIMPSE2’s one-time reference splitting, like building Selphi 2’s SRP, is excluded from both.</w:t>
       </w:r>
     </w:p>
     <w:p>
@@ -12456,7 +11997,7 @@
         <w:pStyle w:val="BodyText"/>
       </w:pPr>
       <w:r>
-        <w:t xml:space="preserve">To position the engine against both established low-coverage tools across a range of depths, we ran a three-way comparison, Selphi 2 versus GLIMPSE2</w:t>
+        <w:t xml:space="preserve">We then compared Selphi 2 with GLIMPSE2</w:t>
       </w:r>
       <w:r>
         <w:rPr>
@@ -12477,7 +12018,10 @@
         <w:t xml:space="preserve">16</w:t>
       </w:r>
       <w:r>
-        <w:t xml:space="preserve">, on the same GIAB samples downsampled to 0.5</w:t>
+        <w:t xml:space="preserve"> </w:t>
+      </w:r>
+      <w:r>
+        <w:t xml:space="preserve">across sequencing depth. HG002, HG003 and HG004 were downsampled to 0.5</w:t>
       </w:r>
       <m:oMath>
         <m:r>
@@ -12527,7 +12071,7 @@
         <w:t xml:space="preserve"> </w:t>
       </w:r>
       <w:r>
-        <w:t xml:space="preserve">over a 10 Mb region of chromosome 22 (positions 20-30 Mb), each computing genotype likelihoods with its own in-process pileup (no external caller), imputing against a leak-free 1000 Genomes panel, and scored against the GIAB high-confidence truth (reference-homozygous sites as dosage zero) on the set of sites imputed by all three tools. Selphi 2 exceeds both GLIMPSE2 and QUILT2 in overall per-sample</w:t>
+        <w:t xml:space="preserve">over chromosome 22 positions 20-30 Mb. Each tool computed genotype likelihoods with its own pileup and imputed against the same leak-free 1000 Genomes panel, and we scored the sites imputed by all three against the GIAB high-confidence truth, counting reference-homozygous sites as dosage zero. Selphi 2 has the highest overall per-sample</w:t>
       </w:r>
       <w:r>
         <w:t xml:space="preserve"> </w:t>
@@ -12550,7 +12094,7 @@
         <w:t xml:space="preserve"> </w:t>
       </w:r>
       <w:r>
-        <w:t xml:space="preserve">at every coverage (0.9924, 0.9952, 0.9971 and 0.9978 versus GLIMPSE2’s 0.9916, 0.9945, 0.9967 and 0.9975 and QUILT2’s 0.9919, 0.9944, 0.9968 and 0.9973 at 0.5</w:t>
+        <w:t xml:space="preserve">at every depth: 0.9924, 0.9952, 0.9971 and 0.9978, against 0.9916, 0.9945, 0.9967 and 0.9975 for GLIMPSE2 and 0.9919, 0.9944, 0.9968 and 0.9973 for QUILT2 (Table 2b; Figure 3d). Below 0.5% MAF Selphi 2 leads GLIMPSE2 from 1</w:t>
       </w:r>
       <m:oMath>
         <m:r>
@@ -12561,7 +12105,10 @@
         </m:r>
       </m:oMath>
       <w:r>
-        <w:t xml:space="preserve">, 1</w:t>
+        <w:t xml:space="preserve"> </w:t>
+      </w:r>
+      <w:r>
+        <w:t xml:space="preserve">upward, by 0.0030 at 1</w:t>
       </w:r>
       <m:oMath>
         <m:r>
@@ -12572,7 +12119,10 @@
         </m:r>
       </m:oMath>
       <w:r>
-        <w:t xml:space="preserve">, 2</w:t>
+        <w:t xml:space="preserve"> </w:t>
+      </w:r>
+      <w:r>
+        <w:t xml:space="preserve">(0.9282 versus 0.9252), 0.0030 at 2</w:t>
       </w:r>
       <m:oMath>
         <m:r>
@@ -12586,7 +12136,7 @@
         <w:t xml:space="preserve"> </w:t>
       </w:r>
       <w:r>
-        <w:t xml:space="preserve">and 4</w:t>
+        <w:t xml:space="preserve">(0.9525 versus 0.9495) and 0.0067 at 4</w:t>
       </w:r>
       <m:oMath>
         <m:r>
@@ -12597,7 +12147,10 @@
         </m:r>
       </m:oMath>
       <w:r>
-        <w:t xml:space="preserve">; Table 2b). On the ultra-rare bin (MAF 0-0.5%), where GLIMPSE2’s dedicated sparse rare-allele path previously held the only edge, Selphi 2’s band-mode recombination (Methods), which raises the Li-Stephens recombination rate to GLIMPSE2’s reference value at rare sites only, letting a copied haplotype recombine onto a true rare-allele carrier, now exceeds GLIMPSE2 from 1</w:t>
+        <w:t xml:space="preserve"> </w:t>
+      </w:r>
+      <w:r>
+        <w:t xml:space="preserve">(0.9705 versus 0.9638), and trails it at 0.5</w:t>
       </w:r>
       <m:oMath>
         <m:r>
@@ -12611,30 +12164,7 @@
         <w:t xml:space="preserve"> </w:t>
       </w:r>
       <w:r>
-        <w:t xml:space="preserve">upward: ahead by 0.0030</w:t>
-      </w:r>
-      <w:r>
-        <w:t xml:space="preserve"> </w:t>
-      </w:r>
-      <m:oMath>
-        <m:sSup>
-          <m:e>
-            <m:r>
-              <m:t>R</m:t>
-            </m:r>
-          </m:e>
-          <m:sup>
-            <m:r>
-              <m:t>2</m:t>
-            </m:r>
-          </m:sup>
-        </m:sSup>
-      </m:oMath>
-      <w:r>
-        <w:t xml:space="preserve"> </w:t>
-      </w:r>
-      <w:r>
-        <w:t xml:space="preserve">at 1</w:t>
+        <w:t xml:space="preserve">(0.8994 versus 0.9023). This stratum depends on band-mode recombination (Methods), which lets a copied haplotype switch onto a rare-allele carrier. Selphi 2 leads QUILT2 at every depth in this bin. In the other MAF bins the three tools are close and no tool leads throughout: GLIMPSE2 or QUILT2 is ahead in some, most consistently at 1-2% from 0.5</w:t>
       </w:r>
       <m:oMath>
         <m:r>
@@ -12648,7 +12178,7 @@
         <w:t xml:space="preserve"> </w:t>
       </w:r>
       <w:r>
-        <w:t xml:space="preserve">(0.9282 versus 0.9252), 0.0030 at 2</w:t>
+        <w:t xml:space="preserve">to 2</w:t>
       </w:r>
       <m:oMath>
         <m:r>
@@ -12659,10 +12189,7 @@
         </m:r>
       </m:oMath>
       <w:r>
-        <w:t xml:space="preserve"> </w:t>
-      </w:r>
-      <w:r>
-        <w:t xml:space="preserve">(0.9525 versus 0.9495) and 0.0067 at 4</w:t>
+        <w:t xml:space="preserve">. Speed differs more than accuracy. For one sample over the whole of chromosome 22 at 1</w:t>
       </w:r>
       <m:oMath>
         <m:r>
@@ -12676,7 +12203,7 @@
         <w:t xml:space="preserve"> </w:t>
       </w:r>
       <w:r>
-        <w:t xml:space="preserve">(0.9705 versus 0.9638), with GLIMPSE2 marginally ahead only at the read-starved 0.5</w:t>
+        <w:t xml:space="preserve">(16 threads, same machine), Selphi 2 takes 115 s in a single pass, GLIMPSE2 287 s over its 15 chunks plus ligation, and QUILT2 1,729 s tiled across the chromosome: 2.5</w:t>
       </w:r>
       <m:oMath>
         <m:r>
@@ -12690,7 +12217,7 @@
         <w:t xml:space="preserve"> </w:t>
       </w:r>
       <w:r>
-        <w:t xml:space="preserve">(0.8994 versus 0.9023); Selphi 2 leads QUILT2 at every coverage and ties or leads every other MAF bin (Figure 3d). The salient difference at this scale is speed. Imputing one sample over the whole of chromosome 22 (1</w:t>
+        <w:t xml:space="preserve">and 15</w:t>
       </w:r>
       <m:oMath>
         <m:r>
@@ -12704,7 +12231,7 @@
         <w:t xml:space="preserve"> </w:t>
       </w:r>
       <w:r>
-        <w:t xml:space="preserve">coverage, 16 threads, same machine; Selphi 2 in a single native pass, GLIMPSE2 across its 15 chunks plus ligation, QUILT2 tiled across the chromosome), Selphi 2 completes in 115 s, versus 287 s for GLIMPSE2 and 1,729 s for QUILT2, so Selphi 2 is roughly 2.5</w:t>
+        <w:t xml:space="preserve">faster (Figure 4a). QUILT2’s run time grows with depth. Its read-level model, which keeps within-read linkage instead of reducing reads to per-site likelihoods, may help below 0.5</w:t>
       </w:r>
       <m:oMath>
         <m:r>
@@ -12715,10 +12242,7 @@
         </m:r>
       </m:oMath>
       <w:r>
-        <w:t xml:space="preserve"> </w:t>
-      </w:r>
-      <w:r>
-        <w:t xml:space="preserve">faster than GLIMPSE2 and 15</w:t>
+        <w:t xml:space="preserve">, which we did not test. Across both datasets the rarest frequencies tell one story: on chromosome 22 no consistent per-sample ordering against GLIMPSE2 at ~1.8</w:t>
       </w:r>
       <m:oMath>
         <m:r>
@@ -12732,7 +12256,7 @@
         <w:t xml:space="preserve"> </w:t>
       </w:r>
       <w:r>
-        <w:t xml:space="preserve">faster than QUILT2 (Figure 4a); QUILT2’s runtime grows further with sequencing depth. QUILT2’s distinguishing mechanism, a read-level latent-label model that retains within-read linkage rather than collapsing reads to per-site genotype likelihoods, may confer an advantage below the 0.5</w:t>
+        <w:t xml:space="preserve">or in the capture libraries, Selphi 2 ahead from 1</w:t>
       </w:r>
       <m:oMath>
         <m:r>
@@ -12746,58 +12270,7 @@
         <w:t xml:space="preserve"> </w:t>
       </w:r>
       <w:r>
-        <w:t xml:space="preserve">depth evaluated here, a regime outside the range we tested. Across the two datasets and two metrics the picture at the rarest frequencies is the same: on chromosome 22 no consistent per-sample ordering against GLIMPSE2, whether at ~1.8</w:t>
-      </w:r>
-      <m:oMath>
-        <m:r>
-          <m:rPr>
-            <m:sty m:val="p"/>
-          </m:rPr>
-          <m:t>×</m:t>
-        </m:r>
-      </m:oMath>
-      <w:r>
-        <w:t xml:space="preserve"> </w:t>
-      </w:r>
-      <w:r>
-        <w:t xml:space="preserve">in</w:t>
-      </w:r>
-      <w:r>
-        <w:t xml:space="preserve"> </w:t>
-      </w:r>
-      <m:oMath>
-        <m:sSup>
-          <m:e>
-            <m:r>
-              <m:t>R</m:t>
-            </m:r>
-          </m:e>
-          <m:sup>
-            <m:r>
-              <m:t>2</m:t>
-            </m:r>
-          </m:sup>
-        </m:sSup>
-      </m:oMath>
-      <w:r>
-        <w:t xml:space="preserve"> </w:t>
-      </w:r>
-      <w:r>
-        <w:t xml:space="preserve">or in the like-for-like capture arm in concordance, and Selphi 2 ahead from 1</w:t>
-      </w:r>
-      <m:oMath>
-        <m:r>
-          <m:rPr>
-            <m:sty m:val="p"/>
-          </m:rPr>
-          <m:t>×</m:t>
-        </m:r>
-      </m:oMath>
-      <w:r>
-        <w:t xml:space="preserve"> </w:t>
-      </w:r>
-      <w:r>
-        <w:t xml:space="preserve">upward in the sweep; on the larger chromosomes 10 and 1 the capture-library rare stratum becomes Selphi 2’s largest and unanimous margin (Table 1d).</w:t>
+        <w:t xml:space="preserve">upward in the sweep, and on chromosomes 10 and 1 the rare stratum is Selphi 2’s largest and unanimous margin (Table 1d).</w:t>
       </w:r>
     </w:p>
     <w:p>
@@ -13543,7 +13016,7 @@
         <w:pStyle w:val="FirstParagraph"/>
       </w:pPr>
       <w:r>
-        <w:t xml:space="preserve">On chromosome 22 of the 1000 Genomes Phase 3 panel (4,802 haplotypes, 1,070,401 variants) imputed for 801 held-out samples, Selphi 2’s default diploid engine attains an overall</w:t>
+        <w:t xml:space="preserve">On chromosome 22 of the 1000 Genomes Phase 3 panel (4,802 haplotypes, 1,070,401 variants), imputing 801 held-out samples, Selphi 2’s default diploid engine reaches an overall</w:t>
       </w:r>
       <w:r>
         <w:t xml:space="preserve"> </w:t>
@@ -13566,7 +13039,7 @@
         <w:t xml:space="preserve"> </w:t>
       </w:r>
       <w:r>
-        <w:t xml:space="preserve">of 0.4884 against the whole-genome-sequenced truth, compared to 0.4727 for Beagle 5.5, 0.4688 for Minimac4, and 0.4594 for IMPUTE5, all evaluated against the identical 1000 Genomes reference panel and truth (Selphi 2 and Beagle 5.5 run as full phase-and-impute pipelines from the unphased chip; IMPUTE5 and Minimac4, which require pre-phased input, given the identical phased target, as detailed in the Table 3 caption). The per-sample mean</w:t>
+        <w:t xml:space="preserve">of 0.4884 against whole-genome truth, against 0.4727 for Beagle 5.5, 0.4688 for Minimac4 and 0.4594 for IMPUTE5 (Table 3). Selphi 2 and Beagle 5.5 ran as full phase-and-impute pipelines from the unphased chip; IMPUTE5 and Minimac4, which need phased input, received the same phased target (Table 3 caption). Per-sample mean</w:t>
       </w:r>
       <w:r>
         <w:t xml:space="preserve"> </w:t>
@@ -13589,7 +13062,7 @@
         <w:t xml:space="preserve"> </w:t>
       </w:r>
       <w:r>
-        <w:t xml:space="preserve">is 0.9164 (Selphi 2) versus 0.9048 (Beagle 5.5), 0.9030 (Minimac4), and 0.9025 (IMPUTE5). Across the 801 held-out samples this per-sample advantage is consistent and paired-significant: on chromosome 22 Selphi 2 exceeds Beagle 5.5 by a mean +0.0110 (95% CI [+0.0105, +0.0114] from 20,000 paired bootstrap resamples; higher in 769 of 801 samples), IMPUTE5 by +0.0134, and Minimac4 by +0.0129 (all 95% CIs exclude zero; two-sided Wilcoxon</w:t>
+        <w:t xml:space="preserve">is 0.9164 for Selphi 2, 0.9048 for Beagle 5.5, 0.9030 for Minimac4 and 0.9025 for IMPUTE5. The per-sample gain is consistent across the 801 samples: +0.0110 over Beagle 5.5 (95% CI [+0.0105, +0.0114], 20,000 paired bootstrap resamples; higher in 769 of 801 samples), +0.0134 over IMPUTE5 and +0.0129 over Minimac4 (all intervals exclude zero; two-sided Wilcoxon</w:t>
       </w:r>
       <w:r>
         <w:t xml:space="preserve"> </w:t>
@@ -13627,7 +13100,7 @@
         <w:t xml:space="preserve"> </w:t>
       </w:r>
       <w:r>
-        <w:t xml:space="preserve">against each tool). The same comparison on chromosome 1 (5,769,087 variants) gives overall</w:t>
+        <w:t xml:space="preserve">against each tool). On chromosome 1 (5,769,087 variants) overall</w:t>
       </w:r>
       <w:r>
         <w:t xml:space="preserve"> </w:t>
@@ -13650,7 +13123,7 @@
         <w:t xml:space="preserve"> </w:t>
       </w:r>
       <w:r>
-        <w:t xml:space="preserve">0.5777 (Selphi 2) versus 0.5640 (Beagle 5.5), and per-sample mean 0.9567 versus 0.9507, a per-sample gain of +0.0057 (95% CI [+0.0056, +0.0059]) that favours Selphi 2 in all 801 of 801 samples. Selphi 2 attains the highest</w:t>
+        <w:t xml:space="preserve">is 0.5777 against 0.5640 for Beagle 5.5 and per-sample mean 0.9567 against 0.9507, a gain of +0.0057 (95% CI [+0.0056, +0.0059]) in all 801 samples. Selphi 2 has the highest</w:t>
       </w:r>
       <w:r>
         <w:t xml:space="preserve"> </w:t>
@@ -13673,39 +13146,15 @@
         <w:t xml:space="preserve"> </w:t>
       </w:r>
       <w:r>
-        <w:t xml:space="preserve">of the four tools in every MAF bin on chromosome 22, and exceeds Beagle 5.5 in every bin on chromosome 1, the rarest bin (MAF 0.05-0.1%) included (Table 3). Aggregated genome-wide across 20 autosomes (chromosomes 8 and 11 excluded, where Beagle aborted on a duplicate panel marker, so all tools span the identical chromosome set), the same ordering holds. To compare imputation on an equal footing, independent of each tool’s phasing, we ran a like-for-like</w:t>
-      </w:r>
-      <w:r>
-        <w:t xml:space="preserve"> </w:t>
-      </w:r>
-      <w:r>
-        <w:rPr>
-          <w:b/>
-          <w:bCs/>
-        </w:rPr>
-        <w:t xml:space="preserve">imputation-only</w:t>
-      </w:r>
-      <w:r>
-        <w:t xml:space="preserve"> </w:t>
-      </w:r>
-      <w:r>
-        <w:t xml:space="preserve">benchmark in which all five tools (Selphi 2, the original Selphi 1.5.3, Beagle 5.5, Minimac4 and IMPUTE5) receive the</w:t>
-      </w:r>
-      <w:r>
-        <w:t xml:space="preserve"> </w:t>
-      </w:r>
-      <w:r>
-        <w:rPr>
-          <w:i/>
-          <w:iCs/>
-        </w:rPr>
-        <w:t xml:space="preserve">identical</w:t>
-      </w:r>
-      <w:r>
-        <w:t xml:space="preserve"> </w:t>
-      </w:r>
-      <w:r>
-        <w:t xml:space="preserve">phased target haplotypes and the same 1000 Genomes panel, and impute from that shared phasing (Figure 3a; Supplementary Table S9). Selphi 2 leads at overall</w:t>
+        <w:t xml:space="preserve">of the four tools in every MAF bin on chromosome 22, and exceeds Beagle 5.5 in every bin on chromosome 1, including the rarest (MAF 0.05-0.1%). The same ordering holds across 20 autosomes (chromosomes 8 and 11 excluded, where Beagle aborted on a duplicate panel marker).</w:t>
+      </w:r>
+    </w:p>
+    <w:p>
+      <w:pPr>
+        <w:pStyle w:val="BodyText"/>
+      </w:pPr>
+      <w:r>
+        <w:t xml:space="preserve">To compare the imputers alone, we gave all five tools (Selphi 2, Selphi 1.5.3, Beagle 5.5, Minimac4 and IMPUTE5) the same phased target haplotypes and the same panel (Figure 3a; Supplementary Table S9). Because the shared target is fully phased and complete, Beagle 5.5 also imputes without re-estimating phase. Selphi 2 leads with overall</w:t>
       </w:r>
       <w:r>
         <w:t xml:space="preserve"> </w:t>
@@ -13728,7 +13177,7 @@
         <w:t xml:space="preserve"> </w:t>
       </w:r>
       <w:r>
-        <w:t xml:space="preserve">0.5814, ahead of Selphi 1.5.3 and Beagle 5.5 (both 0.5739), Minimac4 (0.5668) and IMPUTE5 (0.5635). Because the shared target is fully phased and contains no missing genotypes, all five tools are compared purely as imputation methods on identical input haplotypes; under this condition Beagle 5.5 likewise imputes without re-estimating the target phase. Selphi 2 is highest at overall and across the low-frequency bins (0.1-2%); it and Selphi 1.5.3 lie within ≈0.001 (seed-level noise) at the common bins (2-50%), both above the three external tools, and only at the rarest bin (MAF 0.05-0.1%) does Beagle 5.5 narrowly lead. Minimac4 and IMPUTE5, which require pre-phased input, were imputed against that identical phased target and re-scored here with the identical</w:t>
+        <w:t xml:space="preserve">0.5814, ahead of Selphi 1.5.3 and Beagle 5.5 (both 0.5739), Minimac4 (0.5668) and IMPUTE5 (0.5635). It is highest overall and in the low-frequency bins (0.1-2%); it and Selphi 1.5.3 are within ≈0.001 (seed-level noise) in the common bins (2-50%), both above the three external tools; and Beagle 5.5 leads narrowly only in the rarest bin (0.05-0.1%). As deployed, from the unphased chip with its own phasing, Selphi 2 reaches a genome-wide overall</w:t>
       </w:r>
       <w:r>
         <w:t xml:space="preserve"> </w:t>
@@ -13751,7 +13200,7 @@
         <w:t xml:space="preserve"> </w:t>
       </w:r>
       <w:r>
-        <w:t xml:space="preserve">metric (Table 3 reports their per-MAF detail on chromosome 22). In deployment as a full phase-and-impute pipeline from the unphased chip, as it is deployed, Selphi 2’s own internal phasing lifts its genome-wide overall</w:t>
+        <w:t xml:space="preserve">of 0.5963 (per-sample 0.9557) against Beagle 5.5’s 0.5826 (0.9496), both measured in one session on the same targets, panel and evaluator, and leads in every MAF bin, the rarest included (+0.0031). Its own phasing adds +0.0149 overall and +0.0243 in the rarest bin over the imputation-only arm. Supplementary Table S1 gives chromosomes 22 and 1 by MAF, Table S9 the genome-wide imputation-only breakdown behind Figure 3a, and Table S12 the comparison with Selphi 1.5.3 (overall</w:t>
       </w:r>
       <w:r>
         <w:t xml:space="preserve"> </w:t>
@@ -13774,30 +13223,7 @@
         <w:t xml:space="preserve"> </w:t>
       </w:r>
       <w:r>
-        <w:t xml:space="preserve">further, to 0.5963 (per-sample mean 0.9557) versus Beagle 5.5’s 0.5826 (0.9496), both measured in one session on identical targets, panel and evaluator. Selphi 2 leads in every MAF bin, the rarest included (+0.0031). The margin its internal phasing adds is concentrated at low frequency: over the imputation-only arm it is +0.0149 overall and +0.0243 at the rarest bin. Extended per-MAF detail is in Supplementary Table S1 (chr22 and chr1), Supplementary Table S9 (the genome-wide five-way imputation-only breakdown underlying Figure 3a) and Supplementary Table S12 (Selphi 2 versus Selphi 1.5.3 on chr22 and chr1: overall</w:t>
-      </w:r>
-      <w:r>
-        <w:t xml:space="preserve"> </w:t>
-      </w:r>
-      <m:oMath>
-        <m:sSup>
-          <m:e>
-            <m:r>
-              <m:t>R</m:t>
-            </m:r>
-          </m:e>
-          <m:sup>
-            <m:r>
-              <m:t>2</m:t>
-            </m:r>
-          </m:sup>
-        </m:sSup>
-      </m:oMath>
-      <w:r>
-        <w:t xml:space="preserve"> </w:t>
-      </w:r>
-      <w:r>
-        <w:t xml:space="preserve">0.4782 versus 0.4703 and 0.5649 versus 0.5581, Selphi 2 higher at every bin from the rarest through low frequency, the two within ≈0.001 at the most common bins). The Rust reimplementation thus preserves, and at rare frequencies improves on, Selphi 1’s imputation accuracy, while Selphi 2’s integrated phasing carries the full pipeline beyond every external tool.</w:t>
+        <w:t xml:space="preserve">0.4782 against 0.4703 on chromosome 22 and 0.5649 against 0.5581 on chromosome 1; Selphi 2 higher in every bin from the rarest through low frequency, the two within ≈0.001 in the most common). The Rust reimplementation therefore keeps Selphi 1’s accuracy and improves it at rare frequencies, and its integrated phasing puts the full pipeline ahead of every external tool.</w:t>
       </w:r>
     </w:p>
     <w:p>
@@ -14972,7 +14398,7 @@
         <w:pStyle w:val="BodyText"/>
       </w:pPr>
       <w:r>
-        <w:t xml:space="preserve">In full-pipeline mode Selphi 2 leads at every frequency, the rarest bin included (chr22 +0.0036, chromosome 1 +0.0031 over Beagle 5.5), and its margin grows with allele frequency (chr22 20-50% MAF: +0.0160 over Beagle 5.5, +0.0215 over Minimac4, +0.0175 over IMPUTE5). The rarest bin is nonetheless where the two methods come closest, and in the imputation-only arm, where Selphi 2 is handed an external phasing instead of producing its own, Beagle 5.5 still leads it there (Supplementary Tables S1 and S9). That the sign differs between the two arms, with the imputer held fixed, points to the phasing stage rather than the imputation stage as the source, plausibly because a single-carrier haplotype is recovered at these frequencies only if the target’s own phase is correct around it; we have not isolated the mechanism directly. At common frequencies the advantage comes from the other end of the pipeline, the long-range, large-window PBWT scan retaining more informative haplotypes per target.</w:t>
+        <w:t xml:space="preserve">As a full pipeline Selphi 2 leads at every frequency, the rarest bin included (+0.0036 on chromosome 22, +0.0031 on chromosome 1 over Beagle 5.5), and the margin grows with allele frequency (20-50% MAF on chromosome 22: +0.0160 over Beagle 5.5, +0.0215 over Minimac4, +0.0175 over IMPUTE5). The two methods are closest in the rarest bin, and there Beagle 5.5 leads when Selphi 2 is given an external phasing (Supplementary Tables S1 and S9). With the imputer fixed, the sign changes with the phasing, which points to phasing as the source; a plausible reason is that a single-carrier haplotype is recovered only if the target’s phase is correct around it, but we have not isolated the mechanism. At common frequencies the advantage comes from the long-range, large-window PBWT scan, which keeps more informative haplotypes per target.</w:t>
       </w:r>
     </w:p>
     <w:bookmarkEnd w:id="37"/>
@@ -14994,7 +14420,10 @@
         <w:pStyle w:val="FirstParagraph"/>
       </w:pPr>
       <w:r>
-        <w:t xml:space="preserve">A fixed per-target candidate-set size retains a panel-relative fraction that shrinks sharply as the panel grows, so a size adequate for a small panel retains only a small fraction of a biobank-scale panel (</w:t>
+        <w:t xml:space="preserve">A fixed candidate-set size keeps a shrinking fraction of the panel as the panel grows:</w:t>
+      </w:r>
+      <w:r>
+        <w:t xml:space="preserve"> </w:t>
       </w:r>
       <m:oMath>
         <m:sSub>
@@ -15014,7 +14443,7 @@
         <w:t xml:space="preserve"> </w:t>
       </w:r>
       <w:r>
-        <w:t xml:space="preserve">= 2,500 retains 1.5% of the 171,054-haplotype TOPMed panel), systematically excluding haplotypes that carry rare alleles in minority sub-populations. We tested this hypothesis on the MESA cohort</w:t>
+        <w:t xml:space="preserve">= 2,500 keeps 1.5% of the 171,054-haplotype TOPMed panel. We expected such a cap to exclude haplotypes that carry rare alleles in minority sub-populations, and tested this on the MESA cohort</w:t>
       </w:r>
       <w:r>
         <w:rPr>
@@ -15026,7 +14455,7 @@
         <w:t xml:space="preserve"> </w:t>
       </w:r>
       <w:r>
-        <w:t xml:space="preserve">(5,000 multi-ethnic samples, chip-array genotyped) imputed against the TOPMed Freeze 8 panel (chr20, 17.9 million variants). The cohort is admixed (African, Hispanic, Asian, and European sub-populations) and is fully held out from TOPMed.</w:t>
+        <w:t xml:space="preserve">(5,000 multi-ethnic samples genotyped on a chip array) imputed against the TOPMed Freeze 8 panel (chromosome 20, 17.9 million variants). The cohort is admixed (African, Hispanic, Asian and European sub-populations) and fully held out from TOPMed.</w:t>
       </w:r>
     </w:p>
     <w:p>
@@ -15034,7 +14463,7 @@
         <w:pStyle w:val="BodyText"/>
       </w:pPr>
       <w:r>
-        <w:t xml:space="preserve">Selphi 2’s panel-adaptive sizing formula (Methods, Candidate selection and HMM) yields</w:t>
+        <w:t xml:space="preserve">The panel-adaptive formula (Methods, Candidate selection and HMM) gives</w:t>
       </w:r>
       <w:r>
         <w:t xml:space="preserve"> </w:t>
@@ -15057,7 +14486,7 @@
         <w:t xml:space="preserve"> </w:t>
       </w:r>
       <w:r>
-        <w:t xml:space="preserve">= 132,676 for the TOPMed panel (panel-tile-compression diversity CV = 0.845, scaled fraction 0.776). At this candidate-set size, Selphi 2’s default diploid engine attains overall</w:t>
+        <w:t xml:space="preserve">= 132,676 for TOPMed (tile-compression diversity CV = 0.845, scaled fraction 0.776). At this size Selphi 2’s default diploid engine reaches overall</w:t>
       </w:r>
       <w:r>
         <w:t xml:space="preserve"> </w:t>
@@ -15080,7 +14509,7 @@
         <w:t xml:space="preserve"> </w:t>
       </w:r>
       <w:r>
-        <w:t xml:space="preserve">0.6210 on the MESA cohort, compared to 0.5921 for Beagle 5.5 on the same full-panel set of 17.9 million variants (</w:t>
+        <w:t xml:space="preserve">0.6210 on MESA against 0.5921 for Beagle 5.5 on the same 17.9 million variants (</w:t>
       </w:r>
       <m:oMath>
         <m:r>
@@ -15117,10 +14546,7 @@
         <w:t xml:space="preserve"> </w:t>
       </w:r>
       <w:r>
-        <w:t xml:space="preserve">is 0.9017 (Selphi 2) versus 0.8764 (Beagle 5.5),</w:t>
-      </w:r>
-      <w:r>
-        <w:t xml:space="preserve"> </w:t>
+        <w:t xml:space="preserve">is 0.9017 against 0.8764 (</w:t>
       </w:r>
       <m:oMath>
         <m:r>
@@ -15134,7 +14560,98 @@
         <w:t xml:space="preserve"> </w:t>
       </w:r>
       <w:r>
-        <w:t xml:space="preserve">= +0.0253; broken down by self-reported ancestry, Selphi 2 leads Beagle 5.5 in all four MESA groups (+0.023 to +0.037 per-sample</w:t>
+        <w:t xml:space="preserve">= +0.0253), and Selphi 2 leads in all four self-reported ancestry groups (+0.023 to +0.037, largest for the East-Asian group; Figure 3b). Raising</w:t>
+      </w:r>
+      <w:r>
+        <w:t xml:space="preserve"> </w:t>
+      </w:r>
+      <m:oMath>
+        <m:sSub>
+          <m:e>
+            <m:r>
+              <m:t>m</m:t>
+            </m:r>
+          </m:e>
+          <m:sub>
+            <m:r>
+              <m:t>c</m:t>
+            </m:r>
+          </m:sub>
+        </m:sSub>
+      </m:oMath>
+      <w:r>
+        <w:t xml:space="preserve"> </w:t>
+      </w:r>
+      <w:r>
+        <w:t xml:space="preserve">to 150,000 adds little, as the formula’s diminishing-returns regime predicts (Supplementary Table S2). At their defaults on the same set, IMPUTE5 and Minimac4 reach 0.4967 and 0.4795, below Beagle 5.5 and Selphi 2: IMPUTE5’s fixed</w:t>
+      </w:r>
+      <w:r>
+        <w:t xml:space="preserve"> </w:t>
+      </w:r>
+      <m:oMath>
+        <m:r>
+          <m:t>L</m:t>
+        </m:r>
+      </m:oMath>
+      <w:r>
+        <w:t xml:space="preserve"> </w:t>
+      </w:r>
+      <w:r>
+        <w:t xml:space="preserve">= 4 conditioning states and Minimac4’s block-based state reduction keep too few rare-allele carriers from a 171,054-haplotype panel, the truncation that the candidate-size ablation isolates. Selphi 2 leads both in every MAF bin (Supplementary Table S11).</w:t>
+      </w:r>
+    </w:p>
+    <w:p>
+      <w:pPr>
+        <w:pStyle w:val="BodyText"/>
+      </w:pPr>
+      <w:r>
+        <w:t xml:space="preserve">To isolate the sizing rule, we ran Selphi 2 on the same cohort with</w:t>
+      </w:r>
+      <w:r>
+        <w:t xml:space="preserve"> </w:t>
+      </w:r>
+      <m:oMath>
+        <m:sSub>
+          <m:e>
+            <m:r>
+              <m:t>m</m:t>
+            </m:r>
+          </m:e>
+          <m:sub>
+            <m:r>
+              <m:t>c</m:t>
+            </m:r>
+          </m:sub>
+        </m:sSub>
+      </m:oMath>
+      <w:r>
+        <w:t xml:space="preserve"> </w:t>
+      </w:r>
+      <w:r>
+        <w:t xml:space="preserve">fixed at 2,500. On a 500-sample MESA subset (chromosome 20, TOPMed),</w:t>
+      </w:r>
+      <w:r>
+        <w:t xml:space="preserve"> </w:t>
+      </w:r>
+      <m:oMath>
+        <m:sSub>
+          <m:e>
+            <m:r>
+              <m:t>m</m:t>
+            </m:r>
+          </m:e>
+          <m:sub>
+            <m:r>
+              <m:t>c</m:t>
+            </m:r>
+          </m:sub>
+        </m:sSub>
+      </m:oMath>
+      <w:r>
+        <w:t xml:space="preserve"> </w:t>
+      </w:r>
+      <w:r>
+        <w:t xml:space="preserve">= 2,500 gave overall</w:t>
       </w:r>
       <w:r>
         <w:t xml:space="preserve"> </w:t>
@@ -15154,7 +14671,10 @@
         </m:sSup>
       </m:oMath>
       <w:r>
-        <w:t xml:space="preserve">, largest on the East-Asian group; Figure 3b). Increasing the candidate set further to</w:t>
+        <w:t xml:space="preserve"> </w:t>
+      </w:r>
+      <w:r>
+        <w:t xml:space="preserve">0.5916 and the automatic</w:t>
       </w:r>
       <w:r>
         <w:t xml:space="preserve"> </w:t>
@@ -15177,167 +14697,7 @@
         <w:t xml:space="preserve"> </w:t>
       </w:r>
       <w:r>
-        <w:t xml:space="preserve">= 150,000 yields only a marginal additional gain, confirming the diminishing-returns regime captured by the formula (the full candidate-set-size sweep is in Supplementary Table S2). Run at their default settings on the identical 17.9-million-variant, 5,000-sample set, IMPUTE5 and Minimac4 attain overall</w:t>
-      </w:r>
-      <w:r>
-        <w:t xml:space="preserve"> </w:t>
-      </w:r>
-      <m:oMath>
-        <m:sSup>
-          <m:e>
-            <m:r>
-              <m:t>R</m:t>
-            </m:r>
-          </m:e>
-          <m:sup>
-            <m:r>
-              <m:t>2</m:t>
-            </m:r>
-          </m:sup>
-        </m:sSup>
-      </m:oMath>
-      <w:r>
-        <w:t xml:space="preserve"> </w:t>
-      </w:r>
-      <w:r>
-        <w:t xml:space="preserve">0.4967 and 0.4795 respectively, well below both Beagle 5.5 (0.5921) and Selphi 2 (0.6210): IMPUTE5’s fixed</w:t>
-      </w:r>
-      <w:r>
-        <w:t xml:space="preserve"> </w:t>
-      </w:r>
-      <m:oMath>
-        <m:r>
-          <m:t>L</m:t>
-        </m:r>
-      </m:oMath>
-      <w:r>
-        <w:t xml:space="preserve"> </w:t>
-      </w:r>
-      <w:r>
-        <w:t xml:space="preserve">= 4 conditioning states and Minimac4’s block-based state reduction retain too few of the rare-allele carriers present in a 171,054-haplotype panel, the same truncation the candidate-sizing ablation isolates, and Selphi 2 leads both at every MAF bin (Supplementary Table S11).</w:t>
-      </w:r>
-    </w:p>
-    <w:p>
-      <w:pPr>
-        <w:pStyle w:val="BodyText"/>
-      </w:pPr>
-      <w:r>
-        <w:t xml:space="preserve">To isolate the contribution of the new sizing rule, we ran Selphi 2 on the same admixed cohort with</w:t>
-      </w:r>
-      <w:r>
-        <w:t xml:space="preserve"> </w:t>
-      </w:r>
-      <m:oMath>
-        <m:sSub>
-          <m:e>
-            <m:r>
-              <m:t>m</m:t>
-            </m:r>
-          </m:e>
-          <m:sub>
-            <m:r>
-              <m:t>c</m:t>
-            </m:r>
-          </m:sub>
-        </m:sSub>
-      </m:oMath>
-      <w:r>
-        <w:t xml:space="preserve"> </w:t>
-      </w:r>
-      <w:r>
-        <w:t xml:space="preserve">fixed at 2,500 (a representative fixed candidate-set size). On a 500-sample MESA subset (chr20, TOPMed panel),</w:t>
-      </w:r>
-      <w:r>
-        <w:t xml:space="preserve"> </w:t>
-      </w:r>
-      <m:oMath>
-        <m:sSub>
-          <m:e>
-            <m:r>
-              <m:t>m</m:t>
-            </m:r>
-          </m:e>
-          <m:sub>
-            <m:r>
-              <m:t>c</m:t>
-            </m:r>
-          </m:sub>
-        </m:sSub>
-      </m:oMath>
-      <w:r>
-        <w:t xml:space="preserve"> </w:t>
-      </w:r>
-      <w:r>
-        <w:t xml:space="preserve">= 2,500 yielded overall</w:t>
-      </w:r>
-      <w:r>
-        <w:t xml:space="preserve"> </w:t>
-      </w:r>
-      <m:oMath>
-        <m:sSup>
-          <m:e>
-            <m:r>
-              <m:t>R</m:t>
-            </m:r>
-          </m:e>
-          <m:sup>
-            <m:r>
-              <m:t>2</m:t>
-            </m:r>
-          </m:sup>
-        </m:sSup>
-      </m:oMath>
-      <w:r>
-        <w:t xml:space="preserve"> </w:t>
-      </w:r>
-      <w:r>
-        <w:t xml:space="preserve">0.5916 while</w:t>
-      </w:r>
-      <w:r>
-        <w:t xml:space="preserve"> </w:t>
-      </w:r>
-      <m:oMath>
-        <m:sSub>
-          <m:e>
-            <m:r>
-              <m:t>m</m:t>
-            </m:r>
-          </m:e>
-          <m:sub>
-            <m:r>
-              <m:t>c</m:t>
-            </m:r>
-          </m:sub>
-        </m:sSub>
-      </m:oMath>
-      <w:r>
-        <w:t xml:space="preserve"> </w:t>
-      </w:r>
-      <w:r>
-        <w:t xml:space="preserve">= 132,676 (auto) yielded</w:t>
-      </w:r>
-      <w:r>
-        <w:t xml:space="preserve"> </w:t>
-      </w:r>
-      <m:oMath>
-        <m:sSup>
-          <m:e>
-            <m:r>
-              <m:t>R</m:t>
-            </m:r>
-          </m:e>
-          <m:sup>
-            <m:r>
-              <m:t>2</m:t>
-            </m:r>
-          </m:sup>
-        </m:sSup>
-      </m:oMath>
-      <w:r>
-        <w:t xml:space="preserve"> </w:t>
-      </w:r>
-      <w:r>
-        <w:t xml:space="preserve">0.6453, a gain of +0.0536 attributable entirely to the candidate-set size (Table 4).</w:t>
+        <w:t xml:space="preserve">= 132,676 gave 0.6453, a gain of +0.0536 from candidate-set size alone (Table 4).</w:t>
       </w:r>
     </w:p>
     <w:p>
@@ -15914,7 +15274,7 @@
         <w:pStyle w:val="BodyText"/>
       </w:pPr>
       <w:r>
-        <w:t xml:space="preserve">The gain is monotonically larger at rarer MAF bins, confirming that the fixed candidate-set size was preferentially truncating rare-variant carriers. The panel-adaptive formula recovers this accuracy without manual tuning.</w:t>
+        <w:t xml:space="preserve">The gain grows toward rarer MAF bins, as expected if the fixed cap truncates rare-variant carriers first. The panel-adaptive formula recovers this accuracy without manual tuning.</w:t>
       </w:r>
     </w:p>
     <w:p>
@@ -15922,7 +15282,7 @@
         <w:pStyle w:val="BodyText"/>
       </w:pPr>
       <w:r>
-        <w:t xml:space="preserve">To test whether this candidate-set truncation falls preferentially on minority ancestries, as the proposed mechanism predicts, we re-imputed the full 5,000-sample cohort twice (fixed</w:t>
+        <w:t xml:space="preserve">If the truncation falls mainly on minority ancestries, the recovered accuracy should differ by ancestry. We re-imputed all 5,000 samples twice, with</w:t>
       </w:r>
       <w:r>
         <w:t xml:space="preserve"> </w:t>
@@ -15945,30 +15305,7 @@
         <w:t xml:space="preserve"> </w:t>
       </w:r>
       <w:r>
-        <w:t xml:space="preserve">= 2,500 versus panel-adaptive</w:t>
-      </w:r>
-      <w:r>
-        <w:t xml:space="preserve"> </w:t>
-      </w:r>
-      <m:oMath>
-        <m:sSub>
-          <m:e>
-            <m:r>
-              <m:t>m</m:t>
-            </m:r>
-          </m:e>
-          <m:sub>
-            <m:r>
-              <m:t>c</m:t>
-            </m:r>
-          </m:sub>
-        </m:sSub>
-      </m:oMath>
-      <w:r>
-        <w:t xml:space="preserve"> </w:t>
-      </w:r>
-      <w:r>
-        <w:t xml:space="preserve">= 132,676, identical in every other respect) and stratified the recovered accuracy (adaptive minus fixed) by self-reported ancestry and minor-allele frequency (3,948 of 5,000 samples carry an ancestry label; per-variant</w:t>
+        <w:t xml:space="preserve">fixed at 2,500 and with the adaptive 132,676, identical otherwise, and stratified the difference by self-reported ancestry and within-group MAF (3,948 of 5,000 samples carry an ancestry label). The recovery is concentrated at rare variants and is largest in the most admixed or diverged groups (Table 4b). In the rarest bin (MAF 0.05-0.1%) it is +0.153</w:t>
       </w:r>
       <w:r>
         <w:t xml:space="preserve"> </w:t>
@@ -15991,30 +15328,7 @@
         <w:t xml:space="preserve"> </w:t>
       </w:r>
       <w:r>
-        <w:t xml:space="preserve">binned by within-group MAF). The recovery is concentrated at rare variants and is largest for the most admixed or diverged populations (Table 4b): at the rarest bin (MAF 0.05-0.1%) the panel-adaptive sizing recovers +0.153</w:t>
-      </w:r>
-      <w:r>
-        <w:t xml:space="preserve"> </w:t>
-      </w:r>
-      <m:oMath>
-        <m:sSup>
-          <m:e>
-            <m:r>
-              <m:t>R</m:t>
-            </m:r>
-          </m:e>
-          <m:sup>
-            <m:r>
-              <m:t>2</m:t>
-            </m:r>
-          </m:sup>
-        </m:sSup>
-      </m:oMath>
-      <w:r>
-        <w:t xml:space="preserve"> </w:t>
-      </w:r>
-      <w:r>
-        <w:t xml:space="preserve">for Hispanic and +0.121 for African-American samples, versus +0.105 for European-ancestry (White) samples, and the gap widens across the low-frequency range (at 0.2-0.5% MAF, +0.110 and +0.070 versus +0.047). Aggregated over all variants the recovery is +0.100 (Hispanic), +0.073 (African-American), and +0.045 (White); the comparatively homogeneous East-Asian (Chinese-American) group, already well served by a small candidate set, gains essentially nothing (overall -0.002, and marginally negative from 0.5% MAF upward, where the larger candidate set slightly over-conditions this homogeneous group; Table 4b). The monotonic decay from rare to common variants, and the ordering by population admixture and divergence, are the signature of the proposed mechanism: a fixed candidate cap, dominated by the panel’s majority-ancestry haplotypes, preferentially excludes the rare-allele-carrying haplotypes of admixed and diverged populations, and the panel-adaptive sizing recovers them.</w:t>
+        <w:t xml:space="preserve">for Hispanic and +0.121 for African-American samples against +0.105 for European-ancestry (White) samples, and the gap widens across the low-frequency range (0.2-0.5% MAF: +0.110 and +0.070 against +0.047). Over all variants the recovery is +0.100 (Hispanic), +0.073 (African-American) and +0.045 (White). The more homogeneous East-Asian (Chinese-American) group, already well served by a small candidate set, gains nothing (overall -0.002, slightly negative from 0.5% MAF upward, where the larger set over-conditions it). The decay from rare to common variants and the ordering by admixture and divergence fit the proposed mechanism: a fixed cap filled by majority-ancestry haplotypes excludes the rare-allele carriers of admixed and diverged populations, and adaptive sizing restores them.</w:t>
       </w:r>
     </w:p>
     <w:p>
@@ -16772,7 +16086,7 @@
         <w:pStyle w:val="FirstParagraph"/>
       </w:pPr>
       <w:r>
-        <w:t xml:space="preserve">The MESA experiment holds the reference panel fixed and varies the candidate-set size. A complementary and more stringent question is whether Selphi 2’s accuracy advantage holds for target ancestries that are entirely absent from the reference panel, the hardest case for any panel-based method. We built an out-of-panel benchmark from the gnomAD Human Genome Diversity Project and 1000 Genomes harmonized callset (all 22 autosomes, GRCh38, phased)</w:t>
+        <w:t xml:space="preserve">The MESA experiment fixes the panel and varies the candidate-set size. A harder test is whether the advantage holds for ancestries absent from the panel. We built an out-of-panel benchmark from the gnomAD Human Genome Diversity Project and 1000 Genomes harmonized callset (22 autosomes, GRCh38, phased)</w:t>
       </w:r>
       <w:r>
         <w:rPr>
@@ -16781,7 +16095,7 @@
         <w:t xml:space="preserve">29</w:t>
       </w:r>
       <w:r>
-        <w:t xml:space="preserve">: the 3,166 1000 Genomes samples (6,332 haplotypes, spanning African, admixed-American, East-Asian, European and Central/South-Asian ancestries) served as the reference panel, and the 925 HGDP individuals as held-out targets, masked to a common-SNP array (common variants thinned to approximately one per 5 kb genome-wide) and imputed back to full sequence density, scored against their full-sequence genotypes. The HGDP cohort includes two continental groups with no representation in the 1000 Genomes panel, Oceanian (n = 30) and Middle-Eastern (n = 157), giving a strict out-of-panel test, alongside groups whose continent is represented but whose specific populations are not (for example Central/South-Asian, n = 183).</w:t>
+        <w:t xml:space="preserve">. The 3,166 1000 Genomes samples (6,332 haplotypes; African, admixed-American, East-Asian, European and Central/South-Asian ancestries) formed the panel, and the 925 HGDP individuals were held-out targets. Targets were masked to a common-SNP array (common variants thinned to approximately one per 5 kb), imputed back to full density and scored against their sequence genotypes. Two HGDP groups have no representation in the panel, Oceanian (n = 30) and Middle-Eastern (n = 157); others belong to represented continents but unrepresented populations (for example Central/South-Asian, n = 183).</w:t>
       </w:r>
     </w:p>
     <w:p>
@@ -16789,7 +16103,7 @@
         <w:pStyle w:val="BodyText"/>
       </w:pPr>
       <w:r>
-        <w:t xml:space="preserve">Across all 22 autosomes, Selphi 2 (default diploid engine) exceeds Beagle 5.5 in per-sample</w:t>
+        <w:t xml:space="preserve">Across the 22 autosomes Selphi 2 (default diploid engine) exceeds Beagle 5.5 in per-sample</w:t>
       </w:r>
       <w:r>
         <w:t xml:space="preserve"> </w:t>
@@ -16812,30 +16126,7 @@
         <w:t xml:space="preserve"> </w:t>
       </w:r>
       <w:r>
-        <w:t xml:space="preserve">in all seven continental regions, including the two absent from the panel (Oceanian +0.0105, Middle-Eastern +0.0066; African +0.0129, East-Asian +0.0079; Table 4c). The advantage is unanimous across individuals: Selphi 2’s per-sample</w:t>
-      </w:r>
-      <w:r>
-        <w:t xml:space="preserve"> </w:t>
-      </w:r>
-      <m:oMath>
-        <m:sSup>
-          <m:e>
-            <m:r>
-              <m:t>R</m:t>
-            </m:r>
-          </m:e>
-          <m:sup>
-            <m:r>
-              <m:t>2</m:t>
-            </m:r>
-          </m:sup>
-        </m:sSup>
-      </m:oMath>
-      <w:r>
-        <w:t xml:space="preserve"> </w:t>
-      </w:r>
-      <w:r>
-        <w:t xml:space="preserve">exceeds Beagle 5.5’s in all 925 targets (mean</w:t>
+        <w:t xml:space="preserve">in all seven continental regions, including the two absent from the panel (Oceanian +0.0105, Middle-Eastern +0.0066; African +0.0129, East-Asian +0.0079; Table 4c). It is higher in all 925 targets (mean</w:t>
       </w:r>
       <w:r>
         <w:t xml:space="preserve"> </w:t>
@@ -16864,7 +16155,7 @@
         <w:t xml:space="preserve"> </w:t>
       </w:r>
       <w:r>
-        <w:t xml:space="preserve">= +0.0072, 95% CI [+0.0070, +0.0075] from 20,000 paired bootstrap resamples; two-sided Wilcoxon</w:t>
+        <w:t xml:space="preserve">= +0.0072, 95% CI [+0.0070, +0.0075], 20,000 paired bootstrap resamples; two-sided Wilcoxon</w:t>
       </w:r>
       <w:r>
         <w:t xml:space="preserve"> </w:t>
@@ -16899,7 +16190,30 @@
         </m:sSup>
       </m:oMath>
       <w:r>
-        <w:t xml:space="preserve">), and in every one of the seven regions taken separately (every per-region 95% CI excludes zero; every sample favours Selphi 2). On the per-variant metric Selphi 2 also leads overall (0.5372 versus 0.5252) and at every MAF bin above 0.1%. At the rarest bin (MAF 0.05-0.1%) the two are now level, Beagle ahead by 0.0004, the same place the two methods converge on the in-panel 1000 Genomes benchmark. The consistency of this crossover across panel-present and panel-absent ancestries indicates that the Selphi 2 accuracy profile is a property of the method rather than of a particular cohort, and that the advantage generalizes to ancestries unseen in the panel. This benchmark also motivated the small-panel conditioning rule (Methods): with the panel-size-and-diversity formula left to subset this 6,332-haplotype panel to 2,500 haplotypes, the rare-allele carriers of the out-of-panel targets were dropped and the per-variant ranking inverted; retaining the full panel as the conditioning set restored the result reported here.</w:t>
+        <w:t xml:space="preserve">), and every per-region interval excludes zero. Per-variant</w:t>
+      </w:r>
+      <w:r>
+        <w:t xml:space="preserve"> </w:t>
+      </w:r>
+      <m:oMath>
+        <m:sSup>
+          <m:e>
+            <m:r>
+              <m:t>R</m:t>
+            </m:r>
+          </m:e>
+          <m:sup>
+            <m:r>
+              <m:t>2</m:t>
+            </m:r>
+          </m:sup>
+        </m:sSup>
+      </m:oMath>
+      <w:r>
+        <w:t xml:space="preserve"> </w:t>
+      </w:r>
+      <w:r>
+        <w:t xml:space="preserve">is also higher overall (0.5372 against 0.5252) and in every MAF bin above 0.1%. In the rarest bin (0.05-0.1%) the two are level, Beagle ahead by 0.0004, the same bin where they converge on the in-panel 1000 Genomes benchmark. The same crossover in panel-present and panel-absent ancestries indicates that the accuracy profile belongs to the method rather than to a cohort, and that the advantage extends to ancestries not in the panel. This benchmark also prompted the small-panel conditioning rule (Methods). When the sizing formula subset this 6,332-haplotype panel to 2,500 haplotypes, the rare-allele carriers of the out-of-panel targets were dropped and the per-variant ranking inverted; conditioning on the full panel gives the result reported here.</w:t>
       </w:r>
     </w:p>
     <w:p>
@@ -17710,7 +17024,7 @@
         <w:pStyle w:val="FirstParagraph"/>
       </w:pPr>
       <w:r>
-        <w:t xml:space="preserve">The 1000 Genomes panel benchmarks share haplotypes with the held-out targets via descent, which can inflate measured accuracy. As an independent validation we used the Genome in a Bottle (GIAB) reference samples HG002-HG007, none of which are in the 1000 Genomes Project, as held-out targets against a 75,552-haplotype reference panel that contains the full 1000 Genomes cohort. Truth genotypes were taken from the GIAB v4.2.1 high-confidence regions restricted to common variants (MAF 5-50%, n = 73,710 sites on chr21 after restriction; n = 409,392 on chr1).</w:t>
+        <w:t xml:space="preserve">The 1000 Genomes benchmarks share haplotypes between panel and targets by descent, which can inflate accuracy. For independent validation we imputed the GIAB samples HG002-HG007, none of which are in the 1000 Genomes Project, against the 75,552-haplotype panel, which contains the full 1000 Genomes cohort. Truth came from the GIAB v4.2.1 high-confidence regions restricted to common variants (MAF 5-50%; 73,710 sites on chromosome 21 and 409,392 on chromosome 1).</w:t>
       </w:r>
     </w:p>
     <w:p>
@@ -17718,7 +17032,7 @@
         <w:pStyle w:val="BodyText"/>
       </w:pPr>
       <w:r>
-        <w:t xml:space="preserve">On chr21, Selphi 2 attains</w:t>
+        <w:t xml:space="preserve">On chromosome 21 Selphi 2 reaches</w:t>
       </w:r>
       <w:r>
         <w:t xml:space="preserve"> </w:t>
@@ -17741,7 +17055,7 @@
         <w:t xml:space="preserve"> </w:t>
       </w:r>
       <w:r>
-        <w:t xml:space="preserve">0.9763 (concordance 0.9803) versus Beagle 5.5 (build 03 Oct 2025) 0.9732 (concordance 0.9817) on identical input; on chr1 the order reverses, 0.9817 versus 0.9834, so the two tools are within 0.003 of each other in both directions on this well-saturated panel. Against Selphi 1.5.3, measured in May 2026 on the same six samples with an earlier construction of the chip input and not re-run, Selphi 2 was tied within run-to-run variation (chr21 0.9704 versus 0.9702; chr1 0.9815 versus 0.9815). This leak-free truth is restricted to common variants (MAF 5-50%), where modern imputers are expected to converge; the complementary leak-free assessment of rare-variant accuracy is the out-of-panel HGDP benchmark above (all MAF bins, genome-wide), where Selphi 2 leads Beagle 5.5 at every frequency above the rarest.</w:t>
+        <w:t xml:space="preserve">0.9763 (concordance 0.9803) against 0.9732 (0.9817) for Beagle 5.5 (build 03 Oct 2025) on identical input; on chromosome 1 the order reverses, 0.9817 against 0.9834. The two tools are within 0.003 in both directions on this well-saturated panel. Selphi 1.5.3, measured in May 2026 on the same six samples with an earlier construction of the chip input and not re-run, was tied with Selphi 2 within run-to-run variation (chromosome 21 0.9704 against 0.9702; chromosome 1 0.9815 against 0.9815). This truth covers only common variants, where modern imputers are expected to converge; the leak-free test of rare-variant accuracy is the HGDP benchmark above, where Selphi 2 leads Beagle 5.5 at every frequency above the rarest.</w:t>
       </w:r>
     </w:p>
     <w:p>
@@ -17749,7 +17063,7 @@
         <w:pStyle w:val="BodyText"/>
       </w:pPr>
       <w:r>
-        <w:t xml:space="preserve">The wall-time and memory differences on this benchmark are large: Selphi 2 imputes chr21 in 6.9 s with peak memory 3.2 GB; Beagle 5.5 takes 6.7 s with peak 7.0 GB; Selphi 1.5.3 took 112.8 s with peak 7.1 GB in the May 2026 measurement. On the larger chr1, the speed-up over Selphi 1.5.3 grows to 48</w:t>
+        <w:t xml:space="preserve">Resource use differs more. Selphi 2 imputes chromosome 21 in 6.9 s at 3.2 GB peak memory, Beagle 5.5 in 6.7 s at 7.0 GB, and Selphi 1.5.3 took 112.8 s at 7.1 GB in the May 2026 measurement. On chromosome 1 the speed-up over Selphi 1.5.3 is 48</w:t>
       </w:r>
       <m:oMath>
         <m:r>
@@ -17763,7 +17077,7 @@
         <w:t xml:space="preserve"> </w:t>
       </w:r>
       <w:r>
-        <w:t xml:space="preserve">(40.1 s for Selphi 2 versus 1923 s for Selphi 1.5.3), with Selphi 2 using less than half the memory of Beagle 5.5 (7.2 GB versus 16.8 GB); on this small six-sample input Beagle 5.5 is the faster of the two on chr1 (24.9 s), where Selphi 2’s wall time is dominated by writing the 16.3-million-variant output. Selphi 2 thus matches the accuracy of the established imputation tools on leak-free truth while reducing runtime by an order of magnitude relative to Selphi 1.5.3, at wall times comparable to Beagle 5.5 and less than half its memory (Supplementary Table S3).</w:t>
+        <w:t xml:space="preserve">(40.1 s against 1923 s), and Selphi 2 uses less than half Beagle’s memory (7.2 GB against 16.8 GB). On this small six-sample input Beagle 5.5 is faster on chromosome 1 (24.9 s), where Selphi 2’s time is dominated by writing the 16.3-million-variant output (Supplementary Table S3).</w:t>
       </w:r>
     </w:p>
     <w:bookmarkEnd w:id="43"/>
@@ -17785,7 +17099,7 @@
         <w:pStyle w:val="FirstParagraph"/>
       </w:pPr>
       <w:r>
-        <w:t xml:space="preserve">To evaluate the deployment scenario directly, a consumer genotyping array imputed against the reference panel and validated against the individual’s own high-coverage genome, we assembled a held-out set of six individuals, each having both a SelfDecode genotyping array (Illumina Global Screening Array, ≈620,000 autosomal SNPs after restriction to panel sites) and an independent high-coverage Illumina DRAGEN whole-genome sequence (≈30-60</w:t>
+        <w:t xml:space="preserve">To test the deployment case directly, a consumer array imputed against the panel and checked against the same person’s genome, we assembled six held-out individuals with both a SelfDecode genotyping array (Illumina Global Screening Array, ≈620,000 autosomal SNPs after restriction to panel sites) and an independent high-coverage Illumina DRAGEN genome (≈30-60</w:t>
       </w:r>
       <m:oMath>
         <m:r>
@@ -17796,7 +17110,7 @@
         </m:r>
       </m:oMath>
       <w:r>
-        <w:t xml:space="preserve">). The array genotypes were imputed against the 75,552-haplotype (37,776-sample) reference panel, and the imputed dosages compared, genome-wide (chromosomes 1-22), against each individual’s WGS truth restricted to high-confidence genotypes (DRAGEN PASS, GQ ≥ 20, DP ≥ 10). All six individuals were confirmed absent from the reference panel (leak-free).</w:t>
+        <w:t xml:space="preserve">). The arrays were imputed against the 75,552-haplotype (37,776-sample) panel, and the dosages were compared across chromosomes 1-22 with each individual’s genome restricted to high-confidence genotypes (DRAGEN PASS, GQ ≥ 20, DP ≥ 10). None of the six is in the panel.</w:t>
       </w:r>
     </w:p>
     <w:p>
@@ -17804,7 +17118,7 @@
         <w:pStyle w:val="BodyText"/>
       </w:pPr>
       <w:r>
-        <w:t xml:space="preserve">Given both tools the same Beagle-derived phasing, Selphi 2’s imputation exceeds Beagle 5.5 on both variant classes, averaged across all 22 autosomes and the six samples: mean SNP</w:t>
+        <w:t xml:space="preserve">With the same Beagle-derived phasing for both tools, Selphi 2’s imputation exceeds Beagle 5.5’s across the 22 autosomes and six samples: mean SNP</w:t>
       </w:r>
       <w:r>
         <w:t xml:space="preserve"> </w:t>
@@ -17827,7 +17141,7 @@
         <w:t xml:space="preserve"> </w:t>
       </w:r>
       <w:r>
-        <w:t xml:space="preserve">0.9601 versus 0.9584 and mean indel</w:t>
+        <w:t xml:space="preserve">0.9601 against 0.9584 and indel</w:t>
       </w:r>
       <w:r>
         <w:t xml:space="preserve"> </w:t>
@@ -17850,7 +17164,7 @@
         <w:t xml:space="preserve"> </w:t>
       </w:r>
       <w:r>
-        <w:t xml:space="preserve">0.7911 versus 0.7840 (Table 5). Selphi 1.5.3 and Selphi 2 are effectively tied (SNP 0.9599 versus 0.9601; indel 0.7932 versus 0.7911), confirming that the Rust reimplementation preserves the imputation core. Run with its own internal phasing, Selphi 2 matches or exceeds Beagle’s full pipeline on both variant classes with either engine, and its default diploid engine attains the highest point estimate of any configuration tested (mean SNP</w:t>
+        <w:t xml:space="preserve">0.7911 against 0.7840 (Table 5). Selphi 1.5.3 and Selphi 2 are tied (SNP 0.9599 against 0.9601; indel 0.7932 against 0.7911), so the Rust reimplementation preserves the imputation core. With its own phasing, Selphi 2 matches or exceeds Beagle’s full pipeline with either engine. The default diploid engine has the highest point estimate of any configuration (SNP 0.9609, indel 0.7939), above Beagle 5.5 (0.9584 / 0.7840) and the haploid engine (0.9587 / 0.7909), and level with the Beagle-phased configuration (0.9601 / 0.7911; the 0.0004 SNP difference is within the sampling variation of n = 6). Two changes produced this. First, earlier versions folded array no-calls (≈1.7% of typed sites on this array) to homozygous reference before phasing, which biased the phasing scaffold and the choice of panel haplotypes toward the reference allele at exactly the sites being imputed. Imputing the no-calls instead, by a copying consensus over the nearest PBWT neighbours in both engines, closed the common-SNP gap with Beagle (Methods; Discussion). Second, the diploid engine averages its imputation over a small phase ensemble taken from post-burn-in samples that its MCMC chain already computes. Because interpolation is linear in the per-haplotype copying weights, averaging these dosages integrates over phase uncertainty at the cost of one extra imputation pass and no extra phasing (Methods). Together the two changes raise the diploid engine’s SNP</w:t>
       </w:r>
       <w:r>
         <w:t xml:space="preserve"> </w:t>
@@ -17873,56 +17187,7 @@
         <w:t xml:space="preserve"> </w:t>
       </w:r>
       <w:r>
-        <w:t xml:space="preserve">0.9609, indel</w:t>
-      </w:r>
-      <w:r>
-        <w:t xml:space="preserve"> </w:t>
-      </w:r>
-      <m:oMath>
-        <m:sSup>
-          <m:e>
-            <m:r>
-              <m:t>R</m:t>
-            </m:r>
-          </m:e>
-          <m:sup>
-            <m:r>
-              <m:t>2</m:t>
-            </m:r>
-          </m:sup>
-        </m:sSup>
-      </m:oMath>
-      <w:r>
-        <w:t xml:space="preserve"> </w:t>
-      </w:r>
-      <w:r>
-        <w:t xml:space="preserve">0.7939), above Beagle 5.5 (0.9584 / 0.7840) and the haploid engine (0.9587 / 0.7909) and on par with the Beagle-phased configurations (0.9601 / 0.7911; the 0.0004 SNP difference is within the n = 6 sampling variation). Because imputation is linear in the per-haplotype copying weights, averaging several of Selphi’s own phasings yields the posterior-mean dosage over phase realizations rather than conditioning on a single committed phasing. Two changes drive this. First, earlier versions trailed Beagle on common SNPs because array no-call genotypes (≈1.7% of typed sites on this array) were folded to homozygous reference before phasing rather than imputed, biasing both the phasing scaffold and the imputer’s reference-haplotype selection toward the reference allele at precisely the sites being imputed; imputing the no-calls instead, a local copying consensus over the nearest PBWT neighbours, applied in both engines, closed that gap (Methods; Discussion). Second, the diploid engine averages its imputation over a small intra-run phase ensemble: the post-burn-in MCMC samples the phasing chain already computes (and would otherwise discard) are reused as independent phase draws, and because interpolation is linear in the per-haplotype copying weights, averaging their dosages marginalises phase uncertainty for one extra imputation pass and no extra phasing (the phasing chain is shared; Methods). Together these lift the diploid engine from SNP</w:t>
-      </w:r>
-      <w:r>
-        <w:t xml:space="preserve"> </w:t>
-      </w:r>
-      <m:oMath>
-        <m:sSup>
-          <m:e>
-            <m:r>
-              <m:t>R</m:t>
-            </m:r>
-          </m:e>
-          <m:sup>
-            <m:r>
-              <m:t>2</m:t>
-            </m:r>
-          </m:sup>
-        </m:sSup>
-      </m:oMath>
-      <w:r>
-        <w:t xml:space="preserve"> </w:t>
-      </w:r>
-      <w:r>
-        <w:t xml:space="preserve">0.9553 (an earlier single-phase version) to 0.9605; the current release measures 0.9609. Selphi 2 therefore no longer requires an external phaser to reach Beagle-quality accuracy on real arrays; with its default engine it exceeds Beagle’s full pipeline. Because this is a held-out set of only six individuals, we report paired statistics over the six samples (95% confidence intervals from 20,000 paired bootstrap resamples; two-sided exact Wilcoxon signed-rank, for which n = 6 gives a minimum attainable p of 0.031). With its own diploid phasing, Selphi 2 exceeds Beagle 5.5 on both variant classes (SNP</w:t>
-      </w:r>
-      <w:r>
-        <w:t xml:space="preserve"> </w:t>
+        <w:t xml:space="preserve">from 0.9553 in an earlier single-phase version to 0.9605; the current release measures 0.9609. Selphi 2 therefore no longer needs an external phaser to reach Beagle-level accuracy on real arrays. With six individuals we report paired statistics (95% intervals from 20,000 paired bootstrap resamples; two-sided exact Wilcoxon signed-rank test, whose minimum attainable p at n = 6 is 0.031). With its own diploid phasing Selphi 2 exceeds Beagle 5.5 on SNPs (</w:t>
       </w:r>
       <m:oMath>
         <m:r>
@@ -17948,7 +17213,7 @@
         <w:t xml:space="preserve"> </w:t>
       </w:r>
       <w:r>
-        <w:t xml:space="preserve">+0.0021, 95% CI [+0.0009, +0.0034]; indel +0.0095, [+0.0077, +0.0116]; both p = 0.031, all 6 of 6 samples) and exceeds the haploid engine (SNP +0.0018, [+0.0016, +0.0020]; indel +0.0026, [+0.0024, +0.0029]; both p = 0.031). Relative to Selphi 2 given Beagle’s own phasing, the diploid engine is statistically indistinguishable on SNPs (+0.0004, [-0.0002, +0.0011], p = 0.44) and higher on indels (+0.0024, [+0.0018, +0.0031], p = 0.031). At equal (Beagle-derived) phasing, Selphi 2’s imputer exceeds Beagle 5.5 (SNP +0.0017, [+0.0009, +0.0024]; indel +0.0071, [+0.0058, +0.0086]; both p = 0.031) and is indistinguishable from Selphi 1.5.3 (SNP +0.0002, [-0.0004, +0.0007], p = 0.81), confirming that the Rust reimplementation preserves the imputation core. The ranking is consistent across all six individuals and concordant with the leak-free GIAB result above.</w:t>
+        <w:t xml:space="preserve">+0.0021, [+0.0009, +0.0034]) and indels (+0.0095, [+0.0077, +0.0116]; both p = 0.031, six of six samples), and exceeds the haploid engine (SNP +0.0018, [+0.0016, +0.0020]; indel +0.0026, [+0.0024, +0.0029]; both p = 0.031). Against Selphi 2 with Beagle’s phasing it is indistinguishable on SNPs (+0.0004, [-0.0002, +0.0011], p = 0.44) and higher on indels (+0.0024, [+0.0018, +0.0031], p = 0.031). At equal Beagle-derived phasing, Selphi 2’s imputer exceeds Beagle 5.5 (SNP +0.0017, [+0.0009, +0.0024]; indel +0.0071, [+0.0058, +0.0086]; both p = 0.031) and is indistinguishable from Selphi 1.5.3 (SNP +0.0002, [-0.0004, +0.0007], p = 0.81). The ranking holds in all six individuals and agrees with the leak-free GIAB result above.</w:t>
       </w:r>
     </w:p>
     <w:p>
@@ -18318,7 +17583,7 @@
         <w:pStyle w:val="BodyText"/>
       </w:pPr>
       <w:r>
-        <w:t xml:space="preserve">Beyond accuracy, Selphi 2’s default diploid engine is faster and far leaner than Beagle 5.5 on this benchmark. Imputing the six-sample cohort against the 75,552-haplotype panel on a single 16-thread node (one chromosome at a time), Selphi 2 completes all 22 autosomes in 19.0 minutes versus Beagle’s 36.4 minutes (1.9</w:t>
+        <w:t xml:space="preserve">The diploid engine is also faster and much leaner than Beagle 5.5 here. Imputing the six samples against the 75,552-haplotype panel on one 16-thread node, one chromosome at a time, Selphi 2 completes the 22 autosomes in 19.0 minutes against Beagle’s 36.4 minutes (1.9</w:t>
       </w:r>
       <m:oMath>
         <m:r>
@@ -18329,10 +17594,7 @@
         </m:r>
       </m:oMath>
       <w:r>
-        <w:t xml:space="preserve"> </w:t>
-      </w:r>
-      <w:r>
-        <w:t xml:space="preserve">faster end-to-end), at a peak resident memory of 8.5 GB versus Beagle’s roughly 40 GB (about 4.7</w:t>
+        <w:t xml:space="preserve">), at 8.5 GB peak memory against roughly 40 GB (4.7</w:t>
       </w:r>
       <m:oMath>
         <m:r>
@@ -18346,7 +17608,7 @@
         <w:t xml:space="preserve"> </w:t>
       </w:r>
       <w:r>
-        <w:t xml:space="preserve">leaner), even though the default intra-run ensemble (Methods) runs two imputation passes; disabling the ensemble is faster still (Table 5b). Per-chromosome wall times on this shared node fluctuate with system load, so the whole-genome total is the stable measure.</w:t>
+        <w:t xml:space="preserve">less), although the default ensemble runs two imputation passes; without the ensemble it is faster still (Table 5b). Per-chromosome times on this shared node vary with system load, so the whole-genome total is the stable measure.</w:t>
       </w:r>
     </w:p>
     <w:p>
@@ -18506,28 +17768,46 @@
         <w:pStyle w:val="FirstParagraph"/>
       </w:pPr>
       <w:r>
-        <w:t xml:space="preserve">We evaluated phasing accuracy on the 1000 Genomes trio dataset using 54 trio children for whom both parents are independently sequenced and therefore the parent-of-origin truth phase at each heterozygous site can be established by Mendelian inheritance. All 54 children’s whole-genome sequencing genotypes for chromosomes 1 and 22 were phased against the 2,239-sample 1000 Genomes reference panel from which the trio members had been removed (</w:t>
-      </w:r>
-      <w:r>
-        <w:t xml:space="preserve">“no-trios”</w:t>
-      </w:r>
-      <w:r>
-        <w:t xml:space="preserve"> </w:t>
-      </w:r>
-      <w:r>
-        <w:t xml:space="preserve">panel). For SHAPEIT5 v5.1.1, the full pipeline was run (phase_common at MAF ≥ 0.001, then phase_rare on the common-variant scaffold). For Beagle 5.5, the default phasing pass was used. Switch error rate (SER) was computed against the parent-of-origin truth using</w:t>
-      </w:r>
-      <w:r>
-        <w:t xml:space="preserve"> </w:t>
+        <w:t xml:space="preserve">We evaluated phasing on 54 1000 Genomes trio children whose parents are independently sequenced, so the parent-of-origin phase of each heterozygous site follows from Mendelian inheritance. The children’s genomes for chromosomes 1 and 22 were phased against the 2,239-sample 1000 Genomes panel with all trio members removed (the no-trios panel). SHAPEIT5 v5.1.1 ran its full pipeline (</w:t>
       </w:r>
       <w:r>
         <w:rPr>
           <w:rStyle w:val="VerbatimChar"/>
         </w:rPr>
+        <w:t xml:space="preserve">phase_common</w:t>
+      </w:r>
+      <w:r>
+        <w:t xml:space="preserve"> </w:t>
+      </w:r>
+      <w:r>
+        <w:t xml:space="preserve">at MAF ≥ 0.001, then</w:t>
+      </w:r>
+      <w:r>
+        <w:t xml:space="preserve"> </w:t>
+      </w:r>
+      <w:r>
+        <w:rPr>
+          <w:rStyle w:val="VerbatimChar"/>
+        </w:rPr>
+        <w:t xml:space="preserve">phase_rare</w:t>
+      </w:r>
+      <w:r>
+        <w:t xml:space="preserve"> </w:t>
+      </w:r>
+      <w:r>
+        <w:t xml:space="preserve">on the common-variant scaffold) and Beagle 5.5 its default phasing. Switch error rate (SER) against the parent-of-origin phase was computed with</w:t>
+      </w:r>
+      <w:r>
+        <w:t xml:space="preserve"> </w:t>
+      </w:r>
+      <w:r>
+        <w:rPr>
+          <w:rStyle w:val="VerbatimChar"/>
+        </w:rPr>
         <w:t xml:space="preserve">bcftools +trio-switch-rate</w:t>
       </w:r>
       <w:r>
-        <w:t xml:space="preserve">. The set of testable heterozygous sites was determined by the trio genotypes and was therefore the same for every tool (1,992,617 sites on chr22; 10,632,243 sites on chr1, summed across the 54 trios).</w:t>
+        <w:t xml:space="preserve">. The testable heterozygous sites depend only on the trio genotypes and are the same for every tool (1,992,617 on chromosome 22 and 10,632,243 on chromosome 1, summed over the 54 trios).</w:t>
       </w:r>
     </w:p>
     <w:p>
@@ -18535,7 +17815,7 @@
         <w:pStyle w:val="BodyText"/>
       </w:pPr>
       <w:r>
-        <w:t xml:space="preserve">On chromosome 22, Selphi 2’s diploid engine attains the lowest mean SER (2.528%), followed by Beagle 5.5 (2.548%), Selphi 2’s haploid engine (2.569%), and SHAPEIT5 full pipeline (2.607%). On chromosome 1, the ranking is Beagle 5.5 (1.865%), Selphi 2 haploid (1.876%), Selphi 2 diploid (1.879%), and SHAPEIT5 (1.929%). Selphi 2’s diploid engine is effectively tied with Beagle 5.5 across both chromosomes (|</w:t>
+        <w:t xml:space="preserve">On chromosome 22 Selphi 2’s diploid engine has the lowest mean SER (2.528%), followed by Beagle 5.5 (2.548%), the haploid engine (2.569%) and SHAPEIT5 (2.607%). On chromosome 1 the order is Beagle 5.5 (1.865%), haploid (1.876%), diploid (1.879%) and SHAPEIT5 (1.929%). The diploid engine is tied with Beagle 5.5 on both chromosomes (|</w:t>
       </w:r>
       <m:oMath>
         <m:r>
@@ -18546,7 +17826,7 @@
         </m:r>
       </m:oMath>
       <w:r>
-        <w:t xml:space="preserve">| ≤ 0.020 percentage points; three further seeds on chr22 span 2.527-2.541%) and consistently better than SHAPEIT5 (by 0.050-0.079 percentage points). Selphi 2 diploid is also the fastest phaser of the four on both chromosomes, completing chr22 and chr1 in 0.40</w:t>
+        <w:t xml:space="preserve">| ≤ 0.020 percentage points; three further seeds on chromosome 22 span 2.527-2.541%) and below SHAPEIT5 on both (by 0.050-0.079 points). It is also the fastest of the four, phasing either chromosome in 0.40</w:t>
       </w:r>
       <m:oMath>
         <m:r>
@@ -18560,7 +17840,7 @@
         <w:t xml:space="preserve"> </w:t>
       </w:r>
       <w:r>
-        <w:t xml:space="preserve">Beagle’s wall time, with 4-6</w:t>
+        <w:t xml:space="preserve">Beagle’s wall time at 4-6</w:t>
       </w:r>
       <m:oMath>
         <m:r>
@@ -18574,7 +17854,7 @@
         <w:t xml:space="preserve"> </w:t>
       </w:r>
       <w:r>
-        <w:t xml:space="preserve">lower peak memory than Beagle 5.5 (Table 6; Supplementary Table S5).</w:t>
+        <w:t xml:space="preserve">lower peak memory (Table 6; Supplementary Table S5).</w:t>
       </w:r>
     </w:p>
     <w:p>
@@ -19085,7 +18365,7 @@
         <w:pStyle w:val="BodyText"/>
       </w:pPr>
       <w:r>
-        <w:t xml:space="preserve">The two Selphi 2 engines are within 0.005 percentage points on chr1 (haploid 1.876%, diploid 1.879%) and within 0.05 on chr22 (diploid 2.528% versus haploid 2.569%). On admixed biobank-scale data (MESA 5K</w:t>
+        <w:t xml:space="preserve">The two Selphi 2 engines differ by 0.003 points on chromosome 1 (haploid 1.876%, diploid 1.879%) and by 0.041 on chromosome 22 (2.569% against 2.528%). On the admixed biobank-scale cohort (MESA 5K</w:t>
       </w:r>
       <w:r>
         <w:t xml:space="preserve"> </w:t>
@@ -19102,7 +18382,7 @@
         <w:t xml:space="preserve"> </w:t>
       </w:r>
       <w:r>
-        <w:t xml:space="preserve">TOPMed chr20), the diploid engine attains overall imputation</w:t>
+        <w:t xml:space="preserve">TOPMed chromosome 20) the diploid engine reaches overall imputation</w:t>
       </w:r>
       <w:r>
         <w:t xml:space="preserve"> </w:t>
@@ -19125,7 +18405,7 @@
         <w:t xml:space="preserve"> </w:t>
       </w:r>
       <w:r>
-        <w:t xml:space="preserve">0.6210 versus the haploid engine’s 0.6158 (+0.0052), while the per-sample means are within 0.001 of each other (0.9017 versus 0.9023); the diploid engine reaches this in 2.98 h against the haploid engine’s 1.83 h, at 82.9 versus 56.0 GB. We discuss the interpretation of this engine-by-cohort behaviour in the Discussion.</w:t>
+        <w:t xml:space="preserve">0.6210 against 0.6158 for the haploid engine (+0.0052), with per-sample means within 0.001 (0.9017 against 0.9023); it takes 2.98 h against 1.83 h, at 82.9 against 56.0 GB. The Discussion considers this engine-by-cohort behaviour.</w:t>
       </w:r>
     </w:p>
     <w:p>
@@ -19143,7 +18423,7 @@
         <w:t xml:space="preserve"> </w:t>
       </w:r>
       <w:r>
-        <w:t xml:space="preserve">When trios or duos are available, Selphi 2 applies the Mendelian constraints implied by the pedigree before the HMM (Methods,</w:t>
+        <w:t xml:space="preserve">When trios or duos are available, Selphi 2 applies the Mendelian constraints of the pedigree before the HMM (Methods,</w:t>
       </w:r>
       <w:r>
         <w:t xml:space="preserve"> </w:t>
@@ -19156,7 +18436,7 @@
         <w:t xml:space="preserve">Pedigree scaffolding</w:t>
       </w:r>
       <w:r>
-        <w:t xml:space="preserve">). To quantify the benefit, we re-phased the same 54 children together with their parents (162 individuals) against the no-trios panel with the pedigree supplied (</w:t>
+        <w:t xml:space="preserve">). We re-phased the 54 children together with their parents (162 individuals) against the no-trios panel with the pedigree supplied (</w:t>
       </w:r>
       <w:r>
         <w:rPr>
@@ -19165,7 +18445,15 @@
         <w:t xml:space="preserve">--ped</w:t>
       </w:r>
       <w:r>
-        <w:t xml:space="preserve">), and compared against the parent-free phasing above. On chromosome 22 the pedigree scaffold lowered Selphi 2’s mean switch-error rate from 2.528% to 0.853% (a 66% reduction), while the same pedigree lowered Beagle 5.5’s SER from 2.548% to 1.050% and SHAPEIT5’s (full pipeline,</w:t>
+        <w:t xml:space="preserve">) and compared the result with the parent-free phasing. On chromosome 22 the pedigree lowered Selphi 2’s mean SER from 2.528% to 0.853% (66% fewer switches), Beagle 5.5’s from 2.548% to 1.050%, and SHAPEIT5’s (full pipeline) from 2.607% to 0.000% (Table 6b). On chromosome 1 it lowered Selphi 2 from 1.879% to 0.332% and Beagle 5.5 from 1.865% to 0.429%. Of the two probabilistic scaffolders, Selphi 2 makes better use of the pedigree on both chromosomes.</w:t>
+      </w:r>
+    </w:p>
+    <w:p>
+      <w:pPr>
+        <w:pStyle w:val="BodyText"/>
+      </w:pPr>
+      <w:r>
+        <w:t xml:space="preserve">SER measured with a pedigree is not independent of the phasing, because the truth phase comes from the same parental genotypes. A method that fixes the child’s phase to the Mendelian configuration at every informative site reaches a SER near zero by construction, as SHAPEIT5’s</w:t>
       </w:r>
       <w:r>
         <w:t xml:space="preserve"> </w:t>
@@ -19174,25 +18462,13 @@
         <w:rPr>
           <w:rStyle w:val="VerbatimChar"/>
         </w:rPr>
-        <w:t xml:space="preserve">phase_common</w:t>
-      </w:r>
-      <w:r>
-        <w:t xml:space="preserve"> </w:t>
-      </w:r>
-      <w:r>
-        <w:t xml:space="preserve">+</w:t>
-      </w:r>
-      <w:r>
-        <w:t xml:space="preserve"> </w:t>
-      </w:r>
-      <w:r>
-        <w:rPr>
-          <w:rStyle w:val="VerbatimChar"/>
-        </w:rPr>
-        <w:t xml:space="preserve">phase_rare</w:t>
-      </w:r>
-      <w:r>
-        <w:t xml:space="preserve">) from 2.607% to 0.000% (Table 6b). On chromosome 1 the pedigree lowered Selphi 2 from 1.879% to 0.332% and Beagle 5.5 from 1.865% to 0.429%. Among the two probabilistic scaffolders Selphi 2 therefore makes the more effective use of the pedigree on both chromosomes (0.853% versus 1.050%; 0.332% versus 0.429%).</w:t>
+        <w:t xml:space="preserve">--pedigree</w:t>
+      </w:r>
+      <w:r>
+        <w:t xml:space="preserve"> </w:t>
+      </w:r>
+      <w:r>
+        <w:t xml:space="preserve">mode does here (0.000%). Selphi 2 and Beagle 5.5 use the pedigree as a soft scaffold and still phase by HMM where the trio is uninformative (both parents heterozygous), so their residual SER remains meaningful. The parent-free comparison (Table 6) is therefore the unconfounded measure, and there the tools are close. On chromosome 22 Selphi 2’s diploid engine is indistinguishable from Beagle 5.5 (paired Δ = -0.019 pp, 95% CI [-0.049, +0.009], 20,000 paired bootstrap resamples; lower in 30 of 54 trios) and lower than SHAPEIT5, with the interval excluding zero (Δ = -0.078 pp, [-0.107, -0.050], 40 of 54 trios). On chromosome 1 Beagle 5.5 is marginally lowest but not distinguishable from Selphi 2 (Δ = +0.014 pp, [-0.001, +0.027]), and Selphi 2 again leads SHAPEIT5 (Δ = -0.050 pp, [-0.062, -0.038], 47 of 54 trios).</w:t>
       </w:r>
     </w:p>
     <w:p>
@@ -19200,46 +18476,7 @@
         <w:pStyle w:val="BodyText"/>
       </w:pPr>
       <w:r>
-        <w:t xml:space="preserve">Switch-error rates measured</w:t>
-      </w:r>
-      <w:r>
-        <w:t xml:space="preserve"> </w:t>
-      </w:r>
-      <w:r>
-        <w:rPr>
-          <w:i/>
-          <w:iCs/>
-        </w:rPr>
-        <w:t xml:space="preserve">with</w:t>
-      </w:r>
-      <w:r>
-        <w:t xml:space="preserve"> </w:t>
-      </w:r>
-      <w:r>
-        <w:t xml:space="preserve">pedigree information are only partially independent of the phasing, because the parent-of-origin truth phase is itself derived from the parental genotypes that pedigree-aware phasing also uses: a method that commits the child’s phase rigidly to the Mendelian-implied configuration at every informative site reports a switch-error rate approaching zero by construction, as SHAPEIT5’s</w:t>
-      </w:r>
-      <w:r>
-        <w:t xml:space="preserve"> </w:t>
-      </w:r>
-      <w:r>
-        <w:rPr>
-          <w:rStyle w:val="VerbatimChar"/>
-        </w:rPr>
-        <w:t xml:space="preserve">--pedigree</w:t>
-      </w:r>
-      <w:r>
-        <w:t xml:space="preserve"> </w:t>
-      </w:r>
-      <w:r>
-        <w:t xml:space="preserve">mode does here (0.000%). Selphi 2 and Beagle 5.5 instead treat the pedigree as a soft scaffold that still admits HMM-driven phasing where the trio is uninformative (both parents heterozygous), so their residual switch-error rates remain meaningful. The parent-free comparison (Table 6) is therefore the unconfounded measure of phasing quality. There the three tools are close: on chromosome 22 Selphi 2’s diploid engine is statistically indistinguishable from Beagle 5.5 (paired Δ = -0.019 pp, 95% CI [-0.049, +0.009] from 20,000 paired bootstrap resamples, lower in 30 of 54 trios) and lower than SHAPEIT5, with the interval excluding zero (Δ = -0.078 pp, [-0.107, -0.050], 40 of 54 trios), while on chromosome 1 Beagle 5.5 is marginally lowest but again not significantly different from Selphi 2 (Δ = +0.014 pp, [-0.001, +0.027]), and Selphi 2 again leads SHAPEIT5 (Δ = -0.050 pp, [-0.062, -0.038], 47 of 54 trios).</w:t>
-      </w:r>
-    </w:p>
-    <w:p>
-      <w:pPr>
-        <w:pStyle w:val="BodyText"/>
-      </w:pPr>
-      <w:r>
-        <w:t xml:space="preserve">To confirm that the pedigree improves phasing in a way that is real rather than an artifact of this circularity, we measured downstream imputation accuracy against a fully independent truth: each child’s own high-coverage WGS, which does not enter the phasing. We masked the 54 children to a consumer-array site set (Illumina GSA), phased the masked target with and without the pedigree, imputed the result against the no-trios panel with a single fixed imputer (Selphi 2), and scored imputed-only sites against the child’s WGS. Pedigree-aware phasing raised imputation accuracy for every phaser on both chromosomes (overall</w:t>
+        <w:t xml:space="preserve">To check that the pedigree benefit is real and not an artefact of this circularity, we measured downstream imputation against a truth that does not enter the phasing: each child’s own high-coverage genome. We masked the children to a consumer-array site set (Illumina GSA), phased them with and without the pedigree, imputed against the no-trios panel with one fixed imputer (Selphi 2), and scored imputed-only sites against the child’s genome. The pedigree raised imputation accuracy for every phaser on both chromosomes (overall</w:t>
       </w:r>
       <w:r>
         <w:t xml:space="preserve"> </w:t>
@@ -19262,7 +18499,7 @@
         <w:t xml:space="preserve"> </w:t>
       </w:r>
       <w:r>
-        <w:t xml:space="preserve">+0.016 to +0.022 on chromosome 22 and +0.013 to +0.018 on chromosome 1; Table 6c). The paired per-sample gains are significant for all three phasers: on chromosome 22 +0.0048 for Selphi 2 (95% CI [+0.0032, +0.0063], 46 of 54 samples), +0.0079 for Beagle and +0.0079 for SHAPEIT5, and on chromosome 1 +0.0035, +0.0046 and +0.0036 respectively (all 54 of 54 samples; every CI excludes zero). Because the truth is the child’s own genome rather than the parents, this is an out-of-sample confirmation that the pedigree yields better haplotypes for downstream imputation; without it the three phasers are practically interchangeable as imputation input (per-sample</w:t>
+        <w:t xml:space="preserve">+0.016 to +0.022 on chromosome 22 and +0.013 to +0.018 on chromosome 1; Table 6c). The paired per-sample gains are significant for all three phasers: +0.0048 for Selphi 2 (95% CI [+0.0032, +0.0063], 46 of 54 samples), +0.0079 for Beagle and +0.0079 for SHAPEIT5 on chromosome 22, and +0.0035, +0.0046 and +0.0036 on chromosome 1 (54 of 54 samples; every interval excludes zero). Because the truth is the child’s own genome, this confirms out of sample that the pedigree yields better haplotypes. Without it the three phasers are interchangeable as imputation input (per-sample</w:t>
       </w:r>
       <w:r>
         <w:t xml:space="preserve"> </w:t>
@@ -19285,7 +18522,7 @@
         <w:t xml:space="preserve"> </w:t>
       </w:r>
       <w:r>
-        <w:t xml:space="preserve">within 0.002), so the gain reflects the pedigree information itself rather than the choice of phasing tool.</w:t>
+        <w:t xml:space="preserve">within 0.002), so the gain comes from the pedigree information, not from the choice of phaser.</w:t>
       </w:r>
     </w:p>
     <w:p>
@@ -19990,7 +19227,7 @@
         <w:pStyle w:val="FirstParagraph"/>
       </w:pPr>
       <w:r>
-        <w:t xml:space="preserve">Table 7 summarizes wall time and peak resident memory for Selphi 2, Selphi 1.5.3, and Beagle on the three reference panels evaluated above, on the same machine (16 threads) and on identical inputs; a fuller per-benchmark breakdown, including the lcWGS runs, is in Supplementary Table S6.</w:t>
+        <w:t xml:space="preserve">Table 7 summarises wall time and peak memory for Selphi 2, Selphi 1.5.3 and Beagle on the three panels above, on one machine (16 threads) with identical inputs; Supplementary Table S6 gives a fuller breakdown including the lcWGS runs.</w:t>
       </w:r>
     </w:p>
     <w:p>
@@ -20579,7 +19816,7 @@
         <w:pStyle w:val="BodyText"/>
       </w:pPr>
       <w:r>
-        <w:t xml:space="preserve">The per-sample Selphi 2 to GLIMPSE2 wall-time ratios in this paper each hold under their own conditions and are not interchangeable: 3.1</w:t>
+        <w:t xml:space="preserve">The per-sample Selphi 2 to GLIMPSE2 speed ratios in this paper each hold under their own conditions and should not be compared: 3.1</w:t>
       </w:r>
       <m:oMath>
         <m:r>
@@ -20593,7 +19830,7 @@
         <w:t xml:space="preserve"> </w:t>
       </w:r>
       <w:r>
-        <w:t xml:space="preserve">end-to-end from the BAM on the capture libraries (104 s against 327 s for one sample; 4,796-haplotype panel of 1.07 M sites; Table 1b), 2.3</w:t>
+        <w:t xml:space="preserve">from the BAM on the capture libraries (104 s against 327 s for one sample; 4,796-haplotype panel of 1.07 M sites; Table 1b), 2.3</w:t>
       </w:r>
       <m:oMath>
         <m:r>
@@ -20607,7 +19844,7 @@
         <w:t xml:space="preserve"> </w:t>
       </w:r>
       <w:r>
-        <w:t xml:space="preserve">on the same libraries with six samples per run (170 s against 389 s) and 1.5</w:t>
+        <w:t xml:space="preserve">with six samples per run (170 s against 389 s) and 1.5</w:t>
       </w:r>
       <m:oMath>
         <m:r>
@@ -20649,7 +19886,7 @@
         <w:t xml:space="preserve"> </w:t>
       </w:r>
       <w:r>
-        <w:t xml:space="preserve">uniformly downsampled coverage (Table 2; 4,478-haplotype SNP panel) and 2.5</w:t>
+        <w:t xml:space="preserve">uniform coverage (Table 2; 4,478-haplotype SNP panel), and 2.5</w:t>
       </w:r>
       <m:oMath>
         <m:r>
@@ -20677,7 +19914,7 @@
         <w:t xml:space="preserve"> </w:t>
       </w:r>
       <w:r>
-        <w:t xml:space="preserve">on a 6,332-haplotype panel (Figure 4a). At GLIMPSE2’s own iteration count the six-sample capture run takes 79 s with unchanged accuracy (Head-to-head with GLIMPSE2 on the capture libraries).</w:t>
+        <w:t xml:space="preserve">on a 6,332-haplotype panel (Figure 4a). At GLIMPSE2’s iteration count the six-sample capture run takes 79 s with unchanged accuracy.</w:t>
       </w:r>
     </w:p>
     <w:p>
@@ -20685,7 +19922,7 @@
         <w:pStyle w:val="BodyText"/>
       </w:pPr>
       <w:r>
-        <w:t xml:space="preserve">Selphi 2’s wall time is 16</w:t>
+        <w:t xml:space="preserve">Selphi 2 is 16</w:t>
       </w:r>
       <m:oMath>
         <m:r>
@@ -20713,7 +19950,7 @@
         <w:t xml:space="preserve"> </w:t>
       </w:r>
       <w:r>
-        <w:t xml:space="preserve">lower than Selphi 1.5.3 on the imputation-only GIAB workloads, and the same gap holds at genome scale: on the multi-sample 1000 Genomes benchmark underlying Figure 3a (801 held-out samples, 20 autosomes, imputation-only, 16 threads), Selphi 2 imputes the full set in ≈1.3 h versus ≈36 h for Selphi 1.5.3 (≈27</w:t>
+        <w:t xml:space="preserve">faster than Selphi 1.5.3 on the GIAB imputation-only workloads, and the gap holds at genome scale. On the 1000 Genomes benchmark behind Figure 3a (801 samples, 20 autosomes, imputation-only, 16 threads) Selphi 2 imputes the full set in ≈1.3 h against ≈36 h for Selphi 1.5.3 (≈27</w:t>
       </w:r>
       <m:oMath>
         <m:r>
@@ -20724,95 +19961,148 @@
         </m:r>
       </m:oMath>
       <w:r>
-        <w:t xml:space="preserve">), with Selphi 1.5.3 peaking near 34 GB. Its peak memory is 39-58% lower than Beagle’s on the 1000 Genomes chromosome 22 and both GIAB benchmarks, and comparable to Beagle on 1000 Genomes chromosome 1 (21.9 GB versus 20.2 GB). On the TOPMed biobank-scale run, Selphi 2 is slower than Beagle 5.5 (2.7</w:t>
-      </w:r>
-      <m:oMath>
+        <w:t xml:space="preserve">), which peaks near 34 GB. Selphi 2’s peak memory is about half Beagle’s on 1000 Genomes chromosome 22 and both GIAB benchmarks (9.9 against 21.7 GB, 3.2 against 7.0 GB, 7.2 against 16.8 GB) and lower on 1000 Genomes chromosome 1 (15.8 against 20.2 GB). On the TOPMed biobank-scale run Selphi 2 is slower than Beagle 5.5 (10,787 against 4,148 s) and uses less memory (79.4 against 96.5 GB). The extra time buys the larger candidate set kept per target (</w:t>
+      </w:r>
+      <m:oMath>
+        <m:sSub>
+          <m:e>
+            <m:r>
+              <m:t>m</m:t>
+            </m:r>
+          </m:e>
+          <m:sub>
+            <m:r>
+              <m:t>c</m:t>
+            </m:r>
+          </m:sub>
+        </m:sSub>
+      </m:oMath>
+      <w:r>
+        <w:t xml:space="preserve"> </w:t>
+      </w:r>
+      <w:r>
+        <w:t xml:space="preserve">= 132,676, against Beagle’s window-local composite haplotypes), and with it +0.0289 overall</w:t>
+      </w:r>
+      <w:r>
+        <w:t xml:space="preserve"> </w:t>
+      </w:r>
+      <m:oMath>
+        <m:sSup>
+          <m:e>
+            <m:r>
+              <m:t>R</m:t>
+            </m:r>
+          </m:e>
+          <m:sup>
+            <m:r>
+              <m:t>2</m:t>
+            </m:r>
+          </m:sup>
+        </m:sSup>
+      </m:oMath>
+      <w:r>
+        <w:t xml:space="preserve"> </w:t>
+      </w:r>
+      <w:r>
+        <w:t xml:space="preserve">and a lead across the MAF spectrum.</w:t>
+      </w:r>
+    </w:p>
+    <w:p>
+      <w:pPr>
+        <w:pStyle w:val="BodyText"/>
+      </w:pPr>
+      <w:r>
+        <w:t xml:space="preserve">To show the single-command whole-genome workflow on a public benchmark, we merged the 22 per-chromosome 1000 Genomes panels into one multi-chromosome SRP file (4.3 GB) and imputed 50 held-out 1000 Genomes samples across all 22 autosomes in one invocation, prefetching each next chromosome during the current one’s HMM. The run wrote one indexed VCF spanning 22 contigs (70.8 million imputed variants) in 9 min 34 s at 8.8 GB peak memory on the 16-thread node with the default two-member phase ensemble (6 min 35 s at 8.0 GB with one member). It needed no per-chromosome splitting, no panel-format conversion, no output concatenation, and no intermediate files between phasing and imputation.</w:t>
+      </w:r>
+    </w:p>
+    <w:bookmarkEnd w:id="49"/>
+    <w:bookmarkStart w:id="50" w:name="X29a61a2dc7ccc36192c39ae264354c7efa08240"/>
+    <w:p>
+      <w:pPr>
+        <w:pStyle w:val="Heading2"/>
+      </w:pPr>
+      <w:r>
+        <w:rPr>
+          <w:b/>
+          <w:bCs/>
+        </w:rPr>
+        <w:t xml:space="preserve">Output-format equivalence and reproducibility</w:t>
+      </w:r>
+    </w:p>
+    <w:p>
+      <w:pPr>
+        <w:pStyle w:val="FirstParagraph"/>
+      </w:pPr>
+      <w:r>
+        <w:t xml:space="preserve">Selphi 2 writes every output format from one interpolation pass (Methods), so the format does not change the imputed values. On the 1000 Genomes chromosome-22 benchmark (801 samples, 1,070,401 variants) we compared</w:t>
+      </w:r>
+      <w:r>
+        <w:t xml:space="preserve"> </w:t>
+      </w:r>
+      <m:oMath>
+        <m:r>
+          <m:t>2.7</m:t>
+        </m:r>
         <m:r>
           <m:rPr>
             <m:sty m:val="p"/>
           </m:rPr>
           <m:t>×</m:t>
         </m:r>
-      </m:oMath>
-      <w:r>
-        <w:t xml:space="preserve">) but its peak memory is 32% lower (65.5 GB versus 96.5 GB). The runtime cost on the biobank-scale panel is the price paid for the larger candidate-set retained per target (</w:t>
-      </w:r>
-      <m:oMath>
-        <m:sSub>
-          <m:e>
-            <m:r>
-              <m:t>m</m:t>
-            </m:r>
-          </m:e>
-          <m:sub>
-            <m:r>
-              <m:t>c</m:t>
-            </m:r>
-          </m:sub>
-        </m:sSub>
-      </m:oMath>
-      <w:r>
-        <w:t xml:space="preserve"> </w:t>
-      </w:r>
-      <w:r>
-        <w:t xml:space="preserve">= 132,676 versus Beagle’s window-local composite haplotypes); the corresponding accuracy gain is +0.0227 overall</w:t>
-      </w:r>
-      <w:r>
-        <w:t xml:space="preserve"> </w:t>
-      </w:r>
-      <m:oMath>
         <m:sSup>
           <m:e>
             <m:r>
-              <m:t>R</m:t>
+              <m:t>10</m:t>
             </m:r>
           </m:e>
           <m:sup>
             <m:r>
-              <m:t>2</m:t>
+              <m:t>7</m:t>
             </m:r>
           </m:sup>
         </m:sSup>
       </m:oMath>
       <w:r>
-        <w:t xml:space="preserve">, with Selphi 2 leading Beagle across the MAF spectrum.</w:t>
-      </w:r>
-    </w:p>
-    <w:p>
-      <w:pPr>
-        <w:pStyle w:val="BodyText"/>
-      </w:pPr>
-      <w:r>
-        <w:t xml:space="preserve">To demonstrate the single-command whole-genome workflow on a fully public benchmark, we merged the 22 per-chromosome 1000 Genomes panels into one multi-chromosome SRP file (4.3 GB) and imputed 50 held-out 1000 Genomes samples across all 22 autosomes in a single invocation against that one file, with the next chromosome’s reference data prefetched during the current chromosome’s HMM computation. The run produced one indexed VCF spanning all 22 contigs (70.8 million imputed variants) in 9 min 34 s at 8.8 GB peak memory on the 16-thread node with the default two-member phase ensemble (6 min 35 s at 8.0 GB with a single member), with no per-chromosome file splitting, reference-format conversion, or output concatenation, and no intermediate files between phasing and imputation.</w:t>
-      </w:r>
-    </w:p>
-    <w:bookmarkEnd w:id="49"/>
-    <w:bookmarkStart w:id="50" w:name="X29a61a2dc7ccc36192c39ae264354c7efa08240"/>
-    <w:p>
-      <w:pPr>
-        <w:pStyle w:val="Heading2"/>
-      </w:pPr>
-      <w:r>
-        <w:rPr>
-          <w:b/>
-          <w:bCs/>
-        </w:rPr>
-        <w:t xml:space="preserve">Output-format equivalence and reproducibility</w:t>
-      </w:r>
-    </w:p>
-    <w:p>
-      <w:pPr>
-        <w:pStyle w:val="FirstParagraph"/>
-      </w:pPr>
-      <w:r>
-        <w:t xml:space="preserve">Selphi 2 emits every output format from a single interpolation pass (Methods), so the format choice does not change the imputed values. We verified this on the 1000 Genomes chromosome-22 benchmark (801 samples, 1,070,401 variants). Across</w:t>
-      </w:r>
-      <w:r>
-        <w:t xml:space="preserve"> </w:t>
-      </w:r>
-      <m:oMath>
-        <m:r>
-          <m:t>2.7</m:t>
+        <w:t xml:space="preserve"> </w:t>
+      </w:r>
+      <w:r>
+        <w:t xml:space="preserve">dosages (all 801 samples over one megabase). They are identical across VCF, BCF, Apache Parquet and PLINK2 PGEN up to each format’s precision: BCF, Parquet and SelfDecode carry the full 32-bit dosage (Parquet against PGEN maximum</w:t>
+      </w:r>
+      <w:r>
+        <w:t xml:space="preserve"> </w:t>
+      </w:r>
+      <m:oMath>
+        <m:r>
+          <m:rPr>
+            <m:sty m:val="p"/>
+          </m:rPr>
+          <m:t>|</m:t>
+        </m:r>
+        <m:r>
+          <m:rPr>
+            <m:sty m:val="p"/>
+          </m:rPr>
+          <m:t>Δ</m:t>
+        </m:r>
+        <m:r>
+          <m:rPr>
+            <m:sty m:val="p"/>
+          </m:rPr>
+          <m:t>|</m:t>
+        </m:r>
+      </m:oMath>
+      <w:r>
+        <w:t xml:space="preserve"> </w:t>
+      </w:r>
+      <w:r>
+        <w:t xml:space="preserve">=</w:t>
+      </w:r>
+      <w:r>
+        <w:t xml:space="preserve"> </w:t>
+      </w:r>
+      <m:oMath>
+        <m:r>
+          <m:t>6.1</m:t>
         </m:r>
         <m:r>
           <m:rPr>
@@ -20828,16 +20118,19 @@
           </m:e>
           <m:sup>
             <m:r>
-              <m:t>7</m:t>
+              <m:rPr>
+                <m:sty m:val="p"/>
+              </m:rPr>
+              <m:t>−</m:t>
+            </m:r>
+            <m:r>
+              <m:t>5</m:t>
             </m:r>
           </m:sup>
         </m:sSup>
       </m:oMath>
       <w:r>
-        <w:t xml:space="preserve"> </w:t>
-      </w:r>
-      <w:r>
-        <w:t xml:space="preserve">per-sample dosage values (all 801 samples over a chromosome-22 megabase), the imputed dosage is identical across VCF, BCF, Apache Parquet, and PLINK2 PGEN up to each format’s storage precision: the binary BCF, Parquet, and SelfDecode formats carry the full 32-bit dosage (Parquet versus PGEN maximum</w:t>
+        <w:t xml:space="preserve">, exactly PGEN’s 16-bit step), and VCF rounds to three decimals (maximum</w:t>
       </w:r>
       <w:r>
         <w:t xml:space="preserve"> </w:t>
@@ -20861,19 +20154,14 @@
           </m:rPr>
           <m:t>|</m:t>
         </m:r>
-      </m:oMath>
-      <w:r>
-        <w:t xml:space="preserve"> </w:t>
-      </w:r>
-      <w:r>
-        <w:t xml:space="preserve">=</w:t>
-      </w:r>
-      <w:r>
-        <w:t xml:space="preserve"> </w:t>
-      </w:r>
-      <m:oMath>
-        <m:r>
-          <m:t>6.1</m:t>
+        <m:r>
+          <m:rPr>
+            <m:sty m:val="p"/>
+          </m:rPr>
+          <m:t>≤</m:t>
+        </m:r>
+        <m:r>
+          <m:t>1.0</m:t>
         </m:r>
         <m:r>
           <m:rPr>
@@ -20895,78 +20183,56 @@
               <m:t>−</m:t>
             </m:r>
             <m:r>
-              <m:t>5</m:t>
+              <m:t>3</m:t>
             </m:r>
           </m:sup>
         </m:sSup>
       </m:oMath>
       <w:r>
-        <w:t xml:space="preserve">, exactly PGEN’s 16-bit dosage step), while VCF text-rounds to three decimals (maximum</w:t>
-      </w:r>
-      <w:r>
-        <w:t xml:space="preserve"> </w:t>
-      </w:r>
-      <m:oMath>
-        <m:r>
-          <m:rPr>
-            <m:sty m:val="p"/>
-          </m:rPr>
-          <m:t>|</m:t>
-        </m:r>
-        <m:r>
-          <m:rPr>
-            <m:sty m:val="p"/>
-          </m:rPr>
-          <m:t>Δ</m:t>
-        </m:r>
-        <m:r>
-          <m:rPr>
-            <m:sty m:val="p"/>
-          </m:rPr>
-          <m:t>|</m:t>
-        </m:r>
-        <m:r>
-          <m:rPr>
-            <m:sty m:val="p"/>
-          </m:rPr>
-          <m:t>≤</m:t>
-        </m:r>
-        <m:r>
-          <m:t>1.0</m:t>
-        </m:r>
+        <w:t xml:space="preserve"> </w:t>
+      </w:r>
+      <w:r>
+        <w:t xml:space="preserve">against the binary formats). Hard calls follow each format’s documented convention (Methods). Output is bit-reproducible: two runs of the full chromosome on the same hardware gave byte-identical VCF.gz (identical MD5), as the fixed-seed iteration orders imply (Methods). The panel codec is lossless: decoding the SRP panel to BCF, re-encoding it and decoding again reproduced the genotypes byte for byte (identical genotype-matrix MD5 over 1,070,401 variants</w:t>
+      </w:r>
+      <w:r>
+        <w:t xml:space="preserve"> </w:t>
+      </w:r>
+      <m:oMath>
         <m:r>
           <m:rPr>
             <m:sty m:val="p"/>
           </m:rPr>
           <m:t>×</m:t>
         </m:r>
-        <m:sSup>
-          <m:e>
-            <m:r>
-              <m:t>10</m:t>
-            </m:r>
-          </m:e>
-          <m:sup>
-            <m:r>
-              <m:rPr>
-                <m:sty m:val="p"/>
-              </m:rPr>
-              <m:t>−</m:t>
-            </m:r>
-            <m:r>
-              <m:t>3</m:t>
-            </m:r>
-          </m:sup>
-        </m:sSup>
-      </m:oMath>
-      <w:r>
-        <w:t xml:space="preserve"> </w:t>
-      </w:r>
-      <w:r>
-        <w:t xml:space="preserve">against the binary formats). Hard-genotype calls follow each format’s documented convention (Methods). The output is bit-reproducible: two independent imputation runs of the full chromosome on the same hardware produced byte-identical VCF.gz (identical MD5), consistent with the fixed-seed iteration orders (Methods). The native panel codec is lossless: decoding the SRP panel to BCF, re-encoding it to SRP, and decoding again reproduced the panel genotypes byte-for-byte (identical genotype-matrix MD5 over all 1,070,401 variants</w:t>
-      </w:r>
-      <w:r>
-        <w:t xml:space="preserve"> </w:t>
+      </m:oMath>
+      <w:r>
+        <w:t xml:space="preserve"> </w:t>
+      </w:r>
+      <w:r>
+        <w:t xml:space="preserve">2,239 samples), so the built-in converters replace the external bref3, xcf and msav round trips without loss. The capture-library results are also deterministic: re-running the six chromosome-22 samples with a later build from the same likelihood files reproduced every concordance statistic to four decimals.</w:t>
+      </w:r>
+    </w:p>
+    <w:bookmarkEnd w:id="50"/>
+    <w:bookmarkEnd w:id="51"/>
+    <w:bookmarkStart w:id="52" w:name="discussion"/>
+    <w:p>
+      <w:pPr>
+        <w:pStyle w:val="Heading1"/>
+      </w:pPr>
+      <w:r>
+        <w:rPr>
+          <w:b/>
+          <w:bCs/>
+        </w:rPr>
+        <w:t xml:space="preserve">Discussion</w:t>
+      </w:r>
+    </w:p>
+    <w:p>
+      <w:pPr>
+        <w:pStyle w:val="FirstParagraph"/>
+      </w:pPr>
+      <w:r>
+        <w:t xml:space="preserve">Selphi 2 is a Rust tool built around a genotype-likelihood-aware Li-Stephens engine for sequencing at low or uneven depth, combined with array phasing and imputation in one whole-genome binary. On real capture-plus-low-pass libraries of six GIAB samples, imputing from likelihoods instead of array-equivalent hard calls raises non-reference concordance at untyped chromosome-22 sites by 25.09 pp and heterozygote recall by 39.17 pp in every sample. Against GLIMPSE2 on identical site lists the engine leads non-reference concordance in six of six samples with its native pileup (+0.19 pp) and from bcftools likelihoods (+0.20 pp). The lead replicates on chromosomes 20, 10 and 1 (six of six on each; pooled +0.22 pp) and grows toward rare variants on the larger chromosomes, and the engine imputes a sample from the BAM 3.1</w:t>
       </w:r>
       <m:oMath>
         <m:r>
@@ -20980,30 +20246,7 @@
         <w:t xml:space="preserve"> </w:t>
       </w:r>
       <w:r>
-        <w:t xml:space="preserve">2,239 samples), so the in-binary converters replace the external bref3/xcf/msav round-trips without information loss. The capture-library results are deterministic as well: re-running the six chromosome-22 samples with a later build from the same likelihood files reproduced every concordance statistic to four decimals.</w:t>
-      </w:r>
-    </w:p>
-    <w:bookmarkEnd w:id="50"/>
-    <w:bookmarkEnd w:id="51"/>
-    <w:bookmarkStart w:id="52" w:name="discussion"/>
-    <w:p>
-      <w:pPr>
-        <w:pStyle w:val="Heading1"/>
-      </w:pPr>
-      <w:r>
-        <w:rPr>
-          <w:b/>
-          <w:bCs/>
-        </w:rPr>
-        <w:t xml:space="preserve">Discussion</w:t>
-      </w:r>
-    </w:p>
-    <w:p>
-      <w:pPr>
-        <w:pStyle w:val="FirstParagraph"/>
-      </w:pPr>
-      <w:r>
-        <w:t xml:space="preserve">We presented Selphi 2, a Rust tool built around a genotype-likelihood-aware Li-Stephens engine for sequencing at low or uneven depth, integrated with array phasing and imputation in one whole-genome binary. On real capture-plus-low-pass libraries of six GIAB samples, imputing from genotype likelihoods rather than from the array-equivalent hard calls raises non-reference concordance at untyped chromosome-22 sites by +25.09 pp and heterozygote recall by +39.17 pp (six of six samples), a regime change rather than a tuning gain. Against GLIMPSE2 on identical site lists the engine leads non-reference concordance in six of six samples with its native pileup (+0.19 pp) and from bcftools likelihoods (+0.20 pp), replicates on chromosomes 20, 10 and 1 (six of six on each; pooled +0.22 pp) with the margin growing toward rare variants on the larger chromosomes, and imputes a sample end-to-end from the BAM 3.1</w:t>
+        <w:t xml:space="preserve">faster. On genomes downsampled to ~1.8</w:t>
       </w:r>
       <m:oMath>
         <m:r>
@@ -21017,7 +20260,30 @@
         <w:t xml:space="preserve"> </w:t>
       </w:r>
       <w:r>
-        <w:t xml:space="preserve">faster. On uniformly downsampled ~1.8</w:t>
+        <w:t xml:space="preserve">it leads GLIMPSE2 in per-sample</w:t>
+      </w:r>
+      <w:r>
+        <w:t xml:space="preserve"> </w:t>
+      </w:r>
+      <m:oMath>
+        <m:sSup>
+          <m:e>
+            <m:r>
+              <m:t>R</m:t>
+            </m:r>
+          </m:e>
+          <m:sup>
+            <m:r>
+              <m:t>2</m:t>
+            </m:r>
+          </m:sup>
+        </m:sSup>
+      </m:oMath>
+      <w:r>
+        <w:t xml:space="preserve"> </w:t>
+      </w:r>
+      <w:r>
+        <w:t xml:space="preserve">in five of six samples (0.9493 against 0.9455), and across a 0.5-4</w:t>
       </w:r>
       <m:oMath>
         <m:r>
@@ -21031,7 +20297,7 @@
         <w:t xml:space="preserve"> </w:t>
       </w:r>
       <w:r>
-        <w:t xml:space="preserve">genomes it leads GLIMPSE2 in per-sample</w:t>
+        <w:t xml:space="preserve">sweep it has the highest overall</w:t>
       </w:r>
       <w:r>
         <w:t xml:space="preserve"> </w:t>
@@ -21054,7 +20320,27 @@
         <w:t xml:space="preserve"> </w:t>
       </w:r>
       <w:r>
-        <w:t xml:space="preserve">in five of six samples (0.9493 versus 0.9455) and leads GLIMPSE2 and QUILT2 in overall</w:t>
+        <w:t xml:space="preserve">of the three tools at every depth.</w:t>
+      </w:r>
+    </w:p>
+    <w:p>
+      <w:pPr>
+        <w:pStyle w:val="BodyText"/>
+      </w:pPr>
+      <w:r>
+        <w:t xml:space="preserve">The same binary reimplements the Selphi array pipeline</w:t>
+      </w:r>
+      <w:r>
+        <w:rPr>
+          <w:vertAlign w:val="superscript"/>
+        </w:rPr>
+        <w:t xml:space="preserve">12</w:t>
+      </w:r>
+      <w:r>
+        <w:t xml:space="preserve"> </w:t>
+      </w:r>
+      <w:r>
+        <w:t xml:space="preserve">in Rust. It integrates phasing and imputation, imputes a whole genome in one command against one multi-chromosome panel, and replaces Selphi 1’s fixed per-variant match caps with a per-target candidate-set size that adapts to the panel. On the 1000 Genomes Phase 3 panel it exceeds Beagle 5.5 in overall</w:t>
       </w:r>
       <w:r>
         <w:t xml:space="preserve"> </w:t>
@@ -21077,7 +20363,30 @@
         <w:t xml:space="preserve"> </w:t>
       </w:r>
       <w:r>
-        <w:t xml:space="preserve">at every depth of a 0.5-4</w:t>
+        <w:t xml:space="preserve">by 0.0157 on chromosome 22 and 0.0137 on chromosome 1, at 54% and 22% lower peak memory. On the TOPMed panel it exceeds Beagle 5.5 by 0.0289 on the admixed MESA cohort and leads in all four ancestry groups (Figure 3b), an advantage that comes from the larger candidate set kept per target. The adaptive sizing recovers +0.0536 overall</w:t>
+      </w:r>
+      <w:r>
+        <w:t xml:space="preserve"> </w:t>
+      </w:r>
+      <m:oMath>
+        <m:sSup>
+          <m:e>
+            <m:r>
+              <m:t>R</m:t>
+            </m:r>
+          </m:e>
+          <m:sup>
+            <m:r>
+              <m:t>2</m:t>
+            </m:r>
+          </m:sup>
+        </m:sSup>
+      </m:oMath>
+      <w:r>
+        <w:t xml:space="preserve"> </w:t>
+      </w:r>
+      <w:r>
+        <w:t xml:space="preserve">over a fixed candidate set of 2,500, more at rarer frequencies and most in the most admixed groups (Tables 4 and 4b). On leak-free GIAB truth against a panel containing the full 1000 Genomes cohort, Selphi 2 matches Selphi 1.5.3, is within 0.003 of Beagle 5.5 in either direction (ahead on chromosome 21, behind on chromosome 1), and runs 16-48</w:t>
       </w:r>
       <m:oMath>
         <m:r>
@@ -21091,7 +20400,7 @@
         <w:t xml:space="preserve"> </w:t>
       </w:r>
       <w:r>
-        <w:t xml:space="preserve">sweep.</w:t>
+        <w:t xml:space="preserve">faster than Selphi 1.5.3.</w:t>
       </w:r>
     </w:p>
     <w:p>
@@ -21099,19 +20408,19 @@
         <w:pStyle w:val="BodyText"/>
       </w:pPr>
       <w:r>
-        <w:t xml:space="preserve">The same binary reimplements the Selphi array pipeline</w:t>
+        <w:t xml:space="preserve">Selphi 2 differs in scope from the four main existing tools. Beagle 5.5</w:t>
       </w:r>
       <w:r>
         <w:rPr>
           <w:vertAlign w:val="superscript"/>
         </w:rPr>
-        <w:t xml:space="preserve">12</w:t>
-      </w:r>
-      <w:r>
-        <w:t xml:space="preserve"> </w:t>
-      </w:r>
-      <w:r>
-        <w:t xml:space="preserve">in Rust: it integrates phasing and imputation in a single tool, performs whole-genome imputation in one command against a single multi-chromosome reference panel, and replaces Selphi 1’s fixed per-variant match caps with a per-target panel-adaptive candidate-set sizing rule. On the 1000 Genomes Phase 3 panel, Selphi 2 exceeds Beagle 5.5 in overall</w:t>
+        <w:t xml:space="preserve">5,6</w:t>
+      </w:r>
+      <w:r>
+        <w:t xml:space="preserve"> </w:t>
+      </w:r>
+      <w:r>
+        <w:t xml:space="preserve">integrates phasing and imputation in one Java process and is the most widely deployed end-to-end tool, but it processes one chromosome at a time, writes only VCF, needs its panel in bref3 format, and uses an effective population size that does not adapt to panel size. On the 1000 Genomes benchmarks it trails Selphi 2 by 0.0137 to 0.0157 in overall</w:t>
       </w:r>
       <w:r>
         <w:t xml:space="preserve"> </w:t>
@@ -21131,99 +20440,40 @@
         </m:sSup>
       </m:oMath>
       <w:r>
-        <w:t xml:space="preserve"> </w:t>
-      </w:r>
-      <w:r>
-        <w:t xml:space="preserve">by 0.0105 (chr22) and 0.0099 (chr1) while reducing peak memory by ~39% on chromosome 22 (comparable on chromosome 1). On the TOPMed panel, Selphi 2 exceeds Beagle 5.5 in overall</w:t>
-      </w:r>
-      <w:r>
-        <w:t xml:space="preserve"> </w:t>
-      </w:r>
-      <m:oMath>
-        <m:sSup>
-          <m:e>
-            <m:r>
-              <m:t>R</m:t>
-            </m:r>
-          </m:e>
-          <m:sup>
-            <m:r>
-              <m:t>2</m:t>
-            </m:r>
-          </m:sup>
-        </m:sSup>
-      </m:oMath>
-      <w:r>
-        <w:t xml:space="preserve"> </w:t>
-      </w:r>
-      <w:r>
-        <w:t xml:space="preserve">by 0.0227 on the MESA admixed cohort, leading Beagle across all four ancestry groups (Figure 3b); this advantage over Beagle reflects the larger panel-adaptive candidate set retained per target versus Beagle’s window-local composite haplotypes. The same panel-adaptive sizing recovers +0.0536 overall</w:t>
-      </w:r>
-      <w:r>
-        <w:t xml:space="preserve"> </w:t>
-      </w:r>
-      <m:oMath>
-        <m:sSup>
-          <m:e>
-            <m:r>
-              <m:t>R</m:t>
-            </m:r>
-          </m:e>
-          <m:sup>
-            <m:r>
-              <m:t>2</m:t>
-            </m:r>
-          </m:sup>
-        </m:sSup>
-      </m:oMath>
-      <w:r>
-        <w:t xml:space="preserve"> </w:t>
-      </w:r>
-      <w:r>
-        <w:t xml:space="preserve">over a fixed candidate-set size (</w:t>
-      </w:r>
-      <m:oMath>
-        <m:sSub>
-          <m:e>
-            <m:r>
-              <m:t>m</m:t>
-            </m:r>
-          </m:e>
-          <m:sub>
-            <m:r>
-              <m:t>c</m:t>
-            </m:r>
-          </m:sub>
-        </m:sSub>
-      </m:oMath>
-      <w:r>
-        <w:t xml:space="preserve"> </w:t>
-      </w:r>
-      <w:r>
-        <w:t xml:space="preserve">= 2,500), a recovery that is monotonically larger at rarer bins and largest for the most admixed groups (Table 4, Table 4b). On an independent leak-free truth (GIAB HG002-HG007 against a reference panel that contains the full 1000 Genomes cohort), Selphi 2 matches the accuracy of Selphi 1.5.3 and exceeds Beagle 5.5 by 0.0028</w:t>
-      </w:r>
-      <w:r>
-        <w:t xml:space="preserve"> </w:t>
-      </w:r>
-      <m:oMath>
-        <m:sSup>
-          <m:e>
-            <m:r>
-              <m:t>R</m:t>
-            </m:r>
-          </m:e>
-          <m:sup>
-            <m:r>
-              <m:t>2</m:t>
-            </m:r>
-          </m:sup>
-        </m:sSup>
-      </m:oMath>
-      <w:r>
-        <w:t xml:space="preserve"> </w:t>
-      </w:r>
-      <w:r>
-        <w:t xml:space="preserve">on chr21, while running 16-50</w:t>
+        <w:t xml:space="preserve">, and on the admixed biobank cohort by 0.029. IMPUTE5</w:t>
+      </w:r>
+      <w:r>
+        <w:rPr>
+          <w:vertAlign w:val="superscript"/>
+        </w:rPr>
+        <w:t xml:space="preserve">4</w:t>
+      </w:r>
+      <w:r>
+        <w:t xml:space="preserve"> </w:t>
+      </w:r>
+      <w:r>
+        <w:t xml:space="preserve">scales sub-linearly through PBWT selection but needs phased input from an external phaser and runs per chromosome. Minimac4</w:t>
+      </w:r>
+      <w:r>
+        <w:rPr>
+          <w:vertAlign w:val="superscript"/>
+        </w:rPr>
+        <w:t xml:space="preserve">7</w:t>
+      </w:r>
+      <w:r>
+        <w:t xml:space="preserve">, the engine behind the Michigan and TOPMed servers, has one of the smallest memory footprints but also needs phased input and runs per chromosome. Given the same phased target and panel on 1000 Genomes chromosome 22, both trail Selphi 2 (Minimac4 0.4688, IMPUTE5 0.4594, against 0.4884; Table 3), the ordering Selphi 1 reported against the same tools. SHAPEIT5</w:t>
+      </w:r>
+      <w:r>
+        <w:rPr>
+          <w:vertAlign w:val="superscript"/>
+        </w:rPr>
+        <w:t xml:space="preserve">9</w:t>
+      </w:r>
+      <w:r>
+        <w:t xml:space="preserve"> </w:t>
+      </w:r>
+      <w:r>
+        <w:t xml:space="preserve">phases only; its two-stage common-then-rare strategy inspired the rare-variant pass of our diploid engine. On the 54-trio benchmark, with identical testable sites for every tool, the diploid engine has lower switch error than the full SHAPEIT5 pipeline on chromosome 22 (2.528% against 2.607%) and chromosome 1 (1.879% against 1.929%) in 0.57</w:t>
       </w:r>
       <m:oMath>
         <m:r>
@@ -21237,7 +20487,7 @@
         <w:t xml:space="preserve"> </w:t>
       </w:r>
       <w:r>
-        <w:t xml:space="preserve">faster than Selphi 1.5.3 and up to 1.7</w:t>
+        <w:t xml:space="preserve">and 0.56</w:t>
       </w:r>
       <m:oMath>
         <m:r>
@@ -21251,126 +20501,7 @@
         <w:t xml:space="preserve"> </w:t>
       </w:r>
       <w:r>
-        <w:t xml:space="preserve">faster than Beagle 5.5.</w:t>
-      </w:r>
-    </w:p>
-    <w:p>
-      <w:pPr>
-        <w:pStyle w:val="BodyText"/>
-      </w:pPr>
-      <w:r>
-        <w:t xml:space="preserve">Selphi 2 differs in scope from the four main existing tools. Beagle 5.5</w:t>
-      </w:r>
-      <w:r>
-        <w:rPr>
-          <w:vertAlign w:val="superscript"/>
-        </w:rPr>
-        <w:t xml:space="preserve">5,6</w:t>
-      </w:r>
-      <w:r>
-        <w:t xml:space="preserve"> </w:t>
-      </w:r>
-      <w:r>
-        <w:t xml:space="preserve">integrates phasing and imputation in a single Java process and remains the most widely deployed end-to-end tool, but it processes the genome one chromosome at a time, emits only VCF, requires bref3 conversion for its reference panel format, and uses a fixed effective population size that does not adapt to panel size; on the 1000 Genomes benchmarks it trails Selphi 2 by 0.0099 to 0.0105 in overall</w:t>
-      </w:r>
-      <w:r>
-        <w:t xml:space="preserve"> </w:t>
-      </w:r>
-      <m:oMath>
-        <m:sSup>
-          <m:e>
-            <m:r>
-              <m:t>R</m:t>
-            </m:r>
-          </m:e>
-          <m:sup>
-            <m:r>
-              <m:t>2</m:t>
-            </m:r>
-          </m:sup>
-        </m:sSup>
-      </m:oMath>
-      <w:r>
-        <w:t xml:space="preserve">, and on biobank-scale admixed cohorts its window-local composite-haplotype construction places it 0.023 below Selphi 2 in overall</w:t>
-      </w:r>
-      <w:r>
-        <w:t xml:space="preserve"> </w:t>
-      </w:r>
-      <m:oMath>
-        <m:sSup>
-          <m:e>
-            <m:r>
-              <m:t>R</m:t>
-            </m:r>
-          </m:e>
-          <m:sup>
-            <m:r>
-              <m:t>2</m:t>
-            </m:r>
-          </m:sup>
-        </m:sSup>
-      </m:oMath>
-      <w:r>
-        <w:t xml:space="preserve">. IMPUTE5</w:t>
-      </w:r>
-      <w:r>
-        <w:rPr>
-          <w:vertAlign w:val="superscript"/>
-        </w:rPr>
-        <w:t xml:space="preserve">4</w:t>
-      </w:r>
-      <w:r>
-        <w:t xml:space="preserve"> </w:t>
-      </w:r>
-      <w:r>
-        <w:t xml:space="preserve">uses PBWT-based haplotype selection with sub-linear scaling but requires pre-phased input from an external phaser and processes per chromosome. Minimac4</w:t>
-      </w:r>
-      <w:r>
-        <w:rPr>
-          <w:vertAlign w:val="superscript"/>
-        </w:rPr>
-        <w:t xml:space="preserve">7</w:t>
-      </w:r>
-      <w:r>
-        <w:t xml:space="preserve"> </w:t>
-      </w:r>
-      <w:r>
-        <w:t xml:space="preserve">is the imputation engine behind the Michigan and TOPMed servers and offers among the lowest memory footprints but likewise requires pre-phased input and per-chromosome execution. On the 1000 Genomes chromosome 22 benchmark, given the identical phased target and reference panel, both trail Selphi 2 in overall</w:t>
-      </w:r>
-      <w:r>
-        <w:t xml:space="preserve"> </w:t>
-      </w:r>
-      <m:oMath>
-        <m:sSup>
-          <m:e>
-            <m:r>
-              <m:t>R</m:t>
-            </m:r>
-          </m:e>
-          <m:sup>
-            <m:r>
-              <m:t>2</m:t>
-            </m:r>
-          </m:sup>
-        </m:sSup>
-      </m:oMath>
-      <w:r>
-        <w:t xml:space="preserve"> </w:t>
-      </w:r>
-      <w:r>
-        <w:t xml:space="preserve">(Minimac4 0.4688, IMPUTE5 0.4594, versus 0.4884; Table 3), reproducing for Selphi 2 the accuracy ordering that Selphi 1 reported against the same three tools. SHAPEIT5</w:t>
-      </w:r>
-      <w:r>
-        <w:rPr>
-          <w:vertAlign w:val="superscript"/>
-        </w:rPr>
-        <w:t xml:space="preserve">9</w:t>
-      </w:r>
-      <w:r>
-        <w:t xml:space="preserve"> </w:t>
-      </w:r>
-      <w:r>
-        <w:t xml:space="preserve">is a phasing-only tool whose two-stage common-then-rare strategy inspired the rare-variant phasing pass in our diploid engine. On the 1000 Genomes trio benchmark (54 children, against a 2,239-sample no-trios panel; identical heterozygous site sets tested for every tool), Selphi 2’s diploid engine attains lower switch error rate than SHAPEIT5 full pipeline (phase_common + phase_rare) on both chromosome 22 (2.528% versus 2.607%) and chromosome 1 (1.879% versus 1.929%), in 0.57</w:t>
+        <w:t xml:space="preserve">its wall time (343 s against 611 s on chromosome 1). Beagle 5.5’s phasing is level with it (chromosome 22 2.548% against 2.528%; chromosome 1 1.865% against 1.879%); neither leads on both chromosomes, but Selphi 2 uses 4-6</w:t>
       </w:r>
       <m:oMath>
         <m:r>
@@ -21384,7 +20515,7 @@
         <w:t xml:space="preserve"> </w:t>
       </w:r>
       <w:r>
-        <w:t xml:space="preserve">SHAPEIT5’s wall time on chromosome 22 and 0.56</w:t>
+        <w:t xml:space="preserve">less memory and 0.40</w:t>
       </w:r>
       <m:oMath>
         <m:r>
@@ -21398,35 +20529,15 @@
         <w:t xml:space="preserve"> </w:t>
       </w:r>
       <w:r>
-        <w:t xml:space="preserve">on chromosome 1 (343 s versus 611 s). Beagle 5.5’s built-in phasing is competitive with Selphi 2 diploid on both chromosomes (chr22: 2.548% versus 2.528%, +0.020 in favor of Selphi 2; chr1: 1.865% versus 1.879%, +0.014 in favor of Beagle); no method dominates the other in mean SER, but Selphi 2 diploid uses 4-6</w:t>
-      </w:r>
-      <m:oMath>
-        <m:r>
-          <m:rPr>
-            <m:sty m:val="p"/>
-          </m:rPr>
-          <m:t>×</m:t>
-        </m:r>
-      </m:oMath>
-      <w:r>
-        <w:t xml:space="preserve"> </w:t>
-      </w:r>
-      <w:r>
-        <w:t xml:space="preserve">less memory and runs at 0.40</w:t>
-      </w:r>
-      <m:oMath>
-        <m:r>
-          <m:rPr>
-            <m:sty m:val="p"/>
-          </m:rPr>
-          <m:t>×</m:t>
-        </m:r>
-      </m:oMath>
-      <w:r>
-        <w:t xml:space="preserve"> </w:t>
-      </w:r>
-      <w:r>
-        <w:t xml:space="preserve">Beagle’s wall time on these benchmarks. Handling both kinds of input in one tool is not itself unprecedented: Beagle 4.1</w:t>
+        <w:t xml:space="preserve">the wall time.</w:t>
+      </w:r>
+    </w:p>
+    <w:p>
+      <w:pPr>
+        <w:pStyle w:val="BodyText"/>
+      </w:pPr>
+      <w:r>
+        <w:t xml:space="preserve">Handling both kinds of input in one tool has precedent: Beagle 4.1</w:t>
       </w:r>
       <w:r>
         <w:rPr>
@@ -21438,7 +20549,7 @@
         <w:t xml:space="preserve"> </w:t>
       </w:r>
       <w:r>
-        <w:t xml:space="preserve">accepted genotype likelihoods alongside called genotypes, a mode dropped in Beagle 5, and today no array imputer reads likelihoods while GLIMPSE2 and QUILT2 have no pathway for called genotypes. What is new is that a single binary routes each input to a dedicated engine and matches or exceeds the specialist tool in both regimes. The remaining architectural difference is the integration with the downstream imputation HMM: phased haplotypes are passed in memory to the Li-Stephens forward-backward pass with no intermediate VCF emission. Of Selphi 1’s</w:t>
+        <w:t xml:space="preserve">accepted genotype likelihoods alongside called genotypes, a mode dropped in Beagle 5. Today no array imputer reads likelihoods, and GLIMPSE2 and QUILT2 have no path for called genotypes. What is new is one binary that routes each input to a dedicated engine and matches or exceeds the specialist tool in both regimes. Phased haplotypes also pass in memory to the Li-Stephens forward-backward, with no intermediate VCF. From Selphi 1</w:t>
       </w:r>
       <w:r>
         <w:rPr>
@@ -21450,7 +20561,7 @@
         <w:t xml:space="preserve"> </w:t>
       </w:r>
       <w:r>
-        <w:t xml:space="preserve">original design choices, what carries over to Selphi 2 is the long-range PBWT scan, here realized as large overlapping windows (80 cM by default) in place of a single chromosome-wide pass. An ablation on chromosome 22 (Supplementary Table S10) quantifies the two: restricting the scan to an IMPUTE5-like 8 cM window costs 0.013 in overall</w:t>
+        <w:t xml:space="preserve">the design keeps the long-range PBWT scan, now run in large overlapping windows (80 cM by default) instead of one chromosome-wide pass. An ablation on chromosome 22 (Supplementary Table S10) quantifies it: an IMPUTE5-like 8 cM window costs 0.013 in overall</w:t>
       </w:r>
       <w:r>
         <w:t xml:space="preserve"> </w:t>
@@ -21470,10 +20581,7 @@
         </m:sSup>
       </m:oMath>
       <w:r>
-        <w:t xml:space="preserve"> </w:t>
-      </w:r>
-      <w:r>
-        <w:t xml:space="preserve">(chromosome 22 is shorter than the 80 cM window, so the default window already spans the whole chromosome and coincides with Selphi 1’s whole-chromosome pass), and the panel-adaptive effective population size (</w:t>
+        <w:t xml:space="preserve">, and the panel-adaptive effective population size (</w:t>
       </w:r>
       <m:oMath>
         <m:sSub>
@@ -21528,7 +20636,7 @@
         </m:sSub>
       </m:oMath>
       <w:r>
-        <w:t xml:space="preserve">) contributes a further 0.008 over a fixed</w:t>
+        <w:t xml:space="preserve">) adds 0.008 over a fixed</w:t>
       </w:r>
       <w:r>
         <w:t xml:space="preserve"> </w:t>
@@ -21551,7 +20659,15 @@
         <w:t xml:space="preserve"> </w:t>
       </w:r>
       <w:r>
-        <w:t xml:space="preserve">= 20,000. The principal extensions are the integrated phasing engines, the panel-adaptive candidate-set sizing, the multi-chromosome single-pass workflow, and the panel-format-agnostic input (BCF, VCF, BREF3) with multi-format output. GLIMPSE2</w:t>
+        <w:t xml:space="preserve">= 20,000. Chromosome 22 is shorter than 80 cM, so there the default window covers the whole chromosome, as Selphi 1 did. The main additions are the integrated phasing engines, the adaptive candidate-set sizing, the single-pass multi-chromosome workflow, and panel input in BCF, VCF or BREF3 with multi-format output.</w:t>
+      </w:r>
+    </w:p>
+    <w:p>
+      <w:pPr>
+        <w:pStyle w:val="BodyText"/>
+      </w:pPr>
+      <w:r>
+        <w:t xml:space="preserve">GLIMPSE2</w:t>
       </w:r>
       <w:r>
         <w:rPr>
@@ -21575,7 +20691,7 @@
         <w:t xml:space="preserve"> </w:t>
       </w:r>
       <w:r>
-        <w:t xml:space="preserve">target imputation from low-coverage sequencing. Selphi 2 is directly comparable on that input: on real capture-plus-low-pass libraries it leads GLIMPSE2 in non-reference concordance in six of six samples with its native pileup (+0.19 pp) and six of six from bcftools likelihoods (+0.20 pp) on chromosome 22, and six of six on each of chromosomes 20, 10 and 1; on downsampled ~1.8</w:t>
+        <w:t xml:space="preserve">target low-coverage sequencing, and there Selphi 2 is directly comparable. On real capture-plus-low-pass libraries it leads GLIMPSE2 in non-reference concordance in six of six samples on chromosome 22 with either pileup and on each of chromosomes 20, 10 and 1; on downsampled ~1.8</w:t>
       </w:r>
       <m:oMath>
         <m:r>
@@ -21612,7 +20728,7 @@
         <w:t xml:space="preserve"> </w:t>
       </w:r>
       <w:r>
-        <w:t xml:space="preserve">in five of six (0.9493 versus 0.9455); and it is 3.1</w:t>
+        <w:t xml:space="preserve">in five of six; and it is 3.1</w:t>
       </w:r>
       <m:oMath>
         <m:r>
@@ -21626,7 +20742,7 @@
         <w:t xml:space="preserve"> </w:t>
       </w:r>
       <w:r>
-        <w:t xml:space="preserve">faster per sample end-to-end from the BAM. At minor allele frequencies below 0.5% the per-sample ordering on chromosome 22 is not consistent under either metric (Table 1c; Table 2b at 1</w:t>
+        <w:t xml:space="preserve">faster per sample from the BAM. Below 0.5% MAF the per-sample ordering on chromosome 22 is not consistent under either metric (Tables 1c and 2), whereas on chromosomes 10 and 1 the rare stratum carries Selphi 2’s largest and unanimous lead (Table 1d), and in the coverage sweep Selphi 2 leads this stratum from 1</w:t>
       </w:r>
       <m:oMath>
         <m:r>
@@ -21637,7 +20753,21 @@
         </m:r>
       </m:oMath>
       <w:r>
-        <w:t xml:space="preserve">), whereas on chromosomes 10 and 1 the rare stratum is where Selphi 2’s lead is largest and unanimous (Table 1d), and in the coverage sweep Selphi 2 is ahead from 2</w:t>
+        <w:t xml:space="preserve"> </w:t>
+      </w:r>
+      <w:r>
+        <w:t xml:space="preserve">upward. GLIMPSE2 read the panel restricted to polymorphic sites (Limitations).</w:t>
+      </w:r>
+    </w:p>
+    <w:p>
+      <w:pPr>
+        <w:pStyle w:val="BodyText"/>
+      </w:pPr>
+      <w:r>
+        <w:t xml:space="preserve">The phasing experiments separate the phaser’s contribution from the imputer’s. In a full phaser</w:t>
+      </w:r>
+      <w:r>
+        <w:t xml:space="preserve"> </w:t>
       </w:r>
       <m:oMath>
         <m:r>
@@ -21651,7 +20781,90 @@
         <w:t xml:space="preserve"> </w:t>
       </w:r>
       <w:r>
-        <w:t xml:space="preserve">upward. GLIMPSE2 read the panel restricted to polymorphic sites (Limitations).</w:t>
+        <w:t xml:space="preserve">imputer matrix on a 1000 Genomes array target (801 samples), the three phasings (Selphi 2, Beagle 5.5, SHAPEIT5) were practically interchangeable as imputation input: all pairwise overall-</w:t>
+      </w:r>
+      <m:oMath>
+        <m:sSup>
+          <m:e>
+            <m:r>
+              <m:t>R</m:t>
+            </m:r>
+          </m:e>
+          <m:sup>
+            <m:r>
+              <m:t>2</m:t>
+            </m:r>
+          </m:sup>
+        </m:sSup>
+      </m:oMath>
+      <w:r>
+        <w:t xml:space="preserve"> </w:t>
+      </w:r>
+      <w:r>
+        <w:t xml:space="preserve">differences were</w:t>
+      </w:r>
+      <w:r>
+        <w:t xml:space="preserve"> </w:t>
+      </w:r>
+      <m:oMath>
+        <m:r>
+          <m:rPr>
+            <m:sty m:val="p"/>
+          </m:rPr>
+          <m:t>≤</m:t>
+        </m:r>
+        <m:r>
+          <m:t>0.002</m:t>
+        </m:r>
+      </m:oMath>
+      <w:r>
+        <w:t xml:space="preserve"> </w:t>
+      </w:r>
+      <w:r>
+        <w:t xml:space="preserve">for a fixed imputer, an order of magnitude below the imputer effect though formally distinguishable at this sample size. The choice of imputer moved overall</w:t>
+      </w:r>
+      <w:r>
+        <w:t xml:space="preserve"> </w:t>
+      </w:r>
+      <m:oMath>
+        <m:sSup>
+          <m:e>
+            <m:r>
+              <m:t>R</m:t>
+            </m:r>
+          </m:e>
+          <m:sup>
+            <m:r>
+              <m:t>2</m:t>
+            </m:r>
+          </m:sup>
+        </m:sSup>
+      </m:oMath>
+      <w:r>
+        <w:t xml:space="preserve"> </w:t>
+      </w:r>
+      <w:r>
+        <w:t xml:space="preserve">by +0.007 to +0.011 in favour of Selphi 2 whatever the phasing (Supplementary Table S7). This fits the near-equal switch error on common variants (Table 6): array sites are mostly common, where modern phasers agree, so phasing does not limit array imputation and Selphi 2’s advantage belongs to its imputer. Re-phasing an already well-phased panel with Selphi 2 was neutral to negative (a small gain at common variants offset by a loss in the rarest bin), so a panel’s published phasing is best kept (Supplementary Table S8). The pedigree is the exception (Table 6c): when phasing adds information, here the parental genotypes, downstream imputation improves against an independent truth (+0.016 to +0.022</w:t>
+      </w:r>
+      <w:r>
+        <w:t xml:space="preserve"> </w:t>
+      </w:r>
+      <m:oMath>
+        <m:sSup>
+          <m:e>
+            <m:r>
+              <m:t>R</m:t>
+            </m:r>
+          </m:e>
+          <m:sup>
+            <m:r>
+              <m:t>2</m:t>
+            </m:r>
+          </m:sup>
+        </m:sSup>
+      </m:oMath>
+      <w:r>
+        <w:t xml:space="preserve">). Phasing helps imputation through the information it adds, not through the choice among comparable phasers.</w:t>
       </w:r>
     </w:p>
     <w:p>
@@ -21659,10 +20872,92 @@
         <w:pStyle w:val="BodyText"/>
       </w:pPr>
       <w:r>
-        <w:t xml:space="preserve">The phasing experiments also separate the contribution of the phaser from that of the imputer. Imputing a 1000 Genomes array target (801 held-out samples) under a full phasing</w:t>
-      </w:r>
-      <w:r>
-        <w:t xml:space="preserve"> </w:t>
+        <w:t xml:space="preserve">The low-coverage experiments make the matching point about the input. The 25.09 pp gap between the array-equivalent route and the likelihood engine on the same libraries is information, the off-target background and deep flanking coverage that a hard-called array VCF cannot carry. The two routes share the binary, the panel and the truth and differ only in what the target file can express; what an imputer can recover is bounded first by what its input keeps. The same experiments set a reporting rule we apply throughout. Aggregates dominated by homozygous-reference sites (94.4-94.8% of the evaluated sites here, and the monomorphic sites inside per-sample</w:t>
+      </w:r>
+      <w:r>
+        <w:t xml:space="preserve"> </w:t>
+      </w:r>
+      <m:oMath>
+        <m:sSup>
+          <m:e>
+            <m:r>
+              <m:t>R</m:t>
+            </m:r>
+          </m:e>
+          <m:sup>
+            <m:r>
+              <m:t>2</m:t>
+            </m:r>
+          </m:sup>
+        </m:sSup>
+      </m:oMath>
+      <w:r>
+        <w:t xml:space="preserve">) move by hundredths of a point when rare-variant behaviour moves by whole points. We therefore report every aggregate with its strata below 0.5%, 0.5-5% and 5% or more, and take the like-for-like arm, not the better of two pipelines, as the engine’s result.</w:t>
+      </w:r>
+    </w:p>
+    <w:p>
+      <w:pPr>
+        <w:pStyle w:val="BodyText"/>
+      </w:pPr>
+      <w:r>
+        <w:t xml:space="preserve">The work has several limitations. First, in the rarest 1000 Genomes bin (0.05-0.1%) Beagle 5.5 narrowly leads Selphi 2 when both receive the same external phasing (</w:t>
+      </w:r>
+      <m:oMath>
+        <m:r>
+          <m:rPr>
+            <m:sty m:val="p"/>
+          </m:rPr>
+          <m:t>Δ</m:t>
+        </m:r>
+      </m:oMath>
+      <w:r>
+        <w:t xml:space="preserve"> </w:t>
+      </w:r>
+      <w:r>
+        <w:t xml:space="preserve">≈ -0.001 to -0.004</w:t>
+      </w:r>
+      <w:r>
+        <w:t xml:space="preserve"> </w:t>
+      </w:r>
+      <m:oMath>
+        <m:sSup>
+          <m:e>
+            <m:r>
+              <m:t>R</m:t>
+            </m:r>
+          </m:e>
+          <m:sup>
+            <m:r>
+              <m:t>2</m:t>
+            </m:r>
+          </m:sup>
+        </m:sSup>
+      </m:oMath>
+      <w:r>
+        <w:t xml:space="preserve">; Supplementary Tables S1 and S9). The chromosome-wide PBWT statistic behind candidate selection favours long matches and may underweight single-carrier haplotypes whose informative segment is short. As deployed, with its own phasing, Selphi 2 leads in this bin as well (Table 3). Second, the diploid engine, the default, matches or exceeds the haploid engine on SNP</w:t>
+      </w:r>
+      <w:r>
+        <w:t xml:space="preserve"> </w:t>
+      </w:r>
+      <m:oMath>
+        <m:sSup>
+          <m:e>
+            <m:r>
+              <m:t>R</m:t>
+            </m:r>
+          </m:e>
+          <m:sup>
+            <m:r>
+              <m:t>2</m:t>
+            </m:r>
+          </m:sup>
+        </m:sSup>
+      </m:oMath>
+      <w:r>
+        <w:t xml:space="preserve"> </w:t>
+      </w:r>
+      <w:r>
+        <w:t xml:space="preserve">(+0.0018 genome-wide on the consumer arrays), has equal or lower switch error (the two differ by 0.003 points on chromosome 1), and phases the trio benchmark 4.5-5</w:t>
       </w:r>
       <m:oMath>
         <m:r>
@@ -21676,7 +20971,10 @@
         <w:t xml:space="preserve"> </w:t>
       </w:r>
       <w:r>
-        <w:t xml:space="preserve">imputer matrix, the three phasings (Selphi 2, Beagle 5.5, SHAPEIT5) were practically interchangeable as imputation input: all pairwise overall-</w:t>
+        <w:t xml:space="preserve">faster; on the MESA biobank run it is slower (2.98 against 1.83 h). A single-phase diploid run trailed the haploid engine slightly on indels, because rare variants are phased in a separate pass, but the default intra-run phase ensemble (Methods) reverses that (indel</w:t>
+      </w:r>
+      <w:r>
+        <w:t xml:space="preserve"> </w:t>
       </w:r>
       <m:oMath>
         <m:sSup>
@@ -21696,212 +20994,38 @@
         <w:t xml:space="preserve"> </w:t>
       </w:r>
       <w:r>
-        <w:t xml:space="preserve">differences were</w:t>
-      </w:r>
-      <w:r>
-        <w:t xml:space="preserve"> </w:t>
-      </w:r>
-      <m:oMath>
-        <m:r>
-          <m:rPr>
-            <m:sty m:val="p"/>
-          </m:rPr>
-          <m:t>≤</m:t>
-        </m:r>
-        <m:r>
-          <m:t>0.002</m:t>
-        </m:r>
-      </m:oMath>
-      <w:r>
-        <w:t xml:space="preserve"> </w:t>
-      </w:r>
-      <w:r>
-        <w:t xml:space="preserve">for a fixed imputer (an order of magnitude below the imputer effect, though formally distinguishable at this sample size), whereas the choice of imputer moved overall</w:t>
-      </w:r>
-      <w:r>
-        <w:t xml:space="preserve"> </w:t>
-      </w:r>
-      <m:oMath>
-        <m:sSup>
-          <m:e>
-            <m:r>
-              <m:t>R</m:t>
-            </m:r>
-          </m:e>
-          <m:sup>
-            <m:r>
-              <m:t>2</m:t>
-            </m:r>
-          </m:sup>
-        </m:sSup>
-      </m:oMath>
-      <w:r>
-        <w:t xml:space="preserve"> </w:t>
-      </w:r>
-      <w:r>
-        <w:t xml:space="preserve">by +0.007 to +0.011 in favour of Selphi 2 regardless of which tool produced the phasing (Supplementary Table S7). This is consistent with the near-tied switch-error rates on common variants (Table 6): array sites are predominantly common, where modern phasers agree closely, so phasing quality is not the limiting factor for array-based imputation, and Selphi 2’s consistent imputation advantage is a property of its imputer rather than its phasing. Re-deriving the phase of an already-well-phased reference panel with Selphi 2 was likewise net-neutral-to-negative on this benchmark (a small gain on common variants offset by a loss at the rarest bin), so a panel’s published phasing is best retained (Supplementary Table S8). The pedigree result (Table 6c) is the informative exception: where phasing draws on new information (parental genotypes), it improves downstream imputation against an independent truth (+0.016 to +0.022</w:t>
-      </w:r>
-      <w:r>
-        <w:t xml:space="preserve"> </w:t>
-      </w:r>
-      <m:oMath>
-        <m:sSup>
-          <m:e>
-            <m:r>
-              <m:t>R</m:t>
-            </m:r>
-          </m:e>
-          <m:sup>
-            <m:r>
-              <m:t>2</m:t>
-            </m:r>
-          </m:sup>
-        </m:sSup>
-      </m:oMath>
-      <w:r>
-        <w:t xml:space="preserve">), confirming that the value of phasing for imputation lies in the information it adds, not in the choice of phasing algorithm among comparable tools.</w:t>
-      </w:r>
-    </w:p>
-    <w:p>
-      <w:pPr>
-        <w:pStyle w:val="BodyText"/>
-      </w:pPr>
-      <w:r>
-        <w:t xml:space="preserve">The low-coverage experiments make the complementary point about the input representation. The +25.09 pp gap between the array-equivalent route and the likelihood engine on the same libraries is information, the off-target backbone and the deep flanking coverage that a hard-called array VCF cannot carry, not imputer tuning: the two routes share the binary, the panel and the truth, and differ only in what the target file is allowed to say. It is the counterpart, on the target side, of the phaser-versus-imputer separation above: what an imputer can recover is bounded first by what its input retains. The same experiments impose a reporting rule that we apply throughout. Aggregate statistics dominated by homozygous-reference sites (94.4-94.8% of the evaluated sites here; the monomorphic sites of per-sample</w:t>
-      </w:r>
-      <w:r>
-        <w:t xml:space="preserve"> </w:t>
-      </w:r>
-      <m:oMath>
-        <m:sSup>
-          <m:e>
-            <m:r>
-              <m:t>R</m:t>
-            </m:r>
-          </m:e>
-          <m:sup>
-            <m:r>
-              <m:t>2</m:t>
-            </m:r>
-          </m:sup>
-        </m:sSup>
-      </m:oMath>
-      <w:r>
-        <w:t xml:space="preserve"> </w:t>
-      </w:r>
-      <w:r>
-        <w:t xml:space="preserve">in the downsampled benchmark) move by hundredths of a point when rare-variant behaviour changes by whole points, so every aggregate is reported with its below-0.5%, 0.5-5% and 5%-or-more strata, and the like-for-like arm, not the more favourable of two pipelines, is taken as the engine’s result.</w:t>
-      </w:r>
-    </w:p>
-    <w:p>
-      <w:pPr>
-        <w:pStyle w:val="BodyText"/>
-      </w:pPr>
-      <w:r>
-        <w:t xml:space="preserve">Several limitations of the present work bear discussion. First, at the rarest MAF bin (0.05-0.1%) on the 1000 Genomes panel, Beagle 5.5 narrowly outperforms Selphi 2 in the imputation-only arm, where both tools are handed the same external phasing (</w:t>
-      </w:r>
-      <m:oMath>
-        <m:r>
-          <m:rPr>
-            <m:sty m:val="p"/>
-          </m:rPr>
-          <m:t>Δ</m:t>
-        </m:r>
-      </m:oMath>
-      <w:r>
-        <w:t xml:space="preserve"> </w:t>
-      </w:r>
-      <w:r>
-        <w:t xml:space="preserve">≈ -0.001 to -0.004</w:t>
-      </w:r>
-      <w:r>
-        <w:t xml:space="preserve"> </w:t>
-      </w:r>
-      <m:oMath>
-        <m:sSup>
-          <m:e>
-            <m:r>
-              <m:t>R</m:t>
-            </m:r>
-          </m:e>
-          <m:sup>
-            <m:r>
-              <m:t>2</m:t>
-            </m:r>
-          </m:sup>
-        </m:sSup>
-      </m:oMath>
-      <w:r>
-        <w:t xml:space="preserve">; Supplementary Tables S1 and S9); the chromosome-wide PBWT statistic underlying Selphi’s candidate selection is, by construction, biased toward longer-range matches and may underweight single-carrier haplotypes whose informative segment is short. In full-pipeline mode, as Selphi 2 is deployed, it leads at this bin as well (Table 3). Second, the diploid engine, Selphi 2’s default, dominates the haploid engine across the benchmarks: it matches or exceeds it on SNP</w:t>
-      </w:r>
-      <w:r>
-        <w:t xml:space="preserve"> </w:t>
-      </w:r>
-      <m:oMath>
-        <m:sSup>
-          <m:e>
-            <m:r>
-              <m:t>R</m:t>
-            </m:r>
-          </m:e>
-          <m:sup>
-            <m:r>
-              <m:t>2</m:t>
-            </m:r>
-          </m:sup>
-        </m:sSup>
-      </m:oMath>
-      <w:r>
-        <w:t xml:space="preserve"> </w:t>
-      </w:r>
-      <w:r>
-        <w:t xml:space="preserve">at every density (e.g. +0.0013</w:t>
-      </w:r>
-      <w:r>
-        <w:t xml:space="preserve"> </w:t>
-      </w:r>
-      <m:oMath>
-        <m:sSup>
-          <m:e>
-            <m:r>
-              <m:t>R</m:t>
-            </m:r>
-          </m:e>
-          <m:sup>
-            <m:r>
-              <m:t>2</m:t>
-            </m:r>
-          </m:sup>
-        </m:sSup>
-      </m:oMath>
-      <w:r>
-        <w:t xml:space="preserve"> </w:t>
-      </w:r>
-      <w:r>
-        <w:t xml:space="preserve">on chr22 1000 Genomes; +0.0018</w:t>
-      </w:r>
-      <w:r>
-        <w:t xml:space="preserve"> </w:t>
-      </w:r>
-      <m:oMath>
-        <m:sSup>
-          <m:e>
-            <m:r>
-              <m:t>R</m:t>
-            </m:r>
-          </m:e>
-          <m:sup>
-            <m:r>
-              <m:t>2</m:t>
-            </m:r>
-          </m:sup>
-        </m:sSup>
-      </m:oMath>
-      <w:r>
-        <w:t xml:space="preserve"> </w:t>
-      </w:r>
-      <w:r>
-        <w:t xml:space="preserve">genome-wide on the consumer-array set), wins phasing switch-error, and runs roughly 2.5</w:t>
+        <w:t xml:space="preserve">0.7939 against 0.7909 on the consumer arrays). We therefore use the diploid engine for all inputs and expose the haploid one through</w:t>
+      </w:r>
+      <w:r>
+        <w:t xml:space="preserve"> </w:t>
+      </w:r>
+      <w:r>
+        <w:rPr>
+          <w:rStyle w:val="VerbatimChar"/>
+        </w:rPr>
+        <w:t xml:space="preserve">--phasing-engine haploid</w:t>
+      </w:r>
+      <w:r>
+        <w:t xml:space="preserve">; no current rule predicts the better engine from cohort admixture alone. Third, the adaptive sizing rule (Methods, Candidate selection and HMM) has two constants (</w:t>
+      </w:r>
+      <m:oMath>
+        <m:r>
+          <m:t>γ</m:t>
+        </m:r>
+      </m:oMath>
+      <w:r>
+        <w:t xml:space="preserve">,</w:t>
+      </w:r>
+      <w:r>
+        <w:t xml:space="preserve"> </w:t>
+      </w:r>
+      <m:oMath>
+        <m:r>
+          <m:t>α</m:t>
+        </m:r>
+      </m:oMath>
+      <w:r>
+        <w:t xml:space="preserve">) tuned on three panels (1000 Genomes, a UK Biobank subset, TOPMed); we have not validated them on a panel materially different from these. Fourth, keeping 78% of a 171,054-haplotype panel as candidates is costly on biobank-scale runs (2.6</w:t>
       </w:r>
       <m:oMath>
         <m:r>
@@ -21915,49 +21039,10 @@
         <w:t xml:space="preserve"> </w:t>
       </w:r>
       <w:r>
-        <w:t xml:space="preserve">faster. A single-phase diploid run trailed the haploid engine slightly on indels (the diploid phases rare variants in a separate pass, versus the haploid engine’s unified treatment), but the diploid intra-run phase ensemble, on by default (Methods), closes and reverses that gap (diploid indel</w:t>
-      </w:r>
-      <w:r>
-        <w:t xml:space="preserve"> </w:t>
-      </w:r>
-      <m:oMath>
-        <m:sSup>
-          <m:e>
-            <m:r>
-              <m:t>R</m:t>
-            </m:r>
-          </m:e>
-          <m:sup>
-            <m:r>
-              <m:t>2</m:t>
-            </m:r>
-          </m:sup>
-        </m:sSup>
-      </m:oMath>
-      <w:r>
-        <w:t xml:space="preserve"> </w:t>
-      </w:r>
-      <w:r>
-        <w:t xml:space="preserve">0.7939 versus 0.7909 genome-wide on the consumer-array set). We therefore default to the diploid engine for all inputs and expose the haploid engine via –phasing-engine haploid; no current rule predicts the optimal engine from cohort admixture alone. Third, the panel-adaptive candidate-set sizing rule (Methods, Candidate selection and HMM) is parameterized by two scalar constants (</w:t>
-      </w:r>
-      <m:oMath>
-        <m:r>
-          <m:t>γ</m:t>
-        </m:r>
-      </m:oMath>
-      <w:r>
-        <w:t xml:space="preserve">,</w:t>
-      </w:r>
-      <w:r>
-        <w:t xml:space="preserve"> </w:t>
-      </w:r>
-      <m:oMath>
-        <m:r>
-          <m:t>α</m:t>
-        </m:r>
-      </m:oMath>
-      <w:r>
-        <w:t xml:space="preserve">) that we tuned on three panels (1000 Genomes, UK Biobank subset, TOPMed); the rule extrapolates to other panel sizes and diversity levels in the manner of its derivation, but we have not independently validated the choice of constants on a panel materially different from these three. Fourth, on biobank-scale runs the wall-time cost of retaining 78% of a 171,054-haplotype panel as candidates is substantial (2.7</w:t>
+        <w:t xml:space="preserve">Beagle’s wall time on MESA 5K</w:t>
+      </w:r>
+      <w:r>
+        <w:t xml:space="preserve"> </w:t>
       </w:r>
       <m:oMath>
         <m:r>
@@ -21971,7 +21056,53 @@
         <w:t xml:space="preserve"> </w:t>
       </w:r>
       <w:r>
-        <w:t xml:space="preserve">Beagle on MESA 5K</w:t>
+        <w:t xml:space="preserve">TOPMed chromosome 20); where rare-variant accuracy is not the priority, a smaller fixed</w:t>
+      </w:r>
+      <w:r>
+        <w:t xml:space="preserve"> </w:t>
+      </w:r>
+      <m:oMath>
+        <m:sSub>
+          <m:e>
+            <m:r>
+              <m:t>m</m:t>
+            </m:r>
+          </m:e>
+          <m:sub>
+            <m:r>
+              <m:t>c</m:t>
+            </m:r>
+          </m:sub>
+        </m:sSub>
+      </m:oMath>
+      <w:r>
+        <w:t xml:space="preserve"> </w:t>
+      </w:r>
+      <w:r>
+        <w:t xml:space="preserve">runs faster. Fifth, earlier versions of Selphi 2’s own phasing trailed Beagle by ≈0.003</w:t>
+      </w:r>
+      <w:r>
+        <w:t xml:space="preserve"> </w:t>
+      </w:r>
+      <m:oMath>
+        <m:sSup>
+          <m:e>
+            <m:r>
+              <m:t>R</m:t>
+            </m:r>
+          </m:e>
+          <m:sup>
+            <m:r>
+              <m:t>2</m:t>
+            </m:r>
+          </m:sup>
+        </m:sSup>
+      </m:oMath>
+      <w:r>
+        <w:t xml:space="preserve"> </w:t>
+      </w:r>
+      <w:r>
+        <w:t xml:space="preserve">on common SNPs of the consumer arrays. We first read this as a general difference in phasing, but it was a single defect: array no-calls (≈1.7% of typed sites) were folded to homozygous reference before phasing instead of imputed, corrupting the phasing scaffold and the choice of panel haplotypes at exactly those sites. Imputing the no-calls during phasing, by a copying consensus over the nearest PBWT neighbours in both engines (Methods), closed nearly all of the gap, and the diploid engine’s intra-run ensemble carried it past every other pipeline (Table 5). With its own phasing the diploid engine now exceeds Beagle on SNPs and indels and matches the Beagle-phased configuration on SNPs while exceeding it on indels (0.9609 / 0.7939 against 0.9601 / 0.7911), so deployment does not depend on an external phaser. The diploid engine gained most: SNP 0.9553 to 0.9588 from the no-call fix, then 0.9605 with the ensemble (0.9609 in the current release). The consumer-array set has only six individuals, so per-sample variance is appreciable even though the ranking holds in every individual. Finally, the MESA</w:t>
       </w:r>
       <w:r>
         <w:t xml:space="preserve"> </w:t>
@@ -21988,30 +21119,15 @@
         <w:t xml:space="preserve"> </w:t>
       </w:r>
       <w:r>
-        <w:t xml:space="preserve">TOPMed chr20); for use cases where rare-variant accuracy is not the priority, users may set a smaller fixed</w:t>
-      </w:r>
-      <w:r>
-        <w:t xml:space="preserve"> </w:t>
-      </w:r>
-      <m:oMath>
-        <m:sSub>
-          <m:e>
-            <m:r>
-              <m:t>m</m:t>
-            </m:r>
-          </m:e>
-          <m:sub>
-            <m:r>
-              <m:t>c</m:t>
-            </m:r>
-          </m:sub>
-        </m:sSub>
-      </m:oMath>
-      <w:r>
-        <w:t xml:space="preserve"> </w:t>
-      </w:r>
-      <w:r>
-        <w:t xml:space="preserve">to recover faster runtime. Relatedly, on the consumer-array benchmark against high-coverage WGS truth (Results, Table 5), Selphi 2’s imputer exceeds Beagle 5.5 when both are given identical phasing (SNP</w:t>
+        <w:t xml:space="preserve">TOPMed benchmark covers chromosome 20 only and the per-MAF panel breakdowns chromosomes 1, 21 and 22, although the 1000 Genomes and HGDP aggregates (Figure 3a; Table 4c) are genome-wide; the sizing rule on the X chromosome under sex-aware phasing remains to be characterised.</w:t>
+      </w:r>
+    </w:p>
+    <w:p>
+      <w:pPr>
+        <w:pStyle w:val="BodyText"/>
+      </w:pPr>
+      <w:r>
+        <w:t xml:space="preserve">The low-coverage benchmarks have their own limitations. First, they rest on six samples from two trios, on chromosome 22 with replication on chromosomes 20, 10 and 1, and all six libraries come from one capture design, instrument and provider. Second, genotype concordance (capture libraries) and dosage</w:t>
       </w:r>
       <w:r>
         <w:t xml:space="preserve"> </w:t>
@@ -22034,30 +21150,76 @@
         <w:t xml:space="preserve"> </w:t>
       </w:r>
       <w:r>
-        <w:t xml:space="preserve">0.9601 versus 0.9584; indel 0.7911 versus 0.7840). Earlier versions of Selphi 2’s own internal phasing trailed Beagle by ≈0.003</w:t>
-      </w:r>
-      <w:r>
-        <w:t xml:space="preserve"> </w:t>
-      </w:r>
-      <m:oMath>
-        <m:sSup>
-          <m:e>
-            <m:r>
-              <m:t>R</m:t>
-            </m:r>
-          </m:e>
-          <m:sup>
-            <m:r>
-              <m:t>2</m:t>
-            </m:r>
-          </m:sup>
-        </m:sSup>
-      </m:oMath>
-      <w:r>
-        <w:t xml:space="preserve"> </w:t>
-      </w:r>
-      <w:r>
-        <w:t xml:space="preserve">on common SNPs, which we initially read as a broad-spectrum difference between our phasing and Beagle’s decoding; on closer investigation it was instead a single localized defect, array no-call genotypes (≈1.7% of typed sites on this array) were folded to homozygous reference before phasing rather than imputed, corrupting both the phasing scaffold and the imputer’s reference-haplotype selection precisely at those sites. Imputing the missing genotypes during phasing (Methods), by a local copying consensus over the nearest PBWT neighbours, applied in both engines, closes essentially all of that gap, and the diploid engine’s default intra-run phase ensemble (Methods) then carries it past every other pipeline (Table 5): with its own internal phasing Selphi 2’s default diploid engine now exceeds Beagle on both SNPs and indels (the haploid engine matches Beagle on SNPs and exceeds it on indels), and the diploid engine (SNP 0.9609, indel 0.7939) matches the Beagle-phased configurations on SNPs and exceeds them on indels (0.9601 / 0.7911), so the deployment need not depend on an external phaser. The diploid engine, whose graph construction already tolerated missing genotypes for phasing but discarded the imputed values when it wrote the scaffold, gained the most accuracy from these two changes, SNP 0.9553 to 0.9588 from the no-call fix, then to 0.9605 with the intra-run ensemble (0.9609 in the current release), at roughly 2.5</w:t>
+        <w:t xml:space="preserve">(downsampled genomes) are complementary: they use different panels (4,796 against 4,478 and 6,332 haplotypes), site lists and denominators, and we do not combine them. Third, the capture libraries are capture-plus-background rather than uniform low-pass sequencing: 54.5-61.6% of the chromosome-22 panel SNP sites carry no read, and the array-equivalent route’s absolute values are specific to the 4,796-haplotype panel. Fourth, with default settings GLIMPSE2 v2.0.0’s</w:t>
+      </w:r>
+      <w:r>
+        <w:t xml:space="preserve"> </w:t>
+      </w:r>
+      <w:r>
+        <w:rPr>
+          <w:rStyle w:val="VerbatimChar"/>
+        </w:rPr>
+        <w:t xml:space="preserve">--bam-file</w:t>
+      </w:r>
+      <w:r>
+        <w:t xml:space="preserve"> </w:t>
+      </w:r>
+      <w:r>
+        <w:t xml:space="preserve">path skips panel-monomorphic sites during its scan pass but not during parsing, and aborts every chunk with</w:t>
+      </w:r>
+      <w:r>
+        <w:t xml:space="preserve"> </w:t>
+      </w:r>
+      <w:r>
+        <w:t xml:space="preserve">“AC/AN INFO fields in VCF are inconsistent with GT field”</w:t>
+      </w:r>
+      <w:r>
+        <w:t xml:space="preserve"> </w:t>
+      </w:r>
+      <w:r>
+        <w:t xml:space="preserve">(54,406 such sites on chromosome 22). The documented workaround is</w:t>
+      </w:r>
+      <w:r>
+        <w:t xml:space="preserve"> </w:t>
+      </w:r>
+      <w:r>
+        <w:rPr>
+          <w:rStyle w:val="VerbatimChar"/>
+        </w:rPr>
+        <w:t xml:space="preserve">--keep-monomorphic-ref-sites</w:t>
+      </w:r>
+      <w:r>
+        <w:t xml:space="preserve">, which we did not test; we instead pre-filtered the panel, for GLIMPSE2 on chromosome 22 and for both tools on chromosomes 20, 10 and 1. Selphi 2 accepts the unfiltered panel, and GLIMPSE2’s VCF-likelihood path is unaffected. Fifth, Selphi 2’s likelihood-file reader treats records without a</w:t>
+      </w:r>
+      <w:r>
+        <w:t xml:space="preserve"> </w:t>
+      </w:r>
+      <w:r>
+        <w:rPr>
+          <w:rStyle w:val="VerbatimChar"/>
+        </w:rPr>
+        <w:t xml:space="preserve">PL</w:t>
+      </w:r>
+      <w:r>
+        <w:t xml:space="preserve"> </w:t>
+      </w:r>
+      <w:r>
+        <w:t xml:space="preserve">field as flat-likelihood sites, so a</w:t>
+      </w:r>
+      <w:r>
+        <w:t xml:space="preserve"> </w:t>
+      </w:r>
+      <w:r>
+        <w:rPr>
+          <w:rStyle w:val="VerbatimChar"/>
+        </w:rPr>
+        <w:t xml:space="preserve">PL</w:t>
+      </w:r>
+      <w:r>
+        <w:t xml:space="preserve"> </w:t>
+      </w:r>
+      <w:r>
+        <w:t xml:space="preserve">VCF carrying genotype-only indel records loses accuracy (chromosome 20, HG004: 92.49% against 98.07% non-reference concordance with those records removed); likelihood files should contain only records with likelihoods, as here, or the BAM path should be used. Sixth, heterozygote precision on chromosome 10 is lower than GLIMPSE2’s in both Selphi 2 arms (native -0.48 pp, three of six samples), the one metric on one chromosome in Table 1d where Selphi 2 does not lead. Seventh, QUILT2 was not run on the capture libraries. Eighth, under default settings the low-coverage engine’s conditioning set is largely independent of the target: the PBWT-selected union is capped in haplotype-index order and, because it covers nearly the whole panel, the cap keeps an almost fixed low-index subset, so the per-haplotype rare-carrier augmentation carries the target-specific information (Methods). A rank-order cap recovers the rarest bin at 0.5</w:t>
       </w:r>
       <m:oMath>
         <m:r>
@@ -22071,138 +21233,7 @@
         <w:t xml:space="preserve"> </w:t>
       </w:r>
       <w:r>
-        <w:t xml:space="preserve">the haploid engine’s phasing speed. The consumer-array set is small (n = 6), so its per-sample variance is appreciable even though the tool ranking is consistent across the six individuals. Finally, the present array-versus-WGS comparisons aside, the biobank-scale MESA</w:t>
-      </w:r>
-      <w:r>
-        <w:t xml:space="preserve"> </w:t>
-      </w:r>
-      <m:oMath>
-        <m:r>
-          <m:rPr>
-            <m:sty m:val="p"/>
-          </m:rPr>
-          <m:t>×</m:t>
-        </m:r>
-      </m:oMath>
-      <w:r>
-        <w:t xml:space="preserve"> </w:t>
-      </w:r>
-      <w:r>
-        <w:t xml:space="preserve">TOPMed benchmark is restricted to chromosome 20 and the per-MAF panel breakdowns to chromosomes 1, 21 and 22, though the 1000 Genomes and out-of-panel HGDP aggregates (Figure 3a; Table 4c) are genome-wide; the panel-adaptive rule’s behavior on the X chromosome under sex-aware phasing remains to be characterized in a dedicated whole-genome study.</w:t>
-      </w:r>
-    </w:p>
-    <w:p>
-      <w:pPr>
-        <w:pStyle w:val="BodyText"/>
-      </w:pPr>
-      <w:r>
-        <w:t xml:space="preserve">The low-coverage benchmarks have their own limitations. First, they rest on six samples from two trios, on chromosome 22 with replication on chromosomes 20, 10 and 1, and all six libraries come from one capture design, one instrument and one provider. Second, genotype concordance (capture libraries) and dosage</w:t>
-      </w:r>
-      <w:r>
-        <w:t xml:space="preserve"> </w:t>
-      </w:r>
-      <m:oMath>
-        <m:sSup>
-          <m:e>
-            <m:r>
-              <m:t>R</m:t>
-            </m:r>
-          </m:e>
-          <m:sup>
-            <m:r>
-              <m:t>2</m:t>
-            </m:r>
-          </m:sup>
-        </m:sSup>
-      </m:oMath>
-      <w:r>
-        <w:t xml:space="preserve"> </w:t>
-      </w:r>
-      <w:r>
-        <w:t xml:space="preserve">(downsampled genomes) are complementary, not interchangeable: they use different panels (4,796 against 4,478 and 6,332 haplotypes), different site lists and different denominators, and we do not combine them. Third, the capture libraries are capture-plus-background, not uniform low-pass sequencing: 54.5-61.6% of the chromosome-22 panel SNP sites carry no read, and the absolute values of the array-equivalent route are specific to the 4,796-haplotype panel. Fourth, with default settings GLIMPSE2 v2.0.0’s</w:t>
-      </w:r>
-      <w:r>
-        <w:t xml:space="preserve"> </w:t>
-      </w:r>
-      <w:r>
-        <w:rPr>
-          <w:rStyle w:val="VerbatimChar"/>
-        </w:rPr>
-        <w:t xml:space="preserve">--bam-file</w:t>
-      </w:r>
-      <w:r>
-        <w:t xml:space="preserve"> </w:t>
-      </w:r>
-      <w:r>
-        <w:t xml:space="preserve">path skips panel sites that are monomorphic in the panel during its scan pass but not during parsing, and aborts every chunk with</w:t>
-      </w:r>
-      <w:r>
-        <w:t xml:space="preserve"> </w:t>
-      </w:r>
-      <w:r>
-        <w:t xml:space="preserve">“AC/AN INFO fields in VCF are inconsistent with GT field”</w:t>
-      </w:r>
-      <w:r>
-        <w:t xml:space="preserve"> </w:t>
-      </w:r>
-      <w:r>
-        <w:t xml:space="preserve">(54,406 such sites on chromosome 22); the documented workaround is</w:t>
-      </w:r>
-      <w:r>
-        <w:t xml:space="preserve"> </w:t>
-      </w:r>
-      <w:r>
-        <w:rPr>
-          <w:rStyle w:val="VerbatimChar"/>
-        </w:rPr>
-        <w:t xml:space="preserve">--keep-monomorphic-ref-sites</w:t>
-      </w:r>
-      <w:r>
-        <w:t xml:space="preserve">, which we did not test, or pre-filtering the panel, which we applied for GLIMPSE2 on chromosome 22 and for both tools on chromosomes 20, 10 and 1. Selphi 2 accepts the unfiltered panel, and GLIMPSE2’s VCF-likelihood input path is unaffected. Fifth, Selphi 2’s likelihood-file reader treats records without a</w:t>
-      </w:r>
-      <w:r>
-        <w:t xml:space="preserve"> </w:t>
-      </w:r>
-      <w:r>
-        <w:rPr>
-          <w:rStyle w:val="VerbatimChar"/>
-        </w:rPr>
-        <w:t xml:space="preserve">PL</w:t>
-      </w:r>
-      <w:r>
-        <w:t xml:space="preserve"> </w:t>
-      </w:r>
-      <w:r>
-        <w:t xml:space="preserve">field as flat-likelihood target sites, so a</w:t>
-      </w:r>
-      <w:r>
-        <w:t xml:space="preserve"> </w:t>
-      </w:r>
-      <w:r>
-        <w:rPr>
-          <w:rStyle w:val="VerbatimChar"/>
-        </w:rPr>
-        <w:t xml:space="preserve">PL</w:t>
-      </w:r>
-      <w:r>
-        <w:t xml:space="preserve"> </w:t>
-      </w:r>
-      <w:r>
-        <w:t xml:space="preserve">VCF that carries genotype-only indel records loses accuracy (chromosome 20, HG004: 92.49% against 98.07% non-reference concordance with those records removed); likelihood files should be restricted to records carrying likelihoods, as here, or the BAM path used. Sixth, heterozygote precision on chromosome 10 is lower than GLIMPSE2’s in both Selphi 2 arms (native -0.48 pp, three of six samples), the one metric on one chromosome in Table 1d where Selphi 2 does not lead. Seventh, QUILT2 was not run on the capture libraries. Eighth, the conditioning set of the low-coverage engine is largely target-independent under the default settings: the PBWT-selected union is capped in haplotype-index order and, because the union covers nearly the whole panel, the cap keeps an almost fixed low-index subset, so the per-haplotype rare-carrier augmentation carries the target-specific information (Methods). A rank-order cap that recovers the ultra-rare bin at 0.5</w:t>
-      </w:r>
-      <m:oMath>
-        <m:r>
-          <m:rPr>
-            <m:sty m:val="p"/>
-          </m:rPr>
-          <m:t>×</m:t>
-        </m:r>
-      </m:oMath>
-      <w:r>
-        <w:t xml:space="preserve"> </w:t>
-      </w:r>
-      <w:r>
-        <w:t xml:space="preserve">lowers other bins, and a cap that preserves both the panel-wide diversity of the fixed subset and the local specificity of the PBWT ranking remains to be designed and measured. Finally, a seventh capture library (NA12878) was excluded for the reason given in Methods.</w:t>
+        <w:t xml:space="preserve">but lowers other bins; a cap that keeps both the diversity of the fixed subset and the local specificity of the PBWT ranking remains to be designed and measured. Finally, a seventh capture library (NA12878) was excluded for the reason given in Methods.</w:t>
       </w:r>
     </w:p>
     <w:p>
@@ -22220,7 +21251,7 @@
         <w:t xml:space="preserve"> </w:t>
       </w:r>
       <w:r>
-        <w:t xml:space="preserve">Imputation output can in principle leak information about the reference panel, because each imputed dosage is a deterministic function of the panel haplotypes the model copies from, and adaptively constructed queries can reconstruct panel haplotypes from an imputation server’s output</w:t>
+        <w:t xml:space="preserve">Imputation output can leak information about the reference panel: each dosage is a deterministic function of the panel haplotypes the model copies, and adaptively chosen queries can reconstruct panel haplotypes from an imputation server’s output</w:t>
       </w:r>
       <w:r>
         <w:rPr>
@@ -22229,7 +21260,7 @@
         <w:t xml:space="preserve">31</w:t>
       </w:r>
       <w:r>
-        <w:t xml:space="preserve">. Two aspects of Selphi 2’s design bear on this. Unlike Selphi 1’s single whole-chromosome PBWT pass, Selphi 2 confines haplotype matching to large overlapping windows (80 cM by default), which bounds the longest contiguous reference segment any single query can expose, the quantity that segment-linking reconstruction attacks exploit. For deployments serving sensitive panels, the panel can additionally be held under controlled access (as the TOPMed and MESA data used here are) and per-query output aggregated or rate-limited. We did not perform a formal privacy analysis; quantifying the reconstruction risk of windowed matching relative to a whole-chromosome scan is a direction for server deployments.</w:t>
+        <w:t xml:space="preserve">. Two features of Selphi 2 bear on this. Unlike Selphi 1’s whole-chromosome PBWT pass, Selphi 2 matches within large overlapping windows (80 cM by default), which bounds the longest contiguous panel segment one query can expose, the quantity segment-linking attacks exploit. For sensitive panels, the panel can also be held under controlled access, as the TOPMed and MESA data used here are, and per-query output aggregated or rate-limited. We did not perform a formal privacy analysis; quantifying the reconstruction risk of windowed matching against a whole-chromosome scan is a question for server deployments.</w:t>
       </w:r>
     </w:p>
     <w:bookmarkEnd w:id="52"/>
